--- a/quotation-generator/assets/报价单模板-泰国公司.docx
+++ b/quotation-generator/assets/报价单模板-泰国公司.docx
@@ -8,12 +8,12 @@
       </w:pPr>
       <w:r>
         <w:rPr>
-          <w:rFonts w:hint="eastAsia" w:ascii="FangSong" w:hAnsi="FangSong" w:eastAsia="FangSong" w:cs="FangSong"/>
-          <w:sz w:val="24"/>
-          <w:szCs w:val="24"/>
+          <w:rFonts w:hint="eastAsia" w:ascii="仿宋" w:hAnsi="仿宋" w:eastAsia="仿宋" w:cs="仿宋"/>
+          <w:sz w:val="20"/>
+          <w:szCs w:val="20"/>
           <w:lang w:val="en-US" w:eastAsia="zh-CN"/>
         </w:rPr>
-        <w:t>公司名称    ：</w:t>
+        <w:t>公司名称：</w:t>
       </w:r>
     </w:p>
     <w:p>
@@ -22,12 +22,12 @@
       </w:pPr>
       <w:r>
         <w:rPr>
-          <w:rFonts w:hint="eastAsia" w:ascii="FangSong" w:hAnsi="FangSong" w:eastAsia="FangSong" w:cs="FangSong"/>
-          <w:sz w:val="24"/>
-          <w:szCs w:val="24"/>
+          <w:rFonts w:hint="eastAsia" w:ascii="仿宋" w:hAnsi="仿宋" w:eastAsia="仿宋" w:cs="仿宋"/>
+          <w:sz w:val="20"/>
+          <w:szCs w:val="20"/>
           <w:lang w:val="en-US" w:eastAsia="zh-CN"/>
         </w:rPr>
-        <w:t>联系人      ：</w:t>
+        <w:t>联系人  ：</w:t>
       </w:r>
     </w:p>
     <w:p>
@@ -36,12 +36,12 @@
       </w:pPr>
       <w:r>
         <w:rPr>
-          <w:rFonts w:hint="eastAsia" w:ascii="FangSong" w:hAnsi="FangSong" w:eastAsia="FangSong" w:cs="FangSong"/>
-          <w:sz w:val="24"/>
-          <w:szCs w:val="24"/>
+          <w:rFonts w:hint="eastAsia" w:ascii="仿宋" w:hAnsi="仿宋" w:eastAsia="仿宋" w:cs="仿宋"/>
+          <w:sz w:val="20"/>
+          <w:szCs w:val="20"/>
           <w:lang w:val="en-US" w:eastAsia="zh-CN"/>
         </w:rPr>
-        <w:t>联系方式    ：</w:t>
+        <w:t>联系方式：</w:t>
       </w:r>
     </w:p>
     <w:p>
@@ -50,12 +50,12 @@
       </w:pPr>
       <w:r>
         <w:rPr>
-          <w:rFonts w:hint="eastAsia" w:ascii="FangSong" w:hAnsi="FangSong" w:eastAsia="FangSong" w:cs="FangSong"/>
-          <w:sz w:val="24"/>
-          <w:szCs w:val="24"/>
+          <w:rFonts w:hint="eastAsia" w:ascii="仿宋" w:hAnsi="仿宋" w:eastAsia="仿宋" w:cs="仿宋"/>
+          <w:sz w:val="20"/>
+          <w:szCs w:val="20"/>
           <w:lang w:val="en-US" w:eastAsia="zh-CN"/>
         </w:rPr>
-        <w:t>报价日期    ：2026年8月9日</w:t>
+        <w:t>报价日期：2026年9月11日</w:t>
       </w:r>
     </w:p>
     <w:p>
@@ -64,20 +64,12 @@
       </w:pPr>
       <w:r>
         <w:rPr>
-          <w:rFonts w:hint="eastAsia" w:ascii="FangSong" w:hAnsi="FangSong" w:eastAsia="FangSong" w:cs="FangSong"/>
-          <w:sz w:val="24"/>
-          <w:szCs w:val="24"/>
+          <w:rFonts w:hint="eastAsia" w:ascii="仿宋" w:hAnsi="仿宋" w:eastAsia="仿宋" w:cs="仿宋"/>
+          <w:sz w:val="20"/>
+          <w:szCs w:val="20"/>
           <w:lang w:val="en-US" w:eastAsia="zh-CN"/>
         </w:rPr>
-        <w:t>合同号      ：</w:t>
-      </w:r>
-      <w:r>
-        <w:rPr>
-          <w:rFonts w:ascii="仿宋" w:hAnsi="仿宋" w:eastAsia="仿宋" w:cs="仿宋"/>
-          <w:bCs/>
-          <w:lang w:eastAsia="zh-Hans"/>
-        </w:rPr>
-        <w:t>SHMTH/VII/2026/S170</w:t>
+        <w:t>合同号  ：</w:t>
       </w:r>
     </w:p>
     <w:p>
@@ -91,27 +83,15 @@
       </w:pPr>
       <w:r>
         <w:rPr>
-          <w:rFonts w:hint="eastAsia" w:ascii="FangSong" w:hAnsi="FangSong" w:eastAsia="FangSong" w:cs="FangSong"/>
+          <w:rFonts w:hint="eastAsia" w:ascii="仿宋" w:hAnsi="仿宋" w:eastAsia="仿宋" w:cs="仿宋"/>
           <w:b/>
           <w:bCs/>
           <w:color w:val="4472C4"/>
-          <w:sz w:val="38"/>
-          <w:szCs w:val="38"/>
+          <w:sz w:val="40"/>
+          <w:szCs w:val="40"/>
           <w:lang w:val="en-US" w:eastAsia="zh-CN"/>
         </w:rPr>
-        <w:t>泰国公司服务方案</w:t>
-      </w:r>
-      <w:r>
-        <w:rPr>
-          <w:rFonts w:hint="eastAsia" w:ascii="FangSong" w:hAnsi="FangSong" w:eastAsia="FangSong" w:cs="FangSong"/>
-          <w:b/>
-          <w:bCs/>
-          <w:color w:val="4472C4"/>
-          <w:sz w:val="36"/>
-          <w:szCs w:val="36"/>
-          <w:lang w:val="en-US" w:eastAsia="zh-CN"/>
-        </w:rPr>
-        <w:t>综合服务方案</w:t>
+        <w:t>泰国公司注册综合服务方案</w:t>
       </w:r>
     </w:p>
     <w:p>
@@ -120,7 +100,7 @@
       </w:pPr>
       <w:r>
         <w:rPr>
-          <w:rFonts w:hint="eastAsia" w:ascii="FangSong" w:hAnsi="FangSong" w:eastAsia="FangSong" w:cs="FangSong"/>
+          <w:rFonts w:hint="eastAsia" w:ascii="仿宋" w:hAnsi="仿宋" w:eastAsia="仿宋" w:cs="仿宋"/>
           <w:b/>
           <w:bCs/>
           <w:color w:val="000000"/>
@@ -134,7 +114,7 @@
     <w:tbl>
       <w:tblPr>
         <w:tblStyle w:val="11"/>
-        <w:tblW w:w="9790" w:type="dxa"/>
+        <w:tblW w:w="10034" w:type="dxa"/>
         <w:tblInd w:w="-439" w:type="dxa"/>
         <w:tblBorders>
           <w:top w:val="single" w:color="auto" w:sz="4" w:space="0"/>
@@ -153,11 +133,11 @@
         </w:tblCellMar>
       </w:tblPr>
       <w:tblGrid>
-        <w:gridCol w:w="555"/>
-        <w:gridCol w:w="2514"/>
-        <w:gridCol w:w="1050"/>
-        <w:gridCol w:w="2000"/>
-        <w:gridCol w:w="3671"/>
+        <w:gridCol w:w="431"/>
+        <w:gridCol w:w="2714"/>
+        <w:gridCol w:w="765"/>
+        <w:gridCol w:w="1873"/>
+        <w:gridCol w:w="4251"/>
       </w:tblGrid>
       <w:tr>
         <w:trPr>
@@ -165,7 +145,7 @@
         </w:trPr>
         <w:tc>
           <w:tcPr>
-            <w:tcW w:w="555" w:type="dxa"/>
+            <w:tcW w:w="431" w:type="dxa"/>
             <w:shd w:val="clear" w:color="auto" w:fill="BDD6EE"/>
             <w:vAlign w:val="center"/>
           </w:tcPr>
@@ -176,11 +156,11 @@
             </w:pPr>
             <w:r>
               <w:rPr>
-                <w:rFonts w:hint="eastAsia" w:ascii="FangSong" w:hAnsi="FangSong" w:eastAsia="FangSong" w:cs="FangSong"/>
+                <w:rFonts w:hint="eastAsia" w:ascii="仿宋" w:hAnsi="仿宋" w:eastAsia="仿宋" w:cs="仿宋"/>
                 <w:b/>
                 <w:bCs/>
-                <w:sz w:val="24"/>
-                <w:szCs w:val="24"/>
+                <w:sz w:val="20"/>
+                <w:szCs w:val="20"/>
                 <w:lang w:val="en-US" w:eastAsia="zh-CN"/>
               </w:rPr>
               <w:t>序号</w:t>
@@ -189,7 +169,7 @@
         </w:tc>
         <w:tc>
           <w:tcPr>
-            <w:tcW w:w="2514" w:type="dxa"/>
+            <w:tcW w:w="2714" w:type="dxa"/>
             <w:shd w:val="clear" w:color="auto" w:fill="BDD6EE"/>
             <w:vAlign w:val="center"/>
           </w:tcPr>
@@ -200,11 +180,11 @@
             </w:pPr>
             <w:r>
               <w:rPr>
-                <w:rFonts w:hint="eastAsia" w:ascii="FangSong" w:hAnsi="FangSong" w:eastAsia="FangSong" w:cs="FangSong"/>
+                <w:rFonts w:hint="eastAsia" w:ascii="仿宋" w:hAnsi="仿宋" w:eastAsia="仿宋" w:cs="仿宋"/>
                 <w:b/>
                 <w:bCs/>
-                <w:sz w:val="24"/>
-                <w:szCs w:val="24"/>
+                <w:sz w:val="20"/>
+                <w:szCs w:val="20"/>
                 <w:lang w:val="en-US" w:eastAsia="zh-CN"/>
               </w:rPr>
               <w:t>服务内容</w:t>
@@ -213,7 +193,7 @@
         </w:tc>
         <w:tc>
           <w:tcPr>
-            <w:tcW w:w="1050" w:type="dxa"/>
+            <w:tcW w:w="765" w:type="dxa"/>
             <w:shd w:val="clear" w:color="auto" w:fill="BDD6EE"/>
             <w:vAlign w:val="center"/>
           </w:tcPr>
@@ -224,16 +204,23 @@
             </w:pPr>
             <w:r>
               <w:rPr>
-                <w:rFonts w:hint="eastAsia" w:ascii="FangSong" w:hAnsi="FangSong" w:eastAsia="FangSong" w:cs="FangSong"/>
+                <w:rFonts w:hint="eastAsia" w:ascii="仿宋" w:hAnsi="仿宋" w:eastAsia="仿宋" w:cs="仿宋"/>
                 <w:b/>
                 <w:bCs/>
-                <w:sz w:val="24"/>
-                <w:szCs w:val="24"/>
-                <w:lang w:val="en-US" w:eastAsia="zh-CN"/>
-              </w:rPr>
-              <w:t>时间</w:t>
-            </w:r>
-          </w:p>
+                <w:sz w:val="20"/>
+                <w:szCs w:val="20"/>
+                <w:lang w:val="en-US" w:eastAsia="zh-CN"/>
+              </w:rPr>
+              <w:t>数量</w:t>
+            </w:r>
+          </w:p>
+        </w:tc>
+        <w:tc>
+          <w:tcPr>
+            <w:tcW w:w="1873" w:type="dxa"/>
+            <w:shd w:val="clear" w:color="auto" w:fill="BDD6EE"/>
+            <w:vAlign w:val="center"/>
+          </w:tcPr>
           <w:p>
             <w:pPr>
               <w:spacing w:after="0" w:line="280" w:lineRule="auto"/>
@@ -241,20 +228,37 @@
             </w:pPr>
             <w:r>
               <w:rPr>
-                <w:rFonts w:hint="eastAsia" w:ascii="FangSong" w:hAnsi="FangSong" w:eastAsia="FangSong" w:cs="FangSong"/>
+                <w:rFonts w:hint="eastAsia" w:ascii="仿宋" w:hAnsi="仿宋" w:eastAsia="仿宋" w:cs="仿宋"/>
                 <w:b/>
                 <w:bCs/>
-                <w:sz w:val="24"/>
-                <w:szCs w:val="24"/>
-                <w:lang w:val="en-US" w:eastAsia="zh-CN"/>
-              </w:rPr>
-              <w:t>工作日</w:t>
-            </w:r>
-          </w:p>
-        </w:tc>
-        <w:tc>
-          <w:tcPr>
-            <w:tcW w:w="2000" w:type="dxa"/>
+                <w:sz w:val="20"/>
+                <w:szCs w:val="20"/>
+                <w:lang w:val="en-US" w:eastAsia="zh-CN"/>
+              </w:rPr>
+              <w:t>价格</w:t>
+            </w:r>
+          </w:p>
+          <w:p>
+            <w:pPr>
+              <w:spacing w:after="0" w:line="280" w:lineRule="auto"/>
+              <w:jc w:val="center"/>
+            </w:pPr>
+            <w:r>
+              <w:rPr>
+                <w:rFonts w:hint="eastAsia" w:ascii="仿宋" w:hAnsi="仿宋" w:eastAsia="仿宋" w:cs="仿宋"/>
+                <w:b/>
+                <w:bCs/>
+                <w:sz w:val="20"/>
+                <w:szCs w:val="20"/>
+                <w:lang w:val="en-US" w:eastAsia="zh-CN"/>
+              </w:rPr>
+              <w:t>(泰铢)</w:t>
+            </w:r>
+          </w:p>
+        </w:tc>
+        <w:tc>
+          <w:tcPr>
+            <w:tcW w:w="4251" w:type="dxa"/>
             <w:shd w:val="clear" w:color="auto" w:fill="BDD6EE"/>
             <w:vAlign w:val="center"/>
           </w:tcPr>
@@ -265,52 +269,11 @@
             </w:pPr>
             <w:r>
               <w:rPr>
-                <w:rFonts w:hint="eastAsia" w:ascii="FangSong" w:hAnsi="FangSong" w:eastAsia="FangSong" w:cs="FangSong"/>
+                <w:rFonts w:hint="eastAsia" w:ascii="仿宋" w:hAnsi="仿宋" w:eastAsia="仿宋" w:cs="仿宋"/>
                 <w:b/>
                 <w:bCs/>
-                <w:sz w:val="24"/>
-                <w:szCs w:val="24"/>
-                <w:lang w:val="en-US" w:eastAsia="zh-CN"/>
-              </w:rPr>
-              <w:t>价格</w:t>
-            </w:r>
-          </w:p>
-          <w:p>
-            <w:pPr>
-              <w:spacing w:after="0" w:line="280" w:lineRule="auto"/>
-              <w:jc w:val="center"/>
-            </w:pPr>
-            <w:r>
-              <w:rPr>
-                <w:rFonts w:hint="eastAsia" w:ascii="FangSong" w:hAnsi="FangSong" w:eastAsia="FangSong" w:cs="FangSong"/>
-                <w:b/>
-                <w:bCs/>
-                <w:sz w:val="24"/>
-                <w:szCs w:val="24"/>
-                <w:lang w:val="en-US" w:eastAsia="zh-CN"/>
-              </w:rPr>
-              <w:t>(泰铢)</w:t>
-            </w:r>
-          </w:p>
-        </w:tc>
-        <w:tc>
-          <w:tcPr>
-            <w:tcW w:w="3671" w:type="dxa"/>
-            <w:shd w:val="clear" w:color="auto" w:fill="BDD6EE"/>
-            <w:vAlign w:val="center"/>
-          </w:tcPr>
-          <w:p>
-            <w:pPr>
-              <w:spacing w:after="0" w:line="280" w:lineRule="auto"/>
-              <w:jc w:val="center"/>
-            </w:pPr>
-            <w:r>
-              <w:rPr>
-                <w:rFonts w:hint="eastAsia" w:ascii="FangSong" w:hAnsi="FangSong" w:eastAsia="FangSong" w:cs="FangSong"/>
-                <w:b/>
-                <w:bCs/>
-                <w:sz w:val="24"/>
-                <w:szCs w:val="24"/>
+                <w:sz w:val="20"/>
+                <w:szCs w:val="20"/>
                 <w:lang w:val="en-US" w:eastAsia="zh-CN"/>
               </w:rPr>
               <w:t>备注</w:t>
@@ -324,7 +287,7 @@
         </w:trPr>
         <w:tc>
           <w:tcPr>
-            <w:tcW w:w="555" w:type="dxa"/>
+            <w:tcW w:w="431" w:type="dxa"/>
             <w:vAlign w:val="top"/>
           </w:tcPr>
           <w:p>
@@ -334,9 +297,9 @@
             </w:pPr>
             <w:r>
               <w:rPr>
-                <w:rFonts w:hint="eastAsia" w:ascii="FangSong" w:hAnsi="FangSong" w:eastAsia="FangSong" w:cs="FangSong"/>
-                <w:sz w:val="24"/>
-                <w:szCs w:val="24"/>
+                <w:rFonts w:hint="eastAsia" w:ascii="仿宋" w:hAnsi="仿宋" w:eastAsia="仿宋" w:cs="仿宋"/>
+                <w:sz w:val="20"/>
+                <w:szCs w:val="20"/>
                 <w:lang w:val="en-US" w:eastAsia="zh-CN"/>
               </w:rPr>
               <w:t>1</w:t>
@@ -345,7 +308,7 @@
         </w:tc>
         <w:tc>
           <w:tcPr>
-            <w:tcW w:w="2514" w:type="dxa"/>
+            <w:tcW w:w="2714" w:type="dxa"/>
             <w:vAlign w:val="top"/>
           </w:tcPr>
           <w:p>
@@ -354,11 +317,11 @@
             </w:pPr>
             <w:r>
               <w:rPr>
-                <w:rFonts w:hint="eastAsia" w:ascii="FangSong" w:hAnsi="FangSong" w:eastAsia="FangSong" w:cs="FangSong"/>
+                <w:rFonts w:hint="eastAsia" w:ascii="仿宋" w:hAnsi="仿宋" w:eastAsia="仿宋" w:cs="仿宋"/>
                 <w:b/>
                 <w:bCs/>
-                <w:sz w:val="24"/>
-                <w:szCs w:val="24"/>
+                <w:sz w:val="20"/>
+                <w:szCs w:val="20"/>
                 <w:lang w:val="en-US" w:eastAsia="zh-CN"/>
               </w:rPr>
               <w:t>有限责任公司注册</w:t>
@@ -367,7 +330,7 @@
         </w:tc>
         <w:tc>
           <w:tcPr>
-            <w:tcW w:w="1050" w:type="dxa"/>
+            <w:tcW w:w="765" w:type="dxa"/>
             <w:vAlign w:val="top"/>
           </w:tcPr>
           <w:p>
@@ -377,39 +340,43 @@
             </w:pPr>
             <w:r>
               <w:rPr>
-                <w:rFonts w:hint="eastAsia" w:ascii="FangSong" w:hAnsi="FangSong" w:eastAsia="FangSong" w:cs="FangSong"/>
-                <w:sz w:val="24"/>
-                <w:szCs w:val="24"/>
-                <w:lang w:val="en-US" w:eastAsia="zh-CN"/>
-              </w:rPr>
-              <w:t>10个工作日</w:t>
-            </w:r>
-          </w:p>
-        </w:tc>
-        <w:tc>
-          <w:tcPr>
-            <w:tcW w:w="2000" w:type="dxa"/>
+                <w:rFonts w:hint="eastAsia" w:ascii="仿宋" w:hAnsi="仿宋" w:eastAsia="仿宋" w:cs="仿宋"/>
+                <w:sz w:val="20"/>
+                <w:szCs w:val="20"/>
+                <w:lang w:val="en-US" w:eastAsia="zh-CN"/>
+              </w:rPr>
+              <w:t>1</w:t>
+            </w:r>
+          </w:p>
+        </w:tc>
+        <w:tc>
+          <w:tcPr>
+            <w:tcW w:w="1873" w:type="dxa"/>
             <w:vAlign w:val="top"/>
           </w:tcPr>
           <w:p>
             <w:pPr>
               <w:spacing w:after="0" w:line="280" w:lineRule="auto"/>
               <w:jc w:val="right"/>
-            </w:pPr>
-            <w:r>
-              <w:rPr>
-                <w:rFonts w:hint="eastAsia" w:ascii="FangSong" w:hAnsi="FangSong" w:eastAsia="FangSong" w:cs="FangSong"/>
-                <w:sz w:val="20"/>
-                <w:szCs w:val="20"/>
-                <w:lang w:val="en-US" w:eastAsia="zh-CN"/>
-              </w:rPr>
-              <w:t>฿ 30,000</w:t>
-            </w:r>
-          </w:p>
-        </w:tc>
-        <w:tc>
-          <w:tcPr>
-            <w:tcW w:w="3671" w:type="dxa"/>
+              <w:rPr>
+                <w:rFonts w:hint="default"/>
+                <w:lang w:val="en-US"/>
+              </w:rPr>
+            </w:pPr>
+            <w:r>
+              <w:rPr>
+                <w:rFonts w:hint="eastAsia" w:ascii="仿宋" w:hAnsi="仿宋" w:eastAsia="仿宋" w:cs="仿宋"/>
+                <w:sz w:val="20"/>
+                <w:szCs w:val="20"/>
+                <w:lang w:val="en-US" w:eastAsia="zh-CN"/>
+              </w:rPr>
+              <w:t>30,000</w:t>
+            </w:r>
+          </w:p>
+        </w:tc>
+        <w:tc>
+          <w:tcPr>
+            <w:tcW w:w="4251" w:type="dxa"/>
             <w:vAlign w:val="top"/>
           </w:tcPr>
           <w:p>
@@ -418,12 +385,12 @@
             </w:pPr>
             <w:r>
               <w:rPr>
-                <w:rFonts w:hint="eastAsia" w:ascii="FangSong" w:hAnsi="FangSong" w:eastAsia="FangSong" w:cs="FangSong"/>
-                <w:sz w:val="21"/>
-                <w:szCs w:val="21"/>
-                <w:lang w:val="en-US" w:eastAsia="zh-CN"/>
-              </w:rPr>
-              <w:t>有限责任公司是泰国本地及外国投资者最常使用的企业形式。根据泰国《外商经营法》，从事的行业若在负面清单中外商则不可以100%外资持股，外资持股不得超过49%。</w:t>
+                <w:rFonts w:hint="eastAsia" w:ascii="仿宋" w:hAnsi="仿宋" w:eastAsia="仿宋" w:cs="仿宋"/>
+                <w:sz w:val="22"/>
+                <w:szCs w:val="22"/>
+                <w:lang w:val="en-US" w:eastAsia="zh-CN"/>
+              </w:rPr>
+              <w:t>有限责任公司是泰国本地及外国投资者最常使用的企业形式。受泰国《外商经营法》限制，负面清单行业外资持股不得超过49%、泰方至少持股51%，可通过申请FBL外商经营许可证或BOI实现100%持股。首次注册至少需2名自然人股东、1名董事（股东可兼任），注册资本最低100万泰铢（约20万人民币），首次实缴须不低于注册资本的25%并在一年内完成。公司地址可使用虚拟地址或共享办公室，但注册公司、增值税、社保对地址文件要求不同。注意事项：泰国股东需提供3个月银行对账单；董事若注册时尚未入境泰国，需通过DBD手机App完成身份认证；需提供一个泰国手机号码用于注册验证。</w:t>
             </w:r>
           </w:p>
         </w:tc>
@@ -434,7 +401,7 @@
         </w:trPr>
         <w:tc>
           <w:tcPr>
-            <w:tcW w:w="555" w:type="dxa"/>
+            <w:tcW w:w="431" w:type="dxa"/>
             <w:vAlign w:val="top"/>
           </w:tcPr>
           <w:p>
@@ -444,9 +411,9 @@
             </w:pPr>
             <w:r>
               <w:rPr>
-                <w:rFonts w:hint="eastAsia" w:ascii="FangSong" w:hAnsi="FangSong" w:eastAsia="FangSong" w:cs="FangSong"/>
-                <w:sz w:val="24"/>
-                <w:szCs w:val="24"/>
+                <w:rFonts w:hint="eastAsia" w:ascii="仿宋" w:hAnsi="仿宋" w:eastAsia="仿宋" w:cs="仿宋"/>
+                <w:sz w:val="20"/>
+                <w:szCs w:val="20"/>
                 <w:lang w:val="en-US" w:eastAsia="zh-CN"/>
               </w:rPr>
               <w:t>2</w:t>
@@ -455,7 +422,7 @@
         </w:tc>
         <w:tc>
           <w:tcPr>
-            <w:tcW w:w="2514" w:type="dxa"/>
+            <w:tcW w:w="2714" w:type="dxa"/>
             <w:vAlign w:val="top"/>
           </w:tcPr>
           <w:p>
@@ -464,20 +431,20 @@
             </w:pPr>
             <w:r>
               <w:rPr>
-                <w:rFonts w:hint="eastAsia" w:ascii="FangSong" w:hAnsi="FangSong" w:eastAsia="FangSong" w:cs="FangSong"/>
+                <w:rFonts w:hint="eastAsia" w:ascii="仿宋" w:hAnsi="仿宋" w:eastAsia="仿宋" w:cs="仿宋"/>
                 <w:b/>
                 <w:bCs/>
-                <w:sz w:val="24"/>
-                <w:szCs w:val="24"/>
-                <w:lang w:val="en-US" w:eastAsia="zh-CN"/>
-              </w:rPr>
-              <w:t>注册增值税×2</w:t>
-            </w:r>
-          </w:p>
-        </w:tc>
-        <w:tc>
-          <w:tcPr>
-            <w:tcW w:w="1050" w:type="dxa"/>
+                <w:sz w:val="20"/>
+                <w:szCs w:val="20"/>
+                <w:lang w:val="en-US" w:eastAsia="zh-CN"/>
+              </w:rPr>
+              <w:t>注册增值税</w:t>
+            </w:r>
+          </w:p>
+        </w:tc>
+        <w:tc>
+          <w:tcPr>
+            <w:tcW w:w="765" w:type="dxa"/>
             <w:vAlign w:val="top"/>
           </w:tcPr>
           <w:p>
@@ -487,18 +454,18 @@
             </w:pPr>
             <w:r>
               <w:rPr>
-                <w:rFonts w:hint="eastAsia" w:ascii="FangSong" w:hAnsi="FangSong" w:eastAsia="FangSong" w:cs="FangSong"/>
-                <w:sz w:val="24"/>
-                <w:szCs w:val="24"/>
-                <w:lang w:val="en-US" w:eastAsia="zh-CN"/>
-              </w:rPr>
-              <w:t>48个工作日</w:t>
-            </w:r>
-          </w:p>
-        </w:tc>
-        <w:tc>
-          <w:tcPr>
-            <w:tcW w:w="2000" w:type="dxa"/>
+                <w:rFonts w:hint="eastAsia" w:ascii="仿宋" w:hAnsi="仿宋" w:eastAsia="仿宋" w:cs="仿宋"/>
+                <w:sz w:val="20"/>
+                <w:szCs w:val="20"/>
+                <w:lang w:val="en-US" w:eastAsia="zh-CN"/>
+              </w:rPr>
+              <w:t>2</w:t>
+            </w:r>
+          </w:p>
+        </w:tc>
+        <w:tc>
+          <w:tcPr>
+            <w:tcW w:w="1873" w:type="dxa"/>
             <w:vAlign w:val="top"/>
           </w:tcPr>
           <w:p>
@@ -508,18 +475,18 @@
             </w:pPr>
             <w:r>
               <w:rPr>
-                <w:rFonts w:hint="eastAsia" w:ascii="FangSong" w:hAnsi="FangSong" w:eastAsia="FangSong" w:cs="FangSong"/>
-                <w:sz w:val="20"/>
-                <w:szCs w:val="20"/>
-                <w:lang w:val="en-US" w:eastAsia="zh-CN"/>
-              </w:rPr>
-              <w:t>฿ 30,000</w:t>
-            </w:r>
-          </w:p>
-        </w:tc>
-        <w:tc>
-          <w:tcPr>
-            <w:tcW w:w="3671" w:type="dxa"/>
+                <w:rFonts w:hint="eastAsia" w:ascii="仿宋" w:hAnsi="仿宋" w:eastAsia="仿宋" w:cs="仿宋"/>
+                <w:sz w:val="20"/>
+                <w:szCs w:val="20"/>
+                <w:lang w:val="en-US" w:eastAsia="zh-CN"/>
+              </w:rPr>
+              <w:t>30,000</w:t>
+            </w:r>
+          </w:p>
+        </w:tc>
+        <w:tc>
+          <w:tcPr>
+            <w:tcW w:w="4251" w:type="dxa"/>
             <w:vAlign w:val="top"/>
           </w:tcPr>
           <w:p>
@@ -528,12 +495,12 @@
             </w:pPr>
             <w:r>
               <w:rPr>
-                <w:rFonts w:hint="eastAsia" w:ascii="FangSong" w:hAnsi="FangSong" w:eastAsia="FangSong" w:cs="FangSong"/>
-                <w:sz w:val="21"/>
-                <w:szCs w:val="21"/>
-                <w:lang w:val="en-US" w:eastAsia="zh-CN"/>
-              </w:rPr>
-              <w:t>符合年营业额180万泰铢以上、电商贸易类等行业、进口商、需办理工作签等情况则需要注册增值税。一次办理，永久有效。</w:t>
+                <w:rFonts w:hint="eastAsia" w:ascii="仿宋" w:hAnsi="仿宋" w:eastAsia="仿宋" w:cs="仿宋"/>
+                <w:sz w:val="22"/>
+                <w:szCs w:val="22"/>
+                <w:lang w:val="en-US" w:eastAsia="zh-CN"/>
+              </w:rPr>
+              <w:t>符合下列任一情况即需注册增值税：公司年营业额在180万泰铢以上；属于电商贸易、制造业、建筑业、商业服务、房地产等行业；进口商；需办理工作签。增值税注册一次办理、永久有效，自取得PP01和PP01.1当月即履行增值税纳税人义务，次月进行申报和缴纳；应自年度收入超过180万泰铢之日起30天内登记，或在首次进口交易前完成登记。目前已开放线上办理，需先注册E-filing，线上审批约需3个月，仅在特殊情况下推荐。若董事没有工作签，需提供最新3个月内入境章，签署授权书的时间必须是董事在泰国的时间，否则需公证。</w:t>
             </w:r>
           </w:p>
         </w:tc>
@@ -544,7 +511,7 @@
         </w:trPr>
         <w:tc>
           <w:tcPr>
-            <w:tcW w:w="555" w:type="dxa"/>
+            <w:tcW w:w="431" w:type="dxa"/>
             <w:vAlign w:val="top"/>
           </w:tcPr>
           <w:p>
@@ -554,9 +521,9 @@
             </w:pPr>
             <w:r>
               <w:rPr>
-                <w:rFonts w:hint="eastAsia" w:ascii="FangSong" w:hAnsi="FangSong" w:eastAsia="FangSong" w:cs="FangSong"/>
-                <w:sz w:val="24"/>
-                <w:szCs w:val="24"/>
+                <w:rFonts w:hint="eastAsia" w:ascii="仿宋" w:hAnsi="仿宋" w:eastAsia="仿宋" w:cs="仿宋"/>
+                <w:sz w:val="20"/>
+                <w:szCs w:val="20"/>
                 <w:lang w:val="en-US" w:eastAsia="zh-CN"/>
               </w:rPr>
               <w:t>3</w:t>
@@ -565,7 +532,7 @@
         </w:tc>
         <w:tc>
           <w:tcPr>
-            <w:tcW w:w="2514" w:type="dxa"/>
+            <w:tcW w:w="2714" w:type="dxa"/>
             <w:vAlign w:val="top"/>
           </w:tcPr>
           <w:p>
@@ -574,11 +541,11 @@
             </w:pPr>
             <w:r>
               <w:rPr>
-                <w:rFonts w:hint="eastAsia" w:ascii="FangSong" w:hAnsi="FangSong" w:eastAsia="FangSong" w:cs="FangSong"/>
+                <w:rFonts w:hint="eastAsia" w:ascii="仿宋" w:hAnsi="仿宋" w:eastAsia="仿宋" w:cs="仿宋"/>
                 <w:b/>
                 <w:bCs/>
-                <w:sz w:val="24"/>
-                <w:szCs w:val="24"/>
+                <w:sz w:val="20"/>
+                <w:szCs w:val="20"/>
                 <w:lang w:val="en-US" w:eastAsia="zh-CN"/>
               </w:rPr>
               <w:t>个税所得税年度申报 (PND 91)</w:t>
@@ -587,7 +554,7 @@
         </w:tc>
         <w:tc>
           <w:tcPr>
-            <w:tcW w:w="1050" w:type="dxa"/>
+            <w:tcW w:w="765" w:type="dxa"/>
             <w:vAlign w:val="top"/>
           </w:tcPr>
           <w:p>
@@ -597,18 +564,18 @@
             </w:pPr>
             <w:r>
               <w:rPr>
-                <w:rFonts w:hint="eastAsia" w:ascii="FangSong" w:hAnsi="FangSong" w:eastAsia="FangSong" w:cs="FangSong"/>
-                <w:sz w:val="24"/>
-                <w:szCs w:val="24"/>
-                <w:lang w:val="en-US" w:eastAsia="zh-CN"/>
-              </w:rPr>
-              <w:t>11个工作日</w:t>
-            </w:r>
-          </w:p>
-        </w:tc>
-        <w:tc>
-          <w:tcPr>
-            <w:tcW w:w="2000" w:type="dxa"/>
+                <w:rFonts w:hint="eastAsia" w:ascii="仿宋" w:hAnsi="仿宋" w:eastAsia="仿宋" w:cs="仿宋"/>
+                <w:sz w:val="20"/>
+                <w:szCs w:val="20"/>
+                <w:lang w:val="en-US" w:eastAsia="zh-CN"/>
+              </w:rPr>
+              <w:t>1</w:t>
+            </w:r>
+          </w:p>
+        </w:tc>
+        <w:tc>
+          <w:tcPr>
+            <w:tcW w:w="1873" w:type="dxa"/>
             <w:vAlign w:val="top"/>
           </w:tcPr>
           <w:p>
@@ -618,18 +585,18 @@
             </w:pPr>
             <w:r>
               <w:rPr>
-                <w:rFonts w:hint="eastAsia" w:ascii="FangSong" w:hAnsi="FangSong" w:eastAsia="FangSong" w:cs="FangSong"/>
-                <w:sz w:val="20"/>
-                <w:szCs w:val="20"/>
-                <w:lang w:val="en-US" w:eastAsia="zh-CN"/>
-              </w:rPr>
-              <w:t>฿ 5,000</w:t>
-            </w:r>
-          </w:p>
-        </w:tc>
-        <w:tc>
-          <w:tcPr>
-            <w:tcW w:w="3671" w:type="dxa"/>
+                <w:rFonts w:hint="eastAsia" w:ascii="仿宋" w:hAnsi="仿宋" w:eastAsia="仿宋" w:cs="仿宋"/>
+                <w:sz w:val="20"/>
+                <w:szCs w:val="20"/>
+                <w:lang w:val="en-US" w:eastAsia="zh-CN"/>
+              </w:rPr>
+              <w:t>5,000</w:t>
+            </w:r>
+          </w:p>
+        </w:tc>
+        <w:tc>
+          <w:tcPr>
+            <w:tcW w:w="4251" w:type="dxa"/>
             <w:vAlign w:val="top"/>
           </w:tcPr>
           <w:p>
@@ -638,12 +605,12 @@
             </w:pPr>
             <w:r>
               <w:rPr>
-                <w:rFonts w:hint="eastAsia" w:ascii="FangSong" w:hAnsi="FangSong" w:eastAsia="FangSong" w:cs="FangSong"/>
-                <w:sz w:val="21"/>
-                <w:szCs w:val="21"/>
-                <w:lang w:val="en-US" w:eastAsia="zh-CN"/>
-              </w:rPr>
-              <w:t>个人在任何纳税年度内在泰国累计停留183天以上，即被视为泰国纳税居民。企业需按月代扣代缴，个人需每年进行年度申报。</w:t>
+                <w:rFonts w:hint="eastAsia" w:ascii="仿宋" w:hAnsi="仿宋" w:eastAsia="仿宋" w:cs="仿宋"/>
+                <w:sz w:val="22"/>
+                <w:szCs w:val="22"/>
+                <w:lang w:val="en-US" w:eastAsia="zh-CN"/>
+              </w:rPr>
+              <w:t>个人在任何纳税年度内在泰国累计停留183天以上，即被视为泰国纳税居民。企业需按月代扣代缴，个人需每年进行年度申报，最晚于次年3月31日完成。持有工作签的外籍人最低工资为3.5万泰铢/月。泰国为累进税率制，年收入等于或超过12万泰铢需缴纳个人所得税，税率为八档累进：0-15万泰铢免税，15万-30万5%，30万-50万10%，50万-75万15%，75万-100万20%，100万-200万25%，200万-400万30%，超过400万35%。可扣除项包括配偶、子女、父母赡养等。</w:t>
             </w:r>
           </w:p>
         </w:tc>
@@ -654,7 +621,7 @@
         </w:trPr>
         <w:tc>
           <w:tcPr>
-            <w:tcW w:w="555" w:type="dxa"/>
+            <w:tcW w:w="431" w:type="dxa"/>
             <w:vAlign w:val="top"/>
           </w:tcPr>
           <w:p>
@@ -664,9 +631,9 @@
             </w:pPr>
             <w:r>
               <w:rPr>
-                <w:rFonts w:hint="eastAsia" w:ascii="FangSong" w:hAnsi="FangSong" w:eastAsia="FangSong" w:cs="FangSong"/>
-                <w:sz w:val="24"/>
-                <w:szCs w:val="24"/>
+                <w:rFonts w:hint="eastAsia" w:ascii="仿宋" w:hAnsi="仿宋" w:eastAsia="仿宋" w:cs="仿宋"/>
+                <w:sz w:val="20"/>
+                <w:szCs w:val="20"/>
                 <w:lang w:val="en-US" w:eastAsia="zh-CN"/>
               </w:rPr>
               <w:t>4</w:t>
@@ -675,7 +642,7 @@
         </w:tc>
         <w:tc>
           <w:tcPr>
-            <w:tcW w:w="2514" w:type="dxa"/>
+            <w:tcW w:w="2714" w:type="dxa"/>
             <w:vAlign w:val="top"/>
           </w:tcPr>
           <w:p>
@@ -684,11 +651,11 @@
             </w:pPr>
             <w:r>
               <w:rPr>
-                <w:rFonts w:hint="eastAsia" w:ascii="FangSong" w:hAnsi="FangSong" w:eastAsia="FangSong" w:cs="FangSong"/>
+                <w:rFonts w:hint="eastAsia" w:ascii="仿宋" w:hAnsi="仿宋" w:eastAsia="仿宋" w:cs="仿宋"/>
                 <w:b/>
                 <w:bCs/>
-                <w:sz w:val="24"/>
-                <w:szCs w:val="24"/>
+                <w:sz w:val="20"/>
+                <w:szCs w:val="20"/>
                 <w:lang w:val="en-US" w:eastAsia="zh-CN"/>
               </w:rPr>
               <w:t>商务签</w:t>
@@ -697,7 +664,7 @@
         </w:tc>
         <w:tc>
           <w:tcPr>
-            <w:tcW w:w="1050" w:type="dxa"/>
+            <w:tcW w:w="765" w:type="dxa"/>
             <w:vAlign w:val="top"/>
           </w:tcPr>
           <w:p>
@@ -707,18 +674,18 @@
             </w:pPr>
             <w:r>
               <w:rPr>
-                <w:rFonts w:hint="eastAsia" w:ascii="FangSong" w:hAnsi="FangSong" w:eastAsia="FangSong" w:cs="FangSong"/>
-                <w:sz w:val="24"/>
-                <w:szCs w:val="24"/>
-                <w:lang w:val="en-US" w:eastAsia="zh-CN"/>
-              </w:rPr>
-              <w:t>8-15个工作日</w:t>
-            </w:r>
-          </w:p>
-        </w:tc>
-        <w:tc>
-          <w:tcPr>
-            <w:tcW w:w="2000" w:type="dxa"/>
+                <w:rFonts w:hint="eastAsia" w:ascii="仿宋" w:hAnsi="仿宋" w:eastAsia="仿宋" w:cs="仿宋"/>
+                <w:sz w:val="20"/>
+                <w:szCs w:val="20"/>
+                <w:lang w:val="en-US" w:eastAsia="zh-CN"/>
+              </w:rPr>
+              <w:t>2</w:t>
+            </w:r>
+          </w:p>
+        </w:tc>
+        <w:tc>
+          <w:tcPr>
+            <w:tcW w:w="1873" w:type="dxa"/>
             <w:vAlign w:val="top"/>
           </w:tcPr>
           <w:p>
@@ -728,18 +695,18 @@
             </w:pPr>
             <w:r>
               <w:rPr>
-                <w:rFonts w:hint="eastAsia" w:ascii="FangSong" w:hAnsi="FangSong" w:eastAsia="FangSong" w:cs="FangSong"/>
-                <w:sz w:val="20"/>
-                <w:szCs w:val="20"/>
-                <w:lang w:val="en-US" w:eastAsia="zh-CN"/>
-              </w:rPr>
-              <w:t>฿ 15,000</w:t>
-            </w:r>
-          </w:p>
-        </w:tc>
-        <w:tc>
-          <w:tcPr>
-            <w:tcW w:w="3671" w:type="dxa"/>
+                <w:rFonts w:hint="eastAsia" w:ascii="仿宋" w:hAnsi="仿宋" w:eastAsia="仿宋" w:cs="仿宋"/>
+                <w:sz w:val="20"/>
+                <w:szCs w:val="20"/>
+                <w:lang w:val="en-US" w:eastAsia="zh-CN"/>
+              </w:rPr>
+              <w:t>15,000</w:t>
+            </w:r>
+          </w:p>
+        </w:tc>
+        <w:tc>
+          <w:tcPr>
+            <w:tcW w:w="4251" w:type="dxa"/>
             <w:vAlign w:val="top"/>
           </w:tcPr>
           <w:p>
@@ -748,12 +715,12 @@
             </w:pPr>
             <w:r>
               <w:rPr>
-                <w:rFonts w:hint="eastAsia" w:ascii="FangSong" w:hAnsi="FangSong" w:eastAsia="FangSong" w:cs="FangSong"/>
-                <w:sz w:val="21"/>
-                <w:szCs w:val="21"/>
-                <w:lang w:val="en-US" w:eastAsia="zh-CN"/>
-              </w:rPr>
-              <w:t>商务签证（Non-B）适用于赴泰国进行短期商务活动的外籍人士。分为单次入境和多次入境两种。</w:t>
+                <w:rFonts w:hint="eastAsia" w:ascii="仿宋" w:hAnsi="仿宋" w:eastAsia="仿宋" w:cs="仿宋"/>
+                <w:sz w:val="22"/>
+                <w:szCs w:val="22"/>
+                <w:lang w:val="en-US" w:eastAsia="zh-CN"/>
+              </w:rPr>
+              <w:t>商务签证（Non-B）适用于赴泰国进行短期商务活动的外籍人士，如商务考察、市场调研、参加会议。持此签证入境者不得在泰国从事任何领取工资或报酬的工作，如需工作必须申请相应的工作签证。该签证分为两类：单次入境，持证人只能入境1次，每次在泰国停留不超过90天，入境时需随身携带至少20,000泰铢现金；多次入境，持证人可多次入境泰国，每次停留不超过90天，入境时需随身携带至少40,000泰铢现金。</w:t>
             </w:r>
           </w:p>
         </w:tc>
@@ -764,59 +731,64 @@
         </w:trPr>
         <w:tc>
           <w:tcPr>
-            <w:tcW w:w="555" w:type="dxa"/>
-            <w:vAlign w:val="top"/>
-          </w:tcPr>
-          <w:p>
-            <w:pPr>
-              <w:spacing w:after="0" w:line="280" w:lineRule="auto"/>
-            </w:pPr>
-          </w:p>
-        </w:tc>
-        <w:tc>
-          <w:tcPr>
-            <w:tcW w:w="3564" w:type="dxa"/>
+            <w:tcW w:w="3910" w:type="dxa"/>
+            <w:gridSpan w:val="3"/>
+            <w:vAlign w:val="center"/>
+          </w:tcPr>
+          <w:p>
+            <w:pPr>
+              <w:spacing w:after="0" w:line="280" w:lineRule="auto"/>
+              <w:jc w:val="right"/>
+              <w:rPr>
+                <w:rFonts w:hint="eastAsia" w:ascii="仿宋" w:hAnsi="仿宋" w:eastAsia="仿宋" w:cs="仿宋"/>
+                <w:b w:val="0"/>
+                <w:bCs w:val="0"/>
+                <w:sz w:val="20"/>
+                <w:szCs w:val="20"/>
+              </w:rPr>
+            </w:pPr>
+            <w:r>
+              <w:rPr>
+                <w:rFonts w:hint="eastAsia" w:ascii="仿宋" w:hAnsi="仿宋" w:eastAsia="仿宋" w:cs="仿宋"/>
+                <w:b w:val="0"/>
+                <w:bCs w:val="0"/>
+                <w:sz w:val="20"/>
+                <w:szCs w:val="20"/>
+                <w:lang w:val="en-US" w:eastAsia="zh-CN"/>
+              </w:rPr>
+              <w:t>小计</w:t>
+            </w:r>
+          </w:p>
+        </w:tc>
+        <w:tc>
+          <w:tcPr>
+            <w:tcW w:w="6124" w:type="dxa"/>
             <w:gridSpan w:val="2"/>
-            <w:vAlign w:val="top"/>
-          </w:tcPr>
-          <w:p>
-            <w:pPr>
-              <w:spacing w:after="0" w:line="280" w:lineRule="auto"/>
-              <w:jc w:val="right"/>
-            </w:pPr>
-            <w:r>
-              <w:rPr>
-                <w:rFonts w:hint="eastAsia" w:ascii="FangSong" w:hAnsi="FangSong" w:eastAsia="FangSong" w:cs="FangSong"/>
-                <w:b/>
-                <w:bCs/>
-                <w:sz w:val="24"/>
-                <w:szCs w:val="24"/>
-                <w:lang w:val="en-US" w:eastAsia="zh-CN"/>
-              </w:rPr>
-              <w:t>小计</w:t>
-            </w:r>
-          </w:p>
-        </w:tc>
-        <w:tc>
-          <w:tcPr>
-            <w:tcW w:w="5671" w:type="dxa"/>
-            <w:gridSpan w:val="2"/>
-            <w:vAlign w:val="top"/>
-          </w:tcPr>
-          <w:p>
-            <w:pPr>
-              <w:spacing w:after="0" w:line="280" w:lineRule="auto"/>
-            </w:pPr>
-            <w:r>
-              <w:rPr>
-                <w:rFonts w:hint="eastAsia" w:ascii="FangSong" w:hAnsi="FangSong" w:eastAsia="FangSong" w:cs="FangSong"/>
-                <w:b/>
-                <w:bCs/>
-                <w:sz w:val="20"/>
-                <w:szCs w:val="20"/>
-                <w:lang w:val="en-US" w:eastAsia="zh-CN"/>
-              </w:rPr>
-              <w:t>฿ 80,000</w:t>
+            <w:vAlign w:val="center"/>
+          </w:tcPr>
+          <w:p>
+            <w:pPr>
+              <w:spacing w:after="0" w:line="280" w:lineRule="auto"/>
+              <w:jc w:val="left"/>
+              <w:rPr>
+                <w:rFonts w:hint="eastAsia" w:ascii="仿宋" w:hAnsi="仿宋" w:eastAsia="仿宋" w:cs="仿宋"/>
+                <w:b w:val="0"/>
+                <w:bCs w:val="0"/>
+                <w:sz w:val="20"/>
+                <w:szCs w:val="20"/>
+                <w:lang w:val="en-US"/>
+              </w:rPr>
+            </w:pPr>
+            <w:r>
+              <w:rPr>
+                <w:rFonts w:hint="eastAsia" w:ascii="仿宋" w:hAnsi="仿宋" w:eastAsia="仿宋" w:cs="仿宋"/>
+                <w:b w:val="0"/>
+                <w:bCs w:val="0"/>
+                <w:sz w:val="20"/>
+                <w:szCs w:val="20"/>
+                <w:lang w:val="en-US" w:eastAsia="zh-CN"/>
+              </w:rPr>
+              <w:t>80,000</w:t>
             </w:r>
           </w:p>
         </w:tc>
@@ -827,49 +799,63 @@
         </w:trPr>
         <w:tc>
           <w:tcPr>
-            <w:tcW w:w="4119" w:type="dxa"/>
+            <w:tcW w:w="3910" w:type="dxa"/>
             <w:gridSpan w:val="3"/>
-            <w:vAlign w:val="top"/>
+            <w:vAlign w:val="center"/>
           </w:tcPr>
           <w:p>
             <w:pPr>
               <w:spacing w:after="0" w:line="280" w:lineRule="auto"/>
               <w:jc w:val="right"/>
-            </w:pPr>
-            <w:r>
-              <w:rPr>
-                <w:rFonts w:hint="eastAsia" w:ascii="FangSong" w:hAnsi="FangSong" w:eastAsia="FangSong" w:cs="FangSong"/>
-                <w:b/>
-                <w:bCs/>
-                <w:sz w:val="24"/>
-                <w:szCs w:val="24"/>
+              <w:rPr>
+                <w:rFonts w:hint="eastAsia" w:ascii="仿宋" w:hAnsi="仿宋" w:eastAsia="仿宋" w:cs="仿宋"/>
+                <w:b w:val="0"/>
+                <w:bCs w:val="0"/>
+                <w:sz w:val="20"/>
+                <w:szCs w:val="20"/>
+                <w:lang w:val="en-US" w:eastAsia="zh-CN"/>
+              </w:rPr>
+            </w:pPr>
+            <w:r>
+              <w:rPr>
+                <w:rFonts w:hint="eastAsia" w:ascii="仿宋" w:hAnsi="仿宋" w:eastAsia="仿宋" w:cs="仿宋"/>
+                <w:b w:val="0"/>
+                <w:bCs w:val="0"/>
+                <w:sz w:val="20"/>
+                <w:szCs w:val="20"/>
                 <w:lang w:val="en-US" w:eastAsia="zh-CN"/>
               </w:rPr>
               <w:t>增值税 7%</w:t>
             </w:r>
             <w:r>
               <w:rPr>
-                <w:rFonts w:hint="eastAsia" w:ascii="FangSong" w:hAnsi="FangSong" w:eastAsia="FangSong" w:cs="FangSong"/>
-                <w:sz w:val="24"/>
-                <w:szCs w:val="24"/>
+                <w:rFonts w:hint="eastAsia" w:ascii="仿宋" w:hAnsi="仿宋" w:eastAsia="仿宋" w:cs="仿宋"/>
+                <w:b w:val="0"/>
+                <w:bCs w:val="0"/>
+                <w:sz w:val="16"/>
+                <w:szCs w:val="16"/>
                 <w:lang w:val="en-US" w:eastAsia="zh-CN"/>
               </w:rPr>
               <w:t>（</w:t>
             </w:r>
             <w:r>
               <w:rPr>
-                <w:rFonts w:hint="eastAsia" w:ascii="FangSong" w:hAnsi="FangSong" w:eastAsia="FangSong" w:cs="FangSong"/>
-                <w:sz w:val="21"/>
-                <w:szCs w:val="21"/>
+                <w:rFonts w:hint="eastAsia" w:ascii="仿宋" w:hAnsi="仿宋" w:eastAsia="仿宋" w:cs="仿宋"/>
+                <w:b w:val="0"/>
+                <w:bCs w:val="0"/>
+                <w:sz w:val="16"/>
+                <w:szCs w:val="16"/>
                 <w:lang w:val="en-SG" w:eastAsia="zh-CN"/>
               </w:rPr>
               <w:t>以开发票时泰国现行税率为准</w:t>
             </w:r>
             <w:r>
               <w:rPr>
-                <w:rFonts w:hint="eastAsia" w:ascii="FangSong" w:hAnsi="FangSong" w:eastAsia="FangSong" w:cs="FangSong"/>
-                <w:sz w:val="24"/>
-                <w:szCs w:val="24"/>
+                <w:rFonts w:hint="eastAsia" w:ascii="仿宋" w:hAnsi="仿宋" w:eastAsia="仿宋" w:cs="仿宋"/>
+                <w:b w:val="0"/>
+                <w:bCs w:val="0"/>
+                <w:sz w:val="16"/>
+                <w:szCs w:val="16"/>
                 <w:lang w:val="en-US" w:eastAsia="zh-CN"/>
               </w:rPr>
               <w:t>）</w:t>
@@ -878,24 +864,33 @@
         </w:tc>
         <w:tc>
           <w:tcPr>
-            <w:tcW w:w="5671" w:type="dxa"/>
+            <w:tcW w:w="6124" w:type="dxa"/>
             <w:gridSpan w:val="2"/>
-            <w:vAlign w:val="top"/>
-          </w:tcPr>
-          <w:p>
-            <w:pPr>
-              <w:spacing w:after="0" w:line="280" w:lineRule="auto"/>
-            </w:pPr>
-            <w:r>
-              <w:rPr>
-                <w:rFonts w:hint="eastAsia" w:ascii="FangSong" w:hAnsi="FangSong" w:eastAsia="FangSong" w:cs="FangSong"/>
-                <w:b/>
-                <w:bCs/>
-                <w:sz w:val="20"/>
-                <w:szCs w:val="20"/>
-                <w:lang w:val="en-US" w:eastAsia="zh-CN"/>
-              </w:rPr>
-              <w:t>฿ 5,600</w:t>
+            <w:vAlign w:val="center"/>
+          </w:tcPr>
+          <w:p>
+            <w:pPr>
+              <w:spacing w:after="0" w:line="280" w:lineRule="auto"/>
+              <w:jc w:val="left"/>
+              <w:rPr>
+                <w:rFonts w:hint="eastAsia" w:ascii="仿宋" w:hAnsi="仿宋" w:eastAsia="仿宋" w:cs="仿宋"/>
+                <w:b w:val="0"/>
+                <w:bCs w:val="0"/>
+                <w:sz w:val="20"/>
+                <w:szCs w:val="20"/>
+                <w:lang w:val="en-US" w:eastAsia="zh-CN"/>
+              </w:rPr>
+            </w:pPr>
+            <w:r>
+              <w:rPr>
+                <w:rFonts w:hint="eastAsia" w:ascii="仿宋" w:hAnsi="仿宋" w:eastAsia="仿宋" w:cs="仿宋"/>
+                <w:b w:val="0"/>
+                <w:bCs w:val="0"/>
+                <w:sz w:val="20"/>
+                <w:szCs w:val="20"/>
+                <w:lang w:val="en-US" w:eastAsia="zh-CN"/>
+              </w:rPr>
+              <w:t>5,600</w:t>
             </w:r>
           </w:p>
         </w:tc>
@@ -906,77 +901,64 @@
         </w:trPr>
         <w:tc>
           <w:tcPr>
-            <w:tcW w:w="4119" w:type="dxa"/>
+            <w:tcW w:w="3910" w:type="dxa"/>
             <w:gridSpan w:val="3"/>
-            <w:vAlign w:val="top"/>
+            <w:vAlign w:val="center"/>
           </w:tcPr>
           <w:p>
             <w:pPr>
               <w:spacing w:after="0" w:line="280" w:lineRule="auto"/>
               <w:jc w:val="right"/>
-            </w:pPr>
-            <w:r>
-              <w:rPr>
-                <w:rFonts w:hint="eastAsia" w:ascii="FangSong" w:hAnsi="FangSong" w:eastAsia="FangSong" w:cs="FangSong"/>
-                <w:sz w:val="24"/>
-                <w:szCs w:val="24"/>
-                <w:lang w:val="en-US" w:eastAsia="zh-CN"/>
-              </w:rPr>
-              <w:t>预扣税</w:t>
-            </w:r>
-            <w:r>
-              <w:rPr>
-                <w:rFonts w:hint="eastAsia" w:ascii="FangSong" w:hAnsi="FangSong" w:eastAsia="FangSong" w:cs="FangSong"/>
-                <w:sz w:val="24"/>
-                <w:szCs w:val="24"/>
-                <w:lang w:val="en-SG" w:eastAsia="zh-CN"/>
-              </w:rPr>
-              <w:t xml:space="preserve"> 3%</w:t>
-            </w:r>
-          </w:p>
-        </w:tc>
-        <w:tc>
-          <w:tcPr>
-            <w:tcW w:w="5671" w:type="dxa"/>
+              <w:rPr>
+                <w:rFonts w:hint="eastAsia" w:ascii="仿宋" w:hAnsi="仿宋" w:eastAsia="仿宋" w:cs="仿宋"/>
+                <w:b w:val="0"/>
+                <w:bCs w:val="0"/>
+                <w:sz w:val="20"/>
+                <w:szCs w:val="20"/>
+              </w:rPr>
+            </w:pPr>
+            <w:r>
+              <w:rPr>
+                <w:rFonts w:hint="eastAsia" w:ascii="仿宋" w:hAnsi="仿宋" w:eastAsia="仿宋" w:cs="仿宋"/>
+                <w:b w:val="0"/>
+                <w:bCs w:val="0"/>
+                <w:sz w:val="20"/>
+                <w:szCs w:val="20"/>
+                <w:lang w:val="en-US" w:eastAsia="zh-CN"/>
+              </w:rPr>
+              <w:t>预扣税 3%</w:t>
+            </w:r>
+          </w:p>
+        </w:tc>
+        <w:tc>
+          <w:tcPr>
+            <w:tcW w:w="6124" w:type="dxa"/>
             <w:gridSpan w:val="2"/>
-            <w:vAlign w:val="top"/>
-          </w:tcPr>
-          <w:p>
-            <w:pPr>
-              <w:spacing w:after="0" w:line="280" w:lineRule="auto"/>
-            </w:pPr>
-            <w:r>
-              <w:rPr>
-                <w:rFonts w:hint="eastAsia" w:ascii="FangSong" w:hAnsi="FangSong" w:eastAsia="FangSong" w:cs="FangSong"/>
-                <w:b/>
-                <w:bCs/>
-                <w:sz w:val="20"/>
-                <w:szCs w:val="20"/>
-                <w:lang w:val="en-US" w:eastAsia="zh-CN"/>
-              </w:rPr>
-              <w:t>฿ -2</w:t>
-            </w:r>
-            <w:r>
-              <w:rPr>
-                <w:rFonts w:hint="default" w:ascii="FangSong" w:hAnsi="FangSong" w:eastAsia="FangSong" w:cs="FangSong"/>
-                <w:b/>
-                <w:bCs/>
-                <w:sz w:val="20"/>
-                <w:szCs w:val="20"/>
-                <w:lang w:val="en-US" w:eastAsia="zh-CN"/>
-              </w:rPr>
-              <w:t>,</w:t>
-            </w:r>
-            <w:r>
-              <w:rPr>
-                <w:rFonts w:hint="eastAsia" w:ascii="FangSong" w:hAnsi="FangSong" w:eastAsia="FangSong" w:cs="FangSong"/>
-                <w:b/>
-                <w:bCs/>
-                <w:sz w:val="20"/>
-                <w:szCs w:val="20"/>
-                <w:lang w:val="en-US" w:eastAsia="zh-CN"/>
-              </w:rPr>
-              <w:t>400</w:t>
+            <w:vAlign w:val="center"/>
+          </w:tcPr>
+          <w:p>
+            <w:pPr>
+              <w:spacing w:after="0" w:line="280" w:lineRule="auto"/>
+              <w:jc w:val="left"/>
+              <w:rPr>
+                <w:rFonts w:hint="default" w:ascii="仿宋" w:hAnsi="仿宋" w:eastAsia="仿宋" w:cs="仿宋"/>
+                <w:b w:val="0"/>
+                <w:bCs w:val="0"/>
+                <w:sz w:val="20"/>
+                <w:szCs w:val="20"/>
+                <w:lang w:val="en-US"/>
+              </w:rPr>
+            </w:pPr>
+            <w:r>
+              <w:rPr>
+                <w:rFonts w:hint="eastAsia" w:ascii="仿宋" w:hAnsi="仿宋" w:eastAsia="仿宋" w:cs="仿宋"/>
+                <w:b w:val="0"/>
+                <w:bCs w:val="0"/>
+                <w:sz w:val="20"/>
+                <w:szCs w:val="20"/>
+                <w:lang w:val="en-US" w:eastAsia="zh-CN"/>
+              </w:rPr>
+              <w:t>-2,400</w:t>
             </w:r>
           </w:p>
         </w:tc>
@@ -987,22 +969,29 @@
         </w:trPr>
         <w:tc>
           <w:tcPr>
-            <w:tcW w:w="4119" w:type="dxa"/>
+            <w:tcW w:w="3910" w:type="dxa"/>
             <w:gridSpan w:val="3"/>
-            <w:vAlign w:val="top"/>
+            <w:vAlign w:val="center"/>
           </w:tcPr>
           <w:p>
             <w:pPr>
               <w:spacing w:after="0" w:line="280" w:lineRule="auto"/>
               <w:jc w:val="right"/>
-            </w:pPr>
-            <w:r>
-              <w:rPr>
-                <w:rFonts w:hint="eastAsia" w:ascii="FangSong" w:hAnsi="FangSong" w:eastAsia="FangSong" w:cs="FangSong"/>
-                <w:b/>
-                <w:bCs/>
-                <w:sz w:val="24"/>
-                <w:szCs w:val="24"/>
+              <w:rPr>
+                <w:rFonts w:hint="eastAsia" w:ascii="仿宋" w:hAnsi="仿宋" w:eastAsia="仿宋" w:cs="仿宋"/>
+                <w:b w:val="0"/>
+                <w:bCs w:val="0"/>
+                <w:sz w:val="20"/>
+                <w:szCs w:val="20"/>
+              </w:rPr>
+            </w:pPr>
+            <w:r>
+              <w:rPr>
+                <w:rFonts w:hint="eastAsia" w:ascii="仿宋" w:hAnsi="仿宋" w:eastAsia="仿宋" w:cs="仿宋"/>
+                <w:b w:val="0"/>
+                <w:bCs w:val="0"/>
+                <w:sz w:val="20"/>
+                <w:szCs w:val="20"/>
                 <w:lang w:val="en-US" w:eastAsia="zh-CN"/>
               </w:rPr>
               <w:t>含税总计</w:t>
@@ -1011,7 +1000,7 @@
         </w:tc>
         <w:tc>
           <w:tcPr>
-            <w:tcW w:w="5671" w:type="dxa"/>
+            <w:tcW w:w="6124" w:type="dxa"/>
             <w:gridSpan w:val="2"/>
             <w:shd w:val="clear" w:color="auto" w:fill="F2F2F2"/>
             <w:vAlign w:val="center"/>
@@ -1019,61 +1008,25 @@
           <w:p>
             <w:pPr>
               <w:spacing w:after="0" w:line="280" w:lineRule="auto"/>
-            </w:pPr>
-            <w:r>
-              <w:rPr>
-                <w:rFonts w:hint="eastAsia" w:ascii="FangSong" w:hAnsi="FangSong" w:eastAsia="FangSong" w:cs="FangSong"/>
-                <w:b/>
-                <w:bCs/>
-                <w:sz w:val="20"/>
-                <w:szCs w:val="20"/>
-                <w:lang w:val="en-US" w:eastAsia="zh-CN"/>
-              </w:rPr>
-              <w:t>฿ 8</w:t>
-            </w:r>
-            <w:r>
-              <w:rPr>
-                <w:rFonts w:hint="default" w:ascii="FangSong" w:hAnsi="FangSong" w:eastAsia="FangSong" w:cs="FangSong"/>
-                <w:b/>
-                <w:bCs/>
-                <w:sz w:val="20"/>
-                <w:szCs w:val="20"/>
-                <w:lang w:val="en-US" w:eastAsia="zh-CN"/>
-              </w:rPr>
-              <w:t>3</w:t>
-            </w:r>
-            <w:r>
-              <w:rPr>
-                <w:rFonts w:hint="eastAsia" w:ascii="FangSong" w:hAnsi="FangSong" w:eastAsia="FangSong" w:cs="FangSong"/>
-                <w:b/>
-                <w:bCs/>
-                <w:sz w:val="20"/>
-                <w:szCs w:val="20"/>
-                <w:lang w:val="en-US" w:eastAsia="zh-CN"/>
-              </w:rPr>
-              <w:t>,</w:t>
-            </w:r>
-            <w:r>
-              <w:rPr>
-                <w:rFonts w:hint="default" w:ascii="FangSong" w:hAnsi="FangSong" w:eastAsia="FangSong" w:cs="FangSong"/>
-                <w:b/>
-                <w:bCs/>
-                <w:sz w:val="20"/>
-                <w:szCs w:val="20"/>
-                <w:lang w:val="en-US" w:eastAsia="zh-CN"/>
-              </w:rPr>
-              <w:t>2</w:t>
-            </w:r>
-            <w:r>
-              <w:rPr>
-                <w:rFonts w:hint="eastAsia" w:ascii="FangSong" w:hAnsi="FangSong" w:eastAsia="FangSong" w:cs="FangSong"/>
-                <w:b/>
-                <w:bCs/>
-                <w:sz w:val="20"/>
-                <w:szCs w:val="20"/>
-                <w:lang w:val="en-US" w:eastAsia="zh-CN"/>
-              </w:rPr>
-              <w:t>00</w:t>
+              <w:jc w:val="left"/>
+              <w:rPr>
+                <w:rFonts w:hint="eastAsia" w:ascii="仿宋" w:hAnsi="仿宋" w:eastAsia="仿宋" w:cs="仿宋"/>
+                <w:b w:val="0"/>
+                <w:bCs w:val="0"/>
+                <w:sz w:val="20"/>
+                <w:szCs w:val="20"/>
+              </w:rPr>
+            </w:pPr>
+            <w:r>
+              <w:rPr>
+                <w:rFonts w:hint="eastAsia" w:ascii="仿宋" w:hAnsi="仿宋" w:eastAsia="仿宋" w:cs="仿宋"/>
+                <w:b w:val="0"/>
+                <w:bCs w:val="0"/>
+                <w:sz w:val="20"/>
+                <w:szCs w:val="20"/>
+                <w:lang w:val="en-US" w:eastAsia="zh-CN"/>
+              </w:rPr>
+              <w:t>83,200</w:t>
             </w:r>
           </w:p>
         </w:tc>
@@ -1087,72 +1040,132 @@
     <w:p>
       <w:pPr>
         <w:spacing w:after="0" w:line="280" w:lineRule="auto"/>
+      </w:pPr>
+      <w:r>
         <w:rPr>
-          <w:rFonts w:hint="eastAsia" w:ascii="FangSong" w:hAnsi="FangSong" w:eastAsia="FangSong" w:cs="FangSong"/>
+          <w:rFonts w:hint="eastAsia" w:ascii="仿宋" w:hAnsi="仿宋" w:eastAsia="仿宋" w:cs="仿宋"/>
           <w:b/>
           <w:bCs/>
-          <w:sz w:val="24"/>
-          <w:szCs w:val="24"/>
+          <w:sz w:val="20"/>
+          <w:szCs w:val="20"/>
+          <w:lang w:val="en-US" w:eastAsia="zh-CN"/>
+        </w:rPr>
+        <w:t>*备注：</w:t>
+      </w:r>
+    </w:p>
+    <w:p>
+      <w:pPr>
+        <w:spacing w:after="0" w:line="280" w:lineRule="auto"/>
+        <w:ind w:left="360"/>
+      </w:pPr>
+      <w:r>
+        <w:rPr>
+          <w:rFonts w:hint="eastAsia" w:ascii="仿宋" w:hAnsi="仿宋" w:eastAsia="仿宋" w:cs="仿宋"/>
+          <w:sz w:val="22"/>
+          <w:szCs w:val="22"/>
+          <w:lang w:val="en-US" w:eastAsia="zh-CN"/>
+        </w:rPr>
+        <w:t>a. 以上办理时间均为收集齐资料后开始的官方办理时间；</w:t>
+      </w:r>
+    </w:p>
+    <w:p>
+      <w:pPr>
+        <w:spacing w:after="0" w:line="280" w:lineRule="auto"/>
+        <w:ind w:left="360"/>
+      </w:pPr>
+      <w:r>
+        <w:rPr>
+          <w:rFonts w:hint="eastAsia" w:ascii="仿宋" w:hAnsi="仿宋" w:eastAsia="仿宋" w:cs="仿宋"/>
+          <w:sz w:val="22"/>
+          <w:szCs w:val="22"/>
+          <w:lang w:val="en-US" w:eastAsia="zh-CN"/>
+        </w:rPr>
+        <w:t>b. 以上服务报价不包括：</w:t>
+      </w:r>
+    </w:p>
+    <w:p>
+      <w:pPr>
+        <w:spacing w:after="0" w:line="280" w:lineRule="auto"/>
+        <w:ind w:left="720"/>
+      </w:pPr>
+      <w:r>
+        <w:rPr>
+          <w:rFonts w:hint="eastAsia" w:ascii="仿宋" w:hAnsi="仿宋" w:eastAsia="仿宋" w:cs="仿宋"/>
+          <w:sz w:val="22"/>
+          <w:szCs w:val="22"/>
+          <w:lang w:val="en-US" w:eastAsia="zh-CN"/>
+        </w:rPr>
+        <w:t>- 文件翻译费用（如需）；</w:t>
+      </w:r>
+    </w:p>
+    <w:p>
+      <w:pPr>
+        <w:spacing w:after="0" w:line="280" w:lineRule="auto"/>
+        <w:ind w:left="720"/>
+      </w:pPr>
+      <w:r>
+        <w:rPr>
+          <w:rFonts w:hint="eastAsia" w:ascii="仿宋" w:hAnsi="仿宋" w:eastAsia="仿宋" w:cs="仿宋"/>
+          <w:sz w:val="22"/>
+          <w:szCs w:val="22"/>
+          <w:lang w:val="en-US" w:eastAsia="zh-CN"/>
+        </w:rPr>
+        <w:t>- 资料快递费用（国际）；</w:t>
+      </w:r>
+    </w:p>
+    <w:p>
+      <w:pPr>
+        <w:spacing w:after="0" w:line="280" w:lineRule="auto"/>
+        <w:ind w:left="720"/>
+        <w:rPr>
+          <w:rFonts w:hint="eastAsia" w:ascii="仿宋" w:hAnsi="仿宋" w:eastAsia="仿宋" w:cs="仿宋"/>
+          <w:sz w:val="22"/>
+          <w:szCs w:val="22"/>
           <w:lang w:val="en-US" w:eastAsia="zh-CN"/>
         </w:rPr>
       </w:pPr>
       <w:r>
         <w:rPr>
-          <w:rFonts w:hint="eastAsia" w:ascii="FangSong" w:hAnsi="FangSong" w:eastAsia="FangSong" w:cs="FangSong"/>
-          <w:b/>
-          <w:bCs/>
-          <w:sz w:val="24"/>
-          <w:szCs w:val="24"/>
+          <w:rFonts w:hint="eastAsia" w:ascii="仿宋" w:hAnsi="仿宋" w:eastAsia="仿宋" w:cs="仿宋"/>
+          <w:sz w:val="22"/>
+          <w:szCs w:val="22"/>
           <w:lang w:val="en-US" w:eastAsia="zh-CN"/>
         </w:rPr>
-        <w:t>*备注：</w:t>
+        <w:t>- 差旅费/考察费（如有）。</w:t>
       </w:r>
-      <w:bookmarkStart w:id="0" w:name="_GoBack"/>
-      <w:bookmarkEnd w:id="0"/>
     </w:p>
     <w:p>
       <w:pPr>
-        <w:numPr>
-          <w:ilvl w:val="0"/>
-          <w:numId w:val="1"/>
-        </w:numPr>
         <w:spacing w:after="0" w:line="280" w:lineRule="auto"/>
-        <w:ind w:left="425" w:leftChars="0" w:hanging="425" w:firstLineChars="0"/>
+        <w:ind w:left="720"/>
         <w:rPr>
-          <w:rFonts w:ascii="FangSong" w:hAnsi="FangSong" w:eastAsia="FangSong" w:cs="FangSong"/>
-          <w:sz w:val="24"/>
-          <w:szCs w:val="24"/>
-          <w:lang w:val="zh-CN"/>
+          <w:rFonts w:hint="eastAsia" w:ascii="仿宋" w:hAnsi="仿宋" w:eastAsia="仿宋" w:cs="仿宋"/>
+          <w:sz w:val="22"/>
+          <w:szCs w:val="22"/>
+          <w:lang w:val="en-US" w:eastAsia="zh-CN"/>
         </w:rPr>
       </w:pPr>
       <w:r>
         <w:rPr>
-          <w:rFonts w:ascii="FangSong" w:hAnsi="FangSong" w:eastAsia="FangSong" w:cs="FangSong"/>
-          <w:sz w:val="24"/>
-          <w:szCs w:val="24"/>
-          <w:lang w:val="zh-CN"/>
+          <w:rFonts w:hint="eastAsia" w:ascii="仿宋" w:hAnsi="仿宋" w:eastAsia="仿宋" w:cs="仿宋"/>
+          <w:sz w:val="22"/>
+          <w:szCs w:val="22"/>
+          <w:lang w:val="en-US" w:eastAsia="zh-CN"/>
         </w:rPr>
-        <w:t>以上办理时间均为收集齐资料开始的官方办理时间；</w:t>
+        <w:t>- 官费</w:t>
       </w:r>
     </w:p>
     <w:p>
       <w:pPr>
-        <w:numPr>
-          <w:ilvl w:val="0"/>
-          <w:numId w:val="1"/>
-        </w:numPr>
         <w:spacing w:after="0" w:line="280" w:lineRule="auto"/>
-        <w:ind w:left="425" w:leftChars="0" w:hanging="425" w:firstLineChars="0"/>
-      </w:pPr>
-      <w:r>
+        <w:ind w:left="720"/>
         <w:rPr>
-          <w:rFonts w:hint="eastAsia" w:ascii="FangSong" w:hAnsi="FangSong" w:eastAsia="FangSong" w:cs="FangSong"/>
-          <w:sz w:val="21"/>
-          <w:szCs w:val="21"/>
+          <w:rFonts w:hint="eastAsia" w:ascii="仿宋" w:hAnsi="仿宋" w:eastAsia="仿宋" w:cs="仿宋"/>
+          <w:sz w:val="22"/>
+          <w:szCs w:val="22"/>
           <w:lang w:val="en-US" w:eastAsia="zh-CN"/>
         </w:rPr>
-        <w:t>以上服务报价不包括：增值税、资料快递费、差旅费/考察费、文件翻译费、官费。</w:t>
-      </w:r>
+      </w:pPr>
     </w:p>
     <w:p>
       <w:pPr>
@@ -1160,7 +1173,7 @@
       </w:pPr>
       <w:r>
         <w:rPr>
-          <w:rFonts w:hint="eastAsia" w:ascii="FangSong" w:hAnsi="FangSong" w:eastAsia="FangSong" w:cs="FangSong"/>
+          <w:rFonts w:hint="eastAsia" w:ascii="仿宋" w:hAnsi="仿宋" w:eastAsia="仿宋" w:cs="仿宋"/>
           <w:b/>
           <w:bCs/>
           <w:color w:val="000000"/>
@@ -1178,9 +1191,9 @@
       </w:pPr>
       <w:r>
         <w:rPr>
-          <w:rFonts w:hint="eastAsia" w:ascii="FangSong" w:hAnsi="FangSong" w:eastAsia="FangSong" w:cs="FangSong"/>
-          <w:sz w:val="21"/>
-          <w:szCs w:val="21"/>
+          <w:rFonts w:hint="eastAsia" w:ascii="仿宋" w:hAnsi="仿宋" w:eastAsia="仿宋" w:cs="仿宋"/>
+          <w:sz w:val="22"/>
+          <w:szCs w:val="22"/>
           <w:lang w:val="en-US" w:eastAsia="zh-CN"/>
         </w:rPr>
         <w:t>甲方应在收到发票后 5 个工作日内支付合同金额的 100%。</w:t>
@@ -1197,7 +1210,7 @@
       </w:pPr>
       <w:r>
         <w:rPr>
-          <w:rFonts w:hint="eastAsia" w:ascii="FangSong" w:hAnsi="FangSong" w:eastAsia="FangSong" w:cs="FangSong"/>
+          <w:rFonts w:hint="eastAsia" w:ascii="仿宋" w:hAnsi="仿宋" w:eastAsia="仿宋" w:cs="仿宋"/>
           <w:b/>
           <w:bCs/>
           <w:color w:val="000000"/>
@@ -1216,7 +1229,7 @@
     <w:tbl>
       <w:tblPr>
         <w:tblStyle w:val="11"/>
-        <w:tblW w:w="9790" w:type="dxa"/>
+        <w:tblW w:w="10067" w:type="dxa"/>
         <w:tblInd w:w="-439" w:type="dxa"/>
         <w:tblBorders>
           <w:top w:val="single" w:color="auto" w:sz="4" w:space="0"/>
@@ -1235,10 +1248,11 @@
         </w:tblCellMar>
       </w:tblPr>
       <w:tblGrid>
-        <w:gridCol w:w="555"/>
-        <w:gridCol w:w="2100"/>
-        <w:gridCol w:w="3635"/>
-        <w:gridCol w:w="3500"/>
+        <w:gridCol w:w="596"/>
+        <w:gridCol w:w="2249"/>
+        <w:gridCol w:w="872"/>
+        <w:gridCol w:w="3679"/>
+        <w:gridCol w:w="2671"/>
       </w:tblGrid>
       <w:tr>
         <w:trPr>
@@ -1246,7 +1260,7 @@
         </w:trPr>
         <w:tc>
           <w:tcPr>
-            <w:tcW w:w="555" w:type="dxa"/>
+            <w:tcW w:w="596" w:type="dxa"/>
             <w:shd w:val="clear" w:color="auto" w:fill="BDD6EE"/>
             <w:vAlign w:val="center"/>
           </w:tcPr>
@@ -1257,11 +1271,11 @@
             </w:pPr>
             <w:r>
               <w:rPr>
-                <w:rFonts w:hint="eastAsia" w:ascii="FangSong" w:hAnsi="FangSong" w:eastAsia="FangSong" w:cs="FangSong"/>
+                <w:rFonts w:hint="eastAsia" w:ascii="仿宋" w:hAnsi="仿宋" w:eastAsia="仿宋" w:cs="仿宋"/>
                 <w:b/>
                 <w:bCs/>
-                <w:sz w:val="24"/>
-                <w:szCs w:val="24"/>
+                <w:sz w:val="20"/>
+                <w:szCs w:val="20"/>
                 <w:lang w:val="en-US" w:eastAsia="zh-CN"/>
               </w:rPr>
               <w:t>序号</w:t>
@@ -1270,7 +1284,7 @@
         </w:tc>
         <w:tc>
           <w:tcPr>
-            <w:tcW w:w="2100" w:type="dxa"/>
+            <w:tcW w:w="2249" w:type="dxa"/>
             <w:shd w:val="clear" w:color="auto" w:fill="BDD6EE"/>
             <w:vAlign w:val="center"/>
           </w:tcPr>
@@ -1281,11 +1295,11 @@
             </w:pPr>
             <w:r>
               <w:rPr>
-                <w:rFonts w:hint="eastAsia" w:ascii="FangSong" w:hAnsi="FangSong" w:eastAsia="FangSong" w:cs="FangSong"/>
+                <w:rFonts w:hint="eastAsia" w:ascii="仿宋" w:hAnsi="仿宋" w:eastAsia="仿宋" w:cs="仿宋"/>
                 <w:b/>
                 <w:bCs/>
-                <w:sz w:val="24"/>
-                <w:szCs w:val="24"/>
+                <w:sz w:val="20"/>
+                <w:szCs w:val="20"/>
                 <w:lang w:val="en-US" w:eastAsia="zh-CN"/>
               </w:rPr>
               <w:t>项目</w:t>
@@ -1294,7 +1308,7 @@
         </w:tc>
         <w:tc>
           <w:tcPr>
-            <w:tcW w:w="3635" w:type="dxa"/>
+            <w:tcW w:w="872" w:type="dxa"/>
             <w:shd w:val="clear" w:color="auto" w:fill="BDD6EE"/>
             <w:vAlign w:val="center"/>
           </w:tcPr>
@@ -1305,20 +1319,37 @@
             </w:pPr>
             <w:r>
               <w:rPr>
-                <w:rFonts w:hint="eastAsia" w:ascii="FangSong" w:hAnsi="FangSong" w:eastAsia="FangSong" w:cs="FangSong"/>
+                <w:rFonts w:hint="eastAsia" w:ascii="仿宋" w:hAnsi="仿宋" w:eastAsia="仿宋" w:cs="仿宋"/>
                 <w:b/>
                 <w:bCs/>
-                <w:sz w:val="24"/>
-                <w:szCs w:val="24"/>
-                <w:lang w:val="en-US" w:eastAsia="zh-CN"/>
-              </w:rPr>
-              <w:t>流程</w:t>
-            </w:r>
-          </w:p>
-        </w:tc>
-        <w:tc>
-          <w:tcPr>
-            <w:tcW w:w="3500" w:type="dxa"/>
+                <w:sz w:val="20"/>
+                <w:szCs w:val="20"/>
+                <w:lang w:val="en-US" w:eastAsia="zh-CN"/>
+              </w:rPr>
+              <w:t>时间</w:t>
+            </w:r>
+          </w:p>
+          <w:p>
+            <w:pPr>
+              <w:spacing w:after="0" w:line="280" w:lineRule="auto"/>
+              <w:jc w:val="center"/>
+            </w:pPr>
+            <w:r>
+              <w:rPr>
+                <w:rFonts w:hint="eastAsia" w:ascii="仿宋" w:hAnsi="仿宋" w:eastAsia="仿宋" w:cs="仿宋"/>
+                <w:b/>
+                <w:bCs/>
+                <w:sz w:val="20"/>
+                <w:szCs w:val="20"/>
+                <w:lang w:val="en-US" w:eastAsia="zh-CN"/>
+              </w:rPr>
+              <w:t>工作日</w:t>
+            </w:r>
+          </w:p>
+        </w:tc>
+        <w:tc>
+          <w:tcPr>
+            <w:tcW w:w="3679" w:type="dxa"/>
             <w:shd w:val="clear" w:color="auto" w:fill="BDD6EE"/>
             <w:vAlign w:val="center"/>
           </w:tcPr>
@@ -1329,11 +1360,35 @@
             </w:pPr>
             <w:r>
               <w:rPr>
-                <w:rFonts w:hint="eastAsia" w:ascii="FangSong" w:hAnsi="FangSong" w:eastAsia="FangSong" w:cs="FangSong"/>
+                <w:rFonts w:hint="eastAsia" w:ascii="仿宋" w:hAnsi="仿宋" w:eastAsia="仿宋" w:cs="仿宋"/>
                 <w:b/>
                 <w:bCs/>
-                <w:sz w:val="24"/>
-                <w:szCs w:val="24"/>
+                <w:sz w:val="20"/>
+                <w:szCs w:val="20"/>
+                <w:lang w:val="en-US" w:eastAsia="zh-CN"/>
+              </w:rPr>
+              <w:t>流程</w:t>
+            </w:r>
+          </w:p>
+        </w:tc>
+        <w:tc>
+          <w:tcPr>
+            <w:tcW w:w="2671" w:type="dxa"/>
+            <w:shd w:val="clear" w:color="auto" w:fill="BDD6EE"/>
+            <w:vAlign w:val="center"/>
+          </w:tcPr>
+          <w:p>
+            <w:pPr>
+              <w:spacing w:after="0" w:line="280" w:lineRule="auto"/>
+              <w:jc w:val="center"/>
+            </w:pPr>
+            <w:r>
+              <w:rPr>
+                <w:rFonts w:hint="eastAsia" w:ascii="仿宋" w:hAnsi="仿宋" w:eastAsia="仿宋" w:cs="仿宋"/>
+                <w:b/>
+                <w:bCs/>
+                <w:sz w:val="20"/>
+                <w:szCs w:val="20"/>
                 <w:lang w:val="en-US" w:eastAsia="zh-CN"/>
               </w:rPr>
               <w:t>服务完成后交付文件</w:t>
@@ -1347,7 +1402,7 @@
         </w:trPr>
         <w:tc>
           <w:tcPr>
-            <w:tcW w:w="555" w:type="dxa"/>
+            <w:tcW w:w="596" w:type="dxa"/>
             <w:vAlign w:val="top"/>
           </w:tcPr>
           <w:p>
@@ -1357,9 +1412,9 @@
             </w:pPr>
             <w:r>
               <w:rPr>
-                <w:rFonts w:hint="eastAsia" w:ascii="FangSong" w:hAnsi="FangSong" w:eastAsia="FangSong" w:cs="FangSong"/>
-                <w:sz w:val="24"/>
-                <w:szCs w:val="24"/>
+                <w:rFonts w:hint="eastAsia" w:ascii="仿宋" w:hAnsi="仿宋" w:eastAsia="仿宋" w:cs="仿宋"/>
+                <w:sz w:val="20"/>
+                <w:szCs w:val="20"/>
                 <w:lang w:val="en-US" w:eastAsia="zh-CN"/>
               </w:rPr>
               <w:t>1</w:t>
@@ -1368,7 +1423,7 @@
         </w:tc>
         <w:tc>
           <w:tcPr>
-            <w:tcW w:w="2100" w:type="dxa"/>
+            <w:tcW w:w="2249" w:type="dxa"/>
             <w:vAlign w:val="top"/>
           </w:tcPr>
           <w:p>
@@ -1377,11 +1432,11 @@
             </w:pPr>
             <w:r>
               <w:rPr>
-                <w:rFonts w:hint="eastAsia" w:ascii="FangSong" w:hAnsi="FangSong" w:eastAsia="FangSong" w:cs="FangSong"/>
+                <w:rFonts w:hint="eastAsia" w:ascii="仿宋" w:hAnsi="仿宋" w:eastAsia="仿宋" w:cs="仿宋"/>
                 <w:b/>
                 <w:bCs/>
-                <w:sz w:val="24"/>
-                <w:szCs w:val="24"/>
+                <w:sz w:val="20"/>
+                <w:szCs w:val="20"/>
                 <w:lang w:val="en-US" w:eastAsia="zh-CN"/>
               </w:rPr>
               <w:t>有限责任公司注册</w:t>
@@ -1390,139 +1445,28 @@
         </w:tc>
         <w:tc>
           <w:tcPr>
-            <w:tcW w:w="3635" w:type="dxa"/>
+            <w:tcW w:w="872" w:type="dxa"/>
             <w:vAlign w:val="top"/>
           </w:tcPr>
           <w:p>
             <w:pPr>
               <w:spacing w:after="0" w:line="280" w:lineRule="auto"/>
-            </w:pPr>
-            <w:r>
-              <w:rPr>
-                <w:rFonts w:hint="eastAsia" w:ascii="FangSong" w:hAnsi="FangSong" w:eastAsia="FangSong" w:cs="FangSong"/>
-                <w:sz w:val="21"/>
-                <w:szCs w:val="21"/>
-                <w:lang w:val="en-US" w:eastAsia="zh-CN"/>
-              </w:rPr>
-              <w:t>收集资料</w:t>
-            </w:r>
-          </w:p>
-          <w:p>
-            <w:pPr>
-              <w:spacing w:after="0" w:line="280" w:lineRule="auto"/>
-            </w:pPr>
-            <w:r>
-              <w:rPr>
-                <w:rFonts w:hint="eastAsia" w:ascii="FangSong" w:hAnsi="FangSong" w:eastAsia="FangSong" w:cs="FangSong"/>
-                <w:sz w:val="21"/>
-                <w:szCs w:val="21"/>
-                <w:lang w:val="en-US" w:eastAsia="zh-CN"/>
-              </w:rPr>
-              <w:t>核名并制作公司公章（1个工作日）</w:t>
-            </w:r>
-          </w:p>
-          <w:p>
-            <w:pPr>
-              <w:spacing w:after="0" w:line="280" w:lineRule="auto"/>
-            </w:pPr>
-            <w:r>
-              <w:rPr>
-                <w:rFonts w:hint="eastAsia" w:ascii="FangSong" w:hAnsi="FangSong" w:eastAsia="FangSong" w:cs="FangSong"/>
-                <w:sz w:val="21"/>
-                <w:szCs w:val="21"/>
-                <w:lang w:val="en-US" w:eastAsia="zh-CN"/>
-              </w:rPr>
-              <w:t>客户确认公章</w:t>
-            </w:r>
-          </w:p>
-          <w:p>
-            <w:pPr>
-              <w:spacing w:after="0" w:line="280" w:lineRule="auto"/>
-            </w:pPr>
-            <w:r>
-              <w:rPr>
-                <w:rFonts w:hint="eastAsia" w:ascii="FangSong" w:hAnsi="FangSong" w:eastAsia="FangSong" w:cs="FangSong"/>
-                <w:sz w:val="21"/>
-                <w:szCs w:val="21"/>
-                <w:lang w:val="en-US" w:eastAsia="zh-CN"/>
-              </w:rPr>
-              <w:t>起草公司注册文件（1个工作日）</w:t>
-            </w:r>
-          </w:p>
-          <w:p>
-            <w:pPr>
-              <w:spacing w:after="0" w:line="280" w:lineRule="auto"/>
-            </w:pPr>
-            <w:r>
-              <w:rPr>
-                <w:rFonts w:hint="eastAsia" w:ascii="FangSong" w:hAnsi="FangSong" w:eastAsia="FangSong" w:cs="FangSong"/>
-                <w:sz w:val="21"/>
-                <w:szCs w:val="21"/>
-                <w:lang w:val="en-US" w:eastAsia="zh-CN"/>
-              </w:rPr>
-              <w:t>提交公司注册申请（1个工作日）</w:t>
-            </w:r>
-          </w:p>
-          <w:p>
-            <w:pPr>
-              <w:spacing w:after="0" w:line="280" w:lineRule="auto"/>
-            </w:pPr>
-            <w:r>
-              <w:rPr>
-                <w:rFonts w:hint="eastAsia" w:ascii="FangSong" w:hAnsi="FangSong" w:eastAsia="FangSong" w:cs="FangSong"/>
-                <w:sz w:val="21"/>
-                <w:szCs w:val="21"/>
-                <w:lang w:val="en-US" w:eastAsia="zh-CN"/>
-              </w:rPr>
-              <w:t>DBD批准并发放公司注册许可证（4个工作日）</w:t>
-            </w:r>
-          </w:p>
-          <w:p>
-            <w:pPr>
-              <w:spacing w:after="0" w:line="280" w:lineRule="auto"/>
-            </w:pPr>
-            <w:r>
-              <w:rPr>
-                <w:rFonts w:hint="eastAsia" w:ascii="FangSong" w:hAnsi="FangSong" w:eastAsia="FangSong" w:cs="FangSong"/>
-                <w:sz w:val="21"/>
-                <w:szCs w:val="21"/>
-                <w:lang w:val="en-US" w:eastAsia="zh-CN"/>
-              </w:rPr>
-              <w:t>客户确认并签字</w:t>
-            </w:r>
-          </w:p>
-          <w:p>
-            <w:pPr>
-              <w:spacing w:after="0" w:line="280" w:lineRule="auto"/>
-            </w:pPr>
-            <w:r>
-              <w:rPr>
-                <w:rFonts w:hint="eastAsia" w:ascii="FangSong" w:hAnsi="FangSong" w:eastAsia="FangSong" w:cs="FangSong"/>
-                <w:sz w:val="21"/>
-                <w:szCs w:val="21"/>
-                <w:lang w:val="en-US" w:eastAsia="zh-CN"/>
-              </w:rPr>
-              <w:t>DBD检查公司注册许可证（2个工作日）</w:t>
-            </w:r>
-          </w:p>
-          <w:p>
-            <w:pPr>
-              <w:spacing w:after="0" w:line="280" w:lineRule="auto"/>
-            </w:pPr>
-            <w:r>
-              <w:rPr>
-                <w:rFonts w:hint="eastAsia" w:ascii="FangSong" w:hAnsi="FangSong" w:eastAsia="FangSong" w:cs="FangSong"/>
-                <w:sz w:val="21"/>
-                <w:szCs w:val="21"/>
-                <w:lang w:val="en-US" w:eastAsia="zh-CN"/>
-              </w:rPr>
-              <w:t>取得公司的DBD文件（1个工作日）</w:t>
-            </w:r>
-          </w:p>
-        </w:tc>
-        <w:tc>
-          <w:tcPr>
-            <w:tcW w:w="3500" w:type="dxa"/>
+              <w:jc w:val="center"/>
+            </w:pPr>
+            <w:r>
+              <w:rPr>
+                <w:rFonts w:hint="eastAsia" w:ascii="仿宋" w:hAnsi="仿宋" w:eastAsia="仿宋" w:cs="仿宋"/>
+                <w:sz w:val="20"/>
+                <w:szCs w:val="20"/>
+                <w:lang w:val="en-US" w:eastAsia="zh-CN"/>
+              </w:rPr>
+              <w:t>10</w:t>
+            </w:r>
+          </w:p>
+        </w:tc>
+        <w:tc>
+          <w:tcPr>
+            <w:tcW w:w="3679" w:type="dxa"/>
             <w:vAlign w:val="top"/>
           </w:tcPr>
           <w:p>
@@ -1531,138 +1475,270 @@
             </w:pPr>
             <w:r>
               <w:rPr>
-                <w:rFonts w:hint="eastAsia" w:ascii="FangSong" w:hAnsi="FangSong" w:eastAsia="FangSong" w:cs="FangSong"/>
-                <w:sz w:val="21"/>
-                <w:szCs w:val="21"/>
-                <w:lang w:val="en-US" w:eastAsia="zh-CN"/>
-              </w:rPr>
-              <w:t>• 营业执照（PK0401）</w:t>
-            </w:r>
-          </w:p>
-          <w:p>
-            <w:pPr>
-              <w:spacing w:after="0" w:line="280" w:lineRule="auto"/>
-            </w:pPr>
-            <w:r>
-              <w:rPr>
-                <w:rFonts w:hint="eastAsia" w:ascii="FangSong" w:hAnsi="FangSong" w:eastAsia="FangSong" w:cs="FangSong"/>
-                <w:sz w:val="21"/>
-                <w:szCs w:val="21"/>
-                <w:lang w:val="en-US" w:eastAsia="zh-CN"/>
-              </w:rPr>
-              <w:t>• DBD审批函（DBD）</w:t>
-            </w:r>
-          </w:p>
-          <w:p>
-            <w:pPr>
-              <w:spacing w:after="0" w:line="280" w:lineRule="auto"/>
-            </w:pPr>
-            <w:r>
-              <w:rPr>
-                <w:rFonts w:hint="eastAsia" w:ascii="FangSong" w:hAnsi="FangSong" w:eastAsia="FangSong" w:cs="FangSong"/>
-                <w:sz w:val="21"/>
-                <w:szCs w:val="21"/>
-                <w:lang w:val="en-US" w:eastAsia="zh-CN"/>
-              </w:rPr>
-              <w:t>• 公司组织大纲（BOJ2）</w:t>
-            </w:r>
-          </w:p>
-          <w:p>
-            <w:pPr>
-              <w:spacing w:after="0" w:line="280" w:lineRule="auto"/>
-            </w:pPr>
-            <w:r>
-              <w:rPr>
-                <w:rFonts w:hint="eastAsia" w:ascii="FangSong" w:hAnsi="FangSong" w:eastAsia="FangSong" w:cs="FangSong"/>
-                <w:sz w:val="21"/>
-                <w:szCs w:val="21"/>
-                <w:lang w:val="en-US" w:eastAsia="zh-CN"/>
-              </w:rPr>
-              <w:t>• 见证人（BOJ2）</w:t>
-            </w:r>
-          </w:p>
-          <w:p>
-            <w:pPr>
-              <w:spacing w:after="0" w:line="280" w:lineRule="auto"/>
-            </w:pPr>
-            <w:r>
-              <w:rPr>
-                <w:rFonts w:hint="eastAsia" w:ascii="FangSong" w:hAnsi="FangSong" w:eastAsia="FangSong" w:cs="FangSong"/>
-                <w:sz w:val="21"/>
-                <w:szCs w:val="21"/>
-                <w:lang w:val="en-US" w:eastAsia="zh-CN"/>
-              </w:rPr>
-              <w:t>• 注册设立事项（BOJ3）</w:t>
-            </w:r>
-          </w:p>
-          <w:p>
-            <w:pPr>
-              <w:spacing w:after="0" w:line="280" w:lineRule="auto"/>
-            </w:pPr>
-            <w:r>
-              <w:rPr>
-                <w:rFonts w:hint="eastAsia" w:ascii="FangSong" w:hAnsi="FangSong" w:eastAsia="FangSong" w:cs="FangSong"/>
-                <w:sz w:val="21"/>
-                <w:szCs w:val="21"/>
-                <w:lang w:val="en-US" w:eastAsia="zh-CN"/>
-              </w:rPr>
-              <w:t>• 股东表（BOJ5）</w:t>
-            </w:r>
-          </w:p>
-          <w:p>
-            <w:pPr>
-              <w:spacing w:after="0" w:line="280" w:lineRule="auto"/>
-            </w:pPr>
-            <w:r>
-              <w:rPr>
-                <w:rFonts w:hint="eastAsia" w:ascii="FangSong" w:hAnsi="FangSong" w:eastAsia="FangSong" w:cs="FangSong"/>
-                <w:sz w:val="21"/>
-                <w:szCs w:val="21"/>
-                <w:lang w:val="en-US" w:eastAsia="zh-CN"/>
-              </w:rPr>
-              <w:t>• 股东大会会议纪要</w:t>
-            </w:r>
-          </w:p>
-          <w:p>
-            <w:pPr>
-              <w:spacing w:after="0" w:line="280" w:lineRule="auto"/>
-            </w:pPr>
-            <w:r>
-              <w:rPr>
-                <w:rFonts w:hint="eastAsia" w:ascii="FangSong" w:hAnsi="FangSong" w:eastAsia="FangSong" w:cs="FangSong"/>
-                <w:sz w:val="21"/>
-                <w:szCs w:val="21"/>
-                <w:lang w:val="en-US" w:eastAsia="zh-CN"/>
-              </w:rPr>
-              <w:t>• 公司章程</w:t>
-            </w:r>
-          </w:p>
-          <w:p>
-            <w:pPr>
-              <w:spacing w:after="0" w:line="280" w:lineRule="auto"/>
-            </w:pPr>
-            <w:r>
-              <w:rPr>
-                <w:rFonts w:hint="eastAsia" w:ascii="FangSong" w:hAnsi="FangSong" w:eastAsia="FangSong" w:cs="FangSong"/>
-                <w:sz w:val="21"/>
-                <w:szCs w:val="21"/>
-                <w:lang w:val="en-US" w:eastAsia="zh-CN"/>
-              </w:rPr>
-              <w:t>• 公司公章</w:t>
-            </w:r>
-          </w:p>
-          <w:p>
-            <w:pPr>
-              <w:spacing w:after="0" w:line="280" w:lineRule="auto"/>
-            </w:pPr>
-            <w:r>
-              <w:rPr>
-                <w:rFonts w:hint="eastAsia" w:ascii="FangSong" w:hAnsi="FangSong" w:eastAsia="FangSong" w:cs="FangSong"/>
-                <w:sz w:val="21"/>
-                <w:szCs w:val="21"/>
-                <w:lang w:val="en-US" w:eastAsia="zh-CN"/>
-              </w:rPr>
-              <w:t>• DBD账号和密码</w:t>
+                <w:rFonts w:hint="eastAsia" w:ascii="仿宋" w:hAnsi="仿宋" w:eastAsia="仿宋" w:cs="仿宋"/>
+                <w:sz w:val="22"/>
+                <w:szCs w:val="22"/>
+                <w:lang w:val="en-US" w:eastAsia="zh-CN"/>
+              </w:rPr>
+              <w:t>第一步：收集资料</w:t>
+            </w:r>
+          </w:p>
+          <w:p>
+            <w:pPr>
+              <w:spacing w:after="0" w:line="280" w:lineRule="auto"/>
+            </w:pPr>
+            <w:r>
+              <w:rPr>
+                <w:rFonts w:hint="eastAsia" w:ascii="仿宋" w:hAnsi="仿宋" w:eastAsia="仿宋" w:cs="仿宋"/>
+                <w:sz w:val="22"/>
+                <w:szCs w:val="22"/>
+                <w:lang w:val="en-US" w:eastAsia="zh-CN"/>
+              </w:rPr>
+              <w:t>第二步：核名并制作公司公章（1个工作日）</w:t>
+            </w:r>
+          </w:p>
+          <w:p>
+            <w:pPr>
+              <w:spacing w:after="0" w:line="280" w:lineRule="auto"/>
+            </w:pPr>
+            <w:r>
+              <w:rPr>
+                <w:rFonts w:hint="eastAsia" w:ascii="仿宋" w:hAnsi="仿宋" w:eastAsia="仿宋" w:cs="仿宋"/>
+                <w:sz w:val="22"/>
+                <w:szCs w:val="22"/>
+                <w:lang w:val="en-US" w:eastAsia="zh-CN"/>
+              </w:rPr>
+              <w:t>第三步：客户确认公章</w:t>
+            </w:r>
+          </w:p>
+          <w:p>
+            <w:pPr>
+              <w:spacing w:after="0" w:line="280" w:lineRule="auto"/>
+            </w:pPr>
+            <w:r>
+              <w:rPr>
+                <w:rFonts w:hint="eastAsia" w:ascii="仿宋" w:hAnsi="仿宋" w:eastAsia="仿宋" w:cs="仿宋"/>
+                <w:sz w:val="22"/>
+                <w:szCs w:val="22"/>
+                <w:lang w:val="en-US" w:eastAsia="zh-CN"/>
+              </w:rPr>
+              <w:t>第四步：起草公司注册文件（1个工作日）</w:t>
+            </w:r>
+          </w:p>
+          <w:p>
+            <w:pPr>
+              <w:spacing w:after="0" w:line="280" w:lineRule="auto"/>
+            </w:pPr>
+            <w:r>
+              <w:rPr>
+                <w:rFonts w:hint="eastAsia" w:ascii="仿宋" w:hAnsi="仿宋" w:eastAsia="仿宋" w:cs="仿宋"/>
+                <w:sz w:val="22"/>
+                <w:szCs w:val="22"/>
+                <w:lang w:val="en-US" w:eastAsia="zh-CN"/>
+              </w:rPr>
+              <w:t>第五步：提交公司注册申请（1个工作日）</w:t>
+            </w:r>
+          </w:p>
+          <w:p>
+            <w:pPr>
+              <w:spacing w:after="0" w:line="280" w:lineRule="auto"/>
+            </w:pPr>
+            <w:r>
+              <w:rPr>
+                <w:rFonts w:hint="eastAsia" w:ascii="仿宋" w:hAnsi="仿宋" w:eastAsia="仿宋" w:cs="仿宋"/>
+                <w:sz w:val="22"/>
+                <w:szCs w:val="22"/>
+                <w:lang w:val="en-US" w:eastAsia="zh-CN"/>
+              </w:rPr>
+              <w:t>第六步：DBD批准并发放公司注册许可证（4个工作日）</w:t>
+            </w:r>
+          </w:p>
+          <w:p>
+            <w:pPr>
+              <w:spacing w:after="0" w:line="280" w:lineRule="auto"/>
+            </w:pPr>
+            <w:r>
+              <w:rPr>
+                <w:rFonts w:hint="eastAsia" w:ascii="仿宋" w:hAnsi="仿宋" w:eastAsia="仿宋" w:cs="仿宋"/>
+                <w:sz w:val="22"/>
+                <w:szCs w:val="22"/>
+                <w:lang w:val="en-US" w:eastAsia="zh-CN"/>
+              </w:rPr>
+              <w:t>第七步：客户确认并签字</w:t>
+            </w:r>
+          </w:p>
+          <w:p>
+            <w:pPr>
+              <w:spacing w:after="0" w:line="280" w:lineRule="auto"/>
+            </w:pPr>
+            <w:r>
+              <w:rPr>
+                <w:rFonts w:hint="eastAsia" w:ascii="仿宋" w:hAnsi="仿宋" w:eastAsia="仿宋" w:cs="仿宋"/>
+                <w:sz w:val="22"/>
+                <w:szCs w:val="22"/>
+                <w:lang w:val="en-US" w:eastAsia="zh-CN"/>
+              </w:rPr>
+              <w:t>第八步：DBD检查公司注册许可证（2个工作日）</w:t>
+            </w:r>
+          </w:p>
+          <w:p>
+            <w:pPr>
+              <w:spacing w:after="0" w:line="280" w:lineRule="auto"/>
+            </w:pPr>
+            <w:r>
+              <w:rPr>
+                <w:rFonts w:hint="eastAsia" w:ascii="仿宋" w:hAnsi="仿宋" w:eastAsia="仿宋" w:cs="仿宋"/>
+                <w:sz w:val="22"/>
+                <w:szCs w:val="22"/>
+                <w:lang w:val="en-US" w:eastAsia="zh-CN"/>
+              </w:rPr>
+              <w:t>第九步：取得公司的DBD文件（1个工作日）</w:t>
+            </w:r>
+          </w:p>
+        </w:tc>
+        <w:tc>
+          <w:tcPr>
+            <w:tcW w:w="2671" w:type="dxa"/>
+            <w:vAlign w:val="top"/>
+          </w:tcPr>
+          <w:p>
+            <w:pPr>
+              <w:spacing w:after="0" w:line="280" w:lineRule="auto"/>
+            </w:pPr>
+            <w:r>
+              <w:rPr>
+                <w:rFonts w:hint="eastAsia" w:ascii="仿宋" w:hAnsi="仿宋" w:eastAsia="仿宋" w:cs="仿宋"/>
+                <w:sz w:val="22"/>
+                <w:szCs w:val="22"/>
+                <w:lang w:val="en-US" w:eastAsia="zh-CN"/>
+              </w:rPr>
+              <w:t>1. 营业执照（PK0401）</w:t>
+            </w:r>
+          </w:p>
+          <w:p>
+            <w:pPr>
+              <w:spacing w:after="0" w:line="280" w:lineRule="auto"/>
+            </w:pPr>
+            <w:r>
+              <w:rPr>
+                <w:rFonts w:hint="eastAsia" w:ascii="仿宋" w:hAnsi="仿宋" w:eastAsia="仿宋" w:cs="仿宋"/>
+                <w:sz w:val="22"/>
+                <w:szCs w:val="22"/>
+                <w:lang w:val="en-US" w:eastAsia="zh-CN"/>
+              </w:rPr>
+              <w:t>2. DBD审批函（DBD）</w:t>
+            </w:r>
+          </w:p>
+          <w:p>
+            <w:pPr>
+              <w:spacing w:after="0" w:line="280" w:lineRule="auto"/>
+            </w:pPr>
+            <w:r>
+              <w:rPr>
+                <w:rFonts w:hint="eastAsia" w:ascii="仿宋" w:hAnsi="仿宋" w:eastAsia="仿宋" w:cs="仿宋"/>
+                <w:sz w:val="22"/>
+                <w:szCs w:val="22"/>
+                <w:lang w:val="en-US" w:eastAsia="zh-CN"/>
+              </w:rPr>
+              <w:t>3. 公司组织大纲（BOJ2）</w:t>
+            </w:r>
+          </w:p>
+          <w:p>
+            <w:pPr>
+              <w:spacing w:after="0" w:line="280" w:lineRule="auto"/>
+            </w:pPr>
+            <w:r>
+              <w:rPr>
+                <w:rFonts w:hint="eastAsia" w:ascii="仿宋" w:hAnsi="仿宋" w:eastAsia="仿宋" w:cs="仿宋"/>
+                <w:sz w:val="22"/>
+                <w:szCs w:val="22"/>
+                <w:lang w:val="en-US" w:eastAsia="zh-CN"/>
+              </w:rPr>
+              <w:t>4. 见证人（BOJ2）</w:t>
+            </w:r>
+          </w:p>
+          <w:p>
+            <w:pPr>
+              <w:spacing w:after="0" w:line="280" w:lineRule="auto"/>
+            </w:pPr>
+            <w:r>
+              <w:rPr>
+                <w:rFonts w:hint="eastAsia" w:ascii="仿宋" w:hAnsi="仿宋" w:eastAsia="仿宋" w:cs="仿宋"/>
+                <w:sz w:val="22"/>
+                <w:szCs w:val="22"/>
+                <w:lang w:val="en-US" w:eastAsia="zh-CN"/>
+              </w:rPr>
+              <w:t>5. 注册设立事项（BOJ3）</w:t>
+            </w:r>
+          </w:p>
+          <w:p>
+            <w:pPr>
+              <w:spacing w:after="0" w:line="280" w:lineRule="auto"/>
+            </w:pPr>
+            <w:r>
+              <w:rPr>
+                <w:rFonts w:hint="eastAsia" w:ascii="仿宋" w:hAnsi="仿宋" w:eastAsia="仿宋" w:cs="仿宋"/>
+                <w:sz w:val="22"/>
+                <w:szCs w:val="22"/>
+                <w:lang w:val="en-US" w:eastAsia="zh-CN"/>
+              </w:rPr>
+              <w:t>6. 股东表（BOJ5）</w:t>
+            </w:r>
+          </w:p>
+          <w:p>
+            <w:pPr>
+              <w:spacing w:after="0" w:line="280" w:lineRule="auto"/>
+            </w:pPr>
+            <w:r>
+              <w:rPr>
+                <w:rFonts w:hint="eastAsia" w:ascii="仿宋" w:hAnsi="仿宋" w:eastAsia="仿宋" w:cs="仿宋"/>
+                <w:sz w:val="22"/>
+                <w:szCs w:val="22"/>
+                <w:lang w:val="en-US" w:eastAsia="zh-CN"/>
+              </w:rPr>
+              <w:t>7. 股东大会会议纪要</w:t>
+            </w:r>
+          </w:p>
+          <w:p>
+            <w:pPr>
+              <w:spacing w:after="0" w:line="280" w:lineRule="auto"/>
+            </w:pPr>
+            <w:r>
+              <w:rPr>
+                <w:rFonts w:hint="eastAsia" w:ascii="仿宋" w:hAnsi="仿宋" w:eastAsia="仿宋" w:cs="仿宋"/>
+                <w:sz w:val="22"/>
+                <w:szCs w:val="22"/>
+                <w:lang w:val="en-US" w:eastAsia="zh-CN"/>
+              </w:rPr>
+              <w:t>8. 公司章程</w:t>
+            </w:r>
+          </w:p>
+          <w:p>
+            <w:pPr>
+              <w:spacing w:after="0" w:line="280" w:lineRule="auto"/>
+            </w:pPr>
+            <w:r>
+              <w:rPr>
+                <w:rFonts w:hint="eastAsia" w:ascii="仿宋" w:hAnsi="仿宋" w:eastAsia="仿宋" w:cs="仿宋"/>
+                <w:sz w:val="22"/>
+                <w:szCs w:val="22"/>
+                <w:lang w:val="en-US" w:eastAsia="zh-CN"/>
+              </w:rPr>
+              <w:t>9. 公司公章</w:t>
+            </w:r>
+          </w:p>
+          <w:p>
+            <w:pPr>
+              <w:spacing w:after="0" w:line="280" w:lineRule="auto"/>
+            </w:pPr>
+            <w:r>
+              <w:rPr>
+                <w:rFonts w:hint="eastAsia" w:ascii="仿宋" w:hAnsi="仿宋" w:eastAsia="仿宋" w:cs="仿宋"/>
+                <w:sz w:val="22"/>
+                <w:szCs w:val="22"/>
+                <w:lang w:val="en-US" w:eastAsia="zh-CN"/>
+              </w:rPr>
+              <w:t>10. DBD账号和密码（注册邮箱中查看）</w:t>
             </w:r>
           </w:p>
         </w:tc>
@@ -1673,7 +1749,7 @@
         </w:trPr>
         <w:tc>
           <w:tcPr>
-            <w:tcW w:w="555" w:type="dxa"/>
+            <w:tcW w:w="596" w:type="dxa"/>
             <w:vAlign w:val="top"/>
           </w:tcPr>
           <w:p>
@@ -1683,9 +1759,9 @@
             </w:pPr>
             <w:r>
               <w:rPr>
-                <w:rFonts w:hint="eastAsia" w:ascii="FangSong" w:hAnsi="FangSong" w:eastAsia="FangSong" w:cs="FangSong"/>
-                <w:sz w:val="24"/>
-                <w:szCs w:val="24"/>
+                <w:rFonts w:hint="eastAsia" w:ascii="仿宋" w:hAnsi="仿宋" w:eastAsia="仿宋" w:cs="仿宋"/>
+                <w:sz w:val="20"/>
+                <w:szCs w:val="20"/>
                 <w:lang w:val="en-US" w:eastAsia="zh-CN"/>
               </w:rPr>
               <w:t>2</w:t>
@@ -1694,7 +1770,7 @@
         </w:tc>
         <w:tc>
           <w:tcPr>
-            <w:tcW w:w="2100" w:type="dxa"/>
+            <w:tcW w:w="2249" w:type="dxa"/>
             <w:vAlign w:val="top"/>
           </w:tcPr>
           <w:p>
@@ -1703,11 +1779,11 @@
             </w:pPr>
             <w:r>
               <w:rPr>
-                <w:rFonts w:hint="eastAsia" w:ascii="FangSong" w:hAnsi="FangSong" w:eastAsia="FangSong" w:cs="FangSong"/>
+                <w:rFonts w:hint="eastAsia" w:ascii="仿宋" w:hAnsi="仿宋" w:eastAsia="仿宋" w:cs="仿宋"/>
                 <w:b/>
                 <w:bCs/>
-                <w:sz w:val="24"/>
-                <w:szCs w:val="24"/>
+                <w:sz w:val="20"/>
+                <w:szCs w:val="20"/>
                 <w:lang w:val="en-US" w:eastAsia="zh-CN"/>
               </w:rPr>
               <w:t>注册增值税</w:t>
@@ -1716,83 +1792,28 @@
         </w:tc>
         <w:tc>
           <w:tcPr>
-            <w:tcW w:w="3635" w:type="dxa"/>
+            <w:tcW w:w="872" w:type="dxa"/>
             <w:vAlign w:val="top"/>
           </w:tcPr>
           <w:p>
             <w:pPr>
               <w:spacing w:after="0" w:line="280" w:lineRule="auto"/>
-            </w:pPr>
-            <w:r>
-              <w:rPr>
-                <w:rFonts w:hint="eastAsia" w:ascii="FangSong" w:hAnsi="FangSong" w:eastAsia="FangSong" w:cs="FangSong"/>
-                <w:sz w:val="21"/>
-                <w:szCs w:val="21"/>
-                <w:lang w:val="en-US" w:eastAsia="zh-CN"/>
-              </w:rPr>
-              <w:t>收集资料</w:t>
-            </w:r>
-          </w:p>
-          <w:p>
-            <w:pPr>
-              <w:spacing w:after="0" w:line="280" w:lineRule="auto"/>
-            </w:pPr>
-            <w:r>
-              <w:rPr>
-                <w:rFonts w:hint="eastAsia" w:ascii="FangSong" w:hAnsi="FangSong" w:eastAsia="FangSong" w:cs="FangSong"/>
-                <w:sz w:val="21"/>
-                <w:szCs w:val="21"/>
-                <w:lang w:val="en-US" w:eastAsia="zh-CN"/>
-              </w:rPr>
-              <w:t>起草资料（1个工作日）</w:t>
-            </w:r>
-          </w:p>
-          <w:p>
-            <w:pPr>
-              <w:spacing w:after="0" w:line="280" w:lineRule="auto"/>
-            </w:pPr>
-            <w:r>
-              <w:rPr>
-                <w:rFonts w:hint="eastAsia" w:ascii="FangSong" w:hAnsi="FangSong" w:eastAsia="FangSong" w:cs="FangSong"/>
-                <w:sz w:val="21"/>
-                <w:szCs w:val="21"/>
-                <w:lang w:val="en-US" w:eastAsia="zh-CN"/>
-              </w:rPr>
-              <w:t>向税务局提交申请并拿到pp01和PP01.1（1个工作日）</w:t>
-            </w:r>
-          </w:p>
-          <w:p>
-            <w:pPr>
-              <w:spacing w:after="0" w:line="280" w:lineRule="auto"/>
-            </w:pPr>
-            <w:r>
-              <w:rPr>
-                <w:rFonts w:hint="eastAsia" w:ascii="FangSong" w:hAnsi="FangSong" w:eastAsia="FangSong" w:cs="FangSong"/>
-                <w:sz w:val="21"/>
-                <w:szCs w:val="21"/>
-                <w:lang w:val="en-US" w:eastAsia="zh-CN"/>
-              </w:rPr>
-              <w:t>税务局审核（45个工作日）</w:t>
-            </w:r>
-          </w:p>
-          <w:p>
-            <w:pPr>
-              <w:spacing w:after="0" w:line="280" w:lineRule="auto"/>
-            </w:pPr>
-            <w:r>
-              <w:rPr>
-                <w:rFonts w:hint="eastAsia" w:ascii="FangSong" w:hAnsi="FangSong" w:eastAsia="FangSong" w:cs="FangSong"/>
-                <w:sz w:val="21"/>
-                <w:szCs w:val="21"/>
-                <w:lang w:val="en-US" w:eastAsia="zh-CN"/>
-              </w:rPr>
-              <w:t>收到PP20原件（1个工作日）</w:t>
-            </w:r>
-          </w:p>
-        </w:tc>
-        <w:tc>
-          <w:tcPr>
-            <w:tcW w:w="3500" w:type="dxa"/>
+              <w:jc w:val="center"/>
+            </w:pPr>
+            <w:r>
+              <w:rPr>
+                <w:rFonts w:hint="eastAsia" w:ascii="仿宋" w:hAnsi="仿宋" w:eastAsia="仿宋" w:cs="仿宋"/>
+                <w:sz w:val="20"/>
+                <w:szCs w:val="20"/>
+                <w:lang w:val="en-US" w:eastAsia="zh-CN"/>
+              </w:rPr>
+              <w:t>48</w:t>
+            </w:r>
+          </w:p>
+        </w:tc>
+        <w:tc>
+          <w:tcPr>
+            <w:tcW w:w="3679" w:type="dxa"/>
             <w:vAlign w:val="top"/>
           </w:tcPr>
           <w:p>
@@ -1801,26 +1822,102 @@
             </w:pPr>
             <w:r>
               <w:rPr>
-                <w:rFonts w:hint="eastAsia" w:ascii="FangSong" w:hAnsi="FangSong" w:eastAsia="FangSong" w:cs="FangSong"/>
-                <w:sz w:val="21"/>
-                <w:szCs w:val="21"/>
-                <w:lang w:val="en-US" w:eastAsia="zh-CN"/>
-              </w:rPr>
-              <w:t>• 增值税登记证书（P.P.20）（电子版和纸质版）</w:t>
-            </w:r>
-          </w:p>
-          <w:p>
-            <w:pPr>
-              <w:spacing w:after="0" w:line="280" w:lineRule="auto"/>
-            </w:pPr>
-            <w:r>
-              <w:rPr>
-                <w:rFonts w:hint="eastAsia" w:ascii="FangSong" w:hAnsi="FangSong" w:eastAsia="FangSong" w:cs="FangSong"/>
-                <w:sz w:val="21"/>
-                <w:szCs w:val="21"/>
-                <w:lang w:val="en-US" w:eastAsia="zh-CN"/>
-              </w:rPr>
-              <w:t>• PP01和PP01.1</w:t>
+                <w:rFonts w:hint="eastAsia" w:ascii="仿宋" w:hAnsi="仿宋" w:eastAsia="仿宋" w:cs="仿宋"/>
+                <w:sz w:val="22"/>
+                <w:szCs w:val="22"/>
+                <w:lang w:val="en-US" w:eastAsia="zh-CN"/>
+              </w:rPr>
+              <w:t>第一步：收集资料</w:t>
+            </w:r>
+          </w:p>
+          <w:p>
+            <w:pPr>
+              <w:spacing w:after="0" w:line="280" w:lineRule="auto"/>
+            </w:pPr>
+            <w:r>
+              <w:rPr>
+                <w:rFonts w:hint="eastAsia" w:ascii="仿宋" w:hAnsi="仿宋" w:eastAsia="仿宋" w:cs="仿宋"/>
+                <w:sz w:val="22"/>
+                <w:szCs w:val="22"/>
+                <w:lang w:val="en-US" w:eastAsia="zh-CN"/>
+              </w:rPr>
+              <w:t>第二步：起草资料（1个工作日）</w:t>
+            </w:r>
+          </w:p>
+          <w:p>
+            <w:pPr>
+              <w:spacing w:after="0" w:line="280" w:lineRule="auto"/>
+            </w:pPr>
+            <w:r>
+              <w:rPr>
+                <w:rFonts w:hint="eastAsia" w:ascii="仿宋" w:hAnsi="仿宋" w:eastAsia="仿宋" w:cs="仿宋"/>
+                <w:sz w:val="22"/>
+                <w:szCs w:val="22"/>
+                <w:lang w:val="en-US" w:eastAsia="zh-CN"/>
+              </w:rPr>
+              <w:t>第三步：向税务局提交申请并拿到PP01和PP01.1（1个工作日）</w:t>
+            </w:r>
+          </w:p>
+          <w:p>
+            <w:pPr>
+              <w:spacing w:after="0" w:line="280" w:lineRule="auto"/>
+            </w:pPr>
+            <w:r>
+              <w:rPr>
+                <w:rFonts w:hint="eastAsia" w:ascii="仿宋" w:hAnsi="仿宋" w:eastAsia="仿宋" w:cs="仿宋"/>
+                <w:sz w:val="22"/>
+                <w:szCs w:val="22"/>
+                <w:lang w:val="en-US" w:eastAsia="zh-CN"/>
+              </w:rPr>
+              <w:t>第四步：税务局审核（45个工作日）</w:t>
+            </w:r>
+          </w:p>
+          <w:p>
+            <w:pPr>
+              <w:spacing w:after="0" w:line="280" w:lineRule="auto"/>
+            </w:pPr>
+            <w:r>
+              <w:rPr>
+                <w:rFonts w:hint="eastAsia" w:ascii="仿宋" w:hAnsi="仿宋" w:eastAsia="仿宋" w:cs="仿宋"/>
+                <w:sz w:val="22"/>
+                <w:szCs w:val="22"/>
+                <w:lang w:val="en-US" w:eastAsia="zh-CN"/>
+              </w:rPr>
+              <w:t>第五步：收到PP20原件（1个工作日）</w:t>
+            </w:r>
+          </w:p>
+        </w:tc>
+        <w:tc>
+          <w:tcPr>
+            <w:tcW w:w="2671" w:type="dxa"/>
+            <w:vAlign w:val="top"/>
+          </w:tcPr>
+          <w:p>
+            <w:pPr>
+              <w:spacing w:after="0" w:line="280" w:lineRule="auto"/>
+            </w:pPr>
+            <w:r>
+              <w:rPr>
+                <w:rFonts w:hint="eastAsia" w:ascii="仿宋" w:hAnsi="仿宋" w:eastAsia="仿宋" w:cs="仿宋"/>
+                <w:sz w:val="22"/>
+                <w:szCs w:val="22"/>
+                <w:lang w:val="en-US" w:eastAsia="zh-CN"/>
+              </w:rPr>
+              <w:t>1. 增值税登记证书（P.P.20）（电子版和纸质版）</w:t>
+            </w:r>
+          </w:p>
+          <w:p>
+            <w:pPr>
+              <w:spacing w:after="0" w:line="280" w:lineRule="auto"/>
+            </w:pPr>
+            <w:r>
+              <w:rPr>
+                <w:rFonts w:hint="eastAsia" w:ascii="仿宋" w:hAnsi="仿宋" w:eastAsia="仿宋" w:cs="仿宋"/>
+                <w:sz w:val="22"/>
+                <w:szCs w:val="22"/>
+                <w:lang w:val="en-US" w:eastAsia="zh-CN"/>
+              </w:rPr>
+              <w:t>2. PP01和PP01.1</w:t>
             </w:r>
           </w:p>
         </w:tc>
@@ -1831,7 +1928,7 @@
         </w:trPr>
         <w:tc>
           <w:tcPr>
-            <w:tcW w:w="555" w:type="dxa"/>
+            <w:tcW w:w="596" w:type="dxa"/>
             <w:vAlign w:val="top"/>
           </w:tcPr>
           <w:p>
@@ -1841,9 +1938,9 @@
             </w:pPr>
             <w:r>
               <w:rPr>
-                <w:rFonts w:hint="eastAsia" w:ascii="FangSong" w:hAnsi="FangSong" w:eastAsia="FangSong" w:cs="FangSong"/>
-                <w:sz w:val="24"/>
-                <w:szCs w:val="24"/>
+                <w:rFonts w:hint="eastAsia" w:ascii="仿宋" w:hAnsi="仿宋" w:eastAsia="仿宋" w:cs="仿宋"/>
+                <w:sz w:val="20"/>
+                <w:szCs w:val="20"/>
                 <w:lang w:val="en-US" w:eastAsia="zh-CN"/>
               </w:rPr>
               <w:t>3</w:t>
@@ -1852,7 +1949,7 @@
         </w:tc>
         <w:tc>
           <w:tcPr>
-            <w:tcW w:w="2100" w:type="dxa"/>
+            <w:tcW w:w="2249" w:type="dxa"/>
             <w:vAlign w:val="top"/>
           </w:tcPr>
           <w:p>
@@ -1861,11 +1958,11 @@
             </w:pPr>
             <w:r>
               <w:rPr>
-                <w:rFonts w:hint="eastAsia" w:ascii="FangSong" w:hAnsi="FangSong" w:eastAsia="FangSong" w:cs="FangSong"/>
+                <w:rFonts w:hint="eastAsia" w:ascii="仿宋" w:hAnsi="仿宋" w:eastAsia="仿宋" w:cs="仿宋"/>
                 <w:b/>
                 <w:bCs/>
-                <w:sz w:val="24"/>
-                <w:szCs w:val="24"/>
+                <w:sz w:val="20"/>
+                <w:szCs w:val="20"/>
                 <w:lang w:val="en-US" w:eastAsia="zh-CN"/>
               </w:rPr>
               <w:t>个税所得税年度申报 (PND 91)</w:t>
@@ -1874,83 +1971,28 @@
         </w:tc>
         <w:tc>
           <w:tcPr>
-            <w:tcW w:w="3635" w:type="dxa"/>
+            <w:tcW w:w="872" w:type="dxa"/>
             <w:vAlign w:val="top"/>
           </w:tcPr>
           <w:p>
             <w:pPr>
               <w:spacing w:after="0" w:line="280" w:lineRule="auto"/>
-            </w:pPr>
-            <w:r>
-              <w:rPr>
-                <w:rFonts w:hint="eastAsia" w:ascii="FangSong" w:hAnsi="FangSong" w:eastAsia="FangSong" w:cs="FangSong"/>
-                <w:sz w:val="21"/>
-                <w:szCs w:val="21"/>
-                <w:lang w:val="en-US" w:eastAsia="zh-CN"/>
-              </w:rPr>
-              <w:t>收集资料</w:t>
-            </w:r>
-          </w:p>
-          <w:p>
-            <w:pPr>
-              <w:spacing w:after="0" w:line="280" w:lineRule="auto"/>
-            </w:pPr>
-            <w:r>
-              <w:rPr>
-                <w:rFonts w:hint="eastAsia" w:ascii="FangSong" w:hAnsi="FangSong" w:eastAsia="FangSong" w:cs="FangSong"/>
-                <w:sz w:val="21"/>
-                <w:szCs w:val="21"/>
-                <w:lang w:val="en-US" w:eastAsia="zh-CN"/>
-              </w:rPr>
-              <w:t>计算所得税报表（7个工作日）</w:t>
-            </w:r>
-          </w:p>
-          <w:p>
-            <w:pPr>
-              <w:spacing w:after="0" w:line="280" w:lineRule="auto"/>
-            </w:pPr>
-            <w:r>
-              <w:rPr>
-                <w:rFonts w:hint="eastAsia" w:ascii="FangSong" w:hAnsi="FangSong" w:eastAsia="FangSong" w:cs="FangSong"/>
-                <w:sz w:val="21"/>
-                <w:szCs w:val="21"/>
-                <w:lang w:val="en-US" w:eastAsia="zh-CN"/>
-              </w:rPr>
-              <w:t>客户反馈</w:t>
-            </w:r>
-          </w:p>
-          <w:p>
-            <w:pPr>
-              <w:spacing w:after="0" w:line="280" w:lineRule="auto"/>
-            </w:pPr>
-            <w:r>
-              <w:rPr>
-                <w:rFonts w:hint="eastAsia" w:ascii="FangSong" w:hAnsi="FangSong" w:eastAsia="FangSong" w:cs="FangSong"/>
-                <w:sz w:val="21"/>
-                <w:szCs w:val="21"/>
-                <w:lang w:val="en-US" w:eastAsia="zh-CN"/>
-              </w:rPr>
-              <w:t>调整所得税报表（3个工作日）</w:t>
-            </w:r>
-          </w:p>
-          <w:p>
-            <w:pPr>
-              <w:spacing w:after="0" w:line="280" w:lineRule="auto"/>
-            </w:pPr>
-            <w:r>
-              <w:rPr>
-                <w:rFonts w:hint="eastAsia" w:ascii="FangSong" w:hAnsi="FangSong" w:eastAsia="FangSong" w:cs="FangSong"/>
-                <w:sz w:val="21"/>
-                <w:szCs w:val="21"/>
-                <w:lang w:val="en-US" w:eastAsia="zh-CN"/>
-              </w:rPr>
-              <w:t>协助报税、并获得个人税票（1个工作日）</w:t>
-            </w:r>
-          </w:p>
-        </w:tc>
-        <w:tc>
-          <w:tcPr>
-            <w:tcW w:w="3500" w:type="dxa"/>
+              <w:jc w:val="center"/>
+            </w:pPr>
+            <w:r>
+              <w:rPr>
+                <w:rFonts w:hint="eastAsia" w:ascii="仿宋" w:hAnsi="仿宋" w:eastAsia="仿宋" w:cs="仿宋"/>
+                <w:sz w:val="20"/>
+                <w:szCs w:val="20"/>
+                <w:lang w:val="en-US" w:eastAsia="zh-CN"/>
+              </w:rPr>
+              <w:t>11</w:t>
+            </w:r>
+          </w:p>
+        </w:tc>
+        <w:tc>
+          <w:tcPr>
+            <w:tcW w:w="3679" w:type="dxa"/>
             <w:vAlign w:val="top"/>
           </w:tcPr>
           <w:p>
@@ -1959,26 +2001,102 @@
             </w:pPr>
             <w:r>
               <w:rPr>
-                <w:rFonts w:hint="eastAsia" w:ascii="FangSong" w:hAnsi="FangSong" w:eastAsia="FangSong" w:cs="FangSong"/>
-                <w:sz w:val="21"/>
-                <w:szCs w:val="21"/>
-                <w:lang w:val="en-US" w:eastAsia="zh-CN"/>
-              </w:rPr>
-              <w:t>• 个人所得税申报表</w:t>
-            </w:r>
-          </w:p>
-          <w:p>
-            <w:pPr>
-              <w:spacing w:after="0" w:line="280" w:lineRule="auto"/>
-            </w:pPr>
-            <w:r>
-              <w:rPr>
-                <w:rFonts w:hint="eastAsia" w:ascii="FangSong" w:hAnsi="FangSong" w:eastAsia="FangSong" w:cs="FangSong"/>
-                <w:sz w:val="21"/>
-                <w:szCs w:val="21"/>
-                <w:lang w:val="en-US" w:eastAsia="zh-CN"/>
-              </w:rPr>
-              <w:t>• 个税发票</w:t>
+                <w:rFonts w:hint="eastAsia" w:ascii="仿宋" w:hAnsi="仿宋" w:eastAsia="仿宋" w:cs="仿宋"/>
+                <w:sz w:val="22"/>
+                <w:szCs w:val="22"/>
+                <w:lang w:val="en-US" w:eastAsia="zh-CN"/>
+              </w:rPr>
+              <w:t>第一步：收集资料</w:t>
+            </w:r>
+          </w:p>
+          <w:p>
+            <w:pPr>
+              <w:spacing w:after="0" w:line="280" w:lineRule="auto"/>
+            </w:pPr>
+            <w:r>
+              <w:rPr>
+                <w:rFonts w:hint="eastAsia" w:ascii="仿宋" w:hAnsi="仿宋" w:eastAsia="仿宋" w:cs="仿宋"/>
+                <w:sz w:val="22"/>
+                <w:szCs w:val="22"/>
+                <w:lang w:val="en-US" w:eastAsia="zh-CN"/>
+              </w:rPr>
+              <w:t>第二步：计算所得税报表（7个工作日）</w:t>
+            </w:r>
+          </w:p>
+          <w:p>
+            <w:pPr>
+              <w:spacing w:after="0" w:line="280" w:lineRule="auto"/>
+            </w:pPr>
+            <w:r>
+              <w:rPr>
+                <w:rFonts w:hint="eastAsia" w:ascii="仿宋" w:hAnsi="仿宋" w:eastAsia="仿宋" w:cs="仿宋"/>
+                <w:sz w:val="22"/>
+                <w:szCs w:val="22"/>
+                <w:lang w:val="en-US" w:eastAsia="zh-CN"/>
+              </w:rPr>
+              <w:t>第三步：客户反馈</w:t>
+            </w:r>
+          </w:p>
+          <w:p>
+            <w:pPr>
+              <w:spacing w:after="0" w:line="280" w:lineRule="auto"/>
+            </w:pPr>
+            <w:r>
+              <w:rPr>
+                <w:rFonts w:hint="eastAsia" w:ascii="仿宋" w:hAnsi="仿宋" w:eastAsia="仿宋" w:cs="仿宋"/>
+                <w:sz w:val="22"/>
+                <w:szCs w:val="22"/>
+                <w:lang w:val="en-US" w:eastAsia="zh-CN"/>
+              </w:rPr>
+              <w:t>第四步：调整所得税报表（3个工作日）</w:t>
+            </w:r>
+          </w:p>
+          <w:p>
+            <w:pPr>
+              <w:spacing w:after="0" w:line="280" w:lineRule="auto"/>
+            </w:pPr>
+            <w:r>
+              <w:rPr>
+                <w:rFonts w:hint="eastAsia" w:ascii="仿宋" w:hAnsi="仿宋" w:eastAsia="仿宋" w:cs="仿宋"/>
+                <w:sz w:val="22"/>
+                <w:szCs w:val="22"/>
+                <w:lang w:val="en-US" w:eastAsia="zh-CN"/>
+              </w:rPr>
+              <w:t>第五步：协助报税、并获得个人税票（1个工作日）</w:t>
+            </w:r>
+          </w:p>
+        </w:tc>
+        <w:tc>
+          <w:tcPr>
+            <w:tcW w:w="2671" w:type="dxa"/>
+            <w:vAlign w:val="top"/>
+          </w:tcPr>
+          <w:p>
+            <w:pPr>
+              <w:spacing w:after="0" w:line="280" w:lineRule="auto"/>
+            </w:pPr>
+            <w:r>
+              <w:rPr>
+                <w:rFonts w:hint="eastAsia" w:ascii="仿宋" w:hAnsi="仿宋" w:eastAsia="仿宋" w:cs="仿宋"/>
+                <w:sz w:val="22"/>
+                <w:szCs w:val="22"/>
+                <w:lang w:val="en-US" w:eastAsia="zh-CN"/>
+              </w:rPr>
+              <w:t>1. 个人所得税申报表</w:t>
+            </w:r>
+          </w:p>
+          <w:p>
+            <w:pPr>
+              <w:spacing w:after="0" w:line="280" w:lineRule="auto"/>
+            </w:pPr>
+            <w:r>
+              <w:rPr>
+                <w:rFonts w:hint="eastAsia" w:ascii="仿宋" w:hAnsi="仿宋" w:eastAsia="仿宋" w:cs="仿宋"/>
+                <w:sz w:val="22"/>
+                <w:szCs w:val="22"/>
+                <w:lang w:val="en-US" w:eastAsia="zh-CN"/>
+              </w:rPr>
+              <w:t>2. 个税发票</w:t>
             </w:r>
           </w:p>
         </w:tc>
@@ -1989,7 +2107,7 @@
         </w:trPr>
         <w:tc>
           <w:tcPr>
-            <w:tcW w:w="555" w:type="dxa"/>
+            <w:tcW w:w="596" w:type="dxa"/>
             <w:vAlign w:val="top"/>
           </w:tcPr>
           <w:p>
@@ -1999,9 +2117,9 @@
             </w:pPr>
             <w:r>
               <w:rPr>
-                <w:rFonts w:hint="eastAsia" w:ascii="FangSong" w:hAnsi="FangSong" w:eastAsia="FangSong" w:cs="FangSong"/>
-                <w:sz w:val="24"/>
-                <w:szCs w:val="24"/>
+                <w:rFonts w:hint="eastAsia" w:ascii="仿宋" w:hAnsi="仿宋" w:eastAsia="仿宋" w:cs="仿宋"/>
+                <w:sz w:val="20"/>
+                <w:szCs w:val="20"/>
                 <w:lang w:val="en-US" w:eastAsia="zh-CN"/>
               </w:rPr>
               <w:t>4</w:t>
@@ -2010,7 +2128,7 @@
         </w:tc>
         <w:tc>
           <w:tcPr>
-            <w:tcW w:w="2100" w:type="dxa"/>
+            <w:tcW w:w="2249" w:type="dxa"/>
             <w:vAlign w:val="top"/>
           </w:tcPr>
           <w:p>
@@ -2019,11 +2137,11 @@
             </w:pPr>
             <w:r>
               <w:rPr>
-                <w:rFonts w:hint="eastAsia" w:ascii="FangSong" w:hAnsi="FangSong" w:eastAsia="FangSong" w:cs="FangSong"/>
+                <w:rFonts w:hint="eastAsia" w:ascii="仿宋" w:hAnsi="仿宋" w:eastAsia="仿宋" w:cs="仿宋"/>
                 <w:b/>
                 <w:bCs/>
-                <w:sz w:val="24"/>
-                <w:szCs w:val="24"/>
+                <w:sz w:val="20"/>
+                <w:szCs w:val="20"/>
                 <w:lang w:val="en-US" w:eastAsia="zh-CN"/>
               </w:rPr>
               <w:t>商务签</w:t>
@@ -2032,83 +2150,28 @@
         </w:tc>
         <w:tc>
           <w:tcPr>
-            <w:tcW w:w="3635" w:type="dxa"/>
+            <w:tcW w:w="872" w:type="dxa"/>
             <w:vAlign w:val="top"/>
           </w:tcPr>
           <w:p>
             <w:pPr>
               <w:spacing w:after="0" w:line="280" w:lineRule="auto"/>
-            </w:pPr>
-            <w:r>
-              <w:rPr>
-                <w:rFonts w:hint="eastAsia" w:ascii="FangSong" w:hAnsi="FangSong" w:eastAsia="FangSong" w:cs="FangSong"/>
-                <w:sz w:val="21"/>
-                <w:szCs w:val="21"/>
-                <w:lang w:val="en-US" w:eastAsia="zh-CN"/>
-              </w:rPr>
-              <w:t>收集资料</w:t>
-            </w:r>
-          </w:p>
-          <w:p>
-            <w:pPr>
-              <w:spacing w:after="0" w:line="280" w:lineRule="auto"/>
-            </w:pPr>
-            <w:r>
-              <w:rPr>
-                <w:rFonts w:hint="eastAsia" w:ascii="FangSong" w:hAnsi="FangSong" w:eastAsia="FangSong" w:cs="FangSong"/>
-                <w:sz w:val="21"/>
-                <w:szCs w:val="21"/>
-                <w:lang w:val="en-US" w:eastAsia="zh-CN"/>
-              </w:rPr>
-              <w:t>提交申请（1个工作日）</w:t>
-            </w:r>
-          </w:p>
-          <w:p>
-            <w:pPr>
-              <w:spacing w:after="0" w:line="280" w:lineRule="auto"/>
-            </w:pPr>
-            <w:r>
-              <w:rPr>
-                <w:rFonts w:hint="eastAsia" w:ascii="FangSong" w:hAnsi="FangSong" w:eastAsia="FangSong" w:cs="FangSong"/>
-                <w:sz w:val="21"/>
-                <w:szCs w:val="21"/>
-                <w:lang w:val="en-US" w:eastAsia="zh-CN"/>
-              </w:rPr>
-              <w:t>领事馆审核申请（7-14个工作日）</w:t>
-            </w:r>
-          </w:p>
-          <w:p>
-            <w:pPr>
-              <w:spacing w:after="0" w:line="280" w:lineRule="auto"/>
-            </w:pPr>
-            <w:r>
-              <w:rPr>
-                <w:rFonts w:hint="eastAsia" w:ascii="FangSong" w:hAnsi="FangSong" w:eastAsia="FangSong" w:cs="FangSong"/>
-                <w:sz w:val="21"/>
-                <w:szCs w:val="21"/>
-                <w:lang w:val="en-US" w:eastAsia="zh-CN"/>
-              </w:rPr>
-              <w:t>补充材料（如需）</w:t>
-            </w:r>
-          </w:p>
-          <w:p>
-            <w:pPr>
-              <w:spacing w:after="0" w:line="280" w:lineRule="auto"/>
-            </w:pPr>
-            <w:r>
-              <w:rPr>
-                <w:rFonts w:hint="eastAsia" w:ascii="FangSong" w:hAnsi="FangSong" w:eastAsia="FangSong" w:cs="FangSong"/>
-                <w:sz w:val="21"/>
-                <w:szCs w:val="21"/>
-                <w:lang w:val="en-US" w:eastAsia="zh-CN"/>
-              </w:rPr>
-              <w:t>批准申请</w:t>
-            </w:r>
-          </w:p>
-        </w:tc>
-        <w:tc>
-          <w:tcPr>
-            <w:tcW w:w="3500" w:type="dxa"/>
+              <w:jc w:val="center"/>
+            </w:pPr>
+            <w:r>
+              <w:rPr>
+                <w:rFonts w:hint="eastAsia" w:ascii="仿宋" w:hAnsi="仿宋" w:eastAsia="仿宋" w:cs="仿宋"/>
+                <w:sz w:val="20"/>
+                <w:szCs w:val="20"/>
+                <w:lang w:val="en-US" w:eastAsia="zh-CN"/>
+              </w:rPr>
+              <w:t>8-15</w:t>
+            </w:r>
+          </w:p>
+        </w:tc>
+        <w:tc>
+          <w:tcPr>
+            <w:tcW w:w="3679" w:type="dxa"/>
             <w:vAlign w:val="top"/>
           </w:tcPr>
           <w:p>
@@ -2117,12 +2180,88 @@
             </w:pPr>
             <w:r>
               <w:rPr>
-                <w:rFonts w:hint="eastAsia" w:ascii="FangSong" w:hAnsi="FangSong" w:eastAsia="FangSong" w:cs="FangSong"/>
-                <w:sz w:val="21"/>
-                <w:szCs w:val="21"/>
-                <w:lang w:val="en-US" w:eastAsia="zh-CN"/>
-              </w:rPr>
-              <w:t>• E-Visa</w:t>
+                <w:rFonts w:hint="eastAsia" w:ascii="仿宋" w:hAnsi="仿宋" w:eastAsia="仿宋" w:cs="仿宋"/>
+                <w:sz w:val="22"/>
+                <w:szCs w:val="22"/>
+                <w:lang w:val="en-US" w:eastAsia="zh-CN"/>
+              </w:rPr>
+              <w:t>第一步：收集资料</w:t>
+            </w:r>
+          </w:p>
+          <w:p>
+            <w:pPr>
+              <w:spacing w:after="0" w:line="280" w:lineRule="auto"/>
+            </w:pPr>
+            <w:r>
+              <w:rPr>
+                <w:rFonts w:hint="eastAsia" w:ascii="仿宋" w:hAnsi="仿宋" w:eastAsia="仿宋" w:cs="仿宋"/>
+                <w:sz w:val="22"/>
+                <w:szCs w:val="22"/>
+                <w:lang w:val="en-US" w:eastAsia="zh-CN"/>
+              </w:rPr>
+              <w:t>第二步：提交申请（1个工作日）</w:t>
+            </w:r>
+          </w:p>
+          <w:p>
+            <w:pPr>
+              <w:spacing w:after="0" w:line="280" w:lineRule="auto"/>
+            </w:pPr>
+            <w:r>
+              <w:rPr>
+                <w:rFonts w:hint="eastAsia" w:ascii="仿宋" w:hAnsi="仿宋" w:eastAsia="仿宋" w:cs="仿宋"/>
+                <w:sz w:val="22"/>
+                <w:szCs w:val="22"/>
+                <w:lang w:val="en-US" w:eastAsia="zh-CN"/>
+              </w:rPr>
+              <w:t>第三步：领事馆审核申请（7-14个工作日）</w:t>
+            </w:r>
+          </w:p>
+          <w:p>
+            <w:pPr>
+              <w:spacing w:after="0" w:line="280" w:lineRule="auto"/>
+            </w:pPr>
+            <w:r>
+              <w:rPr>
+                <w:rFonts w:hint="eastAsia" w:ascii="仿宋" w:hAnsi="仿宋" w:eastAsia="仿宋" w:cs="仿宋"/>
+                <w:sz w:val="22"/>
+                <w:szCs w:val="22"/>
+                <w:lang w:val="en-US" w:eastAsia="zh-CN"/>
+              </w:rPr>
+              <w:t>第四步：补充材料（如需）</w:t>
+            </w:r>
+          </w:p>
+          <w:p>
+            <w:pPr>
+              <w:spacing w:after="0" w:line="280" w:lineRule="auto"/>
+            </w:pPr>
+            <w:r>
+              <w:rPr>
+                <w:rFonts w:hint="eastAsia" w:ascii="仿宋" w:hAnsi="仿宋" w:eastAsia="仿宋" w:cs="仿宋"/>
+                <w:sz w:val="22"/>
+                <w:szCs w:val="22"/>
+                <w:lang w:val="en-US" w:eastAsia="zh-CN"/>
+              </w:rPr>
+              <w:t>第五步：批准申请</w:t>
+            </w:r>
+          </w:p>
+        </w:tc>
+        <w:tc>
+          <w:tcPr>
+            <w:tcW w:w="2671" w:type="dxa"/>
+            <w:vAlign w:val="top"/>
+          </w:tcPr>
+          <w:p>
+            <w:pPr>
+              <w:spacing w:after="0" w:line="280" w:lineRule="auto"/>
+            </w:pPr>
+            <w:r>
+              <w:rPr>
+                <w:rFonts w:hint="eastAsia" w:ascii="仿宋" w:hAnsi="仿宋" w:eastAsia="仿宋" w:cs="仿宋"/>
+                <w:sz w:val="22"/>
+                <w:szCs w:val="22"/>
+                <w:lang w:val="en-US" w:eastAsia="zh-CN"/>
+              </w:rPr>
+              <w:t>1. E-Visa</w:t>
             </w:r>
           </w:p>
         </w:tc>
@@ -2139,7 +2278,7 @@
       </w:pPr>
       <w:r>
         <w:rPr>
-          <w:rFonts w:hint="eastAsia" w:ascii="FangSong" w:hAnsi="FangSong" w:eastAsia="FangSong" w:cs="FangSong"/>
+          <w:rFonts w:hint="eastAsia" w:ascii="仿宋" w:hAnsi="仿宋" w:eastAsia="仿宋" w:cs="仿宋"/>
           <w:b/>
           <w:bCs/>
           <w:color w:val="000000"/>
@@ -2158,7 +2297,7 @@
     <w:tbl>
       <w:tblPr>
         <w:tblStyle w:val="11"/>
-        <w:tblW w:w="9790" w:type="dxa"/>
+        <w:tblW w:w="10102" w:type="dxa"/>
         <w:tblInd w:w="-439" w:type="dxa"/>
         <w:tblBorders>
           <w:top w:val="single" w:color="auto" w:sz="4" w:space="0"/>
@@ -2177,9 +2316,9 @@
         </w:tblCellMar>
       </w:tblPr>
       <w:tblGrid>
-        <w:gridCol w:w="555"/>
-        <w:gridCol w:w="2400"/>
-        <w:gridCol w:w="6835"/>
+        <w:gridCol w:w="654"/>
+        <w:gridCol w:w="2219"/>
+        <w:gridCol w:w="7229"/>
       </w:tblGrid>
       <w:tr>
         <w:trPr>
@@ -2187,7 +2326,7 @@
         </w:trPr>
         <w:tc>
           <w:tcPr>
-            <w:tcW w:w="555" w:type="dxa"/>
+            <w:tcW w:w="654" w:type="dxa"/>
             <w:shd w:val="clear" w:color="auto" w:fill="BDD6EE"/>
             <w:vAlign w:val="center"/>
           </w:tcPr>
@@ -2198,11 +2337,11 @@
             </w:pPr>
             <w:r>
               <w:rPr>
-                <w:rFonts w:hint="eastAsia" w:ascii="FangSong" w:hAnsi="FangSong" w:eastAsia="FangSong" w:cs="FangSong"/>
+                <w:rFonts w:hint="eastAsia" w:ascii="仿宋" w:hAnsi="仿宋" w:eastAsia="仿宋" w:cs="仿宋"/>
                 <w:b/>
                 <w:bCs/>
-                <w:sz w:val="24"/>
-                <w:szCs w:val="24"/>
+                <w:sz w:val="20"/>
+                <w:szCs w:val="20"/>
                 <w:lang w:val="en-US" w:eastAsia="zh-CN"/>
               </w:rPr>
               <w:t>序号</w:t>
@@ -2211,7 +2350,7 @@
         </w:tc>
         <w:tc>
           <w:tcPr>
-            <w:tcW w:w="2400" w:type="dxa"/>
+            <w:tcW w:w="2219" w:type="dxa"/>
             <w:shd w:val="clear" w:color="auto" w:fill="BDD6EE"/>
             <w:vAlign w:val="center"/>
           </w:tcPr>
@@ -2222,11 +2361,11 @@
             </w:pPr>
             <w:r>
               <w:rPr>
-                <w:rFonts w:hint="eastAsia" w:ascii="FangSong" w:hAnsi="FangSong" w:eastAsia="FangSong" w:cs="FangSong"/>
+                <w:rFonts w:hint="eastAsia" w:ascii="仿宋" w:hAnsi="仿宋" w:eastAsia="仿宋" w:cs="仿宋"/>
                 <w:b/>
                 <w:bCs/>
-                <w:sz w:val="24"/>
-                <w:szCs w:val="24"/>
+                <w:sz w:val="20"/>
+                <w:szCs w:val="20"/>
                 <w:lang w:val="en-US" w:eastAsia="zh-CN"/>
               </w:rPr>
               <w:t>项目</w:t>
@@ -2235,7 +2374,7 @@
         </w:tc>
         <w:tc>
           <w:tcPr>
-            <w:tcW w:w="6835" w:type="dxa"/>
+            <w:tcW w:w="7229" w:type="dxa"/>
             <w:shd w:val="clear" w:color="auto" w:fill="BDD6EE"/>
             <w:vAlign w:val="center"/>
           </w:tcPr>
@@ -2246,11 +2385,11 @@
             </w:pPr>
             <w:r>
               <w:rPr>
-                <w:rFonts w:hint="eastAsia" w:ascii="FangSong" w:hAnsi="FangSong" w:eastAsia="FangSong" w:cs="FangSong"/>
+                <w:rFonts w:hint="eastAsia" w:ascii="仿宋" w:hAnsi="仿宋" w:eastAsia="仿宋" w:cs="仿宋"/>
                 <w:b/>
                 <w:bCs/>
-                <w:sz w:val="24"/>
-                <w:szCs w:val="24"/>
+                <w:sz w:val="20"/>
+                <w:szCs w:val="20"/>
                 <w:lang w:val="en-US" w:eastAsia="zh-CN"/>
               </w:rPr>
               <w:t>所需材料</w:t>
@@ -2264,7 +2403,7 @@
         </w:trPr>
         <w:tc>
           <w:tcPr>
-            <w:tcW w:w="555" w:type="dxa"/>
+            <w:tcW w:w="654" w:type="dxa"/>
             <w:vAlign w:val="top"/>
           </w:tcPr>
           <w:p>
@@ -2274,9 +2413,9 @@
             </w:pPr>
             <w:r>
               <w:rPr>
-                <w:rFonts w:hint="eastAsia" w:ascii="FangSong" w:hAnsi="FangSong" w:eastAsia="FangSong" w:cs="FangSong"/>
-                <w:sz w:val="24"/>
-                <w:szCs w:val="24"/>
+                <w:rFonts w:hint="eastAsia" w:ascii="仿宋" w:hAnsi="仿宋" w:eastAsia="仿宋" w:cs="仿宋"/>
+                <w:sz w:val="20"/>
+                <w:szCs w:val="20"/>
                 <w:lang w:val="en-US" w:eastAsia="zh-CN"/>
               </w:rPr>
               <w:t>1</w:t>
@@ -2285,7 +2424,7 @@
         </w:tc>
         <w:tc>
           <w:tcPr>
-            <w:tcW w:w="2400" w:type="dxa"/>
+            <w:tcW w:w="2219" w:type="dxa"/>
             <w:vAlign w:val="top"/>
           </w:tcPr>
           <w:p>
@@ -2294,11 +2433,11 @@
             </w:pPr>
             <w:r>
               <w:rPr>
-                <w:rFonts w:hint="eastAsia" w:ascii="FangSong" w:hAnsi="FangSong" w:eastAsia="FangSong" w:cs="FangSong"/>
+                <w:rFonts w:hint="eastAsia" w:ascii="仿宋" w:hAnsi="仿宋" w:eastAsia="仿宋" w:cs="仿宋"/>
                 <w:b/>
                 <w:bCs/>
-                <w:sz w:val="24"/>
-                <w:szCs w:val="24"/>
+                <w:sz w:val="20"/>
+                <w:szCs w:val="20"/>
                 <w:lang w:val="en-US" w:eastAsia="zh-CN"/>
               </w:rPr>
               <w:t>有限责任公司注册</w:t>
@@ -2307,7 +2446,7 @@
         </w:tc>
         <w:tc>
           <w:tcPr>
-            <w:tcW w:w="6835" w:type="dxa"/>
+            <w:tcW w:w="7229" w:type="dxa"/>
             <w:vAlign w:val="top"/>
           </w:tcPr>
           <w:p>
@@ -2316,96 +2455,404 @@
             </w:pPr>
             <w:r>
               <w:rPr>
-                <w:rFonts w:hint="eastAsia" w:ascii="FangSong" w:hAnsi="FangSong" w:eastAsia="FangSong" w:cs="FangSong"/>
-                <w:sz w:val="21"/>
-                <w:szCs w:val="21"/>
-                <w:lang w:val="en-US" w:eastAsia="zh-CN"/>
-              </w:rPr>
-              <w:t>1. 公司基础信息（公司名称、注册资本、股权比例、注册地址、经营范围、签字权董事、泰国电话号）</w:t>
-            </w:r>
-          </w:p>
-          <w:p>
-            <w:pPr>
-              <w:spacing w:after="0" w:line="280" w:lineRule="auto"/>
-            </w:pPr>
-            <w:r>
-              <w:rPr>
-                <w:rFonts w:hint="eastAsia" w:ascii="FangSong" w:hAnsi="FangSong" w:eastAsia="FangSong" w:cs="FangSong"/>
-                <w:sz w:val="21"/>
-                <w:szCs w:val="21"/>
-                <w:lang w:val="en-US" w:eastAsia="zh-CN"/>
-              </w:rPr>
-              <w:t>2. 股东资料（泰国人：身份证彩色扫描件、邮箱、手机号码、个人银行存款证明；非泰国人：护照首页彩色扫描件、邮箱、手机号码）</w:t>
-            </w:r>
-          </w:p>
-          <w:p>
-            <w:pPr>
-              <w:spacing w:after="0" w:line="280" w:lineRule="auto"/>
-            </w:pPr>
-            <w:r>
-              <w:rPr>
-                <w:rFonts w:hint="eastAsia" w:ascii="FangSong" w:hAnsi="FangSong" w:eastAsia="FangSong" w:cs="FangSong"/>
-                <w:sz w:val="21"/>
-                <w:szCs w:val="21"/>
-                <w:lang w:val="en-US" w:eastAsia="zh-CN"/>
-              </w:rPr>
-              <w:t>3. 外国公司当股东：公司章程（原版及泰文/英文翻译版的扫描件）、营业执照（原版及泰文/英文翻译版的扫描件）、外国公司法人/董事长的护照首页彩色扫描件</w:t>
-            </w:r>
-          </w:p>
-          <w:p>
-            <w:pPr>
-              <w:spacing w:after="0" w:line="280" w:lineRule="auto"/>
-            </w:pPr>
-            <w:r>
-              <w:rPr>
-                <w:rFonts w:hint="eastAsia" w:ascii="FangSong" w:hAnsi="FangSong" w:eastAsia="FangSong" w:cs="FangSong"/>
-                <w:sz w:val="21"/>
-                <w:szCs w:val="21"/>
-                <w:lang w:val="en-US" w:eastAsia="zh-CN"/>
-              </w:rPr>
-              <w:t>4. 本地公司当股东：DBD审批函、董事的护照首页/身份证的彩色扫描件</w:t>
-            </w:r>
-          </w:p>
-          <w:p>
-            <w:pPr>
-              <w:spacing w:after="0" w:line="280" w:lineRule="auto"/>
-            </w:pPr>
-            <w:r>
-              <w:rPr>
-                <w:rFonts w:hint="eastAsia" w:ascii="FangSong" w:hAnsi="FangSong" w:eastAsia="FangSong" w:cs="FangSong"/>
-                <w:sz w:val="21"/>
-                <w:szCs w:val="21"/>
-                <w:lang w:val="en-US" w:eastAsia="zh-CN"/>
-              </w:rPr>
-              <w:t>5. 董事资料（外国人：护照首页扫描件，并用蓝色笔签字；泰国人：身份证扫描件，并用蓝色笔签字）</w:t>
-            </w:r>
-          </w:p>
-          <w:p>
-            <w:pPr>
-              <w:spacing w:after="0" w:line="280" w:lineRule="auto"/>
-            </w:pPr>
-            <w:r>
-              <w:rPr>
-                <w:rFonts w:hint="eastAsia" w:ascii="FangSong" w:hAnsi="FangSong" w:eastAsia="FangSong" w:cs="FangSong"/>
-                <w:sz w:val="21"/>
-                <w:szCs w:val="21"/>
-                <w:lang w:val="en-US" w:eastAsia="zh-CN"/>
-              </w:rPr>
-              <w:t>6. 公章：形状不限，常规样式，公章必须包含英文和泰文的公司名称</w:t>
-            </w:r>
-          </w:p>
-          <w:p>
-            <w:pPr>
-              <w:spacing w:after="0" w:line="280" w:lineRule="auto"/>
-            </w:pPr>
-            <w:r>
-              <w:rPr>
-                <w:rFonts w:hint="eastAsia" w:ascii="FangSong" w:hAnsi="FangSong" w:eastAsia="FangSong" w:cs="FangSong"/>
-                <w:sz w:val="21"/>
-                <w:szCs w:val="21"/>
-                <w:lang w:val="en-US" w:eastAsia="zh-CN"/>
-              </w:rPr>
-              <w:t>7. 地址相关文件（房屋登记副本、地址地图、土地使用同意书、房东的身份证复印件或DBD公司注册文件复印件）</w:t>
+                <w:rFonts w:hint="eastAsia" w:ascii="仿宋" w:hAnsi="仿宋" w:eastAsia="仿宋" w:cs="仿宋"/>
+                <w:sz w:val="22"/>
+                <w:szCs w:val="22"/>
+                <w:lang w:val="en-US" w:eastAsia="zh-CN"/>
+              </w:rPr>
+              <w:t>1. 公司基础信息：</w:t>
+            </w:r>
+          </w:p>
+          <w:p>
+            <w:pPr>
+              <w:spacing w:after="0" w:line="280" w:lineRule="auto"/>
+            </w:pPr>
+            <w:r>
+              <w:rPr>
+                <w:rFonts w:hint="eastAsia" w:ascii="仿宋" w:hAnsi="仿宋" w:eastAsia="仿宋" w:cs="仿宋"/>
+                <w:sz w:val="22"/>
+                <w:szCs w:val="22"/>
+                <w:lang w:val="en-US" w:eastAsia="zh-CN"/>
+              </w:rPr>
+              <w:t>（1）公司名称：至少提供三个英文名称，命名规则可按以下三种方式：a. 名字＋co.,ltd.；b. 名字＋行业＋co.,ltd.；c. 名字＋（行业）＋（thailand）+co.,ltd.</w:t>
+            </w:r>
+          </w:p>
+          <w:p>
+            <w:pPr>
+              <w:spacing w:after="0" w:line="280" w:lineRule="auto"/>
+            </w:pPr>
+            <w:r>
+              <w:rPr>
+                <w:rFonts w:hint="eastAsia" w:ascii="仿宋" w:hAnsi="仿宋" w:eastAsia="仿宋" w:cs="仿宋"/>
+                <w:sz w:val="22"/>
+                <w:szCs w:val="22"/>
+                <w:lang w:val="en-US" w:eastAsia="zh-CN"/>
+              </w:rPr>
+              <w:t>（2）注册资本</w:t>
+            </w:r>
+          </w:p>
+          <w:p>
+            <w:pPr>
+              <w:spacing w:after="0" w:line="280" w:lineRule="auto"/>
+            </w:pPr>
+            <w:r>
+              <w:rPr>
+                <w:rFonts w:hint="eastAsia" w:ascii="仿宋" w:hAnsi="仿宋" w:eastAsia="仿宋" w:cs="仿宋"/>
+                <w:sz w:val="22"/>
+                <w:szCs w:val="22"/>
+                <w:lang w:val="en-US" w:eastAsia="zh-CN"/>
+              </w:rPr>
+              <w:t>（3）股权比例：非BOI公司外资最多占49%，泰国人至少占51%</w:t>
+            </w:r>
+          </w:p>
+          <w:p>
+            <w:pPr>
+              <w:spacing w:after="0" w:line="280" w:lineRule="auto"/>
+            </w:pPr>
+            <w:r>
+              <w:rPr>
+                <w:rFonts w:hint="eastAsia" w:ascii="仿宋" w:hAnsi="仿宋" w:eastAsia="仿宋" w:cs="仿宋"/>
+                <w:sz w:val="22"/>
+                <w:szCs w:val="22"/>
+                <w:lang w:val="en-US" w:eastAsia="zh-CN"/>
+              </w:rPr>
+              <w:t>（4）注册地址：泰国本地的商务注册地址，需提供物业所有人的相关身份证明、公司所在地的地图及租赁合同</w:t>
+            </w:r>
+          </w:p>
+          <w:p>
+            <w:pPr>
+              <w:spacing w:after="0" w:line="280" w:lineRule="auto"/>
+            </w:pPr>
+            <w:r>
+              <w:rPr>
+                <w:rFonts w:hint="eastAsia" w:ascii="仿宋" w:hAnsi="仿宋" w:eastAsia="仿宋" w:cs="仿宋"/>
+                <w:sz w:val="22"/>
+                <w:szCs w:val="22"/>
+                <w:lang w:val="en-US" w:eastAsia="zh-CN"/>
+              </w:rPr>
+              <w:t>（5）经营范围：泰国公司法规定了22大类经营范围，请联系山海图进行添加</w:t>
+            </w:r>
+          </w:p>
+          <w:p>
+            <w:pPr>
+              <w:spacing w:after="0" w:line="280" w:lineRule="auto"/>
+            </w:pPr>
+            <w:r>
+              <w:rPr>
+                <w:rFonts w:hint="eastAsia" w:ascii="仿宋" w:hAnsi="仿宋" w:eastAsia="仿宋" w:cs="仿宋"/>
+                <w:sz w:val="22"/>
+                <w:szCs w:val="22"/>
+                <w:lang w:val="en-US" w:eastAsia="zh-CN"/>
+              </w:rPr>
+              <w:t>（6）签字权董事：办理文件需要明确由该董事签字</w:t>
+            </w:r>
+          </w:p>
+          <w:p>
+            <w:pPr>
+              <w:spacing w:after="0" w:line="280" w:lineRule="auto"/>
+            </w:pPr>
+            <w:r>
+              <w:rPr>
+                <w:rFonts w:hint="eastAsia" w:ascii="仿宋" w:hAnsi="仿宋" w:eastAsia="仿宋" w:cs="仿宋"/>
+                <w:sz w:val="22"/>
+                <w:szCs w:val="22"/>
+                <w:lang w:val="en-US" w:eastAsia="zh-CN"/>
+              </w:rPr>
+              <w:t>（7）泰国电话号</w:t>
+            </w:r>
+          </w:p>
+          <w:p>
+            <w:pPr>
+              <w:spacing w:after="0" w:line="280" w:lineRule="auto"/>
+            </w:pPr>
+            <w:r>
+              <w:rPr>
+                <w:rFonts w:hint="eastAsia" w:ascii="仿宋" w:hAnsi="仿宋" w:eastAsia="仿宋" w:cs="仿宋"/>
+                <w:sz w:val="22"/>
+                <w:szCs w:val="22"/>
+                <w:lang w:val="en-US" w:eastAsia="zh-CN"/>
+              </w:rPr>
+              <w:t>2. 股东资料：</w:t>
+            </w:r>
+          </w:p>
+          <w:p>
+            <w:pPr>
+              <w:spacing w:after="0" w:line="280" w:lineRule="auto"/>
+            </w:pPr>
+            <w:r>
+              <w:rPr>
+                <w:rFonts w:hint="eastAsia" w:ascii="仿宋" w:hAnsi="仿宋" w:eastAsia="仿宋" w:cs="仿宋"/>
+                <w:sz w:val="22"/>
+                <w:szCs w:val="22"/>
+                <w:lang w:val="en-US" w:eastAsia="zh-CN"/>
+              </w:rPr>
+              <w:t>（1）由自然人当股东（必需）：</w:t>
+            </w:r>
+          </w:p>
+          <w:p>
+            <w:pPr>
+              <w:spacing w:after="0" w:line="280" w:lineRule="auto"/>
+            </w:pPr>
+            <w:r>
+              <w:rPr>
+                <w:rFonts w:hint="eastAsia" w:ascii="仿宋" w:hAnsi="仿宋" w:eastAsia="仿宋" w:cs="仿宋"/>
+                <w:sz w:val="22"/>
+                <w:szCs w:val="22"/>
+                <w:lang w:val="en-US" w:eastAsia="zh-CN"/>
+              </w:rPr>
+              <w:t>a. 泰国人：身份证彩色扫描件、邮箱地址、手机号码、个人银行存款证明</w:t>
+            </w:r>
+          </w:p>
+          <w:p>
+            <w:pPr>
+              <w:spacing w:after="0" w:line="280" w:lineRule="auto"/>
+            </w:pPr>
+            <w:r>
+              <w:rPr>
+                <w:rFonts w:hint="eastAsia" w:ascii="仿宋" w:hAnsi="仿宋" w:eastAsia="仿宋" w:cs="仿宋"/>
+                <w:sz w:val="22"/>
+                <w:szCs w:val="22"/>
+                <w:lang w:val="en-US" w:eastAsia="zh-CN"/>
+              </w:rPr>
+              <w:t>b. 非泰国人：护照首页彩色扫描件、邮箱地址、手机号码</w:t>
+            </w:r>
+          </w:p>
+          <w:p>
+            <w:pPr>
+              <w:spacing w:after="0" w:line="280" w:lineRule="auto"/>
+            </w:pPr>
+            <w:r>
+              <w:rPr>
+                <w:rFonts w:hint="eastAsia" w:ascii="仿宋" w:hAnsi="仿宋" w:eastAsia="仿宋" w:cs="仿宋"/>
+                <w:sz w:val="22"/>
+                <w:szCs w:val="22"/>
+                <w:lang w:val="en-US" w:eastAsia="zh-CN"/>
+              </w:rPr>
+              <w:t>（2）由外国公司当股东（如需）：</w:t>
+            </w:r>
+          </w:p>
+          <w:p>
+            <w:pPr>
+              <w:spacing w:after="0" w:line="280" w:lineRule="auto"/>
+            </w:pPr>
+            <w:r>
+              <w:rPr>
+                <w:rFonts w:hint="eastAsia" w:ascii="仿宋" w:hAnsi="仿宋" w:eastAsia="仿宋" w:cs="仿宋"/>
+                <w:sz w:val="22"/>
+                <w:szCs w:val="22"/>
+                <w:lang w:val="en-US" w:eastAsia="zh-CN"/>
+              </w:rPr>
+              <w:t>a. 公司章程（原版及泰文/英文翻译版的扫描件）</w:t>
+            </w:r>
+          </w:p>
+          <w:p>
+            <w:pPr>
+              <w:spacing w:after="0" w:line="280" w:lineRule="auto"/>
+            </w:pPr>
+            <w:r>
+              <w:rPr>
+                <w:rFonts w:hint="eastAsia" w:ascii="仿宋" w:hAnsi="仿宋" w:eastAsia="仿宋" w:cs="仿宋"/>
+                <w:sz w:val="22"/>
+                <w:szCs w:val="22"/>
+                <w:lang w:val="en-US" w:eastAsia="zh-CN"/>
+              </w:rPr>
+              <w:t>b. 营业执照（原版及泰文/英文翻译版的扫描件）</w:t>
+            </w:r>
+          </w:p>
+          <w:p>
+            <w:pPr>
+              <w:spacing w:after="0" w:line="280" w:lineRule="auto"/>
+            </w:pPr>
+            <w:r>
+              <w:rPr>
+                <w:rFonts w:hint="eastAsia" w:ascii="仿宋" w:hAnsi="仿宋" w:eastAsia="仿宋" w:cs="仿宋"/>
+                <w:sz w:val="22"/>
+                <w:szCs w:val="22"/>
+                <w:lang w:val="en-US" w:eastAsia="zh-CN"/>
+              </w:rPr>
+              <w:t>c. 外国公司法人/董事长的护照首页彩色扫描件</w:t>
+            </w:r>
+          </w:p>
+          <w:p>
+            <w:pPr>
+              <w:spacing w:after="0" w:line="280" w:lineRule="auto"/>
+            </w:pPr>
+            <w:r>
+              <w:rPr>
+                <w:rFonts w:hint="eastAsia" w:ascii="仿宋" w:hAnsi="仿宋" w:eastAsia="仿宋" w:cs="仿宋"/>
+                <w:sz w:val="22"/>
+                <w:szCs w:val="22"/>
+                <w:lang w:val="en-US" w:eastAsia="zh-CN"/>
+              </w:rPr>
+              <w:t>（3）由本地公司当股东（如需）：</w:t>
+            </w:r>
+          </w:p>
+          <w:p>
+            <w:pPr>
+              <w:spacing w:after="0" w:line="280" w:lineRule="auto"/>
+            </w:pPr>
+            <w:r>
+              <w:rPr>
+                <w:rFonts w:hint="eastAsia" w:ascii="仿宋" w:hAnsi="仿宋" w:eastAsia="仿宋" w:cs="仿宋"/>
+                <w:sz w:val="22"/>
+                <w:szCs w:val="22"/>
+                <w:lang w:val="en-US" w:eastAsia="zh-CN"/>
+              </w:rPr>
+              <w:t>a. DBD审批函</w:t>
+            </w:r>
+          </w:p>
+          <w:p>
+            <w:pPr>
+              <w:spacing w:after="0" w:line="280" w:lineRule="auto"/>
+            </w:pPr>
+            <w:r>
+              <w:rPr>
+                <w:rFonts w:hint="eastAsia" w:ascii="仿宋" w:hAnsi="仿宋" w:eastAsia="仿宋" w:cs="仿宋"/>
+                <w:sz w:val="22"/>
+                <w:szCs w:val="22"/>
+                <w:lang w:val="en-US" w:eastAsia="zh-CN"/>
+              </w:rPr>
+              <w:t>b. 董事的护照首页（外籍）/身份证（泰籍）的彩色扫描件</w:t>
+            </w:r>
+          </w:p>
+          <w:p>
+            <w:pPr>
+              <w:spacing w:after="0" w:line="280" w:lineRule="auto"/>
+            </w:pPr>
+            <w:r>
+              <w:rPr>
+                <w:rFonts w:hint="eastAsia" w:ascii="仿宋" w:hAnsi="仿宋" w:eastAsia="仿宋" w:cs="仿宋"/>
+                <w:sz w:val="22"/>
+                <w:szCs w:val="22"/>
+                <w:lang w:val="en-US" w:eastAsia="zh-CN"/>
+              </w:rPr>
+              <w:t>3. 董事资料：</w:t>
+            </w:r>
+          </w:p>
+          <w:p>
+            <w:pPr>
+              <w:spacing w:after="0" w:line="280" w:lineRule="auto"/>
+            </w:pPr>
+            <w:r>
+              <w:rPr>
+                <w:rFonts w:hint="eastAsia" w:ascii="仿宋" w:hAnsi="仿宋" w:eastAsia="仿宋" w:cs="仿宋"/>
+                <w:sz w:val="22"/>
+                <w:szCs w:val="22"/>
+                <w:lang w:val="en-US" w:eastAsia="zh-CN"/>
+              </w:rPr>
+              <w:t>（1）外国人：护照首页扫描件，并用蓝色笔签字（签字姓名和护照姓名一致）</w:t>
+            </w:r>
+          </w:p>
+          <w:p>
+            <w:pPr>
+              <w:spacing w:after="0" w:line="280" w:lineRule="auto"/>
+            </w:pPr>
+            <w:r>
+              <w:rPr>
+                <w:rFonts w:hint="eastAsia" w:ascii="仿宋" w:hAnsi="仿宋" w:eastAsia="仿宋" w:cs="仿宋"/>
+                <w:sz w:val="22"/>
+                <w:szCs w:val="22"/>
+                <w:lang w:val="en-US" w:eastAsia="zh-CN"/>
+              </w:rPr>
+              <w:t>（2）泰国人：身份证扫描件，并用蓝色笔签字</w:t>
+            </w:r>
+          </w:p>
+          <w:p>
+            <w:pPr>
+              <w:spacing w:after="0" w:line="280" w:lineRule="auto"/>
+            </w:pPr>
+            <w:r>
+              <w:rPr>
+                <w:rFonts w:hint="eastAsia" w:ascii="仿宋" w:hAnsi="仿宋" w:eastAsia="仿宋" w:cs="仿宋"/>
+                <w:sz w:val="22"/>
+                <w:szCs w:val="22"/>
+                <w:lang w:val="en-US" w:eastAsia="zh-CN"/>
+              </w:rPr>
+              <w:t>4. 公章：形状不限，常规样式，公章必须包含英文和泰文的公司名称</w:t>
+            </w:r>
+          </w:p>
+          <w:p>
+            <w:pPr>
+              <w:spacing w:after="0" w:line="280" w:lineRule="auto"/>
+            </w:pPr>
+            <w:r>
+              <w:rPr>
+                <w:rFonts w:hint="eastAsia" w:ascii="仿宋" w:hAnsi="仿宋" w:eastAsia="仿宋" w:cs="仿宋"/>
+                <w:sz w:val="22"/>
+                <w:szCs w:val="22"/>
+                <w:lang w:val="en-US" w:eastAsia="zh-CN"/>
+              </w:rPr>
+              <w:t>5. 地址相关文件：</w:t>
+            </w:r>
+          </w:p>
+          <w:p>
+            <w:pPr>
+              <w:spacing w:after="0" w:line="280" w:lineRule="auto"/>
+            </w:pPr>
+            <w:r>
+              <w:rPr>
+                <w:rFonts w:hint="eastAsia" w:ascii="仿宋" w:hAnsi="仿宋" w:eastAsia="仿宋" w:cs="仿宋"/>
+                <w:sz w:val="22"/>
+                <w:szCs w:val="22"/>
+                <w:lang w:val="en-US" w:eastAsia="zh-CN"/>
+              </w:rPr>
+              <w:t>（1）房屋登记副本</w:t>
+            </w:r>
+          </w:p>
+          <w:p>
+            <w:pPr>
+              <w:spacing w:after="0" w:line="280" w:lineRule="auto"/>
+            </w:pPr>
+            <w:r>
+              <w:rPr>
+                <w:rFonts w:hint="eastAsia" w:ascii="仿宋" w:hAnsi="仿宋" w:eastAsia="仿宋" w:cs="仿宋"/>
+                <w:sz w:val="22"/>
+                <w:szCs w:val="22"/>
+                <w:lang w:val="en-US" w:eastAsia="zh-CN"/>
+              </w:rPr>
+              <w:t>（2）地址地图</w:t>
+            </w:r>
+          </w:p>
+          <w:p>
+            <w:pPr>
+              <w:spacing w:after="0" w:line="280" w:lineRule="auto"/>
+            </w:pPr>
+            <w:r>
+              <w:rPr>
+                <w:rFonts w:hint="eastAsia" w:ascii="仿宋" w:hAnsi="仿宋" w:eastAsia="仿宋" w:cs="仿宋"/>
+                <w:sz w:val="22"/>
+                <w:szCs w:val="22"/>
+                <w:lang w:val="en-US" w:eastAsia="zh-CN"/>
+              </w:rPr>
+              <w:t>（3）土地使用同意书</w:t>
+            </w:r>
+          </w:p>
+          <w:p>
+            <w:pPr>
+              <w:spacing w:after="0" w:line="280" w:lineRule="auto"/>
+            </w:pPr>
+            <w:r>
+              <w:rPr>
+                <w:rFonts w:hint="eastAsia" w:ascii="仿宋" w:hAnsi="仿宋" w:eastAsia="仿宋" w:cs="仿宋"/>
+                <w:sz w:val="22"/>
+                <w:szCs w:val="22"/>
+                <w:lang w:val="en-US" w:eastAsia="zh-CN"/>
+              </w:rPr>
+              <w:t>（4）房东的身份证复印件（房东为个人，房东蓝色笔签字）；DBD公司注册文件复印件（房东为法人，并由董事签字及加盖公章）</w:t>
+            </w:r>
+          </w:p>
+          <w:p>
+            <w:pPr>
+              <w:spacing w:after="0" w:line="280" w:lineRule="auto"/>
+            </w:pPr>
+            <w:r>
+              <w:rPr>
+                <w:rFonts w:hint="eastAsia" w:ascii="仿宋" w:hAnsi="仿宋" w:eastAsia="仿宋" w:cs="仿宋"/>
+                <w:sz w:val="22"/>
+                <w:szCs w:val="22"/>
+                <w:lang w:val="en-US" w:eastAsia="zh-CN"/>
+              </w:rPr>
+              <w:t>备注：签字时请按照护照上的签名样式进行签署，并用蓝色笔签在空白处，请不要重叠签字。</w:t>
             </w:r>
           </w:p>
         </w:tc>
@@ -2416,7 +2863,7 @@
         </w:trPr>
         <w:tc>
           <w:tcPr>
-            <w:tcW w:w="555" w:type="dxa"/>
+            <w:tcW w:w="654" w:type="dxa"/>
             <w:vAlign w:val="top"/>
           </w:tcPr>
           <w:p>
@@ -2426,9 +2873,9 @@
             </w:pPr>
             <w:r>
               <w:rPr>
-                <w:rFonts w:hint="eastAsia" w:ascii="FangSong" w:hAnsi="FangSong" w:eastAsia="FangSong" w:cs="FangSong"/>
-                <w:sz w:val="24"/>
-                <w:szCs w:val="24"/>
+                <w:rFonts w:hint="eastAsia" w:ascii="仿宋" w:hAnsi="仿宋" w:eastAsia="仿宋" w:cs="仿宋"/>
+                <w:sz w:val="20"/>
+                <w:szCs w:val="20"/>
                 <w:lang w:val="en-US" w:eastAsia="zh-CN"/>
               </w:rPr>
               <w:t>2</w:t>
@@ -2437,7 +2884,7 @@
         </w:tc>
         <w:tc>
           <w:tcPr>
-            <w:tcW w:w="2400" w:type="dxa"/>
+            <w:tcW w:w="2219" w:type="dxa"/>
             <w:vAlign w:val="top"/>
           </w:tcPr>
           <w:p>
@@ -2446,11 +2893,11 @@
             </w:pPr>
             <w:r>
               <w:rPr>
-                <w:rFonts w:hint="eastAsia" w:ascii="FangSong" w:hAnsi="FangSong" w:eastAsia="FangSong" w:cs="FangSong"/>
+                <w:rFonts w:hint="eastAsia" w:ascii="仿宋" w:hAnsi="仿宋" w:eastAsia="仿宋" w:cs="仿宋"/>
                 <w:b/>
                 <w:bCs/>
-                <w:sz w:val="24"/>
-                <w:szCs w:val="24"/>
+                <w:sz w:val="20"/>
+                <w:szCs w:val="20"/>
                 <w:lang w:val="en-US" w:eastAsia="zh-CN"/>
               </w:rPr>
               <w:t>注册增值税</w:t>
@@ -2459,7 +2906,7 @@
         </w:tc>
         <w:tc>
           <w:tcPr>
-            <w:tcW w:w="6835" w:type="dxa"/>
+            <w:tcW w:w="7229" w:type="dxa"/>
             <w:vAlign w:val="top"/>
           </w:tcPr>
           <w:p>
@@ -2468,9 +2915,9 @@
             </w:pPr>
             <w:r>
               <w:rPr>
-                <w:rFonts w:hint="eastAsia" w:ascii="FangSong" w:hAnsi="FangSong" w:eastAsia="FangSong" w:cs="FangSong"/>
-                <w:sz w:val="21"/>
-                <w:szCs w:val="21"/>
+                <w:rFonts w:hint="eastAsia" w:ascii="仿宋" w:hAnsi="仿宋" w:eastAsia="仿宋" w:cs="仿宋"/>
+                <w:sz w:val="22"/>
+                <w:szCs w:val="22"/>
                 <w:lang w:val="en-US" w:eastAsia="zh-CN"/>
               </w:rPr>
               <w:t>1. 董事的护照复印件（蓝色笔签字）</w:t>
@@ -2482,9 +2929,9 @@
             </w:pPr>
             <w:r>
               <w:rPr>
-                <w:rFonts w:hint="eastAsia" w:ascii="FangSong" w:hAnsi="FangSong" w:eastAsia="FangSong" w:cs="FangSong"/>
-                <w:sz w:val="21"/>
-                <w:szCs w:val="21"/>
+                <w:rFonts w:hint="eastAsia" w:ascii="仿宋" w:hAnsi="仿宋" w:eastAsia="仿宋" w:cs="仿宋"/>
+                <w:sz w:val="22"/>
+                <w:szCs w:val="22"/>
                 <w:lang w:val="en-US" w:eastAsia="zh-CN"/>
               </w:rPr>
               <w:t>2. 签证复印件（有入境泰国印章的页面）和工作许可复印件（如有）</w:t>
@@ -2496,23 +2943,23 @@
             </w:pPr>
             <w:r>
               <w:rPr>
-                <w:rFonts w:hint="eastAsia" w:ascii="FangSong" w:hAnsi="FangSong" w:eastAsia="FangSong" w:cs="FangSong"/>
-                <w:sz w:val="21"/>
-                <w:szCs w:val="21"/>
-                <w:lang w:val="en-US" w:eastAsia="zh-CN"/>
-              </w:rPr>
-              <w:t>3. 公司DBD文件（电子版）：BOJ2, 3, 4, 5表格（出资文件、见证人、宣誓书、股东表）</w:t>
-            </w:r>
-          </w:p>
-          <w:p>
-            <w:pPr>
-              <w:spacing w:after="0" w:line="280" w:lineRule="auto"/>
-            </w:pPr>
-            <w:r>
-              <w:rPr>
-                <w:rFonts w:hint="eastAsia" w:ascii="FangSong" w:hAnsi="FangSong" w:eastAsia="FangSong" w:cs="FangSong"/>
-                <w:sz w:val="21"/>
-                <w:szCs w:val="21"/>
+                <w:rFonts w:hint="eastAsia" w:ascii="仿宋" w:hAnsi="仿宋" w:eastAsia="仿宋" w:cs="仿宋"/>
+                <w:sz w:val="22"/>
+                <w:szCs w:val="22"/>
+                <w:lang w:val="en-US" w:eastAsia="zh-CN"/>
+              </w:rPr>
+              <w:t>3. 公司DBD文件（电子版）：BOJ2、3、4、5表格（出资文件、见证人、宣誓书、股东表）</w:t>
+            </w:r>
+          </w:p>
+          <w:p>
+            <w:pPr>
+              <w:spacing w:after="0" w:line="280" w:lineRule="auto"/>
+            </w:pPr>
+            <w:r>
+              <w:rPr>
+                <w:rFonts w:hint="eastAsia" w:ascii="仿宋" w:hAnsi="仿宋" w:eastAsia="仿宋" w:cs="仿宋"/>
+                <w:sz w:val="22"/>
+                <w:szCs w:val="22"/>
                 <w:lang w:val="en-US" w:eastAsia="zh-CN"/>
               </w:rPr>
               <w:t>4. 已贴印花税的办公室租赁合同扫描件（泰文版）/场地使用同意书（原件）</w:t>
@@ -2524,37 +2971,37 @@
             </w:pPr>
             <w:r>
               <w:rPr>
-                <w:rFonts w:hint="eastAsia" w:ascii="FangSong" w:hAnsi="FangSong" w:eastAsia="FangSong" w:cs="FangSong"/>
-                <w:sz w:val="21"/>
-                <w:szCs w:val="21"/>
-                <w:lang w:val="en-US" w:eastAsia="zh-CN"/>
-              </w:rPr>
-              <w:t>5. 租赁大楼的所有权证明文件扫描件、身份证扫描件、户口本扫描件、地契正反面的扫描件、转租同意书扫描件</w:t>
-            </w:r>
-          </w:p>
-          <w:p>
-            <w:pPr>
-              <w:spacing w:after="0" w:line="280" w:lineRule="auto"/>
-            </w:pPr>
-            <w:r>
-              <w:rPr>
-                <w:rFonts w:hint="eastAsia" w:ascii="FangSong" w:hAnsi="FangSong" w:eastAsia="FangSong" w:cs="FangSong"/>
-                <w:sz w:val="21"/>
-                <w:szCs w:val="21"/>
-                <w:lang w:val="en-US" w:eastAsia="zh-CN"/>
-              </w:rPr>
-              <w:t>6. 主租赁合同扫描件、主租户身份证扫描件（主租户签字确认每一页），如果房主是法人，则使用该法人的DBD文件全套扫描件</w:t>
-            </w:r>
-          </w:p>
-          <w:p>
-            <w:pPr>
-              <w:spacing w:after="0" w:line="280" w:lineRule="auto"/>
-            </w:pPr>
-            <w:r>
-              <w:rPr>
-                <w:rFonts w:hint="eastAsia" w:ascii="FangSong" w:hAnsi="FangSong" w:eastAsia="FangSong" w:cs="FangSong"/>
-                <w:sz w:val="21"/>
-                <w:szCs w:val="21"/>
+                <w:rFonts w:hint="eastAsia" w:ascii="仿宋" w:hAnsi="仿宋" w:eastAsia="仿宋" w:cs="仿宋"/>
+                <w:sz w:val="22"/>
+                <w:szCs w:val="22"/>
+                <w:lang w:val="en-US" w:eastAsia="zh-CN"/>
+              </w:rPr>
+              <w:t>5. 租赁大楼的所有权证明文件扫描件、身份证扫描件、户口本扫描件、地契正反面的扫描件、转租同意书扫描件（大楼所有者需蓝色笔签字确认每一页）</w:t>
+            </w:r>
+          </w:p>
+          <w:p>
+            <w:pPr>
+              <w:spacing w:after="0" w:line="280" w:lineRule="auto"/>
+            </w:pPr>
+            <w:r>
+              <w:rPr>
+                <w:rFonts w:hint="eastAsia" w:ascii="仿宋" w:hAnsi="仿宋" w:eastAsia="仿宋" w:cs="仿宋"/>
+                <w:sz w:val="22"/>
+                <w:szCs w:val="22"/>
+                <w:lang w:val="en-US" w:eastAsia="zh-CN"/>
+              </w:rPr>
+              <w:t>6. 主租赁合同扫描件、主租户身份证扫描件（主租户签字确认每一页）；如果房主是法人，则使用该法人的DBD文件全套扫描件</w:t>
+            </w:r>
+          </w:p>
+          <w:p>
+            <w:pPr>
+              <w:spacing w:after="0" w:line="280" w:lineRule="auto"/>
+            </w:pPr>
+            <w:r>
+              <w:rPr>
+                <w:rFonts w:hint="eastAsia" w:ascii="仿宋" w:hAnsi="仿宋" w:eastAsia="仿宋" w:cs="仿宋"/>
+                <w:sz w:val="22"/>
+                <w:szCs w:val="22"/>
                 <w:lang w:val="en-US" w:eastAsia="zh-CN"/>
               </w:rPr>
               <w:t>7. 办公室照片约3-4张（拍摄大楼正面、公司招牌和门牌号、公司内部）</w:t>
@@ -2566,9 +3013,9 @@
             </w:pPr>
             <w:r>
               <w:rPr>
-                <w:rFonts w:hint="eastAsia" w:ascii="FangSong" w:hAnsi="FangSong" w:eastAsia="FangSong" w:cs="FangSong"/>
-                <w:sz w:val="21"/>
-                <w:szCs w:val="21"/>
+                <w:rFonts w:hint="eastAsia" w:ascii="仿宋" w:hAnsi="仿宋" w:eastAsia="仿宋" w:cs="仿宋"/>
+                <w:sz w:val="22"/>
+                <w:szCs w:val="22"/>
                 <w:lang w:val="en-US" w:eastAsia="zh-CN"/>
               </w:rPr>
               <w:t>8. 电话号码（泰国号码）</w:t>
@@ -2580,9 +3027,9 @@
             </w:pPr>
             <w:r>
               <w:rPr>
-                <w:rFonts w:hint="eastAsia" w:ascii="FangSong" w:hAnsi="FangSong" w:eastAsia="FangSong" w:cs="FangSong"/>
-                <w:sz w:val="21"/>
-                <w:szCs w:val="21"/>
+                <w:rFonts w:hint="eastAsia" w:ascii="仿宋" w:hAnsi="仿宋" w:eastAsia="仿宋" w:cs="仿宋"/>
+                <w:sz w:val="22"/>
+                <w:szCs w:val="22"/>
                 <w:lang w:val="en-US" w:eastAsia="zh-CN"/>
               </w:rPr>
               <w:t>9. 公司地图</w:t>
@@ -2596,7 +3043,7 @@
         </w:trPr>
         <w:tc>
           <w:tcPr>
-            <w:tcW w:w="555" w:type="dxa"/>
+            <w:tcW w:w="654" w:type="dxa"/>
             <w:vAlign w:val="top"/>
           </w:tcPr>
           <w:p>
@@ -2606,9 +3053,9 @@
             </w:pPr>
             <w:r>
               <w:rPr>
-                <w:rFonts w:hint="eastAsia" w:ascii="FangSong" w:hAnsi="FangSong" w:eastAsia="FangSong" w:cs="FangSong"/>
-                <w:sz w:val="24"/>
-                <w:szCs w:val="24"/>
+                <w:rFonts w:hint="eastAsia" w:ascii="仿宋" w:hAnsi="仿宋" w:eastAsia="仿宋" w:cs="仿宋"/>
+                <w:sz w:val="20"/>
+                <w:szCs w:val="20"/>
                 <w:lang w:val="en-US" w:eastAsia="zh-CN"/>
               </w:rPr>
               <w:t>3</w:t>
@@ -2617,7 +3064,7 @@
         </w:tc>
         <w:tc>
           <w:tcPr>
-            <w:tcW w:w="2400" w:type="dxa"/>
+            <w:tcW w:w="2219" w:type="dxa"/>
             <w:vAlign w:val="top"/>
           </w:tcPr>
           <w:p>
@@ -2626,11 +3073,11 @@
             </w:pPr>
             <w:r>
               <w:rPr>
-                <w:rFonts w:hint="eastAsia" w:ascii="FangSong" w:hAnsi="FangSong" w:eastAsia="FangSong" w:cs="FangSong"/>
+                <w:rFonts w:hint="eastAsia" w:ascii="仿宋" w:hAnsi="仿宋" w:eastAsia="仿宋" w:cs="仿宋"/>
                 <w:b/>
                 <w:bCs/>
-                <w:sz w:val="24"/>
-                <w:szCs w:val="24"/>
+                <w:sz w:val="20"/>
+                <w:szCs w:val="20"/>
                 <w:lang w:val="en-US" w:eastAsia="zh-CN"/>
               </w:rPr>
               <w:t>个税所得税年度申报 (PND 91)</w:t>
@@ -2639,7 +3086,7 @@
         </w:tc>
         <w:tc>
           <w:tcPr>
-            <w:tcW w:w="6835" w:type="dxa"/>
+            <w:tcW w:w="7229" w:type="dxa"/>
             <w:vAlign w:val="top"/>
           </w:tcPr>
           <w:p>
@@ -2648,9 +3095,9 @@
             </w:pPr>
             <w:r>
               <w:rPr>
-                <w:rFonts w:hint="eastAsia" w:ascii="FangSong" w:hAnsi="FangSong" w:eastAsia="FangSong" w:cs="FangSong"/>
-                <w:sz w:val="21"/>
-                <w:szCs w:val="21"/>
+                <w:rFonts w:hint="eastAsia" w:ascii="仿宋" w:hAnsi="仿宋" w:eastAsia="仿宋" w:cs="仿宋"/>
+                <w:sz w:val="22"/>
+                <w:szCs w:val="22"/>
                 <w:lang w:val="en-US" w:eastAsia="zh-CN"/>
               </w:rPr>
               <w:t>1. 身份证/护照（扫描件）</w:t>
@@ -2662,23 +3109,23 @@
             </w:pPr>
             <w:r>
               <w:rPr>
-                <w:rFonts w:hint="eastAsia" w:ascii="FangSong" w:hAnsi="FangSong" w:eastAsia="FangSong" w:cs="FangSong"/>
-                <w:sz w:val="21"/>
-                <w:szCs w:val="21"/>
-                <w:lang w:val="en-US" w:eastAsia="zh-CN"/>
-              </w:rPr>
-              <w:t>2. 配偶身份证或护照（如有，扫描件）</w:t>
-            </w:r>
-          </w:p>
-          <w:p>
-            <w:pPr>
-              <w:spacing w:after="0" w:line="280" w:lineRule="auto"/>
-            </w:pPr>
-            <w:r>
-              <w:rPr>
-                <w:rFonts w:hint="eastAsia" w:ascii="FangSong" w:hAnsi="FangSong" w:eastAsia="FangSong" w:cs="FangSong"/>
-                <w:sz w:val="21"/>
-                <w:szCs w:val="21"/>
+                <w:rFonts w:hint="eastAsia" w:ascii="仿宋" w:hAnsi="仿宋" w:eastAsia="仿宋" w:cs="仿宋"/>
+                <w:sz w:val="22"/>
+                <w:szCs w:val="22"/>
+                <w:lang w:val="en-US" w:eastAsia="zh-CN"/>
+              </w:rPr>
+              <w:t>2. 配偶身份证或护照（如有，扫描件）；如配偶没有收入，需要提供配偶的个人信息</w:t>
+            </w:r>
+          </w:p>
+          <w:p>
+            <w:pPr>
+              <w:spacing w:after="0" w:line="280" w:lineRule="auto"/>
+            </w:pPr>
+            <w:r>
+              <w:rPr>
+                <w:rFonts w:hint="eastAsia" w:ascii="仿宋" w:hAnsi="仿宋" w:eastAsia="仿宋" w:cs="仿宋"/>
+                <w:sz w:val="22"/>
+                <w:szCs w:val="22"/>
                 <w:lang w:val="en-US" w:eastAsia="zh-CN"/>
               </w:rPr>
               <w:t>3. 收入来源证明</w:t>
@@ -2690,9 +3137,9 @@
             </w:pPr>
             <w:r>
               <w:rPr>
-                <w:rFonts w:hint="eastAsia" w:ascii="FangSong" w:hAnsi="FangSong" w:eastAsia="FangSong" w:cs="FangSong"/>
-                <w:sz w:val="21"/>
-                <w:szCs w:val="21"/>
+                <w:rFonts w:hint="eastAsia" w:ascii="仿宋" w:hAnsi="仿宋" w:eastAsia="仿宋" w:cs="仿宋"/>
+                <w:sz w:val="22"/>
+                <w:szCs w:val="22"/>
                 <w:lang w:val="en-US" w:eastAsia="zh-CN"/>
               </w:rPr>
               <w:t>4. 个人信息（配偶是否有收入、子女情况及其他减免项信息、邮箱、居住地址、银行信息、电话号码、父母信息）</w:t>
@@ -2704,9 +3151,9 @@
             </w:pPr>
             <w:r>
               <w:rPr>
-                <w:rFonts w:hint="eastAsia" w:ascii="FangSong" w:hAnsi="FangSong" w:eastAsia="FangSong" w:cs="FangSong"/>
-                <w:sz w:val="21"/>
-                <w:szCs w:val="21"/>
+                <w:rFonts w:hint="eastAsia" w:ascii="仿宋" w:hAnsi="仿宋" w:eastAsia="仿宋" w:cs="仿宋"/>
+                <w:sz w:val="22"/>
+                <w:szCs w:val="22"/>
                 <w:lang w:val="en-US" w:eastAsia="zh-CN"/>
               </w:rPr>
               <w:t>5. 公司税务账户和密码（E-Filling）</w:t>
@@ -2720,7 +3167,7 @@
         </w:trPr>
         <w:tc>
           <w:tcPr>
-            <w:tcW w:w="555" w:type="dxa"/>
+            <w:tcW w:w="654" w:type="dxa"/>
             <w:vAlign w:val="top"/>
           </w:tcPr>
           <w:p>
@@ -2730,9 +3177,9 @@
             </w:pPr>
             <w:r>
               <w:rPr>
-                <w:rFonts w:hint="eastAsia" w:ascii="FangSong" w:hAnsi="FangSong" w:eastAsia="FangSong" w:cs="FangSong"/>
-                <w:sz w:val="24"/>
-                <w:szCs w:val="24"/>
+                <w:rFonts w:hint="eastAsia" w:ascii="仿宋" w:hAnsi="仿宋" w:eastAsia="仿宋" w:cs="仿宋"/>
+                <w:sz w:val="20"/>
+                <w:szCs w:val="20"/>
                 <w:lang w:val="en-US" w:eastAsia="zh-CN"/>
               </w:rPr>
               <w:t>4</w:t>
@@ -2741,7 +3188,7 @@
         </w:tc>
         <w:tc>
           <w:tcPr>
-            <w:tcW w:w="2400" w:type="dxa"/>
+            <w:tcW w:w="2219" w:type="dxa"/>
             <w:vAlign w:val="top"/>
           </w:tcPr>
           <w:p>
@@ -2750,11 +3197,11 @@
             </w:pPr>
             <w:r>
               <w:rPr>
-                <w:rFonts w:hint="eastAsia" w:ascii="FangSong" w:hAnsi="FangSong" w:eastAsia="FangSong" w:cs="FangSong"/>
+                <w:rFonts w:hint="eastAsia" w:ascii="仿宋" w:hAnsi="仿宋" w:eastAsia="仿宋" w:cs="仿宋"/>
                 <w:b/>
                 <w:bCs/>
-                <w:sz w:val="24"/>
-                <w:szCs w:val="24"/>
+                <w:sz w:val="20"/>
+                <w:szCs w:val="20"/>
                 <w:lang w:val="en-US" w:eastAsia="zh-CN"/>
               </w:rPr>
               <w:t>商务签</w:t>
@@ -2763,7 +3210,7 @@
         </w:tc>
         <w:tc>
           <w:tcPr>
-            <w:tcW w:w="6835" w:type="dxa"/>
+            <w:tcW w:w="7229" w:type="dxa"/>
             <w:vAlign w:val="top"/>
           </w:tcPr>
           <w:p>
@@ -2772,9 +3219,9 @@
             </w:pPr>
             <w:r>
               <w:rPr>
-                <w:rFonts w:hint="eastAsia" w:ascii="FangSong" w:hAnsi="FangSong" w:eastAsia="FangSong" w:cs="FangSong"/>
-                <w:sz w:val="21"/>
-                <w:szCs w:val="21"/>
+                <w:rFonts w:hint="eastAsia" w:ascii="仿宋" w:hAnsi="仿宋" w:eastAsia="仿宋" w:cs="仿宋"/>
+                <w:sz w:val="22"/>
+                <w:szCs w:val="22"/>
                 <w:lang w:val="en-US" w:eastAsia="zh-CN"/>
               </w:rPr>
               <w:t>1. 护照所有页（有效期6个月以上）</w:t>
@@ -2786,9 +3233,9 @@
             </w:pPr>
             <w:r>
               <w:rPr>
-                <w:rFonts w:hint="eastAsia" w:ascii="FangSong" w:hAnsi="FangSong" w:eastAsia="FangSong" w:cs="FangSong"/>
-                <w:sz w:val="21"/>
-                <w:szCs w:val="21"/>
+                <w:rFonts w:hint="eastAsia" w:ascii="仿宋" w:hAnsi="仿宋" w:eastAsia="仿宋" w:cs="仿宋"/>
+                <w:sz w:val="22"/>
+                <w:szCs w:val="22"/>
                 <w:lang w:val="en-US" w:eastAsia="zh-CN"/>
               </w:rPr>
               <w:t>2. 近6个月的证件照电子版（3cm*4cm白底）</w:t>
@@ -2800,9 +3247,9 @@
             </w:pPr>
             <w:r>
               <w:rPr>
-                <w:rFonts w:hint="eastAsia" w:ascii="FangSong" w:hAnsi="FangSong" w:eastAsia="FangSong" w:cs="FangSong"/>
-                <w:sz w:val="21"/>
-                <w:szCs w:val="21"/>
+                <w:rFonts w:hint="eastAsia" w:ascii="仿宋" w:hAnsi="仿宋" w:eastAsia="仿宋" w:cs="仿宋"/>
+                <w:sz w:val="22"/>
+                <w:szCs w:val="22"/>
                 <w:lang w:val="en-US" w:eastAsia="zh-CN"/>
               </w:rPr>
               <w:t>3. 入境记录（中国申请）、酒店订单（第三方国家）</w:t>
@@ -2814,9 +3261,9 @@
             </w:pPr>
             <w:r>
               <w:rPr>
-                <w:rFonts w:hint="eastAsia" w:ascii="FangSong" w:hAnsi="FangSong" w:eastAsia="FangSong" w:cs="FangSong"/>
-                <w:sz w:val="21"/>
-                <w:szCs w:val="21"/>
+                <w:rFonts w:hint="eastAsia" w:ascii="仿宋" w:hAnsi="仿宋" w:eastAsia="仿宋" w:cs="仿宋"/>
+                <w:sz w:val="22"/>
+                <w:szCs w:val="22"/>
                 <w:lang w:val="en-US" w:eastAsia="zh-CN"/>
               </w:rPr>
               <w:t>4. 泰国公司DBD（出具日期6个月内）</w:t>
@@ -2828,9 +3275,9 @@
             </w:pPr>
             <w:r>
               <w:rPr>
-                <w:rFonts w:hint="eastAsia" w:ascii="FangSong" w:hAnsi="FangSong" w:eastAsia="FangSong" w:cs="FangSong"/>
-                <w:sz w:val="21"/>
-                <w:szCs w:val="21"/>
+                <w:rFonts w:hint="eastAsia" w:ascii="仿宋" w:hAnsi="仿宋" w:eastAsia="仿宋" w:cs="仿宋"/>
+                <w:sz w:val="22"/>
+                <w:szCs w:val="22"/>
                 <w:lang w:val="en-US" w:eastAsia="zh-CN"/>
               </w:rPr>
               <w:t>5. 中国公司营业执照、中国公司法人身份证复印件（如有）</w:t>
@@ -2842,9 +3289,9 @@
             </w:pPr>
             <w:r>
               <w:rPr>
-                <w:rFonts w:hint="eastAsia" w:ascii="FangSong" w:hAnsi="FangSong" w:eastAsia="FangSong" w:cs="FangSong"/>
-                <w:sz w:val="21"/>
-                <w:szCs w:val="21"/>
+                <w:rFonts w:hint="eastAsia" w:ascii="仿宋" w:hAnsi="仿宋" w:eastAsia="仿宋" w:cs="仿宋"/>
+                <w:sz w:val="22"/>
+                <w:szCs w:val="22"/>
                 <w:lang w:val="en-US" w:eastAsia="zh-CN"/>
               </w:rPr>
               <w:t>6. 泰国公司的股东表BOJ5（出具日期6个月内）</w:t>
@@ -2856,9 +3303,9 @@
             </w:pPr>
             <w:r>
               <w:rPr>
-                <w:rFonts w:hint="eastAsia" w:ascii="FangSong" w:hAnsi="FangSong" w:eastAsia="FangSong" w:cs="FangSong"/>
-                <w:sz w:val="21"/>
-                <w:szCs w:val="21"/>
+                <w:rFonts w:hint="eastAsia" w:ascii="仿宋" w:hAnsi="仿宋" w:eastAsia="仿宋" w:cs="仿宋"/>
+                <w:sz w:val="22"/>
+                <w:szCs w:val="22"/>
                 <w:lang w:val="en-US" w:eastAsia="zh-CN"/>
               </w:rPr>
               <w:t>7. 泰国公司邀请函（如需山海图提供）</w:t>
@@ -2870,9 +3317,9 @@
             </w:pPr>
             <w:r>
               <w:rPr>
-                <w:rFonts w:hint="eastAsia" w:ascii="FangSong" w:hAnsi="FangSong" w:eastAsia="FangSong" w:cs="FangSong"/>
-                <w:sz w:val="21"/>
-                <w:szCs w:val="21"/>
+                <w:rFonts w:hint="eastAsia" w:ascii="仿宋" w:hAnsi="仿宋" w:eastAsia="仿宋" w:cs="仿宋"/>
+                <w:sz w:val="22"/>
+                <w:szCs w:val="22"/>
                 <w:lang w:val="en-US" w:eastAsia="zh-CN"/>
               </w:rPr>
               <w:t>8. 泰国公司董事身份证（泰籍）/护照和工作许可证（外籍）</w:t>
@@ -2884,9 +3331,9 @@
             </w:pPr>
             <w:r>
               <w:rPr>
-                <w:rFonts w:hint="eastAsia" w:ascii="FangSong" w:hAnsi="FangSong" w:eastAsia="FangSong" w:cs="FangSong"/>
-                <w:sz w:val="21"/>
-                <w:szCs w:val="21"/>
+                <w:rFonts w:hint="eastAsia" w:ascii="仿宋" w:hAnsi="仿宋" w:eastAsia="仿宋" w:cs="仿宋"/>
+                <w:sz w:val="22"/>
+                <w:szCs w:val="22"/>
                 <w:lang w:val="en-US" w:eastAsia="zh-CN"/>
               </w:rPr>
               <w:t>9. 3个月银行流水（余额为单次3万泰铢，一年多次12万泰铢）</w:t>
@@ -2898,9 +3345,9 @@
             </w:pPr>
             <w:r>
               <w:rPr>
-                <w:rFonts w:hint="eastAsia" w:ascii="FangSong" w:hAnsi="FangSong" w:eastAsia="FangSong" w:cs="FangSong"/>
-                <w:sz w:val="21"/>
-                <w:szCs w:val="21"/>
+                <w:rFonts w:hint="eastAsia" w:ascii="仿宋" w:hAnsi="仿宋" w:eastAsia="仿宋" w:cs="仿宋"/>
+                <w:sz w:val="22"/>
+                <w:szCs w:val="22"/>
                 <w:lang w:val="en-US" w:eastAsia="zh-CN"/>
               </w:rPr>
               <w:t>10. 返程机票（山海图可提供）</w:t>
@@ -2912,12 +3359,26 @@
             </w:pPr>
             <w:r>
               <w:rPr>
-                <w:rFonts w:hint="eastAsia" w:ascii="FangSong" w:hAnsi="FangSong" w:eastAsia="FangSong" w:cs="FangSong"/>
-                <w:sz w:val="21"/>
-                <w:szCs w:val="21"/>
-                <w:lang w:val="en-US" w:eastAsia="zh-CN"/>
-              </w:rPr>
-              <w:t>11. 中国公司解释函（山海图可提供，需要提供公司信头、申请人的职业、年收入、入境目的、国内电话号码、现住地址）</w:t>
+                <w:rFonts w:hint="eastAsia" w:ascii="仿宋" w:hAnsi="仿宋" w:eastAsia="仿宋" w:cs="仿宋"/>
+                <w:sz w:val="22"/>
+                <w:szCs w:val="22"/>
+                <w:lang w:val="en-US" w:eastAsia="zh-CN"/>
+              </w:rPr>
+              <w:t>11. 中国公司解释函（山海图可提供，需提供公司信头、申请人的职业、年收入、入境目的、国内电话号码、现住地址）</w:t>
+            </w:r>
+          </w:p>
+          <w:p>
+            <w:pPr>
+              <w:spacing w:after="0" w:line="280" w:lineRule="auto"/>
+            </w:pPr>
+            <w:r>
+              <w:rPr>
+                <w:rFonts w:hint="eastAsia" w:ascii="仿宋" w:hAnsi="仿宋" w:eastAsia="仿宋" w:cs="仿宋"/>
+                <w:sz w:val="22"/>
+                <w:szCs w:val="22"/>
+                <w:lang w:val="en-US" w:eastAsia="zh-CN"/>
+              </w:rPr>
+              <w:t>备注：公司文件需要董事蓝色笔签字并盖公章，个人文件只需要蓝色笔签字。</w:t>
             </w:r>
           </w:p>
         </w:tc>
@@ -2929,12 +3390,12 @@
       </w:pPr>
       <w:r>
         <w:rPr>
-          <w:rFonts w:hint="eastAsia" w:ascii="FangSong" w:hAnsi="FangSong" w:eastAsia="FangSong" w:cs="FangSong"/>
-          <w:sz w:val="21"/>
-          <w:szCs w:val="21"/>
+          <w:rFonts w:hint="eastAsia" w:ascii="仿宋" w:hAnsi="仿宋" w:eastAsia="仿宋" w:cs="仿宋"/>
+          <w:sz w:val="22"/>
+          <w:szCs w:val="22"/>
           <w:lang w:val="en-US" w:eastAsia="zh-CN"/>
         </w:rPr>
-        <w:t>签字时请按照护照上的签名样式进行签署，并用蓝色笔签在空白处，请不要重叠签字。</w:t>
+        <w:t>备注：客户必须提供办理服务所需材料，如因材料不足或材料提供不及时耽误了办理进度，所产生的额外费用则由客户承担。</w:t>
       </w:r>
     </w:p>
     <w:p>
@@ -2943,12 +3404,12 @@
       </w:pPr>
       <w:r>
         <w:rPr>
-          <w:rFonts w:hint="eastAsia" w:ascii="FangSong" w:hAnsi="FangSong" w:eastAsia="FangSong" w:cs="FangSong"/>
-          <w:sz w:val="21"/>
-          <w:szCs w:val="21"/>
+          <w:rFonts w:hint="eastAsia" w:ascii="仿宋" w:hAnsi="仿宋" w:eastAsia="仿宋" w:cs="仿宋"/>
+          <w:sz w:val="22"/>
+          <w:szCs w:val="22"/>
           <w:lang w:val="en-US" w:eastAsia="zh-CN"/>
         </w:rPr>
-        <w:t>公司文件需要董事蓝色笔签字并盖公章，个人文件只需要蓝色笔签字。</w:t>
+        <w:t>办理起止时间计算：上述服务的办理时间均以所需资料/文件收集齐全后开始算起，法定节假日及办证政府机构休息日不算入办理时间。</w:t>
       </w:r>
     </w:p>
     <w:p>
@@ -2962,11 +3423,11 @@
       </w:pPr>
       <w:r>
         <w:rPr>
-          <w:rFonts w:hint="eastAsia" w:ascii="FangSong" w:hAnsi="FangSong" w:eastAsia="FangSong" w:cs="FangSong"/>
+          <w:rFonts w:hint="eastAsia" w:ascii="仿宋" w:hAnsi="仿宋" w:eastAsia="仿宋" w:cs="仿宋"/>
           <w:b/>
           <w:bCs/>
-          <w:sz w:val="24"/>
-          <w:szCs w:val="24"/>
+          <w:sz w:val="22"/>
+          <w:szCs w:val="22"/>
           <w:lang w:val="en-US" w:eastAsia="zh-CN"/>
         </w:rPr>
         <w:t>所有款项汇到指定的银行账户，银行账户信息如下：</w:t>
@@ -2975,12 +3436,17 @@
     <w:p>
       <w:pPr>
         <w:spacing w:after="0" w:line="280" w:lineRule="auto"/>
+        <w:rPr>
+          <w:rFonts w:hint="eastAsia" w:ascii="仿宋" w:hAnsi="仿宋" w:eastAsia="仿宋" w:cs="仿宋"/>
+          <w:sz w:val="22"/>
+          <w:szCs w:val="22"/>
+        </w:rPr>
       </w:pPr>
       <w:r>
         <w:rPr>
-          <w:rFonts w:hint="eastAsia" w:ascii="FangSong" w:hAnsi="FangSong" w:eastAsia="FangSong" w:cs="FangSong"/>
-          <w:sz w:val="21"/>
-          <w:szCs w:val="21"/>
+          <w:rFonts w:hint="eastAsia" w:ascii="仿宋" w:hAnsi="仿宋" w:eastAsia="仿宋" w:cs="仿宋"/>
+          <w:sz w:val="22"/>
+          <w:szCs w:val="22"/>
           <w:lang w:val="en-US" w:eastAsia="zh-CN"/>
         </w:rPr>
         <w:t>Beneficiary Name: SHAN HAI MAP (THAILAND) CO., LTD.</w:t>
@@ -2989,12 +3455,17 @@
     <w:p>
       <w:pPr>
         <w:spacing w:after="0" w:line="280" w:lineRule="auto"/>
+        <w:rPr>
+          <w:rFonts w:hint="eastAsia" w:ascii="仿宋" w:hAnsi="仿宋" w:eastAsia="仿宋" w:cs="仿宋"/>
+          <w:sz w:val="22"/>
+          <w:szCs w:val="22"/>
+        </w:rPr>
       </w:pPr>
       <w:r>
         <w:rPr>
-          <w:rFonts w:hint="eastAsia" w:ascii="FangSong" w:hAnsi="FangSong" w:eastAsia="FangSong" w:cs="FangSong"/>
-          <w:sz w:val="21"/>
-          <w:szCs w:val="21"/>
+          <w:rFonts w:hint="eastAsia" w:ascii="仿宋" w:hAnsi="仿宋" w:eastAsia="仿宋" w:cs="仿宋"/>
+          <w:sz w:val="22"/>
+          <w:szCs w:val="22"/>
           <w:lang w:val="en-US" w:eastAsia="zh-CN"/>
         </w:rPr>
         <w:t>Beneficiary Bank: Kasikorn PCL. Thailand, Central Rama 9 Branch (847)</w:t>
@@ -3003,12 +3474,17 @@
     <w:p>
       <w:pPr>
         <w:spacing w:after="0" w:line="280" w:lineRule="auto"/>
+        <w:rPr>
+          <w:rFonts w:hint="eastAsia" w:ascii="仿宋" w:hAnsi="仿宋" w:eastAsia="仿宋" w:cs="仿宋"/>
+          <w:sz w:val="22"/>
+          <w:szCs w:val="22"/>
+        </w:rPr>
       </w:pPr>
       <w:r>
         <w:rPr>
-          <w:rFonts w:hint="eastAsia" w:ascii="FangSong" w:hAnsi="FangSong" w:eastAsia="FangSong" w:cs="FangSong"/>
-          <w:sz w:val="21"/>
-          <w:szCs w:val="21"/>
+          <w:rFonts w:hint="eastAsia" w:ascii="仿宋" w:hAnsi="仿宋" w:eastAsia="仿宋" w:cs="仿宋"/>
+          <w:sz w:val="22"/>
+          <w:szCs w:val="22"/>
           <w:lang w:val="en-US" w:eastAsia="zh-CN"/>
         </w:rPr>
         <w:t>Beneficiary Bank Address: 9/9 Central Plaza Tower, 5 Floor, Room 512-513, Rama9 rd Huaykhwang, HuayKwang BKK 10310</w:t>
@@ -3017,12 +3493,17 @@
     <w:p>
       <w:pPr>
         <w:spacing w:after="0" w:line="280" w:lineRule="auto"/>
+        <w:rPr>
+          <w:rFonts w:hint="eastAsia" w:ascii="仿宋" w:hAnsi="仿宋" w:eastAsia="仿宋" w:cs="仿宋"/>
+          <w:sz w:val="22"/>
+          <w:szCs w:val="22"/>
+        </w:rPr>
       </w:pPr>
       <w:r>
         <w:rPr>
-          <w:rFonts w:hint="eastAsia" w:ascii="FangSong" w:hAnsi="FangSong" w:eastAsia="FangSong" w:cs="FangSong"/>
-          <w:sz w:val="21"/>
-          <w:szCs w:val="21"/>
+          <w:rFonts w:hint="eastAsia" w:ascii="仿宋" w:hAnsi="仿宋" w:eastAsia="仿宋" w:cs="仿宋"/>
+          <w:sz w:val="22"/>
+          <w:szCs w:val="22"/>
           <w:lang w:val="en-US" w:eastAsia="zh-CN"/>
         </w:rPr>
         <w:t>Beneficiary Bank Swift Code: KASITHBK</w:t>
@@ -3031,12 +3512,17 @@
     <w:p>
       <w:pPr>
         <w:spacing w:after="0" w:line="280" w:lineRule="auto"/>
+        <w:rPr>
+          <w:rFonts w:hint="eastAsia" w:ascii="仿宋" w:hAnsi="仿宋" w:eastAsia="仿宋" w:cs="仿宋"/>
+          <w:sz w:val="22"/>
+          <w:szCs w:val="22"/>
+        </w:rPr>
       </w:pPr>
       <w:r>
         <w:rPr>
-          <w:rFonts w:hint="eastAsia" w:ascii="FangSong" w:hAnsi="FangSong" w:eastAsia="FangSong" w:cs="FangSong"/>
-          <w:sz w:val="21"/>
-          <w:szCs w:val="21"/>
+          <w:rFonts w:hint="eastAsia" w:ascii="仿宋" w:hAnsi="仿宋" w:eastAsia="仿宋" w:cs="仿宋"/>
+          <w:sz w:val="22"/>
+          <w:szCs w:val="22"/>
           <w:lang w:val="en-US" w:eastAsia="zh-CN"/>
         </w:rPr>
         <w:t>Account Number: 1931179981</w:t>
@@ -3053,9 +3539,9 @@
       </w:pPr>
       <w:r>
         <w:rPr>
-          <w:rFonts w:hint="eastAsia" w:ascii="FangSong" w:hAnsi="FangSong" w:eastAsia="FangSong" w:cs="FangSong"/>
-          <w:sz w:val="21"/>
-          <w:szCs w:val="21"/>
+          <w:rFonts w:hint="eastAsia" w:ascii="仿宋" w:hAnsi="仿宋" w:eastAsia="仿宋" w:cs="仿宋"/>
+          <w:sz w:val="22"/>
+          <w:szCs w:val="22"/>
           <w:lang w:val="en-US" w:eastAsia="zh-CN"/>
         </w:rPr>
         <w:t>对于客户提供的纸质或电子版的证件、资料，应负有妥善保管和保密义务，不得将上述秘密泄露给任何第三方或用于其他用途。</w:t>
@@ -3067,9 +3553,9 @@
       </w:pPr>
       <w:r>
         <w:rPr>
-          <w:rFonts w:hint="eastAsia" w:ascii="FangSong" w:hAnsi="FangSong" w:eastAsia="FangSong" w:cs="FangSong"/>
-          <w:sz w:val="21"/>
-          <w:szCs w:val="21"/>
+          <w:rFonts w:hint="eastAsia" w:ascii="仿宋" w:hAnsi="仿宋" w:eastAsia="仿宋" w:cs="仿宋"/>
+          <w:sz w:val="22"/>
+          <w:szCs w:val="22"/>
           <w:lang w:val="en-US" w:eastAsia="zh-CN"/>
         </w:rPr>
         <w:t>此报价从报价日起生效30天。</w:t>
@@ -3114,11 +3600,11 @@
             </w:pPr>
             <w:r>
               <w:rPr>
-                <w:rFonts w:hint="eastAsia" w:ascii="FangSong" w:hAnsi="FangSong" w:eastAsia="FangSong" w:cs="FangSong"/>
+                <w:rFonts w:hint="eastAsia" w:ascii="仿宋" w:hAnsi="仿宋" w:eastAsia="仿宋" w:cs="仿宋"/>
                 <w:b/>
                 <w:bCs/>
-                <w:sz w:val="24"/>
-                <w:szCs w:val="24"/>
+                <w:sz w:val="20"/>
+                <w:szCs w:val="20"/>
                 <w:lang w:val="en-US" w:eastAsia="zh-CN"/>
               </w:rPr>
               <w:t>报价人：</w:t>
@@ -3141,11 +3627,11 @@
             </w:pPr>
             <w:r>
               <w:rPr>
-                <w:rFonts w:hint="eastAsia" w:ascii="FangSong" w:hAnsi="FangSong" w:eastAsia="FangSong" w:cs="FangSong"/>
+                <w:rFonts w:hint="eastAsia" w:ascii="仿宋" w:hAnsi="仿宋" w:eastAsia="仿宋" w:cs="仿宋"/>
                 <w:b/>
                 <w:bCs/>
-                <w:sz w:val="24"/>
-                <w:szCs w:val="24"/>
+                <w:sz w:val="20"/>
+                <w:szCs w:val="20"/>
                 <w:lang w:val="en-US" w:eastAsia="zh-CN"/>
               </w:rPr>
               <w:t>同意报价人：</w:t>
@@ -3177,6 +3663,8 @@
               </w:rPr>
               <w:t>SHAN HAI MAP (THAILAND) CO., LTD.</w:t>
             </w:r>
+            <w:bookmarkStart w:id="0" w:name="_GoBack"/>
+            <w:bookmarkEnd w:id="0"/>
           </w:p>
         </w:tc>
         <w:tc>
@@ -3248,7 +3736,7 @@
       <mc:AlternateContent>
         <mc:Choice Requires="wps">
           <w:drawing>
-            <wp:anchor distT="0" distB="0" distL="114300" distR="114300" simplePos="0" relativeHeight="251661312" behindDoc="0" locked="0" layoutInCell="1" allowOverlap="1">
+            <wp:anchor distT="0" distB="0" distL="114300" distR="114300" simplePos="0" relativeHeight="251659264" behindDoc="0" locked="0" layoutInCell="1" allowOverlap="1">
               <wp:simplePos x="0" y="0"/>
               <wp:positionH relativeFrom="margin">
                 <wp:align>center</wp:align>
@@ -3345,7 +3833,7 @@
         </mc:Choice>
         <mc:Fallback>
           <w:pict>
-            <v:shape id="_x0000_s1026" o:spid="_x0000_s1026" o:spt="202" type="#_x0000_t202" style="position:absolute;left:0pt;margin-top:0pt;height:144pt;width:144pt;mso-position-horizontal:center;mso-position-horizontal-relative:margin;mso-wrap-style:none;z-index:251661312;mso-width-relative:page;mso-height-relative:page;" filled="f" stroked="f" coordsize="21600,21600" o:gfxdata="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">
+            <v:shape id="_x0000_s1026" o:spid="_x0000_s1026" o:spt="202" type="#_x0000_t202" style="position:absolute;left:0pt;margin-top:0pt;height:144pt;width:144pt;mso-position-horizontal:center;mso-position-horizontal-relative:margin;mso-wrap-style:none;z-index:251659264;mso-width-relative:page;mso-height-relative:page;" filled="f" stroked="f" coordsize="21600,21600" o:gfxdata="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">
               <v:fill on="f" focussize="0,0"/>
               <v:stroke on="f" weight="0.5pt"/>
               <v:imagedata o:title=""/>
@@ -3431,7 +3919,7 @@
   <w:p>
     <w:pPr>
       <w:pStyle w:val="5"/>
-      <w:spacing w:line="276" w:lineRule="auto"/>
+      <w:spacing w:line="240" w:lineRule="auto"/>
       <w:jc w:val="right"/>
       <w:rPr>
         <w:rFonts w:hint="default" w:ascii="微软雅黑" w:hAnsi="微软雅黑" w:eastAsia="微软雅黑" w:cs="Microsoft JhengHei"/>
@@ -3452,7 +3940,7 @@
         <w:lang w:eastAsia="zh-CN"/>
       </w:rPr>
       <w:drawing>
-        <wp:anchor distT="0" distB="0" distL="114300" distR="114300" simplePos="0" relativeHeight="251659264" behindDoc="1" locked="0" layoutInCell="1" allowOverlap="1">
+        <wp:anchor distT="0" distB="0" distL="114300" distR="114300" simplePos="0" relativeHeight="251661312" behindDoc="1" locked="0" layoutInCell="1" allowOverlap="1">
           <wp:simplePos x="0" y="0"/>
           <wp:positionH relativeFrom="column">
             <wp:posOffset>9525</wp:posOffset>
@@ -3460,14 +3948,14 @@
           <wp:positionV relativeFrom="paragraph">
             <wp:posOffset>59055</wp:posOffset>
           </wp:positionV>
-          <wp:extent cx="854710" cy="991870"/>
-          <wp:effectExtent l="0" t="0" r="0" b="0"/>
+          <wp:extent cx="682625" cy="791845"/>
+          <wp:effectExtent l="0" t="0" r="53975" b="46355"/>
           <wp:wrapThrough wrapText="bothSides">
             <wp:wrapPolygon>
               <wp:start x="0" y="0"/>
-              <wp:lineTo x="0" y="21157"/>
-              <wp:lineTo x="21183" y="21157"/>
-              <wp:lineTo x="21183" y="0"/>
+              <wp:lineTo x="0" y="20786"/>
+              <wp:lineTo x="20897" y="20786"/>
+              <wp:lineTo x="20897" y="0"/>
               <wp:lineTo x="0" y="0"/>
             </wp:wrapPolygon>
           </wp:wrapThrough>
@@ -3493,7 +3981,7 @@
                 <pic:spPr>
                   <a:xfrm>
                     <a:off x="0" y="0"/>
-                    <a:ext cx="854710" cy="991870"/>
+                    <a:ext cx="682625" cy="791845"/>
                   </a:xfrm>
                   <a:prstGeom prst="rect">
                     <a:avLst/>
@@ -3521,46 +4009,46 @@
   </w:p>
   <w:p>
     <w:pPr>
-      <w:spacing w:after="0" w:line="300" w:lineRule="auto"/>
+      <w:spacing w:after="0" w:line="240" w:lineRule="auto"/>
       <w:jc w:val="right"/>
       <w:rPr>
-        <w:rFonts w:hint="eastAsia" w:ascii="微软雅黑" w:hAnsi="微软雅黑" w:eastAsia="微软雅黑" w:cs="Calibri"/>
+        <w:rFonts w:hint="default" w:ascii="Arial" w:hAnsi="Arial" w:eastAsia="仿宋" w:cs="Arial"/>
         <w:b w:val="0"/>
         <w:bCs w:val="0"/>
-        <w:sz w:val="16"/>
-        <w:szCs w:val="16"/>
+        <w:sz w:val="20"/>
+        <w:szCs w:val="20"/>
         <w:lang w:val="de-DE" w:eastAsia="zh-CN"/>
       </w:rPr>
     </w:pPr>
     <w:r>
       <w:rPr>
-        <w:rFonts w:hint="eastAsia" w:ascii="微软雅黑" w:hAnsi="微软雅黑" w:eastAsia="微软雅黑" w:cs="Calibri"/>
+        <w:rFonts w:hint="default" w:ascii="Arial" w:hAnsi="Arial" w:eastAsia="仿宋" w:cs="Arial"/>
         <w:b w:val="0"/>
         <w:bCs w:val="0"/>
-        <w:sz w:val="16"/>
-        <w:szCs w:val="16"/>
+        <w:sz w:val="20"/>
+        <w:szCs w:val="20"/>
         <w:lang w:val="de-DE" w:eastAsia="zh-CN"/>
       </w:rPr>
       <w:t>Thanapoom Tower, 25th floor Unit A2, 1550</w:t>
     </w:r>
     <w:r>
       <w:rPr>
-        <w:rFonts w:hint="default" w:ascii="微软雅黑" w:hAnsi="微软雅黑" w:eastAsia="微软雅黑" w:cs="Calibri"/>
+        <w:rFonts w:hint="default" w:ascii="Arial" w:hAnsi="Arial" w:eastAsia="仿宋" w:cs="Arial"/>
         <w:b w:val="0"/>
         <w:bCs w:val="0"/>
-        <w:sz w:val="16"/>
-        <w:szCs w:val="16"/>
+        <w:sz w:val="20"/>
+        <w:szCs w:val="20"/>
         <w:lang w:val="en-US" w:eastAsia="zh-CN"/>
       </w:rPr>
       <w:t xml:space="preserve"> </w:t>
     </w:r>
     <w:r>
       <w:rPr>
-        <w:rFonts w:hint="eastAsia" w:ascii="微软雅黑" w:hAnsi="微软雅黑" w:eastAsia="微软雅黑" w:cs="Calibri"/>
+        <w:rFonts w:hint="default" w:ascii="Arial" w:hAnsi="Arial" w:eastAsia="仿宋" w:cs="Arial"/>
         <w:b w:val="0"/>
         <w:bCs w:val="0"/>
-        <w:sz w:val="16"/>
-        <w:szCs w:val="16"/>
+        <w:sz w:val="20"/>
+        <w:szCs w:val="20"/>
         <w:lang w:val="de-DE" w:eastAsia="zh-CN"/>
       </w:rPr>
       <w:t xml:space="preserve">New Petchaburi Rd, </w:t>
@@ -3568,46 +4056,46 @@
   </w:p>
   <w:p>
     <w:pPr>
-      <w:spacing w:after="0" w:line="300" w:lineRule="auto"/>
+      <w:spacing w:after="0" w:line="240" w:lineRule="auto"/>
       <w:jc w:val="right"/>
       <w:rPr>
-        <w:rFonts w:hint="eastAsia" w:ascii="微软雅黑" w:hAnsi="微软雅黑" w:eastAsia="微软雅黑" w:cs="Calibri"/>
+        <w:rFonts w:hint="eastAsia" w:ascii="仿宋" w:hAnsi="仿宋" w:eastAsia="仿宋" w:cs="仿宋"/>
         <w:b w:val="0"/>
         <w:bCs w:val="0"/>
-        <w:sz w:val="16"/>
-        <w:szCs w:val="16"/>
+        <w:sz w:val="20"/>
+        <w:szCs w:val="20"/>
         <w:lang w:val="de-DE" w:eastAsia="zh-CN"/>
       </w:rPr>
     </w:pPr>
     <w:r>
       <w:rPr>
-        <w:rFonts w:hint="eastAsia" w:ascii="微软雅黑" w:hAnsi="微软雅黑" w:eastAsia="微软雅黑" w:cs="Calibri"/>
+        <w:rFonts w:hint="default" w:ascii="Arial" w:hAnsi="Arial" w:eastAsia="仿宋" w:cs="Arial"/>
         <w:b w:val="0"/>
         <w:bCs w:val="0"/>
-        <w:sz w:val="16"/>
-        <w:szCs w:val="16"/>
+        <w:sz w:val="20"/>
+        <w:szCs w:val="20"/>
         <w:lang w:val="de-DE" w:eastAsia="zh-CN"/>
       </w:rPr>
       <w:t>Khwaeng</w:t>
     </w:r>
     <w:r>
       <w:rPr>
-        <w:rFonts w:hint="default" w:ascii="微软雅黑" w:hAnsi="微软雅黑" w:eastAsia="微软雅黑" w:cs="Calibri"/>
+        <w:rFonts w:hint="default" w:ascii="Arial" w:hAnsi="Arial" w:eastAsia="仿宋" w:cs="Arial"/>
         <w:b w:val="0"/>
         <w:bCs w:val="0"/>
-        <w:sz w:val="16"/>
-        <w:szCs w:val="16"/>
+        <w:sz w:val="20"/>
+        <w:szCs w:val="20"/>
         <w:lang w:val="en-US" w:eastAsia="zh-CN"/>
       </w:rPr>
       <w:t xml:space="preserve"> </w:t>
     </w:r>
     <w:r>
       <w:rPr>
-        <w:rFonts w:hint="eastAsia" w:ascii="微软雅黑" w:hAnsi="微软雅黑" w:eastAsia="微软雅黑" w:cs="Calibri"/>
+        <w:rFonts w:hint="default" w:ascii="Arial" w:hAnsi="Arial" w:eastAsia="仿宋" w:cs="Arial"/>
         <w:b w:val="0"/>
         <w:bCs w:val="0"/>
-        <w:sz w:val="16"/>
-        <w:szCs w:val="16"/>
+        <w:sz w:val="20"/>
+        <w:szCs w:val="20"/>
         <w:lang w:val="de-DE" w:eastAsia="zh-CN"/>
       </w:rPr>
       <w:t>Makkasan, Khet Ratchathewi, Bangkok 10400</w:t>
@@ -3615,43 +4103,120 @@
   </w:p>
   <w:p>
     <w:pPr>
-      <w:spacing w:after="0" w:line="300" w:lineRule="auto"/>
+      <w:spacing w:after="0" w:line="240" w:lineRule="auto"/>
       <w:jc w:val="center"/>
       <w:rPr>
-        <w:rFonts w:ascii="微软雅黑" w:hAnsi="微软雅黑" w:eastAsia="微软雅黑" w:cs="Calibri"/>
-        <w:b/>
-        <w:bCs/>
+        <w:rFonts w:hint="default" w:ascii="Arial" w:hAnsi="Arial" w:eastAsia="微软雅黑" w:cs="Arial"/>
+        <w:b w:val="0"/>
+        <w:bCs w:val="0"/>
         <w:lang w:val="de-DE" w:eastAsia="zh-CN"/>
       </w:rPr>
     </w:pPr>
     <w:r>
       <w:rPr>
-        <w:rFonts w:hint="eastAsia" w:ascii="微软雅黑" w:hAnsi="微软雅黑" w:eastAsia="微软雅黑" w:cs="Calibri"/>
+        <w:rFonts w:hint="default" w:ascii="Arial" w:hAnsi="Arial" w:cs="Arial" w:eastAsiaTheme="minorEastAsia"/>
         <w:b w:val="0"/>
         <w:bCs w:val="0"/>
-        <w:sz w:val="20"/>
-        <w:szCs w:val="20"/>
-        <w:lang w:val="de-DE" w:eastAsia="zh-CN"/>
+        <w:lang w:eastAsia="zh-CN"/>
       </w:rPr>
-      <w:t>Web: www.shanhaimap.com</w:t>
+      <mc:AlternateContent>
+        <mc:Choice Requires="wps">
+          <w:drawing>
+            <wp:anchor distT="0" distB="0" distL="114300" distR="114300" simplePos="0" relativeHeight="251660288" behindDoc="0" locked="0" layoutInCell="1" allowOverlap="1">
+              <wp:simplePos x="0" y="0"/>
+              <wp:positionH relativeFrom="column">
+                <wp:posOffset>-259080</wp:posOffset>
+              </wp:positionH>
+              <wp:positionV relativeFrom="paragraph">
+                <wp:posOffset>254635</wp:posOffset>
+              </wp:positionV>
+              <wp:extent cx="6405245" cy="0"/>
+              <wp:effectExtent l="0" t="19050" r="0" b="19050"/>
+              <wp:wrapNone/>
+              <wp:docPr id="4" name="直接连接符 4"/>
+              <wp:cNvGraphicFramePr/>
+              <a:graphic xmlns:a="http://schemas.openxmlformats.org/drawingml/2006/main">
+                <a:graphicData uri="http://schemas.microsoft.com/office/word/2010/wordprocessingShape">
+                  <wps:wsp>
+                    <wps:cNvCnPr/>
+                    <wps:spPr>
+                      <a:xfrm>
+                        <a:off x="0" y="0"/>
+                        <a:ext cx="6404997" cy="0"/>
+                      </a:xfrm>
+                      <a:prstGeom prst="line">
+                        <a:avLst/>
+                      </a:prstGeom>
+                      <a:noFill/>
+                      <a:ln w="38100" cap="flat" cmpd="sng" algn="ctr">
+                        <a:solidFill>
+                          <a:srgbClr val="0039C2"/>
+                        </a:solidFill>
+                        <a:prstDash val="solid"/>
+                        <a:miter lim="800000"/>
+                      </a:ln>
+                      <a:effectLst/>
+                    </wps:spPr>
+                    <wps:bodyPr upright="0"/>
+                  </wps:wsp>
+                </a:graphicData>
+              </a:graphic>
+            </wp:anchor>
+          </w:drawing>
+        </mc:Choice>
+        <mc:Fallback>
+          <w:pict>
+            <v:line id="_x0000_s1026" o:spid="_x0000_s1026" o:spt="20" style="position:absolute;left:0pt;margin-left:-20.4pt;margin-top:20.05pt;height:0pt;width:504.35pt;z-index:251660288;mso-width-relative:page;mso-height-relative:page;" filled="f" stroked="t" coordsize="21600,21600" o:gfxdata="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">
+              <v:fill on="f" focussize="0,0"/>
+              <v:stroke weight="3pt" color="#0039C2" miterlimit="8" joinstyle="miter"/>
+              <v:imagedata o:title=""/>
+              <o:lock v:ext="edit" aspectratio="f"/>
+            </v:line>
+          </w:pict>
+        </mc:Fallback>
+      </mc:AlternateContent>
     </w:r>
     <w:r>
+      <w:rPr>
+        <w:rFonts w:hint="default" w:ascii="Arial" w:hAnsi="Arial" w:cs="Arial"/>
+        <w:b w:val="0"/>
+        <w:bCs w:val="0"/>
+      </w:rPr>
       <w:fldChar w:fldCharType="begin"/>
     </w:r>
     <w:r>
+      <w:rPr>
+        <w:rFonts w:hint="default" w:ascii="Arial" w:hAnsi="Arial" w:cs="Arial"/>
+        <w:b w:val="0"/>
+        <w:bCs w:val="0"/>
+      </w:rPr>
       <w:instrText xml:space="preserve"> HYPERLINK "http://www.shanhaimap.com" </w:instrText>
     </w:r>
     <w:r>
+      <w:rPr>
+        <w:rFonts w:hint="default" w:ascii="Arial" w:hAnsi="Arial" w:cs="Arial"/>
+        <w:b w:val="0"/>
+        <w:bCs w:val="0"/>
+      </w:rPr>
       <w:fldChar w:fldCharType="separate"/>
     </w:r>
     <w:r>
       <w:rPr>
-        <w:rFonts w:ascii="微软雅黑" w:hAnsi="微软雅黑" w:eastAsia="微软雅黑" w:cs="Calibri"/>
-        <w:b/>
-        <w:bCs/>
+        <w:rFonts w:hint="default" w:ascii="Arial" w:hAnsi="Arial" w:eastAsia="微软雅黑" w:cs="Arial"/>
+        <w:b w:val="0"/>
+        <w:bCs w:val="0"/>
         <w:lang w:val="de-DE" w:eastAsia="zh-CN"/>
       </w:rPr>
       <w:fldChar w:fldCharType="end"/>
+    </w:r>
+    <w:r>
+      <w:rPr>
+        <w:rFonts w:hint="default" w:ascii="Arial" w:hAnsi="Arial" w:eastAsia="微软雅黑" w:cs="Arial"/>
+        <w:b w:val="0"/>
+        <w:bCs w:val="0"/>
+        <w:lang w:val="de-DE" w:eastAsia="zh-CN"/>
+      </w:rPr>
+      <w:t>Web: www.shanhaimap.com</w:t>
     </w:r>
   </w:p>
   <w:p>
@@ -3670,50 +4235,25 @@
         <w:lang w:val="de-DE" w:eastAsia="zh-CN"/>
       </w:rPr>
     </w:pPr>
-    <w:r>
+  </w:p>
+  <w:p>
+    <w:pPr>
+      <w:pStyle w:val="5"/>
+      <w:tabs>
+        <w:tab w:val="right" w:pos="10260"/>
+      </w:tabs>
+      <w:spacing w:line="276" w:lineRule="auto"/>
+      <w:ind w:left="1276" w:right="-279"/>
+      <w:jc w:val="center"/>
       <w:rPr>
-        <w:rFonts w:hint="eastAsia" w:ascii="Arial" w:hAnsi="Arial" w:cs="Arial" w:eastAsiaTheme="minorEastAsia"/>
+        <w:rFonts w:ascii="Arial" w:hAnsi="Arial" w:cs="Arial" w:eastAsiaTheme="minorEastAsia"/>
         <w:b/>
         <w:bCs/>
-        <w:lang w:eastAsia="zh-CN"/>
+        <w:lang w:val="de-DE" w:eastAsia="zh-CN"/>
       </w:rPr>
-      <w:pict>
-        <v:line id="直接连接符 1" o:spid="_x0000_s4097" o:spt="20" style="position:absolute;left:0pt;margin-left:-20.9pt;margin-top:4.1pt;height:0pt;width:504.35pt;z-index:251660288;mso-width-relative:page;mso-height-relative:page;" filled="f" stroked="t" coordsize="21600,21600" o:gfxdata="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">
-          <v:path arrowok="t"/>
-          <v:fill on="f" focussize="0,0"/>
-          <v:stroke weight="3pt" color="#0039C2" miterlimit="8" joinstyle="miter"/>
-          <v:imagedata o:title=""/>
-          <o:lock v:ext="edit" aspectratio="f"/>
-        </v:line>
-      </w:pict>
-    </w:r>
+    </w:pPr>
   </w:p>
 </w:hdr>
-</file>
-
-<file path=word/numbering.xml><?xml version="1.0" encoding="utf-8"?>
-<w:numbering xmlns:wpc="http://schemas.microsoft.com/office/word/2010/wordprocessingCanvas" xmlns:mc="http://schemas.openxmlformats.org/markup-compatibility/2006" xmlns:o="urn:schemas-microsoft-com:office:office" xmlns:r="http://schemas.openxmlformats.org/officeDocument/2006/relationships" xmlns:m="http://schemas.openxmlformats.org/officeDocument/2006/math" xmlns:v="urn:schemas-microsoft-com:vml" xmlns:wp14="http://schemas.microsoft.com/office/word/2010/wordprocessingDrawing" xmlns:wp="http://schemas.openxmlformats.org/drawingml/2006/wordprocessingDrawing" xmlns:w10="urn:schemas-microsoft-com:office:word" xmlns:w="http://schemas.openxmlformats.org/wordprocessingml/2006/main" xmlns:w14="http://schemas.microsoft.com/office/word/2010/wordml" xmlns:wpg="http://schemas.microsoft.com/office/word/2010/wordprocessingGroup" xmlns:wpi="http://schemas.microsoft.com/office/word/2010/wordprocessingInk" xmlns:wne="http://schemas.microsoft.com/office/word/2006/wordml" xmlns:wps="http://schemas.microsoft.com/office/word/2010/wordprocessingShape" xmlns:wpsCustomData="http://www.wps.cn/officeDocument/2013/wpsCustomData" mc:Ignorable="w14 wp14">
-  <w:abstractNum w:abstractNumId="0">
-    <w:nsid w:val="AFB6A5FE"/>
-    <w:multiLevelType w:val="singleLevel"/>
-    <w:tmpl w:val="AFB6A5FE"/>
-    <w:lvl w:ilvl="0" w:tentative="0">
-      <w:start w:val="1"/>
-      <w:numFmt w:val="lowerLetter"/>
-      <w:lvlText w:val="%1."/>
-      <w:lvlJc w:val="left"/>
-      <w:pPr>
-        <w:ind w:left="425" w:hanging="425"/>
-      </w:pPr>
-      <w:rPr>
-        <w:rFonts w:hint="default"/>
-      </w:rPr>
-    </w:lvl>
-  </w:abstractNum>
-  <w:num w:numId="1">
-    <w:abstractNumId w:val="0"/>
-  </w:num>
-</w:numbering>
 </file>
 
 <file path=word/styles.xml><?xml version="1.0" encoding="utf-8"?>
@@ -4946,14 +5486,13 @@
 <s:customData xmlns="http://www.wps.cn/officeDocument/2013/wpsCustomData" xmlns:s="http://www.wps.cn/officeDocument/2013/wpsCustomData">
   <customSectProps/>
   <customShpExts>
-    <customShpInfo spid="_x0000_s4097" textRotate="1"/>
     <customShpInfo spid="_x0000_s1026" textRotate="1"/>
   </customShpExts>
 </s:customData>
 </file>
 
 <file path=customXml/item2.xml><?xml version="1.0" encoding="utf-8"?>
-<b:Sources xmlns="http://schemas.openxmlformats.org/officeDocument/2006/bibliography" xmlns:b="http://schemas.openxmlformats.org/officeDocument/2006/bibliography" Version="6" SelectedStyle="\APASixthEditionOfficeOnline.xsl" StyleName="APA"/>
+<b:Sources xmlns="http://schemas.openxmlformats.org/officeDocument/2006/bibliography" xmlns:b="http://schemas.openxmlformats.org/officeDocument/2006/bibliography" StyleName="APA" SelectedStyle="\APASixthEditionOfficeOnline.xsl" Version="6"/>
 </file>
 
 <file path=customXml/itemProps1.xml><?xml version="1.0" encoding="utf-8"?>

--- a/quotation-generator/assets/报价单模板-泰国公司.docx
+++ b/quotation-generator/assets/报价单模板-泰国公司.docx
@@ -8,9 +8,9 @@
       </w:pPr>
       <w:r>
         <w:rPr>
-          <w:rFonts w:hint="eastAsia" w:ascii="仿宋" w:hAnsi="仿宋" w:eastAsia="仿宋" w:cs="仿宋"/>
-          <w:sz w:val="20"/>
-          <w:szCs w:val="20"/>
+          <w:rFonts w:hint="eastAsia" w:ascii="FangSong" w:hAnsi="FangSong" w:eastAsia="FangSong" w:cs="FangSong"/>
+          <w:sz w:val="24"/>
+          <w:szCs w:val="24"/>
           <w:lang w:val="en-US" w:eastAsia="zh-CN"/>
         </w:rPr>
         <w:t>公司名称：</w:t>
@@ -22,9 +22,9 @@
       </w:pPr>
       <w:r>
         <w:rPr>
-          <w:rFonts w:hint="eastAsia" w:ascii="仿宋" w:hAnsi="仿宋" w:eastAsia="仿宋" w:cs="仿宋"/>
-          <w:sz w:val="20"/>
-          <w:szCs w:val="20"/>
+          <w:rFonts w:hint="eastAsia" w:ascii="FangSong" w:hAnsi="FangSong" w:eastAsia="FangSong" w:cs="FangSong"/>
+          <w:sz w:val="24"/>
+          <w:szCs w:val="24"/>
           <w:lang w:val="en-US" w:eastAsia="zh-CN"/>
         </w:rPr>
         <w:t>联系人  ：</w:t>
@@ -36,9 +36,9 @@
       </w:pPr>
       <w:r>
         <w:rPr>
-          <w:rFonts w:hint="eastAsia" w:ascii="仿宋" w:hAnsi="仿宋" w:eastAsia="仿宋" w:cs="仿宋"/>
-          <w:sz w:val="20"/>
-          <w:szCs w:val="20"/>
+          <w:rFonts w:hint="eastAsia" w:ascii="FangSong" w:hAnsi="FangSong" w:eastAsia="FangSong" w:cs="FangSong"/>
+          <w:sz w:val="24"/>
+          <w:szCs w:val="24"/>
           <w:lang w:val="en-US" w:eastAsia="zh-CN"/>
         </w:rPr>
         <w:t>联系方式：</w:t>
@@ -50,9 +50,9 @@
       </w:pPr>
       <w:r>
         <w:rPr>
-          <w:rFonts w:hint="eastAsia" w:ascii="仿宋" w:hAnsi="仿宋" w:eastAsia="仿宋" w:cs="仿宋"/>
-          <w:sz w:val="20"/>
-          <w:szCs w:val="20"/>
+          <w:rFonts w:hint="eastAsia" w:ascii="FangSong" w:hAnsi="FangSong" w:eastAsia="FangSong" w:cs="FangSong"/>
+          <w:sz w:val="24"/>
+          <w:szCs w:val="24"/>
           <w:lang w:val="en-US" w:eastAsia="zh-CN"/>
         </w:rPr>
         <w:t>报价日期：2026年9月11日</w:t>
@@ -64,9 +64,9 @@
       </w:pPr>
       <w:r>
         <w:rPr>
-          <w:rFonts w:hint="eastAsia" w:ascii="仿宋" w:hAnsi="仿宋" w:eastAsia="仿宋" w:cs="仿宋"/>
-          <w:sz w:val="20"/>
-          <w:szCs w:val="20"/>
+          <w:rFonts w:hint="eastAsia" w:ascii="FangSong" w:hAnsi="FangSong" w:eastAsia="FangSong" w:cs="FangSong"/>
+          <w:sz w:val="24"/>
+          <w:szCs w:val="24"/>
           <w:lang w:val="en-US" w:eastAsia="zh-CN"/>
         </w:rPr>
         <w:t>合同号  ：</w:t>
@@ -83,15 +83,27 @@
       </w:pPr>
       <w:r>
         <w:rPr>
-          <w:rFonts w:hint="eastAsia" w:ascii="仿宋" w:hAnsi="仿宋" w:eastAsia="仿宋" w:cs="仿宋"/>
+          <w:rFonts w:hint="eastAsia" w:ascii="FangSong" w:hAnsi="FangSong" w:eastAsia="FangSong" w:cs="FangSong"/>
           <w:b/>
           <w:bCs/>
           <w:color w:val="4472C4"/>
-          <w:sz w:val="40"/>
-          <w:szCs w:val="40"/>
+          <w:sz w:val="38"/>
+          <w:szCs w:val="38"/>
           <w:lang w:val="en-US" w:eastAsia="zh-CN"/>
         </w:rPr>
-        <w:t>泰国公司注册综合服务方案</w:t>
+        <w:t>泰国公司注册</w:t>
+      </w:r>
+      <w:r>
+        <w:rPr>
+          <w:rFonts w:hint="eastAsia" w:ascii="FangSong" w:hAnsi="FangSong" w:eastAsia="FangSong" w:cs="FangSong"/>
+          <w:b/>
+          <w:bCs/>
+          <w:color w:val="4472C4"/>
+          <w:sz w:val="36"/>
+          <w:szCs w:val="36"/>
+          <w:lang w:val="en-US" w:eastAsia="zh-CN"/>
+        </w:rPr>
+        <w:t>服务方案</w:t>
       </w:r>
     </w:p>
     <w:p>
@@ -100,7 +112,7 @@
       </w:pPr>
       <w:r>
         <w:rPr>
-          <w:rFonts w:hint="eastAsia" w:ascii="仿宋" w:hAnsi="仿宋" w:eastAsia="仿宋" w:cs="仿宋"/>
+          <w:rFonts w:hint="eastAsia" w:ascii="FangSong" w:hAnsi="FangSong" w:eastAsia="FangSong" w:cs="FangSong"/>
           <w:b/>
           <w:bCs/>
           <w:color w:val="000000"/>
@@ -136,8 +148,8 @@
         <w:gridCol w:w="431"/>
         <w:gridCol w:w="2714"/>
         <w:gridCol w:w="765"/>
-        <w:gridCol w:w="1873"/>
-        <w:gridCol w:w="4251"/>
+        <w:gridCol w:w="1503"/>
+        <w:gridCol w:w="4621"/>
       </w:tblGrid>
       <w:tr>
         <w:trPr>
@@ -153,6 +165,11 @@
             <w:pPr>
               <w:spacing w:after="0" w:line="280" w:lineRule="auto"/>
               <w:jc w:val="center"/>
+              <w:rPr>
+                <w:rFonts w:hint="eastAsia" w:ascii="仿宋" w:hAnsi="仿宋" w:eastAsia="仿宋" w:cs="仿宋"/>
+                <w:sz w:val="20"/>
+                <w:szCs w:val="20"/>
+              </w:rPr>
             </w:pPr>
             <w:r>
               <w:rPr>
@@ -177,6 +194,11 @@
             <w:pPr>
               <w:spacing w:after="0" w:line="280" w:lineRule="auto"/>
               <w:jc w:val="center"/>
+              <w:rPr>
+                <w:rFonts w:hint="eastAsia" w:ascii="仿宋" w:hAnsi="仿宋" w:eastAsia="仿宋" w:cs="仿宋"/>
+                <w:sz w:val="20"/>
+                <w:szCs w:val="20"/>
+              </w:rPr>
             </w:pPr>
             <w:r>
               <w:rPr>
@@ -201,6 +223,11 @@
             <w:pPr>
               <w:spacing w:after="0" w:line="280" w:lineRule="auto"/>
               <w:jc w:val="center"/>
+              <w:rPr>
+                <w:rFonts w:hint="eastAsia" w:ascii="仿宋" w:hAnsi="仿宋" w:eastAsia="仿宋" w:cs="仿宋"/>
+                <w:sz w:val="20"/>
+                <w:szCs w:val="20"/>
+              </w:rPr>
             </w:pPr>
             <w:r>
               <w:rPr>
@@ -217,7 +244,7 @@
         </w:tc>
         <w:tc>
           <w:tcPr>
-            <w:tcW w:w="1873" w:type="dxa"/>
+            <w:tcW w:w="1503" w:type="dxa"/>
             <w:shd w:val="clear" w:color="auto" w:fill="BDD6EE"/>
             <w:vAlign w:val="center"/>
           </w:tcPr>
@@ -225,6 +252,11 @@
             <w:pPr>
               <w:spacing w:after="0" w:line="280" w:lineRule="auto"/>
               <w:jc w:val="center"/>
+              <w:rPr>
+                <w:rFonts w:hint="eastAsia" w:ascii="仿宋" w:hAnsi="仿宋" w:eastAsia="仿宋" w:cs="仿宋"/>
+                <w:sz w:val="20"/>
+                <w:szCs w:val="20"/>
+              </w:rPr>
             </w:pPr>
             <w:r>
               <w:rPr>
@@ -242,6 +274,11 @@
             <w:pPr>
               <w:spacing w:after="0" w:line="280" w:lineRule="auto"/>
               <w:jc w:val="center"/>
+              <w:rPr>
+                <w:rFonts w:hint="eastAsia" w:ascii="仿宋" w:hAnsi="仿宋" w:eastAsia="仿宋" w:cs="仿宋"/>
+                <w:sz w:val="20"/>
+                <w:szCs w:val="20"/>
+              </w:rPr>
             </w:pPr>
             <w:r>
               <w:rPr>
@@ -258,7 +295,7 @@
         </w:tc>
         <w:tc>
           <w:tcPr>
-            <w:tcW w:w="4251" w:type="dxa"/>
+            <w:tcW w:w="4621" w:type="dxa"/>
             <w:shd w:val="clear" w:color="auto" w:fill="BDD6EE"/>
             <w:vAlign w:val="center"/>
           </w:tcPr>
@@ -266,6 +303,11 @@
             <w:pPr>
               <w:spacing w:after="0" w:line="280" w:lineRule="auto"/>
               <w:jc w:val="center"/>
+              <w:rPr>
+                <w:rFonts w:hint="eastAsia" w:ascii="仿宋" w:hAnsi="仿宋" w:eastAsia="仿宋" w:cs="仿宋"/>
+                <w:sz w:val="20"/>
+                <w:szCs w:val="20"/>
+              </w:rPr>
             </w:pPr>
             <w:r>
               <w:rPr>
@@ -294,6 +336,11 @@
             <w:pPr>
               <w:spacing w:after="0" w:line="280" w:lineRule="auto"/>
               <w:jc w:val="center"/>
+              <w:rPr>
+                <w:rFonts w:hint="eastAsia" w:ascii="仿宋" w:hAnsi="仿宋" w:eastAsia="仿宋" w:cs="仿宋"/>
+                <w:sz w:val="20"/>
+                <w:szCs w:val="20"/>
+              </w:rPr>
             </w:pPr>
             <w:r>
               <w:rPr>
@@ -314,12 +361,15 @@
           <w:p>
             <w:pPr>
               <w:spacing w:after="0" w:line="280" w:lineRule="auto"/>
-            </w:pPr>
-            <w:r>
-              <w:rPr>
-                <w:rFonts w:hint="eastAsia" w:ascii="仿宋" w:hAnsi="仿宋" w:eastAsia="仿宋" w:cs="仿宋"/>
-                <w:b/>
-                <w:bCs/>
+              <w:rPr>
+                <w:rFonts w:hint="eastAsia" w:ascii="仿宋" w:hAnsi="仿宋" w:eastAsia="仿宋" w:cs="仿宋"/>
+                <w:sz w:val="20"/>
+                <w:szCs w:val="20"/>
+              </w:rPr>
+            </w:pPr>
+            <w:r>
+              <w:rPr>
+                <w:rFonts w:hint="eastAsia" w:ascii="仿宋" w:hAnsi="仿宋" w:eastAsia="仿宋" w:cs="仿宋"/>
                 <w:sz w:val="20"/>
                 <w:szCs w:val="20"/>
                 <w:lang w:val="en-US" w:eastAsia="zh-CN"/>
@@ -337,21 +387,26 @@
             <w:pPr>
               <w:spacing w:after="0" w:line="280" w:lineRule="auto"/>
               <w:jc w:val="center"/>
-            </w:pPr>
-            <w:r>
-              <w:rPr>
-                <w:rFonts w:hint="eastAsia" w:ascii="仿宋" w:hAnsi="仿宋" w:eastAsia="仿宋" w:cs="仿宋"/>
-                <w:sz w:val="20"/>
-                <w:szCs w:val="20"/>
-                <w:lang w:val="en-US" w:eastAsia="zh-CN"/>
-              </w:rPr>
-              <w:t>1</w:t>
+              <w:rPr>
+                <w:rFonts w:hint="eastAsia" w:ascii="仿宋" w:hAnsi="仿宋" w:eastAsia="仿宋" w:cs="仿宋"/>
+                <w:sz w:val="20"/>
+                <w:szCs w:val="20"/>
+              </w:rPr>
+            </w:pPr>
+            <w:r>
+              <w:rPr>
+                <w:rFonts w:hint="eastAsia" w:ascii="仿宋" w:hAnsi="仿宋" w:eastAsia="仿宋" w:cs="仿宋"/>
+                <w:sz w:val="20"/>
+                <w:szCs w:val="20"/>
+                <w:lang w:val="en-US" w:eastAsia="zh-CN"/>
+              </w:rPr>
+              <w:t>2</w:t>
             </w:r>
           </w:p>
         </w:tc>
         <w:tc>
           <w:tcPr>
-            <w:tcW w:w="1873" w:type="dxa"/>
+            <w:tcW w:w="1503" w:type="dxa"/>
             <w:vAlign w:val="top"/>
           </w:tcPr>
           <w:p>
@@ -359,38 +414,44 @@
               <w:spacing w:after="0" w:line="280" w:lineRule="auto"/>
               <w:jc w:val="right"/>
               <w:rPr>
-                <w:rFonts w:hint="default"/>
-                <w:lang w:val="en-US"/>
-              </w:rPr>
-            </w:pPr>
-            <w:r>
-              <w:rPr>
-                <w:rFonts w:hint="eastAsia" w:ascii="仿宋" w:hAnsi="仿宋" w:eastAsia="仿宋" w:cs="仿宋"/>
-                <w:sz w:val="20"/>
-                <w:szCs w:val="20"/>
-                <w:lang w:val="en-US" w:eastAsia="zh-CN"/>
-              </w:rPr>
-              <w:t>30,000</w:t>
+                <w:rFonts w:hint="eastAsia" w:ascii="仿宋" w:hAnsi="仿宋" w:eastAsia="仿宋" w:cs="仿宋"/>
+                <w:sz w:val="20"/>
+                <w:szCs w:val="20"/>
+              </w:rPr>
+            </w:pPr>
+            <w:r>
+              <w:rPr>
+                <w:rFonts w:hint="eastAsia" w:ascii="仿宋" w:hAnsi="仿宋" w:eastAsia="仿宋" w:cs="仿宋"/>
+                <w:sz w:val="20"/>
+                <w:szCs w:val="20"/>
+                <w:lang w:val="en-US" w:eastAsia="zh-CN"/>
+              </w:rPr>
+              <w:t>12,159</w:t>
             </w:r>
           </w:p>
         </w:tc>
         <w:tc>
           <w:tcPr>
-            <w:tcW w:w="4251" w:type="dxa"/>
+            <w:tcW w:w="4621" w:type="dxa"/>
             <w:vAlign w:val="top"/>
           </w:tcPr>
           <w:p>
             <w:pPr>
               <w:spacing w:after="0" w:line="280" w:lineRule="auto"/>
-            </w:pPr>
-            <w:r>
-              <w:rPr>
-                <w:rFonts w:hint="eastAsia" w:ascii="仿宋" w:hAnsi="仿宋" w:eastAsia="仿宋" w:cs="仿宋"/>
-                <w:sz w:val="22"/>
-                <w:szCs w:val="22"/>
-                <w:lang w:val="en-US" w:eastAsia="zh-CN"/>
-              </w:rPr>
-              <w:t>有限责任公司是泰国本地及外国投资者最常使用的企业形式。受泰国《外商经营法》限制，负面清单行业外资持股不得超过49%、泰方至少持股51%，可通过申请FBL外商经营许可证或BOI实现100%持股。首次注册至少需2名自然人股东、1名董事（股东可兼任），注册资本最低100万泰铢（约20万人民币），首次实缴须不低于注册资本的25%并在一年内完成。公司地址可使用虚拟地址或共享办公室，但注册公司、增值税、社保对地址文件要求不同。注意事项：泰国股东需提供3个月银行对账单；董事若注册时尚未入境泰国，需通过DBD手机App完成身份认证；需提供一个泰国手机号码用于注册验证。</w:t>
+              <w:rPr>
+                <w:rFonts w:hint="eastAsia" w:ascii="仿宋" w:hAnsi="仿宋" w:eastAsia="仿宋" w:cs="仿宋"/>
+                <w:sz w:val="20"/>
+                <w:szCs w:val="20"/>
+              </w:rPr>
+            </w:pPr>
+            <w:r>
+              <w:rPr>
+                <w:rFonts w:hint="eastAsia" w:ascii="仿宋" w:hAnsi="仿宋" w:eastAsia="仿宋" w:cs="仿宋"/>
+                <w:sz w:val="20"/>
+                <w:szCs w:val="20"/>
+                <w:lang w:val="en-US" w:eastAsia="zh-CN"/>
+              </w:rPr>
+              <w:t>泰国有限责任公司是本地及外国投资者最常采用的企业形式。根据《外商经营法》，从事负面清单行业的外资持股不得超过49%，泰方至少持股51%，可通过申请FBL外商经营许可证或BOI实现100%持股。首次注册至少需2名自然人股东、1名董事（股东可兼任董事）。注册资本至少100万泰铢（约20万人民币），第一次实缴须不低于注册资本的25%，并在一年内完成。公司地址可用虚拟地址或共享办公室，但注册公司、增值税、社保对地址文件要求不同，需与房东提前确认。还需注意：泰国股东需提供3个月银行对账单；董事若尚未入境泰国，需先通过DBD手机App完成身份认证；并需提供一个泰国手机号码用于接收验证短信。</w:t>
             </w:r>
           </w:p>
         </w:tc>
@@ -408,6 +469,11 @@
             <w:pPr>
               <w:spacing w:after="0" w:line="280" w:lineRule="auto"/>
               <w:jc w:val="center"/>
+              <w:rPr>
+                <w:rFonts w:hint="eastAsia" w:ascii="仿宋" w:hAnsi="仿宋" w:eastAsia="仿宋" w:cs="仿宋"/>
+                <w:sz w:val="20"/>
+                <w:szCs w:val="20"/>
+              </w:rPr>
             </w:pPr>
             <w:r>
               <w:rPr>
@@ -428,17 +494,20 @@
           <w:p>
             <w:pPr>
               <w:spacing w:after="0" w:line="280" w:lineRule="auto"/>
-            </w:pPr>
-            <w:r>
-              <w:rPr>
-                <w:rFonts w:hint="eastAsia" w:ascii="仿宋" w:hAnsi="仿宋" w:eastAsia="仿宋" w:cs="仿宋"/>
-                <w:b/>
-                <w:bCs/>
-                <w:sz w:val="20"/>
-                <w:szCs w:val="20"/>
-                <w:lang w:val="en-US" w:eastAsia="zh-CN"/>
-              </w:rPr>
-              <w:t>注册增值税</w:t>
+              <w:rPr>
+                <w:rFonts w:hint="eastAsia" w:ascii="仿宋" w:hAnsi="仿宋" w:eastAsia="仿宋" w:cs="仿宋"/>
+                <w:sz w:val="20"/>
+                <w:szCs w:val="20"/>
+              </w:rPr>
+            </w:pPr>
+            <w:r>
+              <w:rPr>
+                <w:rFonts w:hint="eastAsia" w:ascii="仿宋" w:hAnsi="仿宋" w:eastAsia="仿宋" w:cs="仿宋"/>
+                <w:sz w:val="20"/>
+                <w:szCs w:val="20"/>
+                <w:lang w:val="en-US" w:eastAsia="zh-CN"/>
+              </w:rPr>
+              <w:t>商务签</w:t>
             </w:r>
           </w:p>
         </w:tc>
@@ -451,56 +520,71 @@
             <w:pPr>
               <w:spacing w:after="0" w:line="280" w:lineRule="auto"/>
               <w:jc w:val="center"/>
-            </w:pPr>
-            <w:r>
-              <w:rPr>
-                <w:rFonts w:hint="eastAsia" w:ascii="仿宋" w:hAnsi="仿宋" w:eastAsia="仿宋" w:cs="仿宋"/>
-                <w:sz w:val="20"/>
-                <w:szCs w:val="20"/>
-                <w:lang w:val="en-US" w:eastAsia="zh-CN"/>
-              </w:rPr>
-              <w:t>2</w:t>
+              <w:rPr>
+                <w:rFonts w:hint="eastAsia" w:ascii="仿宋" w:hAnsi="仿宋" w:eastAsia="仿宋" w:cs="仿宋"/>
+                <w:sz w:val="20"/>
+                <w:szCs w:val="20"/>
+              </w:rPr>
+            </w:pPr>
+            <w:r>
+              <w:rPr>
+                <w:rFonts w:hint="eastAsia" w:ascii="仿宋" w:hAnsi="仿宋" w:eastAsia="仿宋" w:cs="仿宋"/>
+                <w:sz w:val="20"/>
+                <w:szCs w:val="20"/>
+                <w:lang w:val="en-US" w:eastAsia="zh-CN"/>
+              </w:rPr>
+              <w:t>1</w:t>
             </w:r>
           </w:p>
         </w:tc>
         <w:tc>
           <w:tcPr>
-            <w:tcW w:w="1873" w:type="dxa"/>
+            <w:tcW w:w="1503" w:type="dxa"/>
             <w:vAlign w:val="top"/>
           </w:tcPr>
           <w:p>
             <w:pPr>
               <w:spacing w:after="0" w:line="280" w:lineRule="auto"/>
               <w:jc w:val="right"/>
-            </w:pPr>
-            <w:r>
-              <w:rPr>
-                <w:rFonts w:hint="eastAsia" w:ascii="仿宋" w:hAnsi="仿宋" w:eastAsia="仿宋" w:cs="仿宋"/>
-                <w:sz w:val="20"/>
-                <w:szCs w:val="20"/>
-                <w:lang w:val="en-US" w:eastAsia="zh-CN"/>
-              </w:rPr>
-              <w:t>30,000</w:t>
+              <w:rPr>
+                <w:rFonts w:hint="eastAsia" w:ascii="仿宋" w:hAnsi="仿宋" w:eastAsia="仿宋" w:cs="仿宋"/>
+                <w:sz w:val="20"/>
+                <w:szCs w:val="20"/>
+              </w:rPr>
+            </w:pPr>
+            <w:r>
+              <w:rPr>
+                <w:rFonts w:hint="eastAsia" w:ascii="仿宋" w:hAnsi="仿宋" w:eastAsia="仿宋" w:cs="仿宋"/>
+                <w:sz w:val="20"/>
+                <w:szCs w:val="20"/>
+                <w:lang w:val="en-US" w:eastAsia="zh-CN"/>
+              </w:rPr>
+              <w:t>3,040</w:t>
             </w:r>
           </w:p>
         </w:tc>
         <w:tc>
           <w:tcPr>
-            <w:tcW w:w="4251" w:type="dxa"/>
+            <w:tcW w:w="4621" w:type="dxa"/>
             <w:vAlign w:val="top"/>
           </w:tcPr>
           <w:p>
             <w:pPr>
               <w:spacing w:after="0" w:line="280" w:lineRule="auto"/>
-            </w:pPr>
-            <w:r>
-              <w:rPr>
-                <w:rFonts w:hint="eastAsia" w:ascii="仿宋" w:hAnsi="仿宋" w:eastAsia="仿宋" w:cs="仿宋"/>
-                <w:sz w:val="22"/>
-                <w:szCs w:val="22"/>
-                <w:lang w:val="en-US" w:eastAsia="zh-CN"/>
-              </w:rPr>
-              <w:t>符合下列任一情况即需注册增值税：公司年营业额在180万泰铢以上；属于电商贸易、制造业、建筑业、商业服务、房地产等行业；进口商；需办理工作签。增值税注册一次办理、永久有效，自取得PP01和PP01.1当月即履行增值税纳税人义务，次月进行申报和缴纳；应自年度收入超过180万泰铢之日起30天内登记，或在首次进口交易前完成登记。目前已开放线上办理，需先注册E-filing，线上审批约需3个月，仅在特殊情况下推荐。若董事没有工作签，需提供最新3个月内入境章，签署授权书的时间必须是董事在泰国的时间，否则需公证。</w:t>
+              <w:rPr>
+                <w:rFonts w:hint="eastAsia" w:ascii="仿宋" w:hAnsi="仿宋" w:eastAsia="仿宋" w:cs="仿宋"/>
+                <w:sz w:val="20"/>
+                <w:szCs w:val="20"/>
+              </w:rPr>
+            </w:pPr>
+            <w:r>
+              <w:rPr>
+                <w:rFonts w:hint="eastAsia" w:ascii="仿宋" w:hAnsi="仿宋" w:eastAsia="仿宋" w:cs="仿宋"/>
+                <w:sz w:val="20"/>
+                <w:szCs w:val="20"/>
+                <w:lang w:val="en-US" w:eastAsia="zh-CN"/>
+              </w:rPr>
+              <w:t>商务签证（Non-B）适用于赴泰国进行短期商务活动的外籍人士，如商务考察、市场调研、参加会议。持此签证入境者不得在泰国从事任何领取工资或报酬的工作，如需工作必须另行申请工作签证。该签证分为两类：（1）单次入境，只能入境1次，每次停留不超过90天，入境时需随身携带至少20,000泰铢现金；（2）多次入境，可多次入境泰国，每次停留不超过90天，入境时需随身携带至少40,000泰铢现金。办理时间为8-15个工作日，视领事馆审核进度而定。</w:t>
             </w:r>
           </w:p>
         </w:tc>
@@ -518,6 +602,11 @@
             <w:pPr>
               <w:spacing w:after="0" w:line="280" w:lineRule="auto"/>
               <w:jc w:val="center"/>
+              <w:rPr>
+                <w:rFonts w:hint="eastAsia" w:ascii="仿宋" w:hAnsi="仿宋" w:eastAsia="仿宋" w:cs="仿宋"/>
+                <w:sz w:val="20"/>
+                <w:szCs w:val="20"/>
+              </w:rPr>
             </w:pPr>
             <w:r>
               <w:rPr>
@@ -538,17 +627,20 @@
           <w:p>
             <w:pPr>
               <w:spacing w:after="0" w:line="280" w:lineRule="auto"/>
-            </w:pPr>
-            <w:r>
-              <w:rPr>
-                <w:rFonts w:hint="eastAsia" w:ascii="仿宋" w:hAnsi="仿宋" w:eastAsia="仿宋" w:cs="仿宋"/>
-                <w:b/>
-                <w:bCs/>
-                <w:sz w:val="20"/>
-                <w:szCs w:val="20"/>
-                <w:lang w:val="en-US" w:eastAsia="zh-CN"/>
-              </w:rPr>
-              <w:t>个税所得税年度申报 (PND 91)</w:t>
+              <w:rPr>
+                <w:rFonts w:hint="eastAsia" w:ascii="仿宋" w:hAnsi="仿宋" w:eastAsia="仿宋" w:cs="仿宋"/>
+                <w:sz w:val="20"/>
+                <w:szCs w:val="20"/>
+              </w:rPr>
+            </w:pPr>
+            <w:r>
+              <w:rPr>
+                <w:rFonts w:hint="eastAsia" w:ascii="仿宋" w:hAnsi="仿宋" w:eastAsia="仿宋" w:cs="仿宋"/>
+                <w:sz w:val="20"/>
+                <w:szCs w:val="20"/>
+                <w:lang w:val="en-US" w:eastAsia="zh-CN"/>
+              </w:rPr>
+              <w:t>生产许可证</w:t>
             </w:r>
           </w:p>
         </w:tc>
@@ -561,56 +653,71 @@
             <w:pPr>
               <w:spacing w:after="0" w:line="280" w:lineRule="auto"/>
               <w:jc w:val="center"/>
-            </w:pPr>
-            <w:r>
-              <w:rPr>
-                <w:rFonts w:hint="eastAsia" w:ascii="仿宋" w:hAnsi="仿宋" w:eastAsia="仿宋" w:cs="仿宋"/>
-                <w:sz w:val="20"/>
-                <w:szCs w:val="20"/>
-                <w:lang w:val="en-US" w:eastAsia="zh-CN"/>
-              </w:rPr>
-              <w:t>1</w:t>
+              <w:rPr>
+                <w:rFonts w:hint="eastAsia" w:ascii="仿宋" w:hAnsi="仿宋" w:eastAsia="仿宋" w:cs="仿宋"/>
+                <w:sz w:val="20"/>
+                <w:szCs w:val="20"/>
+              </w:rPr>
+            </w:pPr>
+            <w:r>
+              <w:rPr>
+                <w:rFonts w:hint="eastAsia" w:ascii="仿宋" w:hAnsi="仿宋" w:eastAsia="仿宋" w:cs="仿宋"/>
+                <w:sz w:val="20"/>
+                <w:szCs w:val="20"/>
+                <w:lang w:val="en-US" w:eastAsia="zh-CN"/>
+              </w:rPr>
+              <w:t>2</w:t>
             </w:r>
           </w:p>
         </w:tc>
         <w:tc>
           <w:tcPr>
-            <w:tcW w:w="1873" w:type="dxa"/>
+            <w:tcW w:w="1503" w:type="dxa"/>
             <w:vAlign w:val="top"/>
           </w:tcPr>
           <w:p>
             <w:pPr>
               <w:spacing w:after="0" w:line="280" w:lineRule="auto"/>
               <w:jc w:val="right"/>
-            </w:pPr>
-            <w:r>
-              <w:rPr>
-                <w:rFonts w:hint="eastAsia" w:ascii="仿宋" w:hAnsi="仿宋" w:eastAsia="仿宋" w:cs="仿宋"/>
-                <w:sz w:val="20"/>
-                <w:szCs w:val="20"/>
-                <w:lang w:val="en-US" w:eastAsia="zh-CN"/>
-              </w:rPr>
-              <w:t>5,000</w:t>
+              <w:rPr>
+                <w:rFonts w:hint="eastAsia" w:ascii="仿宋" w:hAnsi="仿宋" w:eastAsia="仿宋" w:cs="仿宋"/>
+                <w:sz w:val="20"/>
+                <w:szCs w:val="20"/>
+              </w:rPr>
+            </w:pPr>
+            <w:r>
+              <w:rPr>
+                <w:rFonts w:hint="eastAsia" w:ascii="仿宋" w:hAnsi="仿宋" w:eastAsia="仿宋" w:cs="仿宋"/>
+                <w:sz w:val="20"/>
+                <w:szCs w:val="20"/>
+                <w:lang w:val="en-US" w:eastAsia="zh-CN"/>
+              </w:rPr>
+              <w:t>121,588</w:t>
             </w:r>
           </w:p>
         </w:tc>
         <w:tc>
           <w:tcPr>
-            <w:tcW w:w="4251" w:type="dxa"/>
+            <w:tcW w:w="4621" w:type="dxa"/>
             <w:vAlign w:val="top"/>
           </w:tcPr>
           <w:p>
             <w:pPr>
               <w:spacing w:after="0" w:line="280" w:lineRule="auto"/>
-            </w:pPr>
-            <w:r>
-              <w:rPr>
-                <w:rFonts w:hint="eastAsia" w:ascii="仿宋" w:hAnsi="仿宋" w:eastAsia="仿宋" w:cs="仿宋"/>
-                <w:sz w:val="22"/>
-                <w:szCs w:val="22"/>
-                <w:lang w:val="en-US" w:eastAsia="zh-CN"/>
-              </w:rPr>
-              <w:t>个人在任何纳税年度内在泰国累计停留183天以上，即被视为泰国纳税居民。企业需按月代扣代缴，个人需每年进行年度申报，最晚于次年3月31日完成。持有工作签的外籍人最低工资为3.5万泰铢/月。泰国为累进税率制，年收入等于或超过12万泰铢需缴纳个人所得税，税率为八档累进：0-15万泰铢免税，15万-30万5%，30万-50万10%，50万-75万15%，75万-100万20%，100万-200万25%，200万-400万30%，超过400万35%。可扣除项包括配偶、子女、父母赡养等。</w:t>
+              <w:rPr>
+                <w:rFonts w:hint="eastAsia" w:ascii="仿宋" w:hAnsi="仿宋" w:eastAsia="仿宋" w:cs="仿宋"/>
+                <w:sz w:val="20"/>
+                <w:szCs w:val="20"/>
+              </w:rPr>
+            </w:pPr>
+            <w:r>
+              <w:rPr>
+                <w:rFonts w:hint="eastAsia" w:ascii="仿宋" w:hAnsi="仿宋" w:eastAsia="仿宋" w:cs="仿宋"/>
+                <w:sz w:val="20"/>
+                <w:szCs w:val="20"/>
+                <w:lang w:val="en-US" w:eastAsia="zh-CN"/>
+              </w:rPr>
+              <w:t>生产许可证（Ror Ngor. 4）由工业工程部或省级工业办公室颁发，取得后方可正式开工生产。根据最新《工厂法》，工厂分为三类：第一类小型工厂（机械设备功率不超过50马力/员工不超过50人）无需许可证；第二类中型工厂（50-75马力机械设备）无需许可证，但开工前须向主管部门申报；第三类大型工厂或污染工厂（机械功率&gt;75马力或工人数量&gt;75人）必须在设立前取得生产许可证。无证经营将面临监禁及数十万泰铢的罚款。许可证永久有效，但需每年缴纳费用。若新增机械设备超出原许可证规定范围，须提交工厂扩建申请；取得许可证后通常须在180天内开工，如无法按期开工需提前60天申请延期。</w:t>
             </w:r>
           </w:p>
         </w:tc>
@@ -627,100 +734,65 @@
           <w:p>
             <w:pPr>
               <w:spacing w:after="0" w:line="280" w:lineRule="auto"/>
-              <w:jc w:val="center"/>
-            </w:pPr>
-            <w:r>
-              <w:rPr>
-                <w:rFonts w:hint="eastAsia" w:ascii="仿宋" w:hAnsi="仿宋" w:eastAsia="仿宋" w:cs="仿宋"/>
-                <w:sz w:val="20"/>
-                <w:szCs w:val="20"/>
-                <w:lang w:val="en-US" w:eastAsia="zh-CN"/>
-              </w:rPr>
-              <w:t>4</w:t>
-            </w:r>
+              <w:rPr>
+                <w:rFonts w:hint="eastAsia" w:ascii="仿宋" w:hAnsi="仿宋" w:eastAsia="仿宋" w:cs="仿宋"/>
+                <w:sz w:val="20"/>
+                <w:szCs w:val="20"/>
+              </w:rPr>
+            </w:pPr>
           </w:p>
         </w:tc>
         <w:tc>
           <w:tcPr>
-            <w:tcW w:w="2714" w:type="dxa"/>
-            <w:vAlign w:val="top"/>
+            <w:tcW w:w="3479" w:type="dxa"/>
+            <w:gridSpan w:val="2"/>
+            <w:vAlign w:val="center"/>
           </w:tcPr>
           <w:p>
             <w:pPr>
               <w:spacing w:after="0" w:line="280" w:lineRule="auto"/>
-            </w:pPr>
-            <w:r>
-              <w:rPr>
-                <w:rFonts w:hint="eastAsia" w:ascii="仿宋" w:hAnsi="仿宋" w:eastAsia="仿宋" w:cs="仿宋"/>
-                <w:b/>
-                <w:bCs/>
-                <w:sz w:val="20"/>
-                <w:szCs w:val="20"/>
-                <w:lang w:val="en-US" w:eastAsia="zh-CN"/>
-              </w:rPr>
-              <w:t>商务签</w:t>
+              <w:jc w:val="right"/>
+              <w:rPr>
+                <w:rFonts w:hint="eastAsia" w:ascii="仿宋" w:hAnsi="仿宋" w:eastAsia="仿宋" w:cs="仿宋"/>
+                <w:sz w:val="20"/>
+                <w:szCs w:val="20"/>
+              </w:rPr>
+            </w:pPr>
+            <w:r>
+              <w:rPr>
+                <w:rFonts w:hint="eastAsia" w:ascii="仿宋" w:hAnsi="仿宋" w:eastAsia="仿宋" w:cs="仿宋"/>
+                <w:sz w:val="20"/>
+                <w:szCs w:val="20"/>
+                <w:lang w:val="en-US" w:eastAsia="zh-CN"/>
+              </w:rPr>
+              <w:t>小计</w:t>
             </w:r>
           </w:p>
         </w:tc>
         <w:tc>
           <w:tcPr>
-            <w:tcW w:w="765" w:type="dxa"/>
-            <w:vAlign w:val="top"/>
+            <w:tcW w:w="6124" w:type="dxa"/>
+            <w:gridSpan w:val="2"/>
+            <w:vAlign w:val="center"/>
           </w:tcPr>
           <w:p>
             <w:pPr>
               <w:spacing w:after="0" w:line="280" w:lineRule="auto"/>
-              <w:jc w:val="center"/>
-            </w:pPr>
-            <w:r>
-              <w:rPr>
-                <w:rFonts w:hint="eastAsia" w:ascii="仿宋" w:hAnsi="仿宋" w:eastAsia="仿宋" w:cs="仿宋"/>
-                <w:sz w:val="20"/>
-                <w:szCs w:val="20"/>
-                <w:lang w:val="en-US" w:eastAsia="zh-CN"/>
-              </w:rPr>
-              <w:t>2</w:t>
-            </w:r>
-          </w:p>
-        </w:tc>
-        <w:tc>
-          <w:tcPr>
-            <w:tcW w:w="1873" w:type="dxa"/>
-            <w:vAlign w:val="top"/>
-          </w:tcPr>
-          <w:p>
-            <w:pPr>
-              <w:spacing w:after="0" w:line="280" w:lineRule="auto"/>
-              <w:jc w:val="right"/>
-            </w:pPr>
-            <w:r>
-              <w:rPr>
-                <w:rFonts w:hint="eastAsia" w:ascii="仿宋" w:hAnsi="仿宋" w:eastAsia="仿宋" w:cs="仿宋"/>
-                <w:sz w:val="20"/>
-                <w:szCs w:val="20"/>
-                <w:lang w:val="en-US" w:eastAsia="zh-CN"/>
-              </w:rPr>
-              <w:t>15,000</w:t>
-            </w:r>
-          </w:p>
-        </w:tc>
-        <w:tc>
-          <w:tcPr>
-            <w:tcW w:w="4251" w:type="dxa"/>
-            <w:vAlign w:val="top"/>
-          </w:tcPr>
-          <w:p>
-            <w:pPr>
-              <w:spacing w:after="0" w:line="280" w:lineRule="auto"/>
-            </w:pPr>
-            <w:r>
-              <w:rPr>
-                <w:rFonts w:hint="eastAsia" w:ascii="仿宋" w:hAnsi="仿宋" w:eastAsia="仿宋" w:cs="仿宋"/>
-                <w:sz w:val="22"/>
-                <w:szCs w:val="22"/>
-                <w:lang w:val="en-US" w:eastAsia="zh-CN"/>
-              </w:rPr>
-              <w:t>商务签证（Non-B）适用于赴泰国进行短期商务活动的外籍人士，如商务考察、市场调研、参加会议。持此签证入境者不得在泰国从事任何领取工资或报酬的工作，如需工作必须申请相应的工作签证。该签证分为两类：单次入境，持证人只能入境1次，每次在泰国停留不超过90天，入境时需随身携带至少20,000泰铢现金；多次入境，持证人可多次入境泰国，每次停留不超过90天，入境时需随身携带至少40,000泰铢现金。</w:t>
+              <w:jc w:val="left"/>
+              <w:rPr>
+                <w:rFonts w:hint="eastAsia" w:ascii="仿宋" w:hAnsi="仿宋" w:eastAsia="仿宋" w:cs="仿宋"/>
+                <w:sz w:val="20"/>
+                <w:szCs w:val="20"/>
+              </w:rPr>
+            </w:pPr>
+            <w:r>
+              <w:rPr>
+                <w:rFonts w:hint="eastAsia" w:ascii="仿宋" w:hAnsi="仿宋" w:eastAsia="仿宋" w:cs="仿宋"/>
+                <w:sz w:val="20"/>
+                <w:szCs w:val="20"/>
+                <w:lang w:val="en-US" w:eastAsia="zh-CN"/>
+              </w:rPr>
+              <w:t>136,787</w:t>
             </w:r>
           </w:p>
         </w:tc>
@@ -741,22 +813,36 @@
               <w:jc w:val="right"/>
               <w:rPr>
                 <w:rFonts w:hint="eastAsia" w:ascii="仿宋" w:hAnsi="仿宋" w:eastAsia="仿宋" w:cs="仿宋"/>
-                <w:b w:val="0"/>
-                <w:bCs w:val="0"/>
-                <w:sz w:val="20"/>
-                <w:szCs w:val="20"/>
-              </w:rPr>
-            </w:pPr>
-            <w:r>
-              <w:rPr>
-                <w:rFonts w:hint="eastAsia" w:ascii="仿宋" w:hAnsi="仿宋" w:eastAsia="仿宋" w:cs="仿宋"/>
-                <w:b w:val="0"/>
-                <w:bCs w:val="0"/>
-                <w:sz w:val="20"/>
-                <w:szCs w:val="20"/>
-                <w:lang w:val="en-US" w:eastAsia="zh-CN"/>
-              </w:rPr>
-              <w:t>小计</w:t>
+                <w:sz w:val="20"/>
+                <w:szCs w:val="20"/>
+              </w:rPr>
+            </w:pPr>
+            <w:r>
+              <w:rPr>
+                <w:rFonts w:hint="eastAsia" w:ascii="仿宋" w:hAnsi="仿宋" w:eastAsia="仿宋" w:cs="仿宋"/>
+                <w:sz w:val="20"/>
+                <w:szCs w:val="20"/>
+                <w:lang w:val="en-US" w:eastAsia="zh-CN"/>
+              </w:rPr>
+              <w:t>增值税 7%（</w:t>
+            </w:r>
+            <w:r>
+              <w:rPr>
+                <w:rFonts w:hint="eastAsia" w:ascii="仿宋" w:hAnsi="仿宋" w:eastAsia="仿宋" w:cs="仿宋"/>
+                <w:sz w:val="16"/>
+                <w:szCs w:val="16"/>
+                <w:lang w:val="en-US" w:eastAsia="zh-CN"/>
+              </w:rPr>
+              <w:t>以开发票时泰国现行税率为准</w:t>
+            </w:r>
+            <w:r>
+              <w:rPr>
+                <w:rFonts w:hint="eastAsia" w:ascii="仿宋" w:hAnsi="仿宋" w:eastAsia="仿宋" w:cs="仿宋"/>
+                <w:sz w:val="20"/>
+                <w:szCs w:val="20"/>
+                <w:lang w:val="en-US" w:eastAsia="zh-CN"/>
+              </w:rPr>
+              <w:t>）</w:t>
             </w:r>
           </w:p>
         </w:tc>
@@ -772,23 +858,18 @@
               <w:jc w:val="left"/>
               <w:rPr>
                 <w:rFonts w:hint="eastAsia" w:ascii="仿宋" w:hAnsi="仿宋" w:eastAsia="仿宋" w:cs="仿宋"/>
-                <w:b w:val="0"/>
-                <w:bCs w:val="0"/>
-                <w:sz w:val="20"/>
-                <w:szCs w:val="20"/>
-                <w:lang w:val="en-US"/>
-              </w:rPr>
-            </w:pPr>
-            <w:r>
-              <w:rPr>
-                <w:rFonts w:hint="eastAsia" w:ascii="仿宋" w:hAnsi="仿宋" w:eastAsia="仿宋" w:cs="仿宋"/>
-                <w:b w:val="0"/>
-                <w:bCs w:val="0"/>
-                <w:sz w:val="20"/>
-                <w:szCs w:val="20"/>
-                <w:lang w:val="en-US" w:eastAsia="zh-CN"/>
-              </w:rPr>
-              <w:t>80,000</w:t>
+                <w:sz w:val="20"/>
+                <w:szCs w:val="20"/>
+              </w:rPr>
+            </w:pPr>
+            <w:r>
+              <w:rPr>
+                <w:rFonts w:hint="eastAsia" w:ascii="仿宋" w:hAnsi="仿宋" w:eastAsia="仿宋" w:cs="仿宋"/>
+                <w:sz w:val="20"/>
+                <w:szCs w:val="20"/>
+                <w:lang w:val="en-US" w:eastAsia="zh-CN"/>
+              </w:rPr>
+              <w:t>9,575</w:t>
             </w:r>
           </w:p>
         </w:tc>
@@ -809,56 +890,18 @@
               <w:jc w:val="right"/>
               <w:rPr>
                 <w:rFonts w:hint="eastAsia" w:ascii="仿宋" w:hAnsi="仿宋" w:eastAsia="仿宋" w:cs="仿宋"/>
-                <w:b w:val="0"/>
-                <w:bCs w:val="0"/>
-                <w:sz w:val="20"/>
-                <w:szCs w:val="20"/>
-                <w:lang w:val="en-US" w:eastAsia="zh-CN"/>
-              </w:rPr>
-            </w:pPr>
-            <w:r>
-              <w:rPr>
-                <w:rFonts w:hint="eastAsia" w:ascii="仿宋" w:hAnsi="仿宋" w:eastAsia="仿宋" w:cs="仿宋"/>
-                <w:b w:val="0"/>
-                <w:bCs w:val="0"/>
-                <w:sz w:val="20"/>
-                <w:szCs w:val="20"/>
-                <w:lang w:val="en-US" w:eastAsia="zh-CN"/>
-              </w:rPr>
-              <w:t>增值税 7%</w:t>
-            </w:r>
-            <w:r>
-              <w:rPr>
-                <w:rFonts w:hint="eastAsia" w:ascii="仿宋" w:hAnsi="仿宋" w:eastAsia="仿宋" w:cs="仿宋"/>
-                <w:b w:val="0"/>
-                <w:bCs w:val="0"/>
-                <w:sz w:val="16"/>
-                <w:szCs w:val="16"/>
-                <w:lang w:val="en-US" w:eastAsia="zh-CN"/>
-              </w:rPr>
-              <w:t>（</w:t>
-            </w:r>
-            <w:r>
-              <w:rPr>
-                <w:rFonts w:hint="eastAsia" w:ascii="仿宋" w:hAnsi="仿宋" w:eastAsia="仿宋" w:cs="仿宋"/>
-                <w:b w:val="0"/>
-                <w:bCs w:val="0"/>
-                <w:sz w:val="16"/>
-                <w:szCs w:val="16"/>
-                <w:lang w:val="en-SG" w:eastAsia="zh-CN"/>
-              </w:rPr>
-              <w:t>以开发票时泰国现行税率为准</w:t>
-            </w:r>
-            <w:r>
-              <w:rPr>
-                <w:rFonts w:hint="eastAsia" w:ascii="仿宋" w:hAnsi="仿宋" w:eastAsia="仿宋" w:cs="仿宋"/>
-                <w:b w:val="0"/>
-                <w:bCs w:val="0"/>
-                <w:sz w:val="16"/>
-                <w:szCs w:val="16"/>
-                <w:lang w:val="en-US" w:eastAsia="zh-CN"/>
-              </w:rPr>
-              <w:t>）</w:t>
+                <w:sz w:val="20"/>
+                <w:szCs w:val="20"/>
+              </w:rPr>
+            </w:pPr>
+            <w:r>
+              <w:rPr>
+                <w:rFonts w:hint="eastAsia" w:ascii="仿宋" w:hAnsi="仿宋" w:eastAsia="仿宋" w:cs="仿宋"/>
+                <w:sz w:val="20"/>
+                <w:szCs w:val="20"/>
+                <w:lang w:val="en-US" w:eastAsia="zh-CN"/>
+              </w:rPr>
+              <w:t>预扣税 3%</w:t>
             </w:r>
           </w:p>
         </w:tc>
@@ -874,23 +917,18 @@
               <w:jc w:val="left"/>
               <w:rPr>
                 <w:rFonts w:hint="eastAsia" w:ascii="仿宋" w:hAnsi="仿宋" w:eastAsia="仿宋" w:cs="仿宋"/>
-                <w:b w:val="0"/>
-                <w:bCs w:val="0"/>
-                <w:sz w:val="20"/>
-                <w:szCs w:val="20"/>
-                <w:lang w:val="en-US" w:eastAsia="zh-CN"/>
-              </w:rPr>
-            </w:pPr>
-            <w:r>
-              <w:rPr>
-                <w:rFonts w:hint="eastAsia" w:ascii="仿宋" w:hAnsi="仿宋" w:eastAsia="仿宋" w:cs="仿宋"/>
-                <w:b w:val="0"/>
-                <w:bCs w:val="0"/>
-                <w:sz w:val="20"/>
-                <w:szCs w:val="20"/>
-                <w:lang w:val="en-US" w:eastAsia="zh-CN"/>
-              </w:rPr>
-              <w:t>5,600</w:t>
+                <w:sz w:val="20"/>
+                <w:szCs w:val="20"/>
+              </w:rPr>
+            </w:pPr>
+            <w:r>
+              <w:rPr>
+                <w:rFonts w:hint="eastAsia" w:ascii="仿宋" w:hAnsi="仿宋" w:eastAsia="仿宋" w:cs="仿宋"/>
+                <w:sz w:val="20"/>
+                <w:szCs w:val="20"/>
+                <w:lang w:val="en-US" w:eastAsia="zh-CN"/>
+              </w:rPr>
+              <w:t>-4,104</w:t>
             </w:r>
           </w:p>
         </w:tc>
@@ -911,85 +949,13 @@
               <w:jc w:val="right"/>
               <w:rPr>
                 <w:rFonts w:hint="eastAsia" w:ascii="仿宋" w:hAnsi="仿宋" w:eastAsia="仿宋" w:cs="仿宋"/>
-                <w:b w:val="0"/>
-                <w:bCs w:val="0"/>
-                <w:sz w:val="20"/>
-                <w:szCs w:val="20"/>
-              </w:rPr>
-            </w:pPr>
-            <w:r>
-              <w:rPr>
-                <w:rFonts w:hint="eastAsia" w:ascii="仿宋" w:hAnsi="仿宋" w:eastAsia="仿宋" w:cs="仿宋"/>
-                <w:b w:val="0"/>
-                <w:bCs w:val="0"/>
-                <w:sz w:val="20"/>
-                <w:szCs w:val="20"/>
-                <w:lang w:val="en-US" w:eastAsia="zh-CN"/>
-              </w:rPr>
-              <w:t>预扣税 3%</w:t>
-            </w:r>
-          </w:p>
-        </w:tc>
-        <w:tc>
-          <w:tcPr>
-            <w:tcW w:w="6124" w:type="dxa"/>
-            <w:gridSpan w:val="2"/>
-            <w:vAlign w:val="center"/>
-          </w:tcPr>
-          <w:p>
-            <w:pPr>
-              <w:spacing w:after="0" w:line="280" w:lineRule="auto"/>
-              <w:jc w:val="left"/>
-              <w:rPr>
-                <w:rFonts w:hint="default" w:ascii="仿宋" w:hAnsi="仿宋" w:eastAsia="仿宋" w:cs="仿宋"/>
-                <w:b w:val="0"/>
-                <w:bCs w:val="0"/>
-                <w:sz w:val="20"/>
-                <w:szCs w:val="20"/>
-                <w:lang w:val="en-US"/>
-              </w:rPr>
-            </w:pPr>
-            <w:r>
-              <w:rPr>
-                <w:rFonts w:hint="eastAsia" w:ascii="仿宋" w:hAnsi="仿宋" w:eastAsia="仿宋" w:cs="仿宋"/>
-                <w:b w:val="0"/>
-                <w:bCs w:val="0"/>
-                <w:sz w:val="20"/>
-                <w:szCs w:val="20"/>
-                <w:lang w:val="en-US" w:eastAsia="zh-CN"/>
-              </w:rPr>
-              <w:t>-2,400</w:t>
-            </w:r>
-          </w:p>
-        </w:tc>
-      </w:tr>
-      <w:tr>
-        <w:trPr>
-          <w:trHeight w:val="430" w:hRule="atLeast"/>
-        </w:trPr>
-        <w:tc>
-          <w:tcPr>
-            <w:tcW w:w="3910" w:type="dxa"/>
-            <w:gridSpan w:val="3"/>
-            <w:vAlign w:val="center"/>
-          </w:tcPr>
-          <w:p>
-            <w:pPr>
-              <w:spacing w:after="0" w:line="280" w:lineRule="auto"/>
-              <w:jc w:val="right"/>
-              <w:rPr>
-                <w:rFonts w:hint="eastAsia" w:ascii="仿宋" w:hAnsi="仿宋" w:eastAsia="仿宋" w:cs="仿宋"/>
-                <w:b w:val="0"/>
-                <w:bCs w:val="0"/>
-                <w:sz w:val="20"/>
-                <w:szCs w:val="20"/>
-              </w:rPr>
-            </w:pPr>
-            <w:r>
-              <w:rPr>
-                <w:rFonts w:hint="eastAsia" w:ascii="仿宋" w:hAnsi="仿宋" w:eastAsia="仿宋" w:cs="仿宋"/>
-                <w:b w:val="0"/>
-                <w:bCs w:val="0"/>
+                <w:sz w:val="20"/>
+                <w:szCs w:val="20"/>
+              </w:rPr>
+            </w:pPr>
+            <w:r>
+              <w:rPr>
+                <w:rFonts w:hint="eastAsia" w:ascii="仿宋" w:hAnsi="仿宋" w:eastAsia="仿宋" w:cs="仿宋"/>
                 <w:sz w:val="20"/>
                 <w:szCs w:val="20"/>
                 <w:lang w:val="en-US" w:eastAsia="zh-CN"/>
@@ -1011,22 +977,18 @@
               <w:jc w:val="left"/>
               <w:rPr>
                 <w:rFonts w:hint="eastAsia" w:ascii="仿宋" w:hAnsi="仿宋" w:eastAsia="仿宋" w:cs="仿宋"/>
-                <w:b w:val="0"/>
-                <w:bCs w:val="0"/>
-                <w:sz w:val="20"/>
-                <w:szCs w:val="20"/>
-              </w:rPr>
-            </w:pPr>
-            <w:r>
-              <w:rPr>
-                <w:rFonts w:hint="eastAsia" w:ascii="仿宋" w:hAnsi="仿宋" w:eastAsia="仿宋" w:cs="仿宋"/>
-                <w:b w:val="0"/>
-                <w:bCs w:val="0"/>
-                <w:sz w:val="20"/>
-                <w:szCs w:val="20"/>
-                <w:lang w:val="en-US" w:eastAsia="zh-CN"/>
-              </w:rPr>
-              <w:t>83,200</w:t>
+                <w:sz w:val="20"/>
+                <w:szCs w:val="20"/>
+              </w:rPr>
+            </w:pPr>
+            <w:r>
+              <w:rPr>
+                <w:rFonts w:hint="eastAsia" w:ascii="仿宋" w:hAnsi="仿宋" w:eastAsia="仿宋" w:cs="仿宋"/>
+                <w:sz w:val="20"/>
+                <w:szCs w:val="20"/>
+                <w:lang w:val="en-US" w:eastAsia="zh-CN"/>
+              </w:rPr>
+              <w:t>142,258</w:t>
             </w:r>
           </w:p>
         </w:tc>
@@ -1043,11 +1005,11 @@
       </w:pPr>
       <w:r>
         <w:rPr>
-          <w:rFonts w:hint="eastAsia" w:ascii="仿宋" w:hAnsi="仿宋" w:eastAsia="仿宋" w:cs="仿宋"/>
+          <w:rFonts w:hint="eastAsia" w:ascii="FangSong" w:hAnsi="FangSong" w:eastAsia="FangSong" w:cs="FangSong"/>
           <w:b/>
           <w:bCs/>
-          <w:sz w:val="20"/>
-          <w:szCs w:val="20"/>
+          <w:sz w:val="24"/>
+          <w:szCs w:val="24"/>
           <w:lang w:val="en-US" w:eastAsia="zh-CN"/>
         </w:rPr>
         <w:t>*备注：</w:t>
@@ -1060,12 +1022,89 @@
       </w:pPr>
       <w:r>
         <w:rPr>
-          <w:rFonts w:hint="eastAsia" w:ascii="仿宋" w:hAnsi="仿宋" w:eastAsia="仿宋" w:cs="仿宋"/>
-          <w:sz w:val="22"/>
-          <w:szCs w:val="22"/>
+          <w:rFonts w:hint="eastAsia" w:ascii="FangSong" w:hAnsi="FangSong" w:eastAsia="FangSong" w:cs="FangSong"/>
+          <w:sz w:val="21"/>
+          <w:szCs w:val="21"/>
           <w:lang w:val="en-US" w:eastAsia="zh-CN"/>
         </w:rPr>
-        <w:t>a. 以上办理时间均为收集齐资料后开始的官方办理时间；</w:t>
+        <w:t>以上服务报价不包括：</w:t>
+      </w:r>
+    </w:p>
+    <w:p>
+      <w:pPr>
+        <w:spacing w:after="0" w:line="280" w:lineRule="auto"/>
+        <w:ind w:left="720"/>
+      </w:pPr>
+      <w:r>
+        <w:rPr>
+          <w:rFonts w:hint="eastAsia" w:ascii="FangSong" w:hAnsi="FangSong" w:eastAsia="FangSong" w:cs="FangSong"/>
+          <w:sz w:val="21"/>
+          <w:szCs w:val="21"/>
+          <w:lang w:val="en-US" w:eastAsia="zh-CN"/>
+        </w:rPr>
+        <w:t>- 增值税；</w:t>
+      </w:r>
+    </w:p>
+    <w:p>
+      <w:pPr>
+        <w:spacing w:after="0" w:line="280" w:lineRule="auto"/>
+        <w:ind w:left="720"/>
+      </w:pPr>
+      <w:r>
+        <w:rPr>
+          <w:rFonts w:hint="eastAsia" w:ascii="FangSong" w:hAnsi="FangSong" w:eastAsia="FangSong" w:cs="FangSong"/>
+          <w:sz w:val="21"/>
+          <w:szCs w:val="21"/>
+          <w:lang w:val="en-US" w:eastAsia="zh-CN"/>
+        </w:rPr>
+        <w:t>- 资料快递费；</w:t>
+      </w:r>
+    </w:p>
+    <w:p>
+      <w:pPr>
+        <w:spacing w:after="0" w:line="280" w:lineRule="auto"/>
+        <w:ind w:left="720"/>
+      </w:pPr>
+      <w:r>
+        <w:rPr>
+          <w:rFonts w:hint="eastAsia" w:ascii="FangSong" w:hAnsi="FangSong" w:eastAsia="FangSong" w:cs="FangSong"/>
+          <w:sz w:val="21"/>
+          <w:szCs w:val="21"/>
+          <w:lang w:val="en-US" w:eastAsia="zh-CN"/>
+        </w:rPr>
+        <w:t>- 差旅费/考察费；</w:t>
+      </w:r>
+    </w:p>
+    <w:p>
+      <w:pPr>
+        <w:spacing w:after="0" w:line="280" w:lineRule="auto"/>
+        <w:ind w:left="720"/>
+      </w:pPr>
+      <w:r>
+        <w:rPr>
+          <w:rFonts w:hint="eastAsia" w:ascii="FangSong" w:hAnsi="FangSong" w:eastAsia="FangSong" w:cs="FangSong"/>
+          <w:sz w:val="21"/>
+          <w:szCs w:val="21"/>
+          <w:lang w:val="en-US" w:eastAsia="zh-CN"/>
+        </w:rPr>
+        <w:t>- 文件翻译费。</w:t>
+      </w:r>
+    </w:p>
+    <w:p>
+      <w:pPr>
+        <w:spacing w:before="40" w:after="0" w:line="280" w:lineRule="auto"/>
+        <w:ind w:left="360"/>
+      </w:pPr>
+      <w:r>
+        <w:rPr>
+          <w:rFonts w:hint="eastAsia" w:ascii="FangSong" w:hAnsi="FangSong" w:eastAsia="FangSong" w:cs="FangSong"/>
+          <w:b/>
+          <w:bCs/>
+          <w:sz w:val="21"/>
+          <w:szCs w:val="21"/>
+          <w:lang w:val="en-US" w:eastAsia="zh-CN"/>
+        </w:rPr>
+        <w:t>1. 有限责任公司注册</w:t>
       </w:r>
     </w:p>
     <w:p>
@@ -1075,105 +1114,423 @@
       </w:pPr>
       <w:r>
         <w:rPr>
-          <w:rFonts w:hint="eastAsia" w:ascii="仿宋" w:hAnsi="仿宋" w:eastAsia="仿宋" w:cs="仿宋"/>
-          <w:sz w:val="22"/>
-          <w:szCs w:val="22"/>
+          <w:rFonts w:hint="eastAsia" w:ascii="FangSong" w:hAnsi="FangSong" w:eastAsia="FangSong" w:cs="FangSong"/>
+          <w:b/>
+          <w:bCs/>
+          <w:sz w:val="21"/>
+          <w:szCs w:val="21"/>
           <w:lang w:val="en-US" w:eastAsia="zh-CN"/>
         </w:rPr>
-        <w:t>b. 以上服务报价不包括：</w:t>
+        <w:t>费用包含：</w:t>
       </w:r>
     </w:p>
     <w:p>
       <w:pPr>
         <w:spacing w:after="0" w:line="280" w:lineRule="auto"/>
-        <w:ind w:left="720"/>
-      </w:pPr>
-      <w:r>
-        <w:rPr>
-          <w:rFonts w:hint="eastAsia" w:ascii="仿宋" w:hAnsi="仿宋" w:eastAsia="仿宋" w:cs="仿宋"/>
-          <w:sz w:val="22"/>
-          <w:szCs w:val="22"/>
+        <w:ind w:left="540"/>
+      </w:pPr>
+      <w:r>
+        <w:rPr>
+          <w:rFonts w:hint="eastAsia" w:ascii="FangSong" w:hAnsi="FangSong" w:eastAsia="FangSong" w:cs="FangSong"/>
+          <w:sz w:val="21"/>
+          <w:szCs w:val="21"/>
           <w:lang w:val="en-US" w:eastAsia="zh-CN"/>
         </w:rPr>
-        <w:t>- 文件翻译费用（如需）；</w:t>
+        <w:t>山海图服务费</w:t>
       </w:r>
     </w:p>
     <w:p>
       <w:pPr>
         <w:spacing w:after="0" w:line="280" w:lineRule="auto"/>
-        <w:ind w:left="720"/>
-      </w:pPr>
-      <w:r>
-        <w:rPr>
-          <w:rFonts w:hint="eastAsia" w:ascii="仿宋" w:hAnsi="仿宋" w:eastAsia="仿宋" w:cs="仿宋"/>
-          <w:sz w:val="22"/>
-          <w:szCs w:val="22"/>
+        <w:ind w:left="540"/>
+      </w:pPr>
+      <w:r>
+        <w:rPr>
+          <w:rFonts w:hint="eastAsia" w:ascii="FangSong" w:hAnsi="FangSong" w:eastAsia="FangSong" w:cs="FangSong"/>
+          <w:sz w:val="21"/>
+          <w:szCs w:val="21"/>
           <w:lang w:val="en-US" w:eastAsia="zh-CN"/>
         </w:rPr>
-        <w:t>- 资料快递费用（国际）；</w:t>
+        <w:t>官费</w:t>
       </w:r>
     </w:p>
     <w:p>
       <w:pPr>
         <w:spacing w:after="0" w:line="280" w:lineRule="auto"/>
-        <w:ind w:left="720"/>
-        <w:rPr>
-          <w:rFonts w:hint="eastAsia" w:ascii="仿宋" w:hAnsi="仿宋" w:eastAsia="仿宋" w:cs="仿宋"/>
-          <w:sz w:val="22"/>
-          <w:szCs w:val="22"/>
+        <w:ind w:left="360"/>
+      </w:pPr>
+      <w:r>
+        <w:rPr>
+          <w:rFonts w:hint="eastAsia" w:ascii="FangSong" w:hAnsi="FangSong" w:eastAsia="FangSong" w:cs="FangSong"/>
+          <w:b/>
+          <w:bCs/>
+          <w:sz w:val="21"/>
+          <w:szCs w:val="21"/>
           <w:lang w:val="en-US" w:eastAsia="zh-CN"/>
         </w:rPr>
-      </w:pPr>
-      <w:r>
-        <w:rPr>
-          <w:rFonts w:hint="eastAsia" w:ascii="仿宋" w:hAnsi="仿宋" w:eastAsia="仿宋" w:cs="仿宋"/>
-          <w:sz w:val="22"/>
-          <w:szCs w:val="22"/>
+        <w:t>费用不含：</w:t>
+      </w:r>
+    </w:p>
+    <w:p>
+      <w:pPr>
+        <w:spacing w:after="0" w:line="280" w:lineRule="auto"/>
+        <w:ind w:left="540"/>
+      </w:pPr>
+      <w:r>
+        <w:rPr>
+          <w:rFonts w:hint="eastAsia" w:ascii="FangSong" w:hAnsi="FangSong" w:eastAsia="FangSong" w:cs="FangSong"/>
+          <w:sz w:val="21"/>
+          <w:szCs w:val="21"/>
           <w:lang w:val="en-US" w:eastAsia="zh-CN"/>
         </w:rPr>
-        <w:t>- 差旅费/考察费（如有）。</w:t>
+        <w:t>泰国手机号码办理费用（5000泰铢，包含5个月话费）</w:t>
       </w:r>
     </w:p>
     <w:p>
       <w:pPr>
         <w:spacing w:after="0" w:line="280" w:lineRule="auto"/>
-        <w:ind w:left="720"/>
-        <w:rPr>
-          <w:rFonts w:hint="eastAsia" w:ascii="仿宋" w:hAnsi="仿宋" w:eastAsia="仿宋" w:cs="仿宋"/>
-          <w:sz w:val="22"/>
-          <w:szCs w:val="22"/>
+        <w:ind w:left="360"/>
+      </w:pPr>
+      <w:r>
+        <w:rPr>
+          <w:rFonts w:hint="eastAsia" w:ascii="FangSong" w:hAnsi="FangSong" w:eastAsia="FangSong" w:cs="FangSong"/>
+          <w:b/>
+          <w:bCs/>
+          <w:sz w:val="21"/>
+          <w:szCs w:val="21"/>
           <w:lang w:val="en-US" w:eastAsia="zh-CN"/>
         </w:rPr>
-      </w:pPr>
-      <w:r>
-        <w:rPr>
-          <w:rFonts w:hint="eastAsia" w:ascii="仿宋" w:hAnsi="仿宋" w:eastAsia="仿宋" w:cs="仿宋"/>
-          <w:sz w:val="22"/>
-          <w:szCs w:val="22"/>
+        <w:t>备注：</w:t>
+      </w:r>
+    </w:p>
+    <w:p>
+      <w:pPr>
+        <w:spacing w:after="0" w:line="280" w:lineRule="auto"/>
+        <w:ind w:left="540"/>
+      </w:pPr>
+      <w:r>
+        <w:rPr>
+          <w:rFonts w:hint="eastAsia" w:ascii="FangSong" w:hAnsi="FangSong" w:eastAsia="FangSong" w:cs="FangSong"/>
+          <w:sz w:val="21"/>
+          <w:szCs w:val="21"/>
           <w:lang w:val="en-US" w:eastAsia="zh-CN"/>
         </w:rPr>
-        <w:t>- 官费</w:t>
+        <w:t>本报价已包含官费。办理时间为10个工作日，不含收集材料、客户签字盖章反馈及文件邮寄时间。</w:t>
+      </w:r>
+    </w:p>
+    <w:p>
+      <w:pPr>
+        <w:spacing w:before="40" w:after="0" w:line="280" w:lineRule="auto"/>
+        <w:ind w:left="360"/>
+      </w:pPr>
+      <w:r>
+        <w:rPr>
+          <w:rFonts w:hint="eastAsia" w:ascii="FangSong" w:hAnsi="FangSong" w:eastAsia="FangSong" w:cs="FangSong"/>
+          <w:b/>
+          <w:bCs/>
+          <w:sz w:val="21"/>
+          <w:szCs w:val="21"/>
+          <w:lang w:val="en-US" w:eastAsia="zh-CN"/>
+        </w:rPr>
+        <w:t>2. 商务签</w:t>
       </w:r>
     </w:p>
     <w:p>
       <w:pPr>
         <w:spacing w:after="0" w:line="280" w:lineRule="auto"/>
-        <w:ind w:left="720"/>
-        <w:rPr>
-          <w:rFonts w:hint="eastAsia" w:ascii="仿宋" w:hAnsi="仿宋" w:eastAsia="仿宋" w:cs="仿宋"/>
-          <w:sz w:val="22"/>
-          <w:szCs w:val="22"/>
+        <w:ind w:left="360"/>
+      </w:pPr>
+      <w:r>
+        <w:rPr>
+          <w:rFonts w:hint="eastAsia" w:ascii="FangSong" w:hAnsi="FangSong" w:eastAsia="FangSong" w:cs="FangSong"/>
+          <w:b/>
+          <w:bCs/>
+          <w:sz w:val="21"/>
+          <w:szCs w:val="21"/>
           <w:lang w:val="en-US" w:eastAsia="zh-CN"/>
         </w:rPr>
-      </w:pPr>
+        <w:t>费用包含：</w:t>
+      </w:r>
     </w:p>
     <w:p>
       <w:pPr>
         <w:spacing w:after="0" w:line="280" w:lineRule="auto"/>
-      </w:pPr>
-      <w:r>
-        <w:rPr>
-          <w:rFonts w:hint="eastAsia" w:ascii="仿宋" w:hAnsi="仿宋" w:eastAsia="仿宋" w:cs="仿宋"/>
+        <w:ind w:left="540"/>
+      </w:pPr>
+      <w:r>
+        <w:rPr>
+          <w:rFonts w:hint="eastAsia" w:ascii="FangSong" w:hAnsi="FangSong" w:eastAsia="FangSong" w:cs="FangSong"/>
+          <w:sz w:val="21"/>
+          <w:szCs w:val="21"/>
+          <w:lang w:val="en-US" w:eastAsia="zh-CN"/>
+        </w:rPr>
+        <w:t>山海图服务费</w:t>
+      </w:r>
+    </w:p>
+    <w:p>
+      <w:pPr>
+        <w:spacing w:after="0" w:line="280" w:lineRule="auto"/>
+        <w:ind w:left="540"/>
+      </w:pPr>
+      <w:r>
+        <w:rPr>
+          <w:rFonts w:hint="eastAsia" w:ascii="FangSong" w:hAnsi="FangSong" w:eastAsia="FangSong" w:cs="FangSong"/>
+          <w:sz w:val="21"/>
+          <w:szCs w:val="21"/>
+          <w:lang w:val="en-US" w:eastAsia="zh-CN"/>
+        </w:rPr>
+        <w:t>文件审核费</w:t>
+      </w:r>
+    </w:p>
+    <w:p>
+      <w:pPr>
+        <w:spacing w:after="0" w:line="280" w:lineRule="auto"/>
+        <w:ind w:left="360"/>
+      </w:pPr>
+      <w:r>
+        <w:rPr>
+          <w:rFonts w:hint="eastAsia" w:ascii="FangSong" w:hAnsi="FangSong" w:eastAsia="FangSong" w:cs="FangSong"/>
+          <w:b/>
+          <w:bCs/>
+          <w:sz w:val="21"/>
+          <w:szCs w:val="21"/>
+          <w:lang w:val="en-US" w:eastAsia="zh-CN"/>
+        </w:rPr>
+        <w:t>费用不含：</w:t>
+      </w:r>
+    </w:p>
+    <w:p>
+      <w:pPr>
+        <w:spacing w:after="0" w:line="280" w:lineRule="auto"/>
+        <w:ind w:left="540"/>
+      </w:pPr>
+      <w:r>
+        <w:rPr>
+          <w:rFonts w:hint="eastAsia" w:ascii="FangSong" w:hAnsi="FangSong" w:eastAsia="FangSong" w:cs="FangSong"/>
+          <w:sz w:val="21"/>
+          <w:szCs w:val="21"/>
+          <w:lang w:val="en-US" w:eastAsia="zh-CN"/>
+        </w:rPr>
+        <w:t>官费</w:t>
+      </w:r>
+    </w:p>
+    <w:p>
+      <w:pPr>
+        <w:spacing w:after="0" w:line="280" w:lineRule="auto"/>
+        <w:ind w:left="540"/>
+      </w:pPr>
+      <w:r>
+        <w:rPr>
+          <w:rFonts w:hint="eastAsia" w:ascii="FangSong" w:hAnsi="FangSong" w:eastAsia="FangSong" w:cs="FangSong"/>
+          <w:sz w:val="21"/>
+          <w:szCs w:val="21"/>
+          <w:lang w:val="en-US" w:eastAsia="zh-CN"/>
+        </w:rPr>
+        <w:t>泰国公证费</w:t>
+      </w:r>
+    </w:p>
+    <w:p>
+      <w:pPr>
+        <w:spacing w:after="0" w:line="280" w:lineRule="auto"/>
+        <w:ind w:left="540"/>
+      </w:pPr>
+      <w:r>
+        <w:rPr>
+          <w:rFonts w:hint="eastAsia" w:ascii="FangSong" w:hAnsi="FangSong" w:eastAsia="FangSong" w:cs="FangSong"/>
+          <w:sz w:val="21"/>
+          <w:szCs w:val="21"/>
+          <w:lang w:val="en-US" w:eastAsia="zh-CN"/>
+        </w:rPr>
+        <w:t>帮提供返程机票（如需，1000泰铢）</w:t>
+      </w:r>
+    </w:p>
+    <w:p>
+      <w:pPr>
+        <w:spacing w:after="0" w:line="280" w:lineRule="auto"/>
+        <w:ind w:left="360"/>
+      </w:pPr>
+      <w:r>
+        <w:rPr>
+          <w:rFonts w:hint="eastAsia" w:ascii="FangSong" w:hAnsi="FangSong" w:eastAsia="FangSong" w:cs="FangSong"/>
+          <w:b/>
+          <w:bCs/>
+          <w:sz w:val="21"/>
+          <w:szCs w:val="21"/>
+          <w:lang w:val="en-US" w:eastAsia="zh-CN"/>
+        </w:rPr>
+        <w:t>备注：</w:t>
+      </w:r>
+    </w:p>
+    <w:p>
+      <w:pPr>
+        <w:spacing w:after="0" w:line="280" w:lineRule="auto"/>
+        <w:ind w:left="540"/>
+      </w:pPr>
+      <w:r>
+        <w:rPr>
+          <w:rFonts w:hint="eastAsia" w:ascii="FangSong" w:hAnsi="FangSong" w:eastAsia="FangSong" w:cs="FangSong"/>
+          <w:sz w:val="21"/>
+          <w:szCs w:val="21"/>
+          <w:lang w:val="en-US" w:eastAsia="zh-CN"/>
+        </w:rPr>
+        <w:t>公司文件需董事蓝色笔签字并盖公章，个人文件只需蓝色笔签字。</w:t>
+      </w:r>
+    </w:p>
+    <w:p>
+      <w:pPr>
+        <w:spacing w:before="40" w:after="0" w:line="280" w:lineRule="auto"/>
+        <w:ind w:left="360"/>
+      </w:pPr>
+      <w:r>
+        <w:rPr>
+          <w:rFonts w:hint="eastAsia" w:ascii="FangSong" w:hAnsi="FangSong" w:eastAsia="FangSong" w:cs="FangSong"/>
+          <w:b/>
+          <w:bCs/>
+          <w:sz w:val="21"/>
+          <w:szCs w:val="21"/>
+          <w:lang w:val="en-US" w:eastAsia="zh-CN"/>
+        </w:rPr>
+        <w:t>3. 生产许可证</w:t>
+      </w:r>
+    </w:p>
+    <w:p>
+      <w:pPr>
+        <w:spacing w:after="0" w:line="280" w:lineRule="auto"/>
+        <w:ind w:left="360"/>
+      </w:pPr>
+      <w:r>
+        <w:rPr>
+          <w:rFonts w:hint="eastAsia" w:ascii="FangSong" w:hAnsi="FangSong" w:eastAsia="FangSong" w:cs="FangSong"/>
+          <w:b/>
+          <w:bCs/>
+          <w:sz w:val="21"/>
+          <w:szCs w:val="21"/>
+          <w:lang w:val="en-US" w:eastAsia="zh-CN"/>
+        </w:rPr>
+        <w:t>费用包含：</w:t>
+      </w:r>
+    </w:p>
+    <w:p>
+      <w:pPr>
+        <w:spacing w:after="0" w:line="280" w:lineRule="auto"/>
+        <w:ind w:left="540"/>
+      </w:pPr>
+      <w:r>
+        <w:rPr>
+          <w:rFonts w:hint="eastAsia" w:ascii="FangSong" w:hAnsi="FangSong" w:eastAsia="FangSong" w:cs="FangSong"/>
+          <w:sz w:val="21"/>
+          <w:szCs w:val="21"/>
+          <w:lang w:val="en-US" w:eastAsia="zh-CN"/>
+        </w:rPr>
+        <w:t>山海图服务费</w:t>
+      </w:r>
+    </w:p>
+    <w:p>
+      <w:pPr>
+        <w:spacing w:after="0" w:line="280" w:lineRule="auto"/>
+        <w:ind w:left="360"/>
+      </w:pPr>
+      <w:r>
+        <w:rPr>
+          <w:rFonts w:hint="eastAsia" w:ascii="FangSong" w:hAnsi="FangSong" w:eastAsia="FangSong" w:cs="FangSong"/>
+          <w:b/>
+          <w:bCs/>
+          <w:sz w:val="21"/>
+          <w:szCs w:val="21"/>
+          <w:lang w:val="en-US" w:eastAsia="zh-CN"/>
+        </w:rPr>
+        <w:t>费用不含：</w:t>
+      </w:r>
+    </w:p>
+    <w:p>
+      <w:pPr>
+        <w:spacing w:after="0" w:line="280" w:lineRule="auto"/>
+        <w:ind w:left="540"/>
+      </w:pPr>
+      <w:r>
+        <w:rPr>
+          <w:rFonts w:hint="eastAsia" w:ascii="FangSong" w:hAnsi="FangSong" w:eastAsia="FangSong" w:cs="FangSong"/>
+          <w:sz w:val="21"/>
+          <w:szCs w:val="21"/>
+          <w:lang w:val="en-US" w:eastAsia="zh-CN"/>
+        </w:rPr>
+        <w:t>官费（3000-145000泰铢）</w:t>
+      </w:r>
+    </w:p>
+    <w:p>
+      <w:pPr>
+        <w:spacing w:after="0" w:line="280" w:lineRule="auto"/>
+        <w:ind w:left="540"/>
+      </w:pPr>
+      <w:r>
+        <w:rPr>
+          <w:rFonts w:hint="eastAsia" w:ascii="FangSong" w:hAnsi="FangSong" w:eastAsia="FangSong" w:cs="FangSong"/>
+          <w:sz w:val="21"/>
+          <w:szCs w:val="21"/>
+          <w:lang w:val="en-US" w:eastAsia="zh-CN"/>
+        </w:rPr>
+        <w:t>加急费</w:t>
+      </w:r>
+    </w:p>
+    <w:p>
+      <w:pPr>
+        <w:spacing w:after="0" w:line="280" w:lineRule="auto"/>
+        <w:ind w:left="540"/>
+      </w:pPr>
+      <w:r>
+        <w:rPr>
+          <w:rFonts w:hint="eastAsia" w:ascii="FangSong" w:hAnsi="FangSong" w:eastAsia="FangSong" w:cs="FangSong"/>
+          <w:sz w:val="21"/>
+          <w:szCs w:val="21"/>
+          <w:lang w:val="en-US" w:eastAsia="zh-CN"/>
+        </w:rPr>
+        <w:t>工程师费用</w:t>
+      </w:r>
+    </w:p>
+    <w:p>
+      <w:pPr>
+        <w:spacing w:after="0" w:line="280" w:lineRule="auto"/>
+        <w:ind w:left="360"/>
+      </w:pPr>
+      <w:r>
+        <w:rPr>
+          <w:rFonts w:hint="eastAsia" w:ascii="FangSong" w:hAnsi="FangSong" w:eastAsia="FangSong" w:cs="FangSong"/>
+          <w:b/>
+          <w:bCs/>
+          <w:sz w:val="21"/>
+          <w:szCs w:val="21"/>
+          <w:lang w:val="en-US" w:eastAsia="zh-CN"/>
+        </w:rPr>
+        <w:t>备注：</w:t>
+      </w:r>
+    </w:p>
+    <w:p>
+      <w:pPr>
+        <w:spacing w:after="0" w:line="280" w:lineRule="auto"/>
+        <w:ind w:left="540"/>
+      </w:pPr>
+      <w:r>
+        <w:rPr>
+          <w:rFonts w:hint="eastAsia" w:ascii="FangSong" w:hAnsi="FangSong" w:eastAsia="FangSong" w:cs="FangSong"/>
+          <w:sz w:val="21"/>
+          <w:szCs w:val="21"/>
+          <w:lang w:val="en-US" w:eastAsia="zh-CN"/>
+        </w:rPr>
+        <w:t>官费按工厂类别及规模在3000-145000泰铢区间内浮动，需另行支付。</w:t>
+      </w:r>
+    </w:p>
+    <w:p>
+      <w:pPr>
+        <w:spacing w:before="100" w:after="0" w:line="280" w:lineRule="auto"/>
+      </w:pPr>
+    </w:p>
+    <w:p>
+      <w:pPr>
+        <w:spacing w:after="0" w:line="280" w:lineRule="auto"/>
+      </w:pPr>
+      <w:r>
+        <w:rPr>
+          <w:rFonts w:hint="eastAsia" w:ascii="FangSong" w:hAnsi="FangSong" w:eastAsia="FangSong" w:cs="FangSong"/>
           <w:b/>
           <w:bCs/>
           <w:color w:val="000000"/>
@@ -1188,6 +1545,11 @@
       <w:pPr>
         <w:spacing w:after="0" w:line="280" w:lineRule="auto"/>
         <w:ind w:left="360"/>
+        <w:rPr>
+          <w:rFonts w:hint="eastAsia" w:ascii="仿宋" w:hAnsi="仿宋" w:eastAsia="仿宋" w:cs="仿宋"/>
+          <w:sz w:val="22"/>
+          <w:szCs w:val="22"/>
+        </w:rPr>
       </w:pPr>
       <w:r>
         <w:rPr>
@@ -1196,7 +1558,7 @@
           <w:szCs w:val="22"/>
           <w:lang w:val="en-US" w:eastAsia="zh-CN"/>
         </w:rPr>
-        <w:t>甲方应在收到发票后 5 个工作日内支付合同金额的 100%。</w:t>
+        <w:t>合同签订后支付合同金额的 70%，剩余 30% 在所有服务完成后 5 个工作日内支付。</w:t>
       </w:r>
     </w:p>
     <w:p>
@@ -1210,7 +1572,7 @@
       </w:pPr>
       <w:r>
         <w:rPr>
-          <w:rFonts w:hint="eastAsia" w:ascii="仿宋" w:hAnsi="仿宋" w:eastAsia="仿宋" w:cs="仿宋"/>
+          <w:rFonts w:hint="eastAsia" w:ascii="FangSong" w:hAnsi="FangSong" w:eastAsia="FangSong" w:cs="FangSong"/>
           <w:b/>
           <w:bCs/>
           <w:color w:val="000000"/>
@@ -1218,7 +1580,7 @@
           <w:szCs w:val="28"/>
           <w:lang w:val="en-US" w:eastAsia="zh-CN"/>
         </w:rPr>
-        <w:t>3.服务流程及交付材料清单</w:t>
+        <w:t>3.服务流程、时间及交付文件清单</w:t>
       </w:r>
     </w:p>
     <w:p>
@@ -1249,9 +1611,9 @@
       </w:tblPr>
       <w:tblGrid>
         <w:gridCol w:w="596"/>
-        <w:gridCol w:w="2249"/>
-        <w:gridCol w:w="872"/>
-        <w:gridCol w:w="3679"/>
+        <w:gridCol w:w="2190"/>
+        <w:gridCol w:w="1039"/>
+        <w:gridCol w:w="3571"/>
         <w:gridCol w:w="2671"/>
       </w:tblGrid>
       <w:tr>
@@ -1268,6 +1630,11 @@
             <w:pPr>
               <w:spacing w:after="0" w:line="280" w:lineRule="auto"/>
               <w:jc w:val="center"/>
+              <w:rPr>
+                <w:rFonts w:hint="eastAsia" w:ascii="仿宋" w:hAnsi="仿宋" w:eastAsia="仿宋" w:cs="仿宋"/>
+                <w:sz w:val="20"/>
+                <w:szCs w:val="20"/>
+              </w:rPr>
             </w:pPr>
             <w:r>
               <w:rPr>
@@ -1284,7 +1651,7 @@
         </w:tc>
         <w:tc>
           <w:tcPr>
-            <w:tcW w:w="2249" w:type="dxa"/>
+            <w:tcW w:w="2190" w:type="dxa"/>
             <w:shd w:val="clear" w:color="auto" w:fill="BDD6EE"/>
             <w:vAlign w:val="center"/>
           </w:tcPr>
@@ -1292,6 +1659,11 @@
             <w:pPr>
               <w:spacing w:after="0" w:line="280" w:lineRule="auto"/>
               <w:jc w:val="center"/>
+              <w:rPr>
+                <w:rFonts w:hint="eastAsia" w:ascii="仿宋" w:hAnsi="仿宋" w:eastAsia="仿宋" w:cs="仿宋"/>
+                <w:sz w:val="20"/>
+                <w:szCs w:val="20"/>
+              </w:rPr>
             </w:pPr>
             <w:r>
               <w:rPr>
@@ -1302,13 +1674,13 @@
                 <w:szCs w:val="20"/>
                 <w:lang w:val="en-US" w:eastAsia="zh-CN"/>
               </w:rPr>
-              <w:t>项目</w:t>
+              <w:t>服务内容</w:t>
             </w:r>
           </w:p>
         </w:tc>
         <w:tc>
           <w:tcPr>
-            <w:tcW w:w="872" w:type="dxa"/>
+            <w:tcW w:w="1039" w:type="dxa"/>
             <w:shd w:val="clear" w:color="auto" w:fill="BDD6EE"/>
             <w:vAlign w:val="center"/>
           </w:tcPr>
@@ -1316,6 +1688,11 @@
             <w:pPr>
               <w:spacing w:after="0" w:line="280" w:lineRule="auto"/>
               <w:jc w:val="center"/>
+              <w:rPr>
+                <w:rFonts w:hint="eastAsia" w:ascii="仿宋" w:hAnsi="仿宋" w:eastAsia="仿宋" w:cs="仿宋"/>
+                <w:sz w:val="20"/>
+                <w:szCs w:val="20"/>
+              </w:rPr>
             </w:pPr>
             <w:r>
               <w:rPr>
@@ -1326,30 +1703,13 @@
                 <w:szCs w:val="20"/>
                 <w:lang w:val="en-US" w:eastAsia="zh-CN"/>
               </w:rPr>
-              <w:t>时间</w:t>
-            </w:r>
-          </w:p>
-          <w:p>
-            <w:pPr>
-              <w:spacing w:after="0" w:line="280" w:lineRule="auto"/>
-              <w:jc w:val="center"/>
-            </w:pPr>
-            <w:r>
-              <w:rPr>
-                <w:rFonts w:hint="eastAsia" w:ascii="仿宋" w:hAnsi="仿宋" w:eastAsia="仿宋" w:cs="仿宋"/>
-                <w:b/>
-                <w:bCs/>
-                <w:sz w:val="20"/>
-                <w:szCs w:val="20"/>
-                <w:lang w:val="en-US" w:eastAsia="zh-CN"/>
-              </w:rPr>
-              <w:t>工作日</w:t>
+              <w:t>办理时间</w:t>
             </w:r>
           </w:p>
         </w:tc>
         <w:tc>
           <w:tcPr>
-            <w:tcW w:w="3679" w:type="dxa"/>
+            <w:tcW w:w="3571" w:type="dxa"/>
             <w:shd w:val="clear" w:color="auto" w:fill="BDD6EE"/>
             <w:vAlign w:val="center"/>
           </w:tcPr>
@@ -1357,6 +1717,11 @@
             <w:pPr>
               <w:spacing w:after="0" w:line="280" w:lineRule="auto"/>
               <w:jc w:val="center"/>
+              <w:rPr>
+                <w:rFonts w:hint="eastAsia" w:ascii="仿宋" w:hAnsi="仿宋" w:eastAsia="仿宋" w:cs="仿宋"/>
+                <w:sz w:val="20"/>
+                <w:szCs w:val="20"/>
+              </w:rPr>
             </w:pPr>
             <w:r>
               <w:rPr>
@@ -1381,6 +1746,11 @@
             <w:pPr>
               <w:spacing w:after="0" w:line="280" w:lineRule="auto"/>
               <w:jc w:val="center"/>
+              <w:rPr>
+                <w:rFonts w:hint="eastAsia" w:ascii="仿宋" w:hAnsi="仿宋" w:eastAsia="仿宋" w:cs="仿宋"/>
+                <w:sz w:val="20"/>
+                <w:szCs w:val="20"/>
+              </w:rPr>
             </w:pPr>
             <w:r>
               <w:rPr>
@@ -1409,6 +1779,11 @@
             <w:pPr>
               <w:spacing w:after="0" w:line="280" w:lineRule="auto"/>
               <w:jc w:val="center"/>
+              <w:rPr>
+                <w:rFonts w:hint="eastAsia" w:ascii="仿宋" w:hAnsi="仿宋" w:eastAsia="仿宋" w:cs="仿宋"/>
+                <w:sz w:val="20"/>
+                <w:szCs w:val="20"/>
+              </w:rPr>
             </w:pPr>
             <w:r>
               <w:rPr>
@@ -1423,18 +1798,21 @@
         </w:tc>
         <w:tc>
           <w:tcPr>
-            <w:tcW w:w="2249" w:type="dxa"/>
+            <w:tcW w:w="2190" w:type="dxa"/>
             <w:vAlign w:val="top"/>
           </w:tcPr>
           <w:p>
             <w:pPr>
               <w:spacing w:after="0" w:line="280" w:lineRule="auto"/>
-            </w:pPr>
-            <w:r>
-              <w:rPr>
-                <w:rFonts w:hint="eastAsia" w:ascii="仿宋" w:hAnsi="仿宋" w:eastAsia="仿宋" w:cs="仿宋"/>
-                <w:b/>
-                <w:bCs/>
+              <w:rPr>
+                <w:rFonts w:hint="eastAsia" w:ascii="仿宋" w:hAnsi="仿宋" w:eastAsia="仿宋" w:cs="仿宋"/>
+                <w:sz w:val="20"/>
+                <w:szCs w:val="20"/>
+              </w:rPr>
+            </w:pPr>
+            <w:r>
+              <w:rPr>
+                <w:rFonts w:hint="eastAsia" w:ascii="仿宋" w:hAnsi="仿宋" w:eastAsia="仿宋" w:cs="仿宋"/>
                 <w:sz w:val="20"/>
                 <w:szCs w:val="20"/>
                 <w:lang w:val="en-US" w:eastAsia="zh-CN"/>
@@ -1445,39 +1823,49 @@
         </w:tc>
         <w:tc>
           <w:tcPr>
-            <w:tcW w:w="872" w:type="dxa"/>
+            <w:tcW w:w="1039" w:type="dxa"/>
             <w:vAlign w:val="top"/>
           </w:tcPr>
           <w:p>
             <w:pPr>
               <w:spacing w:after="0" w:line="280" w:lineRule="auto"/>
               <w:jc w:val="center"/>
-            </w:pPr>
-            <w:r>
-              <w:rPr>
-                <w:rFonts w:hint="eastAsia" w:ascii="仿宋" w:hAnsi="仿宋" w:eastAsia="仿宋" w:cs="仿宋"/>
-                <w:sz w:val="20"/>
-                <w:szCs w:val="20"/>
-                <w:lang w:val="en-US" w:eastAsia="zh-CN"/>
-              </w:rPr>
-              <w:t>10</w:t>
+              <w:rPr>
+                <w:rFonts w:hint="eastAsia" w:ascii="仿宋" w:hAnsi="仿宋" w:eastAsia="仿宋" w:cs="仿宋"/>
+                <w:sz w:val="20"/>
+                <w:szCs w:val="20"/>
+              </w:rPr>
+            </w:pPr>
+            <w:r>
+              <w:rPr>
+                <w:rFonts w:hint="eastAsia" w:ascii="仿宋" w:hAnsi="仿宋" w:eastAsia="仿宋" w:cs="仿宋"/>
+                <w:sz w:val="20"/>
+                <w:szCs w:val="20"/>
+                <w:lang w:val="en-US" w:eastAsia="zh-CN"/>
+              </w:rPr>
+              <w:t>10个工作日</w:t>
             </w:r>
           </w:p>
         </w:tc>
         <w:tc>
           <w:tcPr>
-            <w:tcW w:w="3679" w:type="dxa"/>
+            <w:tcW w:w="3571" w:type="dxa"/>
             <w:vAlign w:val="top"/>
           </w:tcPr>
           <w:p>
             <w:pPr>
               <w:spacing w:after="0" w:line="280" w:lineRule="auto"/>
-            </w:pPr>
-            <w:r>
-              <w:rPr>
-                <w:rFonts w:hint="eastAsia" w:ascii="仿宋" w:hAnsi="仿宋" w:eastAsia="仿宋" w:cs="仿宋"/>
-                <w:sz w:val="22"/>
-                <w:szCs w:val="22"/>
+              <w:rPr>
+                <w:rFonts w:hint="eastAsia" w:ascii="仿宋" w:hAnsi="仿宋" w:eastAsia="仿宋" w:cs="仿宋"/>
+                <w:sz w:val="20"/>
+                <w:szCs w:val="20"/>
+              </w:rPr>
+            </w:pPr>
+            <w:r>
+              <w:rPr>
+                <w:rFonts w:hint="eastAsia" w:ascii="仿宋" w:hAnsi="仿宋" w:eastAsia="仿宋" w:cs="仿宋"/>
+                <w:sz w:val="20"/>
+                <w:szCs w:val="20"/>
                 <w:lang w:val="en-US" w:eastAsia="zh-CN"/>
               </w:rPr>
               <w:t>第一步：收集资料</w:t>
@@ -1486,12 +1874,17 @@
           <w:p>
             <w:pPr>
               <w:spacing w:after="0" w:line="280" w:lineRule="auto"/>
-            </w:pPr>
-            <w:r>
-              <w:rPr>
-                <w:rFonts w:hint="eastAsia" w:ascii="仿宋" w:hAnsi="仿宋" w:eastAsia="仿宋" w:cs="仿宋"/>
-                <w:sz w:val="22"/>
-                <w:szCs w:val="22"/>
+              <w:rPr>
+                <w:rFonts w:hint="eastAsia" w:ascii="仿宋" w:hAnsi="仿宋" w:eastAsia="仿宋" w:cs="仿宋"/>
+                <w:sz w:val="20"/>
+                <w:szCs w:val="20"/>
+              </w:rPr>
+            </w:pPr>
+            <w:r>
+              <w:rPr>
+                <w:rFonts w:hint="eastAsia" w:ascii="仿宋" w:hAnsi="仿宋" w:eastAsia="仿宋" w:cs="仿宋"/>
+                <w:sz w:val="20"/>
+                <w:szCs w:val="20"/>
                 <w:lang w:val="en-US" w:eastAsia="zh-CN"/>
               </w:rPr>
               <w:t>第二步：核名并制作公司公章（1个工作日）</w:t>
@@ -1500,12 +1893,17 @@
           <w:p>
             <w:pPr>
               <w:spacing w:after="0" w:line="280" w:lineRule="auto"/>
-            </w:pPr>
-            <w:r>
-              <w:rPr>
-                <w:rFonts w:hint="eastAsia" w:ascii="仿宋" w:hAnsi="仿宋" w:eastAsia="仿宋" w:cs="仿宋"/>
-                <w:sz w:val="22"/>
-                <w:szCs w:val="22"/>
+              <w:rPr>
+                <w:rFonts w:hint="eastAsia" w:ascii="仿宋" w:hAnsi="仿宋" w:eastAsia="仿宋" w:cs="仿宋"/>
+                <w:sz w:val="20"/>
+                <w:szCs w:val="20"/>
+              </w:rPr>
+            </w:pPr>
+            <w:r>
+              <w:rPr>
+                <w:rFonts w:hint="eastAsia" w:ascii="仿宋" w:hAnsi="仿宋" w:eastAsia="仿宋" w:cs="仿宋"/>
+                <w:sz w:val="20"/>
+                <w:szCs w:val="20"/>
                 <w:lang w:val="en-US" w:eastAsia="zh-CN"/>
               </w:rPr>
               <w:t>第三步：客户确认公章</w:t>
@@ -1514,12 +1912,17 @@
           <w:p>
             <w:pPr>
               <w:spacing w:after="0" w:line="280" w:lineRule="auto"/>
-            </w:pPr>
-            <w:r>
-              <w:rPr>
-                <w:rFonts w:hint="eastAsia" w:ascii="仿宋" w:hAnsi="仿宋" w:eastAsia="仿宋" w:cs="仿宋"/>
-                <w:sz w:val="22"/>
-                <w:szCs w:val="22"/>
+              <w:rPr>
+                <w:rFonts w:hint="eastAsia" w:ascii="仿宋" w:hAnsi="仿宋" w:eastAsia="仿宋" w:cs="仿宋"/>
+                <w:sz w:val="20"/>
+                <w:szCs w:val="20"/>
+              </w:rPr>
+            </w:pPr>
+            <w:r>
+              <w:rPr>
+                <w:rFonts w:hint="eastAsia" w:ascii="仿宋" w:hAnsi="仿宋" w:eastAsia="仿宋" w:cs="仿宋"/>
+                <w:sz w:val="20"/>
+                <w:szCs w:val="20"/>
                 <w:lang w:val="en-US" w:eastAsia="zh-CN"/>
               </w:rPr>
               <w:t>第四步：起草公司注册文件（1个工作日）</w:t>
@@ -1528,12 +1931,17 @@
           <w:p>
             <w:pPr>
               <w:spacing w:after="0" w:line="280" w:lineRule="auto"/>
-            </w:pPr>
-            <w:r>
-              <w:rPr>
-                <w:rFonts w:hint="eastAsia" w:ascii="仿宋" w:hAnsi="仿宋" w:eastAsia="仿宋" w:cs="仿宋"/>
-                <w:sz w:val="22"/>
-                <w:szCs w:val="22"/>
+              <w:rPr>
+                <w:rFonts w:hint="eastAsia" w:ascii="仿宋" w:hAnsi="仿宋" w:eastAsia="仿宋" w:cs="仿宋"/>
+                <w:sz w:val="20"/>
+                <w:szCs w:val="20"/>
+              </w:rPr>
+            </w:pPr>
+            <w:r>
+              <w:rPr>
+                <w:rFonts w:hint="eastAsia" w:ascii="仿宋" w:hAnsi="仿宋" w:eastAsia="仿宋" w:cs="仿宋"/>
+                <w:sz w:val="20"/>
+                <w:szCs w:val="20"/>
                 <w:lang w:val="en-US" w:eastAsia="zh-CN"/>
               </w:rPr>
               <w:t>第五步：提交公司注册申请（1个工作日）</w:t>
@@ -1542,12 +1950,17 @@
           <w:p>
             <w:pPr>
               <w:spacing w:after="0" w:line="280" w:lineRule="auto"/>
-            </w:pPr>
-            <w:r>
-              <w:rPr>
-                <w:rFonts w:hint="eastAsia" w:ascii="仿宋" w:hAnsi="仿宋" w:eastAsia="仿宋" w:cs="仿宋"/>
-                <w:sz w:val="22"/>
-                <w:szCs w:val="22"/>
+              <w:rPr>
+                <w:rFonts w:hint="eastAsia" w:ascii="仿宋" w:hAnsi="仿宋" w:eastAsia="仿宋" w:cs="仿宋"/>
+                <w:sz w:val="20"/>
+                <w:szCs w:val="20"/>
+              </w:rPr>
+            </w:pPr>
+            <w:r>
+              <w:rPr>
+                <w:rFonts w:hint="eastAsia" w:ascii="仿宋" w:hAnsi="仿宋" w:eastAsia="仿宋" w:cs="仿宋"/>
+                <w:sz w:val="20"/>
+                <w:szCs w:val="20"/>
                 <w:lang w:val="en-US" w:eastAsia="zh-CN"/>
               </w:rPr>
               <w:t>第六步：DBD批准并发放公司注册许可证（4个工作日）</w:t>
@@ -1556,12 +1969,17 @@
           <w:p>
             <w:pPr>
               <w:spacing w:after="0" w:line="280" w:lineRule="auto"/>
-            </w:pPr>
-            <w:r>
-              <w:rPr>
-                <w:rFonts w:hint="eastAsia" w:ascii="仿宋" w:hAnsi="仿宋" w:eastAsia="仿宋" w:cs="仿宋"/>
-                <w:sz w:val="22"/>
-                <w:szCs w:val="22"/>
+              <w:rPr>
+                <w:rFonts w:hint="eastAsia" w:ascii="仿宋" w:hAnsi="仿宋" w:eastAsia="仿宋" w:cs="仿宋"/>
+                <w:sz w:val="20"/>
+                <w:szCs w:val="20"/>
+              </w:rPr>
+            </w:pPr>
+            <w:r>
+              <w:rPr>
+                <w:rFonts w:hint="eastAsia" w:ascii="仿宋" w:hAnsi="仿宋" w:eastAsia="仿宋" w:cs="仿宋"/>
+                <w:sz w:val="20"/>
+                <w:szCs w:val="20"/>
                 <w:lang w:val="en-US" w:eastAsia="zh-CN"/>
               </w:rPr>
               <w:t>第七步：客户确认并签字</w:t>
@@ -1570,12 +1988,17 @@
           <w:p>
             <w:pPr>
               <w:spacing w:after="0" w:line="280" w:lineRule="auto"/>
-            </w:pPr>
-            <w:r>
-              <w:rPr>
-                <w:rFonts w:hint="eastAsia" w:ascii="仿宋" w:hAnsi="仿宋" w:eastAsia="仿宋" w:cs="仿宋"/>
-                <w:sz w:val="22"/>
-                <w:szCs w:val="22"/>
+              <w:rPr>
+                <w:rFonts w:hint="eastAsia" w:ascii="仿宋" w:hAnsi="仿宋" w:eastAsia="仿宋" w:cs="仿宋"/>
+                <w:sz w:val="20"/>
+                <w:szCs w:val="20"/>
+              </w:rPr>
+            </w:pPr>
+            <w:r>
+              <w:rPr>
+                <w:rFonts w:hint="eastAsia" w:ascii="仿宋" w:hAnsi="仿宋" w:eastAsia="仿宋" w:cs="仿宋"/>
+                <w:sz w:val="20"/>
+                <w:szCs w:val="20"/>
                 <w:lang w:val="en-US" w:eastAsia="zh-CN"/>
               </w:rPr>
               <w:t>第八步：DBD检查公司注册许可证（2个工作日）</w:t>
@@ -1584,12 +2007,17 @@
           <w:p>
             <w:pPr>
               <w:spacing w:after="0" w:line="280" w:lineRule="auto"/>
-            </w:pPr>
-            <w:r>
-              <w:rPr>
-                <w:rFonts w:hint="eastAsia" w:ascii="仿宋" w:hAnsi="仿宋" w:eastAsia="仿宋" w:cs="仿宋"/>
-                <w:sz w:val="22"/>
-                <w:szCs w:val="22"/>
+              <w:rPr>
+                <w:rFonts w:hint="eastAsia" w:ascii="仿宋" w:hAnsi="仿宋" w:eastAsia="仿宋" w:cs="仿宋"/>
+                <w:sz w:val="20"/>
+                <w:szCs w:val="20"/>
+              </w:rPr>
+            </w:pPr>
+            <w:r>
+              <w:rPr>
+                <w:rFonts w:hint="eastAsia" w:ascii="仿宋" w:hAnsi="仿宋" w:eastAsia="仿宋" w:cs="仿宋"/>
+                <w:sz w:val="20"/>
+                <w:szCs w:val="20"/>
                 <w:lang w:val="en-US" w:eastAsia="zh-CN"/>
               </w:rPr>
               <w:t>第九步：取得公司的DBD文件（1个工作日）</w:t>
@@ -1604,12 +2032,17 @@
           <w:p>
             <w:pPr>
               <w:spacing w:after="0" w:line="280" w:lineRule="auto"/>
-            </w:pPr>
-            <w:r>
-              <w:rPr>
-                <w:rFonts w:hint="eastAsia" w:ascii="仿宋" w:hAnsi="仿宋" w:eastAsia="仿宋" w:cs="仿宋"/>
-                <w:sz w:val="22"/>
-                <w:szCs w:val="22"/>
+              <w:rPr>
+                <w:rFonts w:hint="eastAsia" w:ascii="仿宋" w:hAnsi="仿宋" w:eastAsia="仿宋" w:cs="仿宋"/>
+                <w:sz w:val="20"/>
+                <w:szCs w:val="20"/>
+              </w:rPr>
+            </w:pPr>
+            <w:r>
+              <w:rPr>
+                <w:rFonts w:hint="eastAsia" w:ascii="仿宋" w:hAnsi="仿宋" w:eastAsia="仿宋" w:cs="仿宋"/>
+                <w:sz w:val="20"/>
+                <w:szCs w:val="20"/>
                 <w:lang w:val="en-US" w:eastAsia="zh-CN"/>
               </w:rPr>
               <w:t>1. 营业执照（PK0401）</w:t>
@@ -1618,12 +2051,17 @@
           <w:p>
             <w:pPr>
               <w:spacing w:after="0" w:line="280" w:lineRule="auto"/>
-            </w:pPr>
-            <w:r>
-              <w:rPr>
-                <w:rFonts w:hint="eastAsia" w:ascii="仿宋" w:hAnsi="仿宋" w:eastAsia="仿宋" w:cs="仿宋"/>
-                <w:sz w:val="22"/>
-                <w:szCs w:val="22"/>
+              <w:rPr>
+                <w:rFonts w:hint="eastAsia" w:ascii="仿宋" w:hAnsi="仿宋" w:eastAsia="仿宋" w:cs="仿宋"/>
+                <w:sz w:val="20"/>
+                <w:szCs w:val="20"/>
+              </w:rPr>
+            </w:pPr>
+            <w:r>
+              <w:rPr>
+                <w:rFonts w:hint="eastAsia" w:ascii="仿宋" w:hAnsi="仿宋" w:eastAsia="仿宋" w:cs="仿宋"/>
+                <w:sz w:val="20"/>
+                <w:szCs w:val="20"/>
                 <w:lang w:val="en-US" w:eastAsia="zh-CN"/>
               </w:rPr>
               <w:t>2. DBD审批函（DBD）</w:t>
@@ -1632,12 +2070,17 @@
           <w:p>
             <w:pPr>
               <w:spacing w:after="0" w:line="280" w:lineRule="auto"/>
-            </w:pPr>
-            <w:r>
-              <w:rPr>
-                <w:rFonts w:hint="eastAsia" w:ascii="仿宋" w:hAnsi="仿宋" w:eastAsia="仿宋" w:cs="仿宋"/>
-                <w:sz w:val="22"/>
-                <w:szCs w:val="22"/>
+              <w:rPr>
+                <w:rFonts w:hint="eastAsia" w:ascii="仿宋" w:hAnsi="仿宋" w:eastAsia="仿宋" w:cs="仿宋"/>
+                <w:sz w:val="20"/>
+                <w:szCs w:val="20"/>
+              </w:rPr>
+            </w:pPr>
+            <w:r>
+              <w:rPr>
+                <w:rFonts w:hint="eastAsia" w:ascii="仿宋" w:hAnsi="仿宋" w:eastAsia="仿宋" w:cs="仿宋"/>
+                <w:sz w:val="20"/>
+                <w:szCs w:val="20"/>
                 <w:lang w:val="en-US" w:eastAsia="zh-CN"/>
               </w:rPr>
               <w:t>3. 公司组织大纲（BOJ2）</w:t>
@@ -1646,12 +2089,17 @@
           <w:p>
             <w:pPr>
               <w:spacing w:after="0" w:line="280" w:lineRule="auto"/>
-            </w:pPr>
-            <w:r>
-              <w:rPr>
-                <w:rFonts w:hint="eastAsia" w:ascii="仿宋" w:hAnsi="仿宋" w:eastAsia="仿宋" w:cs="仿宋"/>
-                <w:sz w:val="22"/>
-                <w:szCs w:val="22"/>
+              <w:rPr>
+                <w:rFonts w:hint="eastAsia" w:ascii="仿宋" w:hAnsi="仿宋" w:eastAsia="仿宋" w:cs="仿宋"/>
+                <w:sz w:val="20"/>
+                <w:szCs w:val="20"/>
+              </w:rPr>
+            </w:pPr>
+            <w:r>
+              <w:rPr>
+                <w:rFonts w:hint="eastAsia" w:ascii="仿宋" w:hAnsi="仿宋" w:eastAsia="仿宋" w:cs="仿宋"/>
+                <w:sz w:val="20"/>
+                <w:szCs w:val="20"/>
                 <w:lang w:val="en-US" w:eastAsia="zh-CN"/>
               </w:rPr>
               <w:t>4. 见证人（BOJ2）</w:t>
@@ -1660,12 +2108,17 @@
           <w:p>
             <w:pPr>
               <w:spacing w:after="0" w:line="280" w:lineRule="auto"/>
-            </w:pPr>
-            <w:r>
-              <w:rPr>
-                <w:rFonts w:hint="eastAsia" w:ascii="仿宋" w:hAnsi="仿宋" w:eastAsia="仿宋" w:cs="仿宋"/>
-                <w:sz w:val="22"/>
-                <w:szCs w:val="22"/>
+              <w:rPr>
+                <w:rFonts w:hint="eastAsia" w:ascii="仿宋" w:hAnsi="仿宋" w:eastAsia="仿宋" w:cs="仿宋"/>
+                <w:sz w:val="20"/>
+                <w:szCs w:val="20"/>
+              </w:rPr>
+            </w:pPr>
+            <w:r>
+              <w:rPr>
+                <w:rFonts w:hint="eastAsia" w:ascii="仿宋" w:hAnsi="仿宋" w:eastAsia="仿宋" w:cs="仿宋"/>
+                <w:sz w:val="20"/>
+                <w:szCs w:val="20"/>
                 <w:lang w:val="en-US" w:eastAsia="zh-CN"/>
               </w:rPr>
               <w:t>5. 注册设立事项（BOJ3）</w:t>
@@ -1674,12 +2127,17 @@
           <w:p>
             <w:pPr>
               <w:spacing w:after="0" w:line="280" w:lineRule="auto"/>
-            </w:pPr>
-            <w:r>
-              <w:rPr>
-                <w:rFonts w:hint="eastAsia" w:ascii="仿宋" w:hAnsi="仿宋" w:eastAsia="仿宋" w:cs="仿宋"/>
-                <w:sz w:val="22"/>
-                <w:szCs w:val="22"/>
+              <w:rPr>
+                <w:rFonts w:hint="eastAsia" w:ascii="仿宋" w:hAnsi="仿宋" w:eastAsia="仿宋" w:cs="仿宋"/>
+                <w:sz w:val="20"/>
+                <w:szCs w:val="20"/>
+              </w:rPr>
+            </w:pPr>
+            <w:r>
+              <w:rPr>
+                <w:rFonts w:hint="eastAsia" w:ascii="仿宋" w:hAnsi="仿宋" w:eastAsia="仿宋" w:cs="仿宋"/>
+                <w:sz w:val="20"/>
+                <w:szCs w:val="20"/>
                 <w:lang w:val="en-US" w:eastAsia="zh-CN"/>
               </w:rPr>
               <w:t>6. 股东表（BOJ5）</w:t>
@@ -1688,12 +2146,17 @@
           <w:p>
             <w:pPr>
               <w:spacing w:after="0" w:line="280" w:lineRule="auto"/>
-            </w:pPr>
-            <w:r>
-              <w:rPr>
-                <w:rFonts w:hint="eastAsia" w:ascii="仿宋" w:hAnsi="仿宋" w:eastAsia="仿宋" w:cs="仿宋"/>
-                <w:sz w:val="22"/>
-                <w:szCs w:val="22"/>
+              <w:rPr>
+                <w:rFonts w:hint="eastAsia" w:ascii="仿宋" w:hAnsi="仿宋" w:eastAsia="仿宋" w:cs="仿宋"/>
+                <w:sz w:val="20"/>
+                <w:szCs w:val="20"/>
+              </w:rPr>
+            </w:pPr>
+            <w:r>
+              <w:rPr>
+                <w:rFonts w:hint="eastAsia" w:ascii="仿宋" w:hAnsi="仿宋" w:eastAsia="仿宋" w:cs="仿宋"/>
+                <w:sz w:val="20"/>
+                <w:szCs w:val="20"/>
                 <w:lang w:val="en-US" w:eastAsia="zh-CN"/>
               </w:rPr>
               <w:t>7. 股东大会会议纪要</w:t>
@@ -1702,12 +2165,17 @@
           <w:p>
             <w:pPr>
               <w:spacing w:after="0" w:line="280" w:lineRule="auto"/>
-            </w:pPr>
-            <w:r>
-              <w:rPr>
-                <w:rFonts w:hint="eastAsia" w:ascii="仿宋" w:hAnsi="仿宋" w:eastAsia="仿宋" w:cs="仿宋"/>
-                <w:sz w:val="22"/>
-                <w:szCs w:val="22"/>
+              <w:rPr>
+                <w:rFonts w:hint="eastAsia" w:ascii="仿宋" w:hAnsi="仿宋" w:eastAsia="仿宋" w:cs="仿宋"/>
+                <w:sz w:val="20"/>
+                <w:szCs w:val="20"/>
+              </w:rPr>
+            </w:pPr>
+            <w:r>
+              <w:rPr>
+                <w:rFonts w:hint="eastAsia" w:ascii="仿宋" w:hAnsi="仿宋" w:eastAsia="仿宋" w:cs="仿宋"/>
+                <w:sz w:val="20"/>
+                <w:szCs w:val="20"/>
                 <w:lang w:val="en-US" w:eastAsia="zh-CN"/>
               </w:rPr>
               <w:t>8. 公司章程</w:t>
@@ -1716,12 +2184,17 @@
           <w:p>
             <w:pPr>
               <w:spacing w:after="0" w:line="280" w:lineRule="auto"/>
-            </w:pPr>
-            <w:r>
-              <w:rPr>
-                <w:rFonts w:hint="eastAsia" w:ascii="仿宋" w:hAnsi="仿宋" w:eastAsia="仿宋" w:cs="仿宋"/>
-                <w:sz w:val="22"/>
-                <w:szCs w:val="22"/>
+              <w:rPr>
+                <w:rFonts w:hint="eastAsia" w:ascii="仿宋" w:hAnsi="仿宋" w:eastAsia="仿宋" w:cs="仿宋"/>
+                <w:sz w:val="20"/>
+                <w:szCs w:val="20"/>
+              </w:rPr>
+            </w:pPr>
+            <w:r>
+              <w:rPr>
+                <w:rFonts w:hint="eastAsia" w:ascii="仿宋" w:hAnsi="仿宋" w:eastAsia="仿宋" w:cs="仿宋"/>
+                <w:sz w:val="20"/>
+                <w:szCs w:val="20"/>
                 <w:lang w:val="en-US" w:eastAsia="zh-CN"/>
               </w:rPr>
               <w:t>9. 公司公章</w:t>
@@ -1730,12 +2203,17 @@
           <w:p>
             <w:pPr>
               <w:spacing w:after="0" w:line="280" w:lineRule="auto"/>
-            </w:pPr>
-            <w:r>
-              <w:rPr>
-                <w:rFonts w:hint="eastAsia" w:ascii="仿宋" w:hAnsi="仿宋" w:eastAsia="仿宋" w:cs="仿宋"/>
-                <w:sz w:val="22"/>
-                <w:szCs w:val="22"/>
+              <w:rPr>
+                <w:rFonts w:hint="eastAsia" w:ascii="仿宋" w:hAnsi="仿宋" w:eastAsia="仿宋" w:cs="仿宋"/>
+                <w:sz w:val="20"/>
+                <w:szCs w:val="20"/>
+              </w:rPr>
+            </w:pPr>
+            <w:r>
+              <w:rPr>
+                <w:rFonts w:hint="eastAsia" w:ascii="仿宋" w:hAnsi="仿宋" w:eastAsia="仿宋" w:cs="仿宋"/>
+                <w:sz w:val="20"/>
+                <w:szCs w:val="20"/>
                 <w:lang w:val="en-US" w:eastAsia="zh-CN"/>
               </w:rPr>
               <w:t>10. DBD账号和密码（注册邮箱中查看）</w:t>
@@ -1759,9 +2237,9 @@
             </w:pPr>
             <w:r>
               <w:rPr>
-                <w:rFonts w:hint="eastAsia" w:ascii="仿宋" w:hAnsi="仿宋" w:eastAsia="仿宋" w:cs="仿宋"/>
-                <w:sz w:val="20"/>
-                <w:szCs w:val="20"/>
+                <w:rFonts w:hint="eastAsia" w:ascii="FangSong" w:hAnsi="FangSong" w:eastAsia="FangSong" w:cs="FangSong"/>
+                <w:sz w:val="24"/>
+                <w:szCs w:val="24"/>
                 <w:lang w:val="en-US" w:eastAsia="zh-CN"/>
               </w:rPr>
               <w:t>2</w:t>
@@ -1770,61 +2248,74 @@
         </w:tc>
         <w:tc>
           <w:tcPr>
-            <w:tcW w:w="2249" w:type="dxa"/>
+            <w:tcW w:w="2190" w:type="dxa"/>
             <w:vAlign w:val="top"/>
           </w:tcPr>
           <w:p>
             <w:pPr>
               <w:spacing w:after="0" w:line="280" w:lineRule="auto"/>
-            </w:pPr>
-            <w:r>
-              <w:rPr>
-                <w:rFonts w:hint="eastAsia" w:ascii="仿宋" w:hAnsi="仿宋" w:eastAsia="仿宋" w:cs="仿宋"/>
-                <w:b/>
-                <w:bCs/>
-                <w:sz w:val="20"/>
-                <w:szCs w:val="20"/>
-                <w:lang w:val="en-US" w:eastAsia="zh-CN"/>
-              </w:rPr>
-              <w:t>注册增值税</w:t>
+              <w:rPr>
+                <w:rFonts w:hint="eastAsia" w:ascii="仿宋" w:hAnsi="仿宋" w:eastAsia="仿宋" w:cs="仿宋"/>
+                <w:sz w:val="20"/>
+                <w:szCs w:val="20"/>
+              </w:rPr>
+            </w:pPr>
+            <w:r>
+              <w:rPr>
+                <w:rFonts w:hint="eastAsia" w:ascii="仿宋" w:hAnsi="仿宋" w:eastAsia="仿宋" w:cs="仿宋"/>
+                <w:sz w:val="20"/>
+                <w:szCs w:val="20"/>
+                <w:lang w:val="en-US" w:eastAsia="zh-CN"/>
+              </w:rPr>
+              <w:t>商务签</w:t>
             </w:r>
           </w:p>
         </w:tc>
         <w:tc>
           <w:tcPr>
-            <w:tcW w:w="872" w:type="dxa"/>
+            <w:tcW w:w="1039" w:type="dxa"/>
             <w:vAlign w:val="top"/>
           </w:tcPr>
           <w:p>
             <w:pPr>
               <w:spacing w:after="0" w:line="280" w:lineRule="auto"/>
               <w:jc w:val="center"/>
-            </w:pPr>
-            <w:r>
-              <w:rPr>
-                <w:rFonts w:hint="eastAsia" w:ascii="仿宋" w:hAnsi="仿宋" w:eastAsia="仿宋" w:cs="仿宋"/>
-                <w:sz w:val="20"/>
-                <w:szCs w:val="20"/>
-                <w:lang w:val="en-US" w:eastAsia="zh-CN"/>
-              </w:rPr>
-              <w:t>48</w:t>
+              <w:rPr>
+                <w:rFonts w:hint="eastAsia" w:ascii="仿宋" w:hAnsi="仿宋" w:eastAsia="仿宋" w:cs="仿宋"/>
+                <w:sz w:val="20"/>
+                <w:szCs w:val="20"/>
+              </w:rPr>
+            </w:pPr>
+            <w:r>
+              <w:rPr>
+                <w:rFonts w:hint="eastAsia" w:ascii="仿宋" w:hAnsi="仿宋" w:eastAsia="仿宋" w:cs="仿宋"/>
+                <w:sz w:val="20"/>
+                <w:szCs w:val="20"/>
+                <w:lang w:val="en-US" w:eastAsia="zh-CN"/>
+              </w:rPr>
+              <w:t>15个工作日</w:t>
             </w:r>
           </w:p>
         </w:tc>
         <w:tc>
           <w:tcPr>
-            <w:tcW w:w="3679" w:type="dxa"/>
+            <w:tcW w:w="3571" w:type="dxa"/>
             <w:vAlign w:val="top"/>
           </w:tcPr>
           <w:p>
             <w:pPr>
               <w:spacing w:after="0" w:line="280" w:lineRule="auto"/>
-            </w:pPr>
-            <w:r>
-              <w:rPr>
-                <w:rFonts w:hint="eastAsia" w:ascii="仿宋" w:hAnsi="仿宋" w:eastAsia="仿宋" w:cs="仿宋"/>
-                <w:sz w:val="22"/>
-                <w:szCs w:val="22"/>
+              <w:rPr>
+                <w:rFonts w:hint="eastAsia" w:ascii="仿宋" w:hAnsi="仿宋" w:eastAsia="仿宋" w:cs="仿宋"/>
+                <w:sz w:val="20"/>
+                <w:szCs w:val="20"/>
+              </w:rPr>
+            </w:pPr>
+            <w:r>
+              <w:rPr>
+                <w:rFonts w:hint="eastAsia" w:ascii="仿宋" w:hAnsi="仿宋" w:eastAsia="仿宋" w:cs="仿宋"/>
+                <w:sz w:val="20"/>
+                <w:szCs w:val="20"/>
                 <w:lang w:val="en-US" w:eastAsia="zh-CN"/>
               </w:rPr>
               <w:t>第一步：收集资料</w:t>
@@ -1833,57 +2324,77 @@
           <w:p>
             <w:pPr>
               <w:spacing w:after="0" w:line="280" w:lineRule="auto"/>
-            </w:pPr>
-            <w:r>
-              <w:rPr>
-                <w:rFonts w:hint="eastAsia" w:ascii="仿宋" w:hAnsi="仿宋" w:eastAsia="仿宋" w:cs="仿宋"/>
-                <w:sz w:val="22"/>
-                <w:szCs w:val="22"/>
-                <w:lang w:val="en-US" w:eastAsia="zh-CN"/>
-              </w:rPr>
-              <w:t>第二步：起草资料（1个工作日）</w:t>
-            </w:r>
-          </w:p>
-          <w:p>
-            <w:pPr>
-              <w:spacing w:after="0" w:line="280" w:lineRule="auto"/>
-            </w:pPr>
-            <w:r>
-              <w:rPr>
-                <w:rFonts w:hint="eastAsia" w:ascii="仿宋" w:hAnsi="仿宋" w:eastAsia="仿宋" w:cs="仿宋"/>
-                <w:sz w:val="22"/>
-                <w:szCs w:val="22"/>
-                <w:lang w:val="en-US" w:eastAsia="zh-CN"/>
-              </w:rPr>
-              <w:t>第三步：向税务局提交申请并拿到PP01和PP01.1（1个工作日）</w:t>
-            </w:r>
-          </w:p>
-          <w:p>
-            <w:pPr>
-              <w:spacing w:after="0" w:line="280" w:lineRule="auto"/>
-            </w:pPr>
-            <w:r>
-              <w:rPr>
-                <w:rFonts w:hint="eastAsia" w:ascii="仿宋" w:hAnsi="仿宋" w:eastAsia="仿宋" w:cs="仿宋"/>
-                <w:sz w:val="22"/>
-                <w:szCs w:val="22"/>
-                <w:lang w:val="en-US" w:eastAsia="zh-CN"/>
-              </w:rPr>
-              <w:t>第四步：税务局审核（45个工作日）</w:t>
-            </w:r>
-          </w:p>
-          <w:p>
-            <w:pPr>
-              <w:spacing w:after="0" w:line="280" w:lineRule="auto"/>
-            </w:pPr>
-            <w:r>
-              <w:rPr>
-                <w:rFonts w:hint="eastAsia" w:ascii="仿宋" w:hAnsi="仿宋" w:eastAsia="仿宋" w:cs="仿宋"/>
-                <w:sz w:val="22"/>
-                <w:szCs w:val="22"/>
-                <w:lang w:val="en-US" w:eastAsia="zh-CN"/>
-              </w:rPr>
-              <w:t>第五步：收到PP20原件（1个工作日）</w:t>
+              <w:rPr>
+                <w:rFonts w:hint="eastAsia" w:ascii="仿宋" w:hAnsi="仿宋" w:eastAsia="仿宋" w:cs="仿宋"/>
+                <w:sz w:val="20"/>
+                <w:szCs w:val="20"/>
+              </w:rPr>
+            </w:pPr>
+            <w:r>
+              <w:rPr>
+                <w:rFonts w:hint="eastAsia" w:ascii="仿宋" w:hAnsi="仿宋" w:eastAsia="仿宋" w:cs="仿宋"/>
+                <w:sz w:val="20"/>
+                <w:szCs w:val="20"/>
+                <w:lang w:val="en-US" w:eastAsia="zh-CN"/>
+              </w:rPr>
+              <w:t>第二步：提交申请（1个工作日）</w:t>
+            </w:r>
+          </w:p>
+          <w:p>
+            <w:pPr>
+              <w:spacing w:after="0" w:line="280" w:lineRule="auto"/>
+              <w:rPr>
+                <w:rFonts w:hint="eastAsia" w:ascii="仿宋" w:hAnsi="仿宋" w:eastAsia="仿宋" w:cs="仿宋"/>
+                <w:sz w:val="20"/>
+                <w:szCs w:val="20"/>
+              </w:rPr>
+            </w:pPr>
+            <w:r>
+              <w:rPr>
+                <w:rFonts w:hint="eastAsia" w:ascii="仿宋" w:hAnsi="仿宋" w:eastAsia="仿宋" w:cs="仿宋"/>
+                <w:sz w:val="20"/>
+                <w:szCs w:val="20"/>
+                <w:lang w:val="en-US" w:eastAsia="zh-CN"/>
+              </w:rPr>
+              <w:t>第三步：领事馆审核申请（7-14个工作日）</w:t>
+            </w:r>
+          </w:p>
+          <w:p>
+            <w:pPr>
+              <w:spacing w:after="0" w:line="280" w:lineRule="auto"/>
+              <w:rPr>
+                <w:rFonts w:hint="eastAsia" w:ascii="仿宋" w:hAnsi="仿宋" w:eastAsia="仿宋" w:cs="仿宋"/>
+                <w:sz w:val="20"/>
+                <w:szCs w:val="20"/>
+              </w:rPr>
+            </w:pPr>
+            <w:r>
+              <w:rPr>
+                <w:rFonts w:hint="eastAsia" w:ascii="仿宋" w:hAnsi="仿宋" w:eastAsia="仿宋" w:cs="仿宋"/>
+                <w:sz w:val="20"/>
+                <w:szCs w:val="20"/>
+                <w:lang w:val="en-US" w:eastAsia="zh-CN"/>
+              </w:rPr>
+              <w:t>第四步：补充材料（如需）</w:t>
+            </w:r>
+          </w:p>
+          <w:p>
+            <w:pPr>
+              <w:spacing w:after="0" w:line="280" w:lineRule="auto"/>
+              <w:rPr>
+                <w:rFonts w:hint="eastAsia" w:ascii="仿宋" w:hAnsi="仿宋" w:eastAsia="仿宋" w:cs="仿宋"/>
+                <w:sz w:val="20"/>
+                <w:szCs w:val="20"/>
+              </w:rPr>
+            </w:pPr>
+            <w:r>
+              <w:rPr>
+                <w:rFonts w:hint="eastAsia" w:ascii="仿宋" w:hAnsi="仿宋" w:eastAsia="仿宋" w:cs="仿宋"/>
+                <w:sz w:val="20"/>
+                <w:szCs w:val="20"/>
+                <w:lang w:val="en-US" w:eastAsia="zh-CN"/>
+              </w:rPr>
+              <w:t>第五步：批准申请</w:t>
             </w:r>
           </w:p>
         </w:tc>
@@ -1895,29 +2406,20 @@
           <w:p>
             <w:pPr>
               <w:spacing w:after="0" w:line="280" w:lineRule="auto"/>
-            </w:pPr>
-            <w:r>
-              <w:rPr>
-                <w:rFonts w:hint="eastAsia" w:ascii="仿宋" w:hAnsi="仿宋" w:eastAsia="仿宋" w:cs="仿宋"/>
-                <w:sz w:val="22"/>
-                <w:szCs w:val="22"/>
-                <w:lang w:val="en-US" w:eastAsia="zh-CN"/>
-              </w:rPr>
-              <w:t>1. 增值税登记证书（P.P.20）（电子版和纸质版）</w:t>
-            </w:r>
-          </w:p>
-          <w:p>
-            <w:pPr>
-              <w:spacing w:after="0" w:line="280" w:lineRule="auto"/>
-            </w:pPr>
-            <w:r>
-              <w:rPr>
-                <w:rFonts w:hint="eastAsia" w:ascii="仿宋" w:hAnsi="仿宋" w:eastAsia="仿宋" w:cs="仿宋"/>
-                <w:sz w:val="22"/>
-                <w:szCs w:val="22"/>
-                <w:lang w:val="en-US" w:eastAsia="zh-CN"/>
-              </w:rPr>
-              <w:t>2. PP01和PP01.1</w:t>
+              <w:rPr>
+                <w:rFonts w:hint="eastAsia" w:ascii="仿宋" w:hAnsi="仿宋" w:eastAsia="仿宋" w:cs="仿宋"/>
+                <w:sz w:val="20"/>
+                <w:szCs w:val="20"/>
+              </w:rPr>
+            </w:pPr>
+            <w:r>
+              <w:rPr>
+                <w:rFonts w:hint="eastAsia" w:ascii="仿宋" w:hAnsi="仿宋" w:eastAsia="仿宋" w:cs="仿宋"/>
+                <w:sz w:val="20"/>
+                <w:szCs w:val="20"/>
+                <w:lang w:val="en-US" w:eastAsia="zh-CN"/>
+              </w:rPr>
+              <w:t>E-Visa</w:t>
             </w:r>
           </w:p>
         </w:tc>
@@ -1938,9 +2440,9 @@
             </w:pPr>
             <w:r>
               <w:rPr>
-                <w:rFonts w:hint="eastAsia" w:ascii="仿宋" w:hAnsi="仿宋" w:eastAsia="仿宋" w:cs="仿宋"/>
-                <w:sz w:val="20"/>
-                <w:szCs w:val="20"/>
+                <w:rFonts w:hint="eastAsia" w:ascii="FangSong" w:hAnsi="FangSong" w:eastAsia="FangSong" w:cs="FangSong"/>
+                <w:sz w:val="24"/>
+                <w:szCs w:val="24"/>
                 <w:lang w:val="en-US" w:eastAsia="zh-CN"/>
               </w:rPr>
               <w:t>3</w:t>
@@ -1949,61 +2451,74 @@
         </w:tc>
         <w:tc>
           <w:tcPr>
-            <w:tcW w:w="2249" w:type="dxa"/>
+            <w:tcW w:w="2190" w:type="dxa"/>
             <w:vAlign w:val="top"/>
           </w:tcPr>
           <w:p>
             <w:pPr>
               <w:spacing w:after="0" w:line="280" w:lineRule="auto"/>
-            </w:pPr>
-            <w:r>
-              <w:rPr>
-                <w:rFonts w:hint="eastAsia" w:ascii="仿宋" w:hAnsi="仿宋" w:eastAsia="仿宋" w:cs="仿宋"/>
-                <w:b/>
-                <w:bCs/>
-                <w:sz w:val="20"/>
-                <w:szCs w:val="20"/>
-                <w:lang w:val="en-US" w:eastAsia="zh-CN"/>
-              </w:rPr>
-              <w:t>个税所得税年度申报 (PND 91)</w:t>
+              <w:rPr>
+                <w:rFonts w:hint="eastAsia" w:ascii="仿宋" w:hAnsi="仿宋" w:eastAsia="仿宋" w:cs="仿宋"/>
+                <w:sz w:val="20"/>
+                <w:szCs w:val="20"/>
+              </w:rPr>
+            </w:pPr>
+            <w:r>
+              <w:rPr>
+                <w:rFonts w:hint="eastAsia" w:ascii="仿宋" w:hAnsi="仿宋" w:eastAsia="仿宋" w:cs="仿宋"/>
+                <w:sz w:val="20"/>
+                <w:szCs w:val="20"/>
+                <w:lang w:val="en-US" w:eastAsia="zh-CN"/>
+              </w:rPr>
+              <w:t>生产许可证</w:t>
             </w:r>
           </w:p>
         </w:tc>
         <w:tc>
           <w:tcPr>
-            <w:tcW w:w="872" w:type="dxa"/>
+            <w:tcW w:w="1039" w:type="dxa"/>
             <w:vAlign w:val="top"/>
           </w:tcPr>
           <w:p>
             <w:pPr>
               <w:spacing w:after="0" w:line="280" w:lineRule="auto"/>
               <w:jc w:val="center"/>
-            </w:pPr>
-            <w:r>
-              <w:rPr>
-                <w:rFonts w:hint="eastAsia" w:ascii="仿宋" w:hAnsi="仿宋" w:eastAsia="仿宋" w:cs="仿宋"/>
-                <w:sz w:val="20"/>
-                <w:szCs w:val="20"/>
-                <w:lang w:val="en-US" w:eastAsia="zh-CN"/>
-              </w:rPr>
-              <w:t>11</w:t>
+              <w:rPr>
+                <w:rFonts w:hint="eastAsia" w:ascii="仿宋" w:hAnsi="仿宋" w:eastAsia="仿宋" w:cs="仿宋"/>
+                <w:sz w:val="20"/>
+                <w:szCs w:val="20"/>
+              </w:rPr>
+            </w:pPr>
+            <w:r>
+              <w:rPr>
+                <w:rFonts w:hint="eastAsia" w:ascii="仿宋" w:hAnsi="仿宋" w:eastAsia="仿宋" w:cs="仿宋"/>
+                <w:sz w:val="20"/>
+                <w:szCs w:val="20"/>
+                <w:lang w:val="en-US" w:eastAsia="zh-CN"/>
+              </w:rPr>
+              <w:t>113个工作日</w:t>
             </w:r>
           </w:p>
         </w:tc>
         <w:tc>
           <w:tcPr>
-            <w:tcW w:w="3679" w:type="dxa"/>
+            <w:tcW w:w="3571" w:type="dxa"/>
             <w:vAlign w:val="top"/>
           </w:tcPr>
           <w:p>
             <w:pPr>
               <w:spacing w:after="0" w:line="280" w:lineRule="auto"/>
-            </w:pPr>
-            <w:r>
-              <w:rPr>
-                <w:rFonts w:hint="eastAsia" w:ascii="仿宋" w:hAnsi="仿宋" w:eastAsia="仿宋" w:cs="仿宋"/>
-                <w:sz w:val="22"/>
-                <w:szCs w:val="22"/>
+              <w:rPr>
+                <w:rFonts w:hint="eastAsia" w:ascii="仿宋" w:hAnsi="仿宋" w:eastAsia="仿宋" w:cs="仿宋"/>
+                <w:sz w:val="20"/>
+                <w:szCs w:val="20"/>
+              </w:rPr>
+            </w:pPr>
+            <w:r>
+              <w:rPr>
+                <w:rFonts w:hint="eastAsia" w:ascii="仿宋" w:hAnsi="仿宋" w:eastAsia="仿宋" w:cs="仿宋"/>
+                <w:sz w:val="20"/>
+                <w:szCs w:val="20"/>
                 <w:lang w:val="en-US" w:eastAsia="zh-CN"/>
               </w:rPr>
               <w:t>第一步：收集资料</w:t>
@@ -2012,57 +2527,96 @@
           <w:p>
             <w:pPr>
               <w:spacing w:after="0" w:line="280" w:lineRule="auto"/>
-            </w:pPr>
-            <w:r>
-              <w:rPr>
-                <w:rFonts w:hint="eastAsia" w:ascii="仿宋" w:hAnsi="仿宋" w:eastAsia="仿宋" w:cs="仿宋"/>
-                <w:sz w:val="22"/>
-                <w:szCs w:val="22"/>
-                <w:lang w:val="en-US" w:eastAsia="zh-CN"/>
-              </w:rPr>
-              <w:t>第二步：计算所得税报表（7个工作日）</w:t>
-            </w:r>
-          </w:p>
-          <w:p>
-            <w:pPr>
-              <w:spacing w:after="0" w:line="280" w:lineRule="auto"/>
-            </w:pPr>
-            <w:r>
-              <w:rPr>
-                <w:rFonts w:hint="eastAsia" w:ascii="仿宋" w:hAnsi="仿宋" w:eastAsia="仿宋" w:cs="仿宋"/>
-                <w:sz w:val="22"/>
-                <w:szCs w:val="22"/>
-                <w:lang w:val="en-US" w:eastAsia="zh-CN"/>
-              </w:rPr>
-              <w:t>第三步：客户反馈</w:t>
-            </w:r>
-          </w:p>
-          <w:p>
-            <w:pPr>
-              <w:spacing w:after="0" w:line="280" w:lineRule="auto"/>
-            </w:pPr>
-            <w:r>
-              <w:rPr>
-                <w:rFonts w:hint="eastAsia" w:ascii="仿宋" w:hAnsi="仿宋" w:eastAsia="仿宋" w:cs="仿宋"/>
-                <w:sz w:val="22"/>
-                <w:szCs w:val="22"/>
-                <w:lang w:val="en-US" w:eastAsia="zh-CN"/>
-              </w:rPr>
-              <w:t>第四步：调整所得税报表（3个工作日）</w:t>
-            </w:r>
-          </w:p>
-          <w:p>
-            <w:pPr>
-              <w:spacing w:after="0" w:line="280" w:lineRule="auto"/>
-            </w:pPr>
-            <w:r>
-              <w:rPr>
-                <w:rFonts w:hint="eastAsia" w:ascii="仿宋" w:hAnsi="仿宋" w:eastAsia="仿宋" w:cs="仿宋"/>
-                <w:sz w:val="22"/>
-                <w:szCs w:val="22"/>
-                <w:lang w:val="en-US" w:eastAsia="zh-CN"/>
-              </w:rPr>
-              <w:t>第五步：协助报税、并获得个人税票（1个工作日）</w:t>
+              <w:rPr>
+                <w:rFonts w:hint="eastAsia" w:ascii="仿宋" w:hAnsi="仿宋" w:eastAsia="仿宋" w:cs="仿宋"/>
+                <w:sz w:val="20"/>
+                <w:szCs w:val="20"/>
+              </w:rPr>
+            </w:pPr>
+            <w:r>
+              <w:rPr>
+                <w:rFonts w:hint="eastAsia" w:ascii="仿宋" w:hAnsi="仿宋" w:eastAsia="仿宋" w:cs="仿宋"/>
+                <w:sz w:val="20"/>
+                <w:szCs w:val="20"/>
+                <w:lang w:val="en-US" w:eastAsia="zh-CN"/>
+              </w:rPr>
+              <w:t>第二步：举行公开听证会（35个工作日）</w:t>
+            </w:r>
+          </w:p>
+          <w:p>
+            <w:pPr>
+              <w:spacing w:after="0" w:line="280" w:lineRule="auto"/>
+              <w:rPr>
+                <w:rFonts w:hint="eastAsia" w:ascii="仿宋" w:hAnsi="仿宋" w:eastAsia="仿宋" w:cs="仿宋"/>
+                <w:sz w:val="20"/>
+                <w:szCs w:val="20"/>
+              </w:rPr>
+            </w:pPr>
+            <w:r>
+              <w:rPr>
+                <w:rFonts w:hint="eastAsia" w:ascii="仿宋" w:hAnsi="仿宋" w:eastAsia="仿宋" w:cs="仿宋"/>
+                <w:sz w:val="20"/>
+                <w:szCs w:val="20"/>
+                <w:lang w:val="en-US" w:eastAsia="zh-CN"/>
+              </w:rPr>
+              <w:t>第三步：提交资料（1个工作日）</w:t>
+            </w:r>
+          </w:p>
+          <w:p>
+            <w:pPr>
+              <w:spacing w:after="0" w:line="280" w:lineRule="auto"/>
+              <w:rPr>
+                <w:rFonts w:hint="eastAsia" w:ascii="仿宋" w:hAnsi="仿宋" w:eastAsia="仿宋" w:cs="仿宋"/>
+                <w:sz w:val="20"/>
+                <w:szCs w:val="20"/>
+              </w:rPr>
+            </w:pPr>
+            <w:r>
+              <w:rPr>
+                <w:rFonts w:hint="eastAsia" w:ascii="仿宋" w:hAnsi="仿宋" w:eastAsia="仿宋" w:cs="仿宋"/>
+                <w:sz w:val="20"/>
+                <w:szCs w:val="20"/>
+                <w:lang w:val="en-US" w:eastAsia="zh-CN"/>
+              </w:rPr>
+              <w:t>第四步：工作人员审议文件/调查工厂位置、运营状况、生产流程、故障预防及污染处理情况，并编制审计总结报告（75个工作日）</w:t>
+            </w:r>
+          </w:p>
+          <w:p>
+            <w:pPr>
+              <w:spacing w:after="0" w:line="280" w:lineRule="auto"/>
+              <w:rPr>
+                <w:rFonts w:hint="eastAsia" w:ascii="仿宋" w:hAnsi="仿宋" w:eastAsia="仿宋" w:cs="仿宋"/>
+                <w:sz w:val="20"/>
+                <w:szCs w:val="20"/>
+              </w:rPr>
+            </w:pPr>
+            <w:r>
+              <w:rPr>
+                <w:rFonts w:hint="eastAsia" w:ascii="仿宋" w:hAnsi="仿宋" w:eastAsia="仿宋" w:cs="仿宋"/>
+                <w:sz w:val="20"/>
+                <w:szCs w:val="20"/>
+                <w:lang w:val="en-US" w:eastAsia="zh-CN"/>
+              </w:rPr>
+              <w:t>第五步：官员通知审核结果（1个工作日）</w:t>
+            </w:r>
+          </w:p>
+          <w:p>
+            <w:pPr>
+              <w:spacing w:after="0" w:line="280" w:lineRule="auto"/>
+              <w:rPr>
+                <w:rFonts w:hint="eastAsia" w:ascii="仿宋" w:hAnsi="仿宋" w:eastAsia="仿宋" w:cs="仿宋"/>
+                <w:sz w:val="20"/>
+                <w:szCs w:val="20"/>
+              </w:rPr>
+            </w:pPr>
+            <w:r>
+              <w:rPr>
+                <w:rFonts w:hint="eastAsia" w:ascii="仿宋" w:hAnsi="仿宋" w:eastAsia="仿宋" w:cs="仿宋"/>
+                <w:sz w:val="20"/>
+                <w:szCs w:val="20"/>
+                <w:lang w:val="en-US" w:eastAsia="zh-CN"/>
+              </w:rPr>
+              <w:t>第六步：取得工厂许可证（Ror Ngor. 4）（1个工作日）</w:t>
             </w:r>
           </w:p>
         </w:tc>
@@ -2074,194 +2628,20 @@
           <w:p>
             <w:pPr>
               <w:spacing w:after="0" w:line="280" w:lineRule="auto"/>
-            </w:pPr>
-            <w:r>
-              <w:rPr>
-                <w:rFonts w:hint="eastAsia" w:ascii="仿宋" w:hAnsi="仿宋" w:eastAsia="仿宋" w:cs="仿宋"/>
-                <w:sz w:val="22"/>
-                <w:szCs w:val="22"/>
-                <w:lang w:val="en-US" w:eastAsia="zh-CN"/>
-              </w:rPr>
-              <w:t>1. 个人所得税申报表</w:t>
-            </w:r>
-          </w:p>
-          <w:p>
-            <w:pPr>
-              <w:spacing w:after="0" w:line="280" w:lineRule="auto"/>
-            </w:pPr>
-            <w:r>
-              <w:rPr>
-                <w:rFonts w:hint="eastAsia" w:ascii="仿宋" w:hAnsi="仿宋" w:eastAsia="仿宋" w:cs="仿宋"/>
-                <w:sz w:val="22"/>
-                <w:szCs w:val="22"/>
-                <w:lang w:val="en-US" w:eastAsia="zh-CN"/>
-              </w:rPr>
-              <w:t>2. 个税发票</w:t>
-            </w:r>
-          </w:p>
-        </w:tc>
-      </w:tr>
-      <w:tr>
-        <w:trPr>
-          <w:trHeight w:val="430" w:hRule="atLeast"/>
-        </w:trPr>
-        <w:tc>
-          <w:tcPr>
-            <w:tcW w:w="596" w:type="dxa"/>
-            <w:vAlign w:val="top"/>
-          </w:tcPr>
-          <w:p>
-            <w:pPr>
-              <w:spacing w:after="0" w:line="280" w:lineRule="auto"/>
-              <w:jc w:val="center"/>
-            </w:pPr>
-            <w:r>
-              <w:rPr>
-                <w:rFonts w:hint="eastAsia" w:ascii="仿宋" w:hAnsi="仿宋" w:eastAsia="仿宋" w:cs="仿宋"/>
-                <w:sz w:val="20"/>
-                <w:szCs w:val="20"/>
-                <w:lang w:val="en-US" w:eastAsia="zh-CN"/>
-              </w:rPr>
-              <w:t>4</w:t>
-            </w:r>
-          </w:p>
-        </w:tc>
-        <w:tc>
-          <w:tcPr>
-            <w:tcW w:w="2249" w:type="dxa"/>
-            <w:vAlign w:val="top"/>
-          </w:tcPr>
-          <w:p>
-            <w:pPr>
-              <w:spacing w:after="0" w:line="280" w:lineRule="auto"/>
-            </w:pPr>
-            <w:r>
-              <w:rPr>
-                <w:rFonts w:hint="eastAsia" w:ascii="仿宋" w:hAnsi="仿宋" w:eastAsia="仿宋" w:cs="仿宋"/>
-                <w:b/>
-                <w:bCs/>
-                <w:sz w:val="20"/>
-                <w:szCs w:val="20"/>
-                <w:lang w:val="en-US" w:eastAsia="zh-CN"/>
-              </w:rPr>
-              <w:t>商务签</w:t>
-            </w:r>
-          </w:p>
-        </w:tc>
-        <w:tc>
-          <w:tcPr>
-            <w:tcW w:w="872" w:type="dxa"/>
-            <w:vAlign w:val="top"/>
-          </w:tcPr>
-          <w:p>
-            <w:pPr>
-              <w:spacing w:after="0" w:line="280" w:lineRule="auto"/>
-              <w:jc w:val="center"/>
-            </w:pPr>
-            <w:r>
-              <w:rPr>
-                <w:rFonts w:hint="eastAsia" w:ascii="仿宋" w:hAnsi="仿宋" w:eastAsia="仿宋" w:cs="仿宋"/>
-                <w:sz w:val="20"/>
-                <w:szCs w:val="20"/>
-                <w:lang w:val="en-US" w:eastAsia="zh-CN"/>
-              </w:rPr>
-              <w:t>8-15</w:t>
-            </w:r>
-          </w:p>
-        </w:tc>
-        <w:tc>
-          <w:tcPr>
-            <w:tcW w:w="3679" w:type="dxa"/>
-            <w:vAlign w:val="top"/>
-          </w:tcPr>
-          <w:p>
-            <w:pPr>
-              <w:spacing w:after="0" w:line="280" w:lineRule="auto"/>
-            </w:pPr>
-            <w:r>
-              <w:rPr>
-                <w:rFonts w:hint="eastAsia" w:ascii="仿宋" w:hAnsi="仿宋" w:eastAsia="仿宋" w:cs="仿宋"/>
-                <w:sz w:val="22"/>
-                <w:szCs w:val="22"/>
-                <w:lang w:val="en-US" w:eastAsia="zh-CN"/>
-              </w:rPr>
-              <w:t>第一步：收集资料</w:t>
-            </w:r>
-          </w:p>
-          <w:p>
-            <w:pPr>
-              <w:spacing w:after="0" w:line="280" w:lineRule="auto"/>
-            </w:pPr>
-            <w:r>
-              <w:rPr>
-                <w:rFonts w:hint="eastAsia" w:ascii="仿宋" w:hAnsi="仿宋" w:eastAsia="仿宋" w:cs="仿宋"/>
-                <w:sz w:val="22"/>
-                <w:szCs w:val="22"/>
-                <w:lang w:val="en-US" w:eastAsia="zh-CN"/>
-              </w:rPr>
-              <w:t>第二步：提交申请（1个工作日）</w:t>
-            </w:r>
-          </w:p>
-          <w:p>
-            <w:pPr>
-              <w:spacing w:after="0" w:line="280" w:lineRule="auto"/>
-            </w:pPr>
-            <w:r>
-              <w:rPr>
-                <w:rFonts w:hint="eastAsia" w:ascii="仿宋" w:hAnsi="仿宋" w:eastAsia="仿宋" w:cs="仿宋"/>
-                <w:sz w:val="22"/>
-                <w:szCs w:val="22"/>
-                <w:lang w:val="en-US" w:eastAsia="zh-CN"/>
-              </w:rPr>
-              <w:t>第三步：领事馆审核申请（7-14个工作日）</w:t>
-            </w:r>
-          </w:p>
-          <w:p>
-            <w:pPr>
-              <w:spacing w:after="0" w:line="280" w:lineRule="auto"/>
-            </w:pPr>
-            <w:r>
-              <w:rPr>
-                <w:rFonts w:hint="eastAsia" w:ascii="仿宋" w:hAnsi="仿宋" w:eastAsia="仿宋" w:cs="仿宋"/>
-                <w:sz w:val="22"/>
-                <w:szCs w:val="22"/>
-                <w:lang w:val="en-US" w:eastAsia="zh-CN"/>
-              </w:rPr>
-              <w:t>第四步：补充材料（如需）</w:t>
-            </w:r>
-          </w:p>
-          <w:p>
-            <w:pPr>
-              <w:spacing w:after="0" w:line="280" w:lineRule="auto"/>
-            </w:pPr>
-            <w:r>
-              <w:rPr>
-                <w:rFonts w:hint="eastAsia" w:ascii="仿宋" w:hAnsi="仿宋" w:eastAsia="仿宋" w:cs="仿宋"/>
-                <w:sz w:val="22"/>
-                <w:szCs w:val="22"/>
-                <w:lang w:val="en-US" w:eastAsia="zh-CN"/>
-              </w:rPr>
-              <w:t>第五步：批准申请</w:t>
-            </w:r>
-          </w:p>
-        </w:tc>
-        <w:tc>
-          <w:tcPr>
-            <w:tcW w:w="2671" w:type="dxa"/>
-            <w:vAlign w:val="top"/>
-          </w:tcPr>
-          <w:p>
-            <w:pPr>
-              <w:spacing w:after="0" w:line="280" w:lineRule="auto"/>
-            </w:pPr>
-            <w:r>
-              <w:rPr>
-                <w:rFonts w:hint="eastAsia" w:ascii="仿宋" w:hAnsi="仿宋" w:eastAsia="仿宋" w:cs="仿宋"/>
-                <w:sz w:val="22"/>
-                <w:szCs w:val="22"/>
-                <w:lang w:val="en-US" w:eastAsia="zh-CN"/>
-              </w:rPr>
-              <w:t>1. E-Visa</w:t>
+              <w:rPr>
+                <w:rFonts w:hint="eastAsia" w:ascii="仿宋" w:hAnsi="仿宋" w:eastAsia="仿宋" w:cs="仿宋"/>
+                <w:sz w:val="20"/>
+                <w:szCs w:val="20"/>
+              </w:rPr>
+            </w:pPr>
+            <w:r>
+              <w:rPr>
+                <w:rFonts w:hint="eastAsia" w:ascii="仿宋" w:hAnsi="仿宋" w:eastAsia="仿宋" w:cs="仿宋"/>
+                <w:sz w:val="20"/>
+                <w:szCs w:val="20"/>
+                <w:lang w:val="en-US" w:eastAsia="zh-CN"/>
+              </w:rPr>
+              <w:t>生产许可证</w:t>
             </w:r>
           </w:p>
         </w:tc>
@@ -2278,7 +2658,7 @@
       </w:pPr>
       <w:r>
         <w:rPr>
-          <w:rFonts w:hint="eastAsia" w:ascii="仿宋" w:hAnsi="仿宋" w:eastAsia="仿宋" w:cs="仿宋"/>
+          <w:rFonts w:hint="eastAsia" w:ascii="FangSong" w:hAnsi="FangSong" w:eastAsia="FangSong" w:cs="FangSong"/>
           <w:b/>
           <w:bCs/>
           <w:color w:val="000000"/>
@@ -2286,7 +2666,7 @@
           <w:szCs w:val="28"/>
           <w:lang w:val="en-US" w:eastAsia="zh-CN"/>
         </w:rPr>
-        <w:t>4.所需材料清单</w:t>
+        <w:t>4.所需资料及信息清单</w:t>
       </w:r>
     </w:p>
     <w:p>
@@ -2334,6 +2714,11 @@
             <w:pPr>
               <w:spacing w:after="0" w:line="280" w:lineRule="auto"/>
               <w:jc w:val="center"/>
+              <w:rPr>
+                <w:rFonts w:hint="eastAsia" w:ascii="仿宋" w:hAnsi="仿宋" w:eastAsia="仿宋" w:cs="仿宋"/>
+                <w:sz w:val="20"/>
+                <w:szCs w:val="20"/>
+              </w:rPr>
             </w:pPr>
             <w:r>
               <w:rPr>
@@ -2358,6 +2743,11 @@
             <w:pPr>
               <w:spacing w:after="0" w:line="280" w:lineRule="auto"/>
               <w:jc w:val="center"/>
+              <w:rPr>
+                <w:rFonts w:hint="eastAsia" w:ascii="仿宋" w:hAnsi="仿宋" w:eastAsia="仿宋" w:cs="仿宋"/>
+                <w:sz w:val="20"/>
+                <w:szCs w:val="20"/>
+              </w:rPr>
             </w:pPr>
             <w:r>
               <w:rPr>
@@ -2368,7 +2758,7 @@
                 <w:szCs w:val="20"/>
                 <w:lang w:val="en-US" w:eastAsia="zh-CN"/>
               </w:rPr>
-              <w:t>项目</w:t>
+              <w:t>服务内容</w:t>
             </w:r>
           </w:p>
         </w:tc>
@@ -2382,6 +2772,11 @@
             <w:pPr>
               <w:spacing w:after="0" w:line="280" w:lineRule="auto"/>
               <w:jc w:val="center"/>
+              <w:rPr>
+                <w:rFonts w:hint="eastAsia" w:ascii="仿宋" w:hAnsi="仿宋" w:eastAsia="仿宋" w:cs="仿宋"/>
+                <w:sz w:val="20"/>
+                <w:szCs w:val="20"/>
+              </w:rPr>
             </w:pPr>
             <w:r>
               <w:rPr>
@@ -2392,7 +2787,7 @@
                 <w:szCs w:val="20"/>
                 <w:lang w:val="en-US" w:eastAsia="zh-CN"/>
               </w:rPr>
-              <w:t>所需材料</w:t>
+              <w:t>所需资料及信息</w:t>
             </w:r>
           </w:p>
         </w:tc>
@@ -2410,6 +2805,11 @@
             <w:pPr>
               <w:spacing w:after="0" w:line="280" w:lineRule="auto"/>
               <w:jc w:val="center"/>
+              <w:rPr>
+                <w:rFonts w:hint="eastAsia" w:ascii="仿宋" w:hAnsi="仿宋" w:eastAsia="仿宋" w:cs="仿宋"/>
+                <w:sz w:val="20"/>
+                <w:szCs w:val="20"/>
+              </w:rPr>
             </w:pPr>
             <w:r>
               <w:rPr>
@@ -2430,12 +2830,15 @@
           <w:p>
             <w:pPr>
               <w:spacing w:after="0" w:line="280" w:lineRule="auto"/>
-            </w:pPr>
-            <w:r>
-              <w:rPr>
-                <w:rFonts w:hint="eastAsia" w:ascii="仿宋" w:hAnsi="仿宋" w:eastAsia="仿宋" w:cs="仿宋"/>
-                <w:b/>
-                <w:bCs/>
+              <w:rPr>
+                <w:rFonts w:hint="eastAsia" w:ascii="仿宋" w:hAnsi="仿宋" w:eastAsia="仿宋" w:cs="仿宋"/>
+                <w:sz w:val="20"/>
+                <w:szCs w:val="20"/>
+              </w:rPr>
+            </w:pPr>
+            <w:r>
+              <w:rPr>
+                <w:rFonts w:hint="eastAsia" w:ascii="仿宋" w:hAnsi="仿宋" w:eastAsia="仿宋" w:cs="仿宋"/>
                 <w:sz w:val="20"/>
                 <w:szCs w:val="20"/>
                 <w:lang w:val="en-US" w:eastAsia="zh-CN"/>
@@ -2452,40 +2855,55 @@
           <w:p>
             <w:pPr>
               <w:spacing w:after="0" w:line="280" w:lineRule="auto"/>
-            </w:pPr>
-            <w:r>
-              <w:rPr>
-                <w:rFonts w:hint="eastAsia" w:ascii="仿宋" w:hAnsi="仿宋" w:eastAsia="仿宋" w:cs="仿宋"/>
-                <w:sz w:val="22"/>
-                <w:szCs w:val="22"/>
-                <w:lang w:val="en-US" w:eastAsia="zh-CN"/>
-              </w:rPr>
-              <w:t>1. 公司基础信息：</w:t>
-            </w:r>
-          </w:p>
-          <w:p>
-            <w:pPr>
-              <w:spacing w:after="0" w:line="280" w:lineRule="auto"/>
-            </w:pPr>
-            <w:r>
-              <w:rPr>
-                <w:rFonts w:hint="eastAsia" w:ascii="仿宋" w:hAnsi="仿宋" w:eastAsia="仿宋" w:cs="仿宋"/>
-                <w:sz w:val="22"/>
-                <w:szCs w:val="22"/>
-                <w:lang w:val="en-US" w:eastAsia="zh-CN"/>
-              </w:rPr>
-              <w:t>（1）公司名称：至少提供三个英文名称，命名规则可按以下三种方式：a. 名字＋co.,ltd.；b. 名字＋行业＋co.,ltd.；c. 名字＋（行业）＋（thailand）+co.,ltd.</w:t>
-            </w:r>
-          </w:p>
-          <w:p>
-            <w:pPr>
-              <w:spacing w:after="0" w:line="280" w:lineRule="auto"/>
-            </w:pPr>
-            <w:r>
-              <w:rPr>
-                <w:rFonts w:hint="eastAsia" w:ascii="仿宋" w:hAnsi="仿宋" w:eastAsia="仿宋" w:cs="仿宋"/>
-                <w:sz w:val="22"/>
-                <w:szCs w:val="22"/>
+              <w:rPr>
+                <w:rFonts w:hint="eastAsia" w:ascii="仿宋" w:hAnsi="仿宋" w:eastAsia="仿宋" w:cs="仿宋"/>
+                <w:sz w:val="20"/>
+                <w:szCs w:val="20"/>
+              </w:rPr>
+            </w:pPr>
+            <w:r>
+              <w:rPr>
+                <w:rFonts w:hint="eastAsia" w:ascii="仿宋" w:hAnsi="仿宋" w:eastAsia="仿宋" w:cs="仿宋"/>
+                <w:sz w:val="20"/>
+                <w:szCs w:val="20"/>
+                <w:lang w:val="en-US" w:eastAsia="zh-CN"/>
+              </w:rPr>
+              <w:t>1. 公司基础信息</w:t>
+            </w:r>
+          </w:p>
+          <w:p>
+            <w:pPr>
+              <w:spacing w:after="0" w:line="280" w:lineRule="auto"/>
+              <w:rPr>
+                <w:rFonts w:hint="eastAsia" w:ascii="仿宋" w:hAnsi="仿宋" w:eastAsia="仿宋" w:cs="仿宋"/>
+                <w:sz w:val="20"/>
+                <w:szCs w:val="20"/>
+              </w:rPr>
+            </w:pPr>
+            <w:r>
+              <w:rPr>
+                <w:rFonts w:hint="eastAsia" w:ascii="仿宋" w:hAnsi="仿宋" w:eastAsia="仿宋" w:cs="仿宋"/>
+                <w:sz w:val="20"/>
+                <w:szCs w:val="20"/>
+                <w:lang w:val="en-US" w:eastAsia="zh-CN"/>
+              </w:rPr>
+              <w:t>（1）公司名称：至少提供三个英文名称，命名规则可以按以下三种方式：a. 名字＋co.,ltd.；b. 名字＋行业＋co.,ltd.；c. 名字＋（行业）＋（thailand）+co.,ltd.</w:t>
+            </w:r>
+          </w:p>
+          <w:p>
+            <w:pPr>
+              <w:spacing w:after="0" w:line="280" w:lineRule="auto"/>
+              <w:rPr>
+                <w:rFonts w:hint="eastAsia" w:ascii="仿宋" w:hAnsi="仿宋" w:eastAsia="仿宋" w:cs="仿宋"/>
+                <w:sz w:val="20"/>
+                <w:szCs w:val="20"/>
+              </w:rPr>
+            </w:pPr>
+            <w:r>
+              <w:rPr>
+                <w:rFonts w:hint="eastAsia" w:ascii="仿宋" w:hAnsi="仿宋" w:eastAsia="仿宋" w:cs="仿宋"/>
+                <w:sz w:val="20"/>
+                <w:szCs w:val="20"/>
                 <w:lang w:val="en-US" w:eastAsia="zh-CN"/>
               </w:rPr>
               <w:t>（2）注册资本</w:t>
@@ -2494,12 +2912,17 @@
           <w:p>
             <w:pPr>
               <w:spacing w:after="0" w:line="280" w:lineRule="auto"/>
-            </w:pPr>
-            <w:r>
-              <w:rPr>
-                <w:rFonts w:hint="eastAsia" w:ascii="仿宋" w:hAnsi="仿宋" w:eastAsia="仿宋" w:cs="仿宋"/>
-                <w:sz w:val="22"/>
-                <w:szCs w:val="22"/>
+              <w:rPr>
+                <w:rFonts w:hint="eastAsia" w:ascii="仿宋" w:hAnsi="仿宋" w:eastAsia="仿宋" w:cs="仿宋"/>
+                <w:sz w:val="20"/>
+                <w:szCs w:val="20"/>
+              </w:rPr>
+            </w:pPr>
+            <w:r>
+              <w:rPr>
+                <w:rFonts w:hint="eastAsia" w:ascii="仿宋" w:hAnsi="仿宋" w:eastAsia="仿宋" w:cs="仿宋"/>
+                <w:sz w:val="20"/>
+                <w:szCs w:val="20"/>
                 <w:lang w:val="en-US" w:eastAsia="zh-CN"/>
               </w:rPr>
               <w:t>（3）股权比例：非BOI公司外资最多占49%，泰国人至少占51%</w:t>
@@ -2508,12 +2931,17 @@
           <w:p>
             <w:pPr>
               <w:spacing w:after="0" w:line="280" w:lineRule="auto"/>
-            </w:pPr>
-            <w:r>
-              <w:rPr>
-                <w:rFonts w:hint="eastAsia" w:ascii="仿宋" w:hAnsi="仿宋" w:eastAsia="仿宋" w:cs="仿宋"/>
-                <w:sz w:val="22"/>
-                <w:szCs w:val="22"/>
+              <w:rPr>
+                <w:rFonts w:hint="eastAsia" w:ascii="仿宋" w:hAnsi="仿宋" w:eastAsia="仿宋" w:cs="仿宋"/>
+                <w:sz w:val="20"/>
+                <w:szCs w:val="20"/>
+              </w:rPr>
+            </w:pPr>
+            <w:r>
+              <w:rPr>
+                <w:rFonts w:hint="eastAsia" w:ascii="仿宋" w:hAnsi="仿宋" w:eastAsia="仿宋" w:cs="仿宋"/>
+                <w:sz w:val="20"/>
+                <w:szCs w:val="20"/>
                 <w:lang w:val="en-US" w:eastAsia="zh-CN"/>
               </w:rPr>
               <w:t>（4）注册地址：泰国本地的商务注册地址，需提供物业所有人的相关身份证明、公司所在地的地图及租赁合同</w:t>
@@ -2522,26 +2950,36 @@
           <w:p>
             <w:pPr>
               <w:spacing w:after="0" w:line="280" w:lineRule="auto"/>
-            </w:pPr>
-            <w:r>
-              <w:rPr>
-                <w:rFonts w:hint="eastAsia" w:ascii="仿宋" w:hAnsi="仿宋" w:eastAsia="仿宋" w:cs="仿宋"/>
-                <w:sz w:val="22"/>
-                <w:szCs w:val="22"/>
-                <w:lang w:val="en-US" w:eastAsia="zh-CN"/>
-              </w:rPr>
-              <w:t>（5）经营范围：泰国公司法规定了22大类经营范围，请联系山海图进行添加</w:t>
-            </w:r>
-          </w:p>
-          <w:p>
-            <w:pPr>
-              <w:spacing w:after="0" w:line="280" w:lineRule="auto"/>
-            </w:pPr>
-            <w:r>
-              <w:rPr>
-                <w:rFonts w:hint="eastAsia" w:ascii="仿宋" w:hAnsi="仿宋" w:eastAsia="仿宋" w:cs="仿宋"/>
-                <w:sz w:val="22"/>
-                <w:szCs w:val="22"/>
+              <w:rPr>
+                <w:rFonts w:hint="eastAsia" w:ascii="仿宋" w:hAnsi="仿宋" w:eastAsia="仿宋" w:cs="仿宋"/>
+                <w:sz w:val="20"/>
+                <w:szCs w:val="20"/>
+              </w:rPr>
+            </w:pPr>
+            <w:r>
+              <w:rPr>
+                <w:rFonts w:hint="eastAsia" w:ascii="仿宋" w:hAnsi="仿宋" w:eastAsia="仿宋" w:cs="仿宋"/>
+                <w:sz w:val="20"/>
+                <w:szCs w:val="20"/>
+                <w:lang w:val="en-US" w:eastAsia="zh-CN"/>
+              </w:rPr>
+              <w:t>（5）经营范围：泰国公司法规定了22大类经营范围，联系山海图进行添加</w:t>
+            </w:r>
+          </w:p>
+          <w:p>
+            <w:pPr>
+              <w:spacing w:after="0" w:line="280" w:lineRule="auto"/>
+              <w:rPr>
+                <w:rFonts w:hint="eastAsia" w:ascii="仿宋" w:hAnsi="仿宋" w:eastAsia="仿宋" w:cs="仿宋"/>
+                <w:sz w:val="20"/>
+                <w:szCs w:val="20"/>
+              </w:rPr>
+            </w:pPr>
+            <w:r>
+              <w:rPr>
+                <w:rFonts w:hint="eastAsia" w:ascii="仿宋" w:hAnsi="仿宋" w:eastAsia="仿宋" w:cs="仿宋"/>
+                <w:sz w:val="20"/>
+                <w:szCs w:val="20"/>
                 <w:lang w:val="en-US" w:eastAsia="zh-CN"/>
               </w:rPr>
               <w:t>（6）签字权董事：办理文件需要明确由该董事签字</w:t>
@@ -2550,12 +2988,17 @@
           <w:p>
             <w:pPr>
               <w:spacing w:after="0" w:line="280" w:lineRule="auto"/>
-            </w:pPr>
-            <w:r>
-              <w:rPr>
-                <w:rFonts w:hint="eastAsia" w:ascii="仿宋" w:hAnsi="仿宋" w:eastAsia="仿宋" w:cs="仿宋"/>
-                <w:sz w:val="22"/>
-                <w:szCs w:val="22"/>
+              <w:rPr>
+                <w:rFonts w:hint="eastAsia" w:ascii="仿宋" w:hAnsi="仿宋" w:eastAsia="仿宋" w:cs="仿宋"/>
+                <w:sz w:val="20"/>
+                <w:szCs w:val="20"/>
+              </w:rPr>
+            </w:pPr>
+            <w:r>
+              <w:rPr>
+                <w:rFonts w:hint="eastAsia" w:ascii="仿宋" w:hAnsi="仿宋" w:eastAsia="仿宋" w:cs="仿宋"/>
+                <w:sz w:val="20"/>
+                <w:szCs w:val="20"/>
                 <w:lang w:val="en-US" w:eastAsia="zh-CN"/>
               </w:rPr>
               <w:t>（7）泰国电话号</w:t>
@@ -2564,180 +3007,112 @@
           <w:p>
             <w:pPr>
               <w:spacing w:after="0" w:line="280" w:lineRule="auto"/>
-            </w:pPr>
-            <w:r>
-              <w:rPr>
-                <w:rFonts w:hint="eastAsia" w:ascii="仿宋" w:hAnsi="仿宋" w:eastAsia="仿宋" w:cs="仿宋"/>
-                <w:sz w:val="22"/>
-                <w:szCs w:val="22"/>
-                <w:lang w:val="en-US" w:eastAsia="zh-CN"/>
-              </w:rPr>
-              <w:t>2. 股东资料：</w:t>
-            </w:r>
-          </w:p>
-          <w:p>
-            <w:pPr>
-              <w:spacing w:after="0" w:line="280" w:lineRule="auto"/>
-            </w:pPr>
-            <w:r>
-              <w:rPr>
-                <w:rFonts w:hint="eastAsia" w:ascii="仿宋" w:hAnsi="仿宋" w:eastAsia="仿宋" w:cs="仿宋"/>
-                <w:sz w:val="22"/>
-                <w:szCs w:val="22"/>
-                <w:lang w:val="en-US" w:eastAsia="zh-CN"/>
-              </w:rPr>
-              <w:t>（1）由自然人当股东（必需）：</w:t>
-            </w:r>
-          </w:p>
-          <w:p>
-            <w:pPr>
-              <w:spacing w:after="0" w:line="280" w:lineRule="auto"/>
-            </w:pPr>
-            <w:r>
-              <w:rPr>
-                <w:rFonts w:hint="eastAsia" w:ascii="仿宋" w:hAnsi="仿宋" w:eastAsia="仿宋" w:cs="仿宋"/>
-                <w:sz w:val="22"/>
-                <w:szCs w:val="22"/>
-                <w:lang w:val="en-US" w:eastAsia="zh-CN"/>
-              </w:rPr>
-              <w:t>a. 泰国人：身份证彩色扫描件、邮箱地址、手机号码、个人银行存款证明</w:t>
-            </w:r>
-          </w:p>
-          <w:p>
-            <w:pPr>
-              <w:spacing w:after="0" w:line="280" w:lineRule="auto"/>
-            </w:pPr>
-            <w:r>
-              <w:rPr>
-                <w:rFonts w:hint="eastAsia" w:ascii="仿宋" w:hAnsi="仿宋" w:eastAsia="仿宋" w:cs="仿宋"/>
-                <w:sz w:val="22"/>
-                <w:szCs w:val="22"/>
-                <w:lang w:val="en-US" w:eastAsia="zh-CN"/>
-              </w:rPr>
-              <w:t>b. 非泰国人：护照首页彩色扫描件、邮箱地址、手机号码</w:t>
-            </w:r>
-          </w:p>
-          <w:p>
-            <w:pPr>
-              <w:spacing w:after="0" w:line="280" w:lineRule="auto"/>
-            </w:pPr>
-            <w:r>
-              <w:rPr>
-                <w:rFonts w:hint="eastAsia" w:ascii="仿宋" w:hAnsi="仿宋" w:eastAsia="仿宋" w:cs="仿宋"/>
-                <w:sz w:val="22"/>
-                <w:szCs w:val="22"/>
-                <w:lang w:val="en-US" w:eastAsia="zh-CN"/>
-              </w:rPr>
-              <w:t>（2）由外国公司当股东（如需）：</w:t>
-            </w:r>
-          </w:p>
-          <w:p>
-            <w:pPr>
-              <w:spacing w:after="0" w:line="280" w:lineRule="auto"/>
-            </w:pPr>
-            <w:r>
-              <w:rPr>
-                <w:rFonts w:hint="eastAsia" w:ascii="仿宋" w:hAnsi="仿宋" w:eastAsia="仿宋" w:cs="仿宋"/>
-                <w:sz w:val="22"/>
-                <w:szCs w:val="22"/>
-                <w:lang w:val="en-US" w:eastAsia="zh-CN"/>
-              </w:rPr>
-              <w:t>a. 公司章程（原版及泰文/英文翻译版的扫描件）</w:t>
-            </w:r>
-          </w:p>
-          <w:p>
-            <w:pPr>
-              <w:spacing w:after="0" w:line="280" w:lineRule="auto"/>
-            </w:pPr>
-            <w:r>
-              <w:rPr>
-                <w:rFonts w:hint="eastAsia" w:ascii="仿宋" w:hAnsi="仿宋" w:eastAsia="仿宋" w:cs="仿宋"/>
-                <w:sz w:val="22"/>
-                <w:szCs w:val="22"/>
-                <w:lang w:val="en-US" w:eastAsia="zh-CN"/>
-              </w:rPr>
-              <w:t>b. 营业执照（原版及泰文/英文翻译版的扫描件）</w:t>
-            </w:r>
-          </w:p>
-          <w:p>
-            <w:pPr>
-              <w:spacing w:after="0" w:line="280" w:lineRule="auto"/>
-            </w:pPr>
-            <w:r>
-              <w:rPr>
-                <w:rFonts w:hint="eastAsia" w:ascii="仿宋" w:hAnsi="仿宋" w:eastAsia="仿宋" w:cs="仿宋"/>
-                <w:sz w:val="22"/>
-                <w:szCs w:val="22"/>
-                <w:lang w:val="en-US" w:eastAsia="zh-CN"/>
-              </w:rPr>
-              <w:t>c. 外国公司法人/董事长的护照首页彩色扫描件</w:t>
-            </w:r>
-          </w:p>
-          <w:p>
-            <w:pPr>
-              <w:spacing w:after="0" w:line="280" w:lineRule="auto"/>
-            </w:pPr>
-            <w:r>
-              <w:rPr>
-                <w:rFonts w:hint="eastAsia" w:ascii="仿宋" w:hAnsi="仿宋" w:eastAsia="仿宋" w:cs="仿宋"/>
-                <w:sz w:val="22"/>
-                <w:szCs w:val="22"/>
-                <w:lang w:val="en-US" w:eastAsia="zh-CN"/>
-              </w:rPr>
-              <w:t>（3）由本地公司当股东（如需）：</w:t>
-            </w:r>
-          </w:p>
-          <w:p>
-            <w:pPr>
-              <w:spacing w:after="0" w:line="280" w:lineRule="auto"/>
-            </w:pPr>
-            <w:r>
-              <w:rPr>
-                <w:rFonts w:hint="eastAsia" w:ascii="仿宋" w:hAnsi="仿宋" w:eastAsia="仿宋" w:cs="仿宋"/>
-                <w:sz w:val="22"/>
-                <w:szCs w:val="22"/>
-                <w:lang w:val="en-US" w:eastAsia="zh-CN"/>
-              </w:rPr>
-              <w:t>a. DBD审批函</w:t>
-            </w:r>
-          </w:p>
-          <w:p>
-            <w:pPr>
-              <w:spacing w:after="0" w:line="280" w:lineRule="auto"/>
-            </w:pPr>
-            <w:r>
-              <w:rPr>
-                <w:rFonts w:hint="eastAsia" w:ascii="仿宋" w:hAnsi="仿宋" w:eastAsia="仿宋" w:cs="仿宋"/>
-                <w:sz w:val="22"/>
-                <w:szCs w:val="22"/>
-                <w:lang w:val="en-US" w:eastAsia="zh-CN"/>
-              </w:rPr>
-              <w:t>b. 董事的护照首页（外籍）/身份证（泰籍）的彩色扫描件</w:t>
-            </w:r>
-          </w:p>
-          <w:p>
-            <w:pPr>
-              <w:spacing w:after="0" w:line="280" w:lineRule="auto"/>
-            </w:pPr>
-            <w:r>
-              <w:rPr>
-                <w:rFonts w:hint="eastAsia" w:ascii="仿宋" w:hAnsi="仿宋" w:eastAsia="仿宋" w:cs="仿宋"/>
-                <w:sz w:val="22"/>
-                <w:szCs w:val="22"/>
-                <w:lang w:val="en-US" w:eastAsia="zh-CN"/>
-              </w:rPr>
-              <w:t>3. 董事资料：</w:t>
-            </w:r>
-          </w:p>
-          <w:p>
-            <w:pPr>
-              <w:spacing w:after="0" w:line="280" w:lineRule="auto"/>
-            </w:pPr>
-            <w:r>
-              <w:rPr>
-                <w:rFonts w:hint="eastAsia" w:ascii="仿宋" w:hAnsi="仿宋" w:eastAsia="仿宋" w:cs="仿宋"/>
-                <w:sz w:val="22"/>
-                <w:szCs w:val="22"/>
+              <w:rPr>
+                <w:rFonts w:hint="eastAsia" w:ascii="仿宋" w:hAnsi="仿宋" w:eastAsia="仿宋" w:cs="仿宋"/>
+                <w:sz w:val="20"/>
+                <w:szCs w:val="20"/>
+              </w:rPr>
+            </w:pPr>
+            <w:r>
+              <w:rPr>
+                <w:rFonts w:hint="eastAsia" w:ascii="仿宋" w:hAnsi="仿宋" w:eastAsia="仿宋" w:cs="仿宋"/>
+                <w:sz w:val="20"/>
+                <w:szCs w:val="20"/>
+                <w:lang w:val="en-US" w:eastAsia="zh-CN"/>
+              </w:rPr>
+              <w:t>2. 股东资料</w:t>
+            </w:r>
+          </w:p>
+          <w:p>
+            <w:pPr>
+              <w:spacing w:after="0" w:line="280" w:lineRule="auto"/>
+              <w:rPr>
+                <w:rFonts w:hint="eastAsia" w:ascii="仿宋" w:hAnsi="仿宋" w:eastAsia="仿宋" w:cs="仿宋"/>
+                <w:sz w:val="20"/>
+                <w:szCs w:val="20"/>
+              </w:rPr>
+            </w:pPr>
+            <w:r>
+              <w:rPr>
+                <w:rFonts w:hint="eastAsia" w:ascii="仿宋" w:hAnsi="仿宋" w:eastAsia="仿宋" w:cs="仿宋"/>
+                <w:sz w:val="20"/>
+                <w:szCs w:val="20"/>
+                <w:lang w:val="en-US" w:eastAsia="zh-CN"/>
+              </w:rPr>
+              <w:t>（1）由自然人当股东（必需）：a. 泰国人：身份证彩色扫描件、邮箱地址、手机号码、个人银行存款证明；b. 非泰国人：护照首页彩色扫描件、邮箱地址、手机号码</w:t>
+            </w:r>
+          </w:p>
+          <w:p>
+            <w:pPr>
+              <w:spacing w:after="0" w:line="280" w:lineRule="auto"/>
+              <w:rPr>
+                <w:rFonts w:hint="eastAsia" w:ascii="仿宋" w:hAnsi="仿宋" w:eastAsia="仿宋" w:cs="仿宋"/>
+                <w:sz w:val="20"/>
+                <w:szCs w:val="20"/>
+              </w:rPr>
+            </w:pPr>
+            <w:r>
+              <w:rPr>
+                <w:rFonts w:hint="eastAsia" w:ascii="仿宋" w:hAnsi="仿宋" w:eastAsia="仿宋" w:cs="仿宋"/>
+                <w:sz w:val="20"/>
+                <w:szCs w:val="20"/>
+                <w:lang w:val="en-US" w:eastAsia="zh-CN"/>
+              </w:rPr>
+              <w:t>（2）由外国公司当股东（如需）：a. 公司章程（原版及泰文/英文翻译版的扫描件）；b. 营业执照（原版及泰文/英文翻译版的扫描件）；c. 外国公司法人/董事长的护照首页彩色扫描件</w:t>
+            </w:r>
+          </w:p>
+          <w:p>
+            <w:pPr>
+              <w:spacing w:after="0" w:line="280" w:lineRule="auto"/>
+              <w:rPr>
+                <w:rFonts w:hint="eastAsia" w:ascii="仿宋" w:hAnsi="仿宋" w:eastAsia="仿宋" w:cs="仿宋"/>
+                <w:sz w:val="20"/>
+                <w:szCs w:val="20"/>
+              </w:rPr>
+            </w:pPr>
+            <w:r>
+              <w:rPr>
+                <w:rFonts w:hint="eastAsia" w:ascii="仿宋" w:hAnsi="仿宋" w:eastAsia="仿宋" w:cs="仿宋"/>
+                <w:sz w:val="20"/>
+                <w:szCs w:val="20"/>
+                <w:lang w:val="en-US" w:eastAsia="zh-CN"/>
+              </w:rPr>
+              <w:t>（3）由本地公司当股东（如需）：a. DBD审批函；b. 董事的护照首页（外籍）/身份证（泰籍）的彩色扫描件</w:t>
+            </w:r>
+          </w:p>
+          <w:p>
+            <w:pPr>
+              <w:spacing w:after="0" w:line="280" w:lineRule="auto"/>
+              <w:rPr>
+                <w:rFonts w:hint="eastAsia" w:ascii="仿宋" w:hAnsi="仿宋" w:eastAsia="仿宋" w:cs="仿宋"/>
+                <w:sz w:val="20"/>
+                <w:szCs w:val="20"/>
+              </w:rPr>
+            </w:pPr>
+            <w:r>
+              <w:rPr>
+                <w:rFonts w:hint="eastAsia" w:ascii="仿宋" w:hAnsi="仿宋" w:eastAsia="仿宋" w:cs="仿宋"/>
+                <w:sz w:val="20"/>
+                <w:szCs w:val="20"/>
+                <w:lang w:val="en-US" w:eastAsia="zh-CN"/>
+              </w:rPr>
+              <w:t>3. 董事资料</w:t>
+            </w:r>
+          </w:p>
+          <w:p>
+            <w:pPr>
+              <w:spacing w:after="0" w:line="280" w:lineRule="auto"/>
+              <w:rPr>
+                <w:rFonts w:hint="eastAsia" w:ascii="仿宋" w:hAnsi="仿宋" w:eastAsia="仿宋" w:cs="仿宋"/>
+                <w:sz w:val="20"/>
+                <w:szCs w:val="20"/>
+              </w:rPr>
+            </w:pPr>
+            <w:r>
+              <w:rPr>
+                <w:rFonts w:hint="eastAsia" w:ascii="仿宋" w:hAnsi="仿宋" w:eastAsia="仿宋" w:cs="仿宋"/>
+                <w:sz w:val="20"/>
+                <w:szCs w:val="20"/>
                 <w:lang w:val="en-US" w:eastAsia="zh-CN"/>
               </w:rPr>
               <w:t>（1）外国人：护照首页扫描件，并用蓝色笔签字（签字姓名和护照姓名一致）</w:t>
@@ -2746,12 +3121,17 @@
           <w:p>
             <w:pPr>
               <w:spacing w:after="0" w:line="280" w:lineRule="auto"/>
-            </w:pPr>
-            <w:r>
-              <w:rPr>
-                <w:rFonts w:hint="eastAsia" w:ascii="仿宋" w:hAnsi="仿宋" w:eastAsia="仿宋" w:cs="仿宋"/>
-                <w:sz w:val="22"/>
-                <w:szCs w:val="22"/>
+              <w:rPr>
+                <w:rFonts w:hint="eastAsia" w:ascii="仿宋" w:hAnsi="仿宋" w:eastAsia="仿宋" w:cs="仿宋"/>
+                <w:sz w:val="20"/>
+                <w:szCs w:val="20"/>
+              </w:rPr>
+            </w:pPr>
+            <w:r>
+              <w:rPr>
+                <w:rFonts w:hint="eastAsia" w:ascii="仿宋" w:hAnsi="仿宋" w:eastAsia="仿宋" w:cs="仿宋"/>
+                <w:sz w:val="20"/>
+                <w:szCs w:val="20"/>
                 <w:lang w:val="en-US" w:eastAsia="zh-CN"/>
               </w:rPr>
               <w:t>（2）泰国人：身份证扫描件，并用蓝色笔签字</w:t>
@@ -2760,12 +3140,17 @@
           <w:p>
             <w:pPr>
               <w:spacing w:after="0" w:line="280" w:lineRule="auto"/>
-            </w:pPr>
-            <w:r>
-              <w:rPr>
-                <w:rFonts w:hint="eastAsia" w:ascii="仿宋" w:hAnsi="仿宋" w:eastAsia="仿宋" w:cs="仿宋"/>
-                <w:sz w:val="22"/>
-                <w:szCs w:val="22"/>
+              <w:rPr>
+                <w:rFonts w:hint="eastAsia" w:ascii="仿宋" w:hAnsi="仿宋" w:eastAsia="仿宋" w:cs="仿宋"/>
+                <w:sz w:val="20"/>
+                <w:szCs w:val="20"/>
+              </w:rPr>
+            </w:pPr>
+            <w:r>
+              <w:rPr>
+                <w:rFonts w:hint="eastAsia" w:ascii="仿宋" w:hAnsi="仿宋" w:eastAsia="仿宋" w:cs="仿宋"/>
+                <w:sz w:val="20"/>
+                <w:szCs w:val="20"/>
                 <w:lang w:val="en-US" w:eastAsia="zh-CN"/>
               </w:rPr>
               <w:t>4. 公章：形状不限，常规样式，公章必须包含英文和泰文的公司名称</w:t>
@@ -2774,26 +3159,36 @@
           <w:p>
             <w:pPr>
               <w:spacing w:after="0" w:line="280" w:lineRule="auto"/>
-            </w:pPr>
-            <w:r>
-              <w:rPr>
-                <w:rFonts w:hint="eastAsia" w:ascii="仿宋" w:hAnsi="仿宋" w:eastAsia="仿宋" w:cs="仿宋"/>
-                <w:sz w:val="22"/>
-                <w:szCs w:val="22"/>
-                <w:lang w:val="en-US" w:eastAsia="zh-CN"/>
-              </w:rPr>
-              <w:t>5. 地址相关文件：</w:t>
-            </w:r>
-          </w:p>
-          <w:p>
-            <w:pPr>
-              <w:spacing w:after="0" w:line="280" w:lineRule="auto"/>
-            </w:pPr>
-            <w:r>
-              <w:rPr>
-                <w:rFonts w:hint="eastAsia" w:ascii="仿宋" w:hAnsi="仿宋" w:eastAsia="仿宋" w:cs="仿宋"/>
-                <w:sz w:val="22"/>
-                <w:szCs w:val="22"/>
+              <w:rPr>
+                <w:rFonts w:hint="eastAsia" w:ascii="仿宋" w:hAnsi="仿宋" w:eastAsia="仿宋" w:cs="仿宋"/>
+                <w:sz w:val="20"/>
+                <w:szCs w:val="20"/>
+              </w:rPr>
+            </w:pPr>
+            <w:r>
+              <w:rPr>
+                <w:rFonts w:hint="eastAsia" w:ascii="仿宋" w:hAnsi="仿宋" w:eastAsia="仿宋" w:cs="仿宋"/>
+                <w:sz w:val="20"/>
+                <w:szCs w:val="20"/>
+                <w:lang w:val="en-US" w:eastAsia="zh-CN"/>
+              </w:rPr>
+              <w:t>5. 地址相关文件</w:t>
+            </w:r>
+          </w:p>
+          <w:p>
+            <w:pPr>
+              <w:spacing w:after="0" w:line="280" w:lineRule="auto"/>
+              <w:rPr>
+                <w:rFonts w:hint="eastAsia" w:ascii="仿宋" w:hAnsi="仿宋" w:eastAsia="仿宋" w:cs="仿宋"/>
+                <w:sz w:val="20"/>
+                <w:szCs w:val="20"/>
+              </w:rPr>
+            </w:pPr>
+            <w:r>
+              <w:rPr>
+                <w:rFonts w:hint="eastAsia" w:ascii="仿宋" w:hAnsi="仿宋" w:eastAsia="仿宋" w:cs="仿宋"/>
+                <w:sz w:val="20"/>
+                <w:szCs w:val="20"/>
                 <w:lang w:val="en-US" w:eastAsia="zh-CN"/>
               </w:rPr>
               <w:t>（1）房屋登记副本</w:t>
@@ -2802,12 +3197,17 @@
           <w:p>
             <w:pPr>
               <w:spacing w:after="0" w:line="280" w:lineRule="auto"/>
-            </w:pPr>
-            <w:r>
-              <w:rPr>
-                <w:rFonts w:hint="eastAsia" w:ascii="仿宋" w:hAnsi="仿宋" w:eastAsia="仿宋" w:cs="仿宋"/>
-                <w:sz w:val="22"/>
-                <w:szCs w:val="22"/>
+              <w:rPr>
+                <w:rFonts w:hint="eastAsia" w:ascii="仿宋" w:hAnsi="仿宋" w:eastAsia="仿宋" w:cs="仿宋"/>
+                <w:sz w:val="20"/>
+                <w:szCs w:val="20"/>
+              </w:rPr>
+            </w:pPr>
+            <w:r>
+              <w:rPr>
+                <w:rFonts w:hint="eastAsia" w:ascii="仿宋" w:hAnsi="仿宋" w:eastAsia="仿宋" w:cs="仿宋"/>
+                <w:sz w:val="20"/>
+                <w:szCs w:val="20"/>
                 <w:lang w:val="en-US" w:eastAsia="zh-CN"/>
               </w:rPr>
               <w:t>（2）地址地图</w:t>
@@ -2816,12 +3216,17 @@
           <w:p>
             <w:pPr>
               <w:spacing w:after="0" w:line="280" w:lineRule="auto"/>
-            </w:pPr>
-            <w:r>
-              <w:rPr>
-                <w:rFonts w:hint="eastAsia" w:ascii="仿宋" w:hAnsi="仿宋" w:eastAsia="仿宋" w:cs="仿宋"/>
-                <w:sz w:val="22"/>
-                <w:szCs w:val="22"/>
+              <w:rPr>
+                <w:rFonts w:hint="eastAsia" w:ascii="仿宋" w:hAnsi="仿宋" w:eastAsia="仿宋" w:cs="仿宋"/>
+                <w:sz w:val="20"/>
+                <w:szCs w:val="20"/>
+              </w:rPr>
+            </w:pPr>
+            <w:r>
+              <w:rPr>
+                <w:rFonts w:hint="eastAsia" w:ascii="仿宋" w:hAnsi="仿宋" w:eastAsia="仿宋" w:cs="仿宋"/>
+                <w:sz w:val="20"/>
+                <w:szCs w:val="20"/>
                 <w:lang w:val="en-US" w:eastAsia="zh-CN"/>
               </w:rPr>
               <w:t>（3）土地使用同意书</w:t>
@@ -2830,29 +3235,20 @@
           <w:p>
             <w:pPr>
               <w:spacing w:after="0" w:line="280" w:lineRule="auto"/>
-            </w:pPr>
-            <w:r>
-              <w:rPr>
-                <w:rFonts w:hint="eastAsia" w:ascii="仿宋" w:hAnsi="仿宋" w:eastAsia="仿宋" w:cs="仿宋"/>
-                <w:sz w:val="22"/>
-                <w:szCs w:val="22"/>
+              <w:rPr>
+                <w:rFonts w:hint="eastAsia" w:ascii="仿宋" w:hAnsi="仿宋" w:eastAsia="仿宋" w:cs="仿宋"/>
+                <w:sz w:val="20"/>
+                <w:szCs w:val="20"/>
+              </w:rPr>
+            </w:pPr>
+            <w:r>
+              <w:rPr>
+                <w:rFonts w:hint="eastAsia" w:ascii="仿宋" w:hAnsi="仿宋" w:eastAsia="仿宋" w:cs="仿宋"/>
+                <w:sz w:val="20"/>
+                <w:szCs w:val="20"/>
                 <w:lang w:val="en-US" w:eastAsia="zh-CN"/>
               </w:rPr>
               <w:t>（4）房东的身份证复印件（房东为个人，房东蓝色笔签字）；DBD公司注册文件复印件（房东为法人，并由董事签字及加盖公章）</w:t>
-            </w:r>
-          </w:p>
-          <w:p>
-            <w:pPr>
-              <w:spacing w:after="0" w:line="280" w:lineRule="auto"/>
-            </w:pPr>
-            <w:r>
-              <w:rPr>
-                <w:rFonts w:hint="eastAsia" w:ascii="仿宋" w:hAnsi="仿宋" w:eastAsia="仿宋" w:cs="仿宋"/>
-                <w:sz w:val="22"/>
-                <w:szCs w:val="22"/>
-                <w:lang w:val="en-US" w:eastAsia="zh-CN"/>
-              </w:rPr>
-              <w:t>备注：签字时请按照护照上的签名样式进行签署，并用蓝色笔签在空白处，请不要重叠签字。</w:t>
             </w:r>
           </w:p>
         </w:tc>
@@ -2870,6 +3266,11 @@
             <w:pPr>
               <w:spacing w:after="0" w:line="280" w:lineRule="auto"/>
               <w:jc w:val="center"/>
+              <w:rPr>
+                <w:rFonts w:hint="eastAsia" w:ascii="仿宋" w:hAnsi="仿宋" w:eastAsia="仿宋" w:cs="仿宋"/>
+                <w:sz w:val="20"/>
+                <w:szCs w:val="20"/>
+              </w:rPr>
             </w:pPr>
             <w:r>
               <w:rPr>
@@ -2890,17 +3291,20 @@
           <w:p>
             <w:pPr>
               <w:spacing w:after="0" w:line="280" w:lineRule="auto"/>
-            </w:pPr>
-            <w:r>
-              <w:rPr>
-                <w:rFonts w:hint="eastAsia" w:ascii="仿宋" w:hAnsi="仿宋" w:eastAsia="仿宋" w:cs="仿宋"/>
-                <w:b/>
-                <w:bCs/>
-                <w:sz w:val="20"/>
-                <w:szCs w:val="20"/>
-                <w:lang w:val="en-US" w:eastAsia="zh-CN"/>
-              </w:rPr>
-              <w:t>注册增值税</w:t>
+              <w:rPr>
+                <w:rFonts w:hint="eastAsia" w:ascii="仿宋" w:hAnsi="仿宋" w:eastAsia="仿宋" w:cs="仿宋"/>
+                <w:sz w:val="20"/>
+                <w:szCs w:val="20"/>
+              </w:rPr>
+            </w:pPr>
+            <w:r>
+              <w:rPr>
+                <w:rFonts w:hint="eastAsia" w:ascii="仿宋" w:hAnsi="仿宋" w:eastAsia="仿宋" w:cs="仿宋"/>
+                <w:sz w:val="20"/>
+                <w:szCs w:val="20"/>
+                <w:lang w:val="en-US" w:eastAsia="zh-CN"/>
+              </w:rPr>
+              <w:t>商务签</w:t>
             </w:r>
           </w:p>
         </w:tc>
@@ -2912,127 +3316,210 @@
           <w:p>
             <w:pPr>
               <w:spacing w:after="0" w:line="280" w:lineRule="auto"/>
-            </w:pPr>
-            <w:r>
-              <w:rPr>
-                <w:rFonts w:hint="eastAsia" w:ascii="仿宋" w:hAnsi="仿宋" w:eastAsia="仿宋" w:cs="仿宋"/>
-                <w:sz w:val="22"/>
-                <w:szCs w:val="22"/>
-                <w:lang w:val="en-US" w:eastAsia="zh-CN"/>
-              </w:rPr>
-              <w:t>1. 董事的护照复印件（蓝色笔签字）</w:t>
-            </w:r>
-          </w:p>
-          <w:p>
-            <w:pPr>
-              <w:spacing w:after="0" w:line="280" w:lineRule="auto"/>
-            </w:pPr>
-            <w:r>
-              <w:rPr>
-                <w:rFonts w:hint="eastAsia" w:ascii="仿宋" w:hAnsi="仿宋" w:eastAsia="仿宋" w:cs="仿宋"/>
-                <w:sz w:val="22"/>
-                <w:szCs w:val="22"/>
-                <w:lang w:val="en-US" w:eastAsia="zh-CN"/>
-              </w:rPr>
-              <w:t>2. 签证复印件（有入境泰国印章的页面）和工作许可复印件（如有）</w:t>
-            </w:r>
-          </w:p>
-          <w:p>
-            <w:pPr>
-              <w:spacing w:after="0" w:line="280" w:lineRule="auto"/>
-            </w:pPr>
-            <w:r>
-              <w:rPr>
-                <w:rFonts w:hint="eastAsia" w:ascii="仿宋" w:hAnsi="仿宋" w:eastAsia="仿宋" w:cs="仿宋"/>
-                <w:sz w:val="22"/>
-                <w:szCs w:val="22"/>
-                <w:lang w:val="en-US" w:eastAsia="zh-CN"/>
-              </w:rPr>
-              <w:t>3. 公司DBD文件（电子版）：BOJ2、3、4、5表格（出资文件、见证人、宣誓书、股东表）</w:t>
-            </w:r>
-          </w:p>
-          <w:p>
-            <w:pPr>
-              <w:spacing w:after="0" w:line="280" w:lineRule="auto"/>
-            </w:pPr>
-            <w:r>
-              <w:rPr>
-                <w:rFonts w:hint="eastAsia" w:ascii="仿宋" w:hAnsi="仿宋" w:eastAsia="仿宋" w:cs="仿宋"/>
-                <w:sz w:val="22"/>
-                <w:szCs w:val="22"/>
-                <w:lang w:val="en-US" w:eastAsia="zh-CN"/>
-              </w:rPr>
-              <w:t>4. 已贴印花税的办公室租赁合同扫描件（泰文版）/场地使用同意书（原件）</w:t>
-            </w:r>
-          </w:p>
-          <w:p>
-            <w:pPr>
-              <w:spacing w:after="0" w:line="280" w:lineRule="auto"/>
-            </w:pPr>
-            <w:r>
-              <w:rPr>
-                <w:rFonts w:hint="eastAsia" w:ascii="仿宋" w:hAnsi="仿宋" w:eastAsia="仿宋" w:cs="仿宋"/>
-                <w:sz w:val="22"/>
-                <w:szCs w:val="22"/>
-                <w:lang w:val="en-US" w:eastAsia="zh-CN"/>
-              </w:rPr>
-              <w:t>5. 租赁大楼的所有权证明文件扫描件、身份证扫描件、户口本扫描件、地契正反面的扫描件、转租同意书扫描件（大楼所有者需蓝色笔签字确认每一页）</w:t>
-            </w:r>
-          </w:p>
-          <w:p>
-            <w:pPr>
-              <w:spacing w:after="0" w:line="280" w:lineRule="auto"/>
-            </w:pPr>
-            <w:r>
-              <w:rPr>
-                <w:rFonts w:hint="eastAsia" w:ascii="仿宋" w:hAnsi="仿宋" w:eastAsia="仿宋" w:cs="仿宋"/>
-                <w:sz w:val="22"/>
-                <w:szCs w:val="22"/>
-                <w:lang w:val="en-US" w:eastAsia="zh-CN"/>
-              </w:rPr>
-              <w:t>6. 主租赁合同扫描件、主租户身份证扫描件（主租户签字确认每一页）；如果房主是法人，则使用该法人的DBD文件全套扫描件</w:t>
-            </w:r>
-          </w:p>
-          <w:p>
-            <w:pPr>
-              <w:spacing w:after="0" w:line="280" w:lineRule="auto"/>
-            </w:pPr>
-            <w:r>
-              <w:rPr>
-                <w:rFonts w:hint="eastAsia" w:ascii="仿宋" w:hAnsi="仿宋" w:eastAsia="仿宋" w:cs="仿宋"/>
-                <w:sz w:val="22"/>
-                <w:szCs w:val="22"/>
-                <w:lang w:val="en-US" w:eastAsia="zh-CN"/>
-              </w:rPr>
-              <w:t>7. 办公室照片约3-4张（拍摄大楼正面、公司招牌和门牌号、公司内部）</w:t>
-            </w:r>
-          </w:p>
-          <w:p>
-            <w:pPr>
-              <w:spacing w:after="0" w:line="280" w:lineRule="auto"/>
-            </w:pPr>
-            <w:r>
-              <w:rPr>
-                <w:rFonts w:hint="eastAsia" w:ascii="仿宋" w:hAnsi="仿宋" w:eastAsia="仿宋" w:cs="仿宋"/>
-                <w:sz w:val="22"/>
-                <w:szCs w:val="22"/>
-                <w:lang w:val="en-US" w:eastAsia="zh-CN"/>
-              </w:rPr>
-              <w:t>8. 电话号码（泰国号码）</w:t>
-            </w:r>
-          </w:p>
-          <w:p>
-            <w:pPr>
-              <w:spacing w:after="0" w:line="280" w:lineRule="auto"/>
-            </w:pPr>
-            <w:r>
-              <w:rPr>
-                <w:rFonts w:hint="eastAsia" w:ascii="仿宋" w:hAnsi="仿宋" w:eastAsia="仿宋" w:cs="仿宋"/>
-                <w:sz w:val="22"/>
-                <w:szCs w:val="22"/>
-                <w:lang w:val="en-US" w:eastAsia="zh-CN"/>
-              </w:rPr>
-              <w:t>9. 公司地图</w:t>
+              <w:rPr>
+                <w:rFonts w:hint="eastAsia" w:ascii="仿宋" w:hAnsi="仿宋" w:eastAsia="仿宋" w:cs="仿宋"/>
+                <w:sz w:val="20"/>
+                <w:szCs w:val="20"/>
+              </w:rPr>
+            </w:pPr>
+            <w:r>
+              <w:rPr>
+                <w:rFonts w:hint="eastAsia" w:ascii="仿宋" w:hAnsi="仿宋" w:eastAsia="仿宋" w:cs="仿宋"/>
+                <w:sz w:val="20"/>
+                <w:szCs w:val="20"/>
+                <w:lang w:val="en-US" w:eastAsia="zh-CN"/>
+              </w:rPr>
+              <w:t>1. 护照所有页（有效期6个月以上）</w:t>
+            </w:r>
+          </w:p>
+          <w:p>
+            <w:pPr>
+              <w:spacing w:after="0" w:line="280" w:lineRule="auto"/>
+              <w:rPr>
+                <w:rFonts w:hint="eastAsia" w:ascii="仿宋" w:hAnsi="仿宋" w:eastAsia="仿宋" w:cs="仿宋"/>
+                <w:sz w:val="20"/>
+                <w:szCs w:val="20"/>
+              </w:rPr>
+            </w:pPr>
+            <w:r>
+              <w:rPr>
+                <w:rFonts w:hint="eastAsia" w:ascii="仿宋" w:hAnsi="仿宋" w:eastAsia="仿宋" w:cs="仿宋"/>
+                <w:sz w:val="20"/>
+                <w:szCs w:val="20"/>
+                <w:lang w:val="en-US" w:eastAsia="zh-CN"/>
+              </w:rPr>
+              <w:t>2. 近6个月的证件照电子版（3cm*4cm白底）</w:t>
+            </w:r>
+          </w:p>
+          <w:p>
+            <w:pPr>
+              <w:spacing w:after="0" w:line="280" w:lineRule="auto"/>
+              <w:rPr>
+                <w:rFonts w:hint="eastAsia" w:ascii="仿宋" w:hAnsi="仿宋" w:eastAsia="仿宋" w:cs="仿宋"/>
+                <w:sz w:val="20"/>
+                <w:szCs w:val="20"/>
+              </w:rPr>
+            </w:pPr>
+            <w:r>
+              <w:rPr>
+                <w:rFonts w:hint="eastAsia" w:ascii="仿宋" w:hAnsi="仿宋" w:eastAsia="仿宋" w:cs="仿宋"/>
+                <w:sz w:val="20"/>
+                <w:szCs w:val="20"/>
+                <w:lang w:val="en-US" w:eastAsia="zh-CN"/>
+              </w:rPr>
+              <w:t>3. 入境记录（中国申请）、酒店订单（第三方国家）</w:t>
+            </w:r>
+          </w:p>
+          <w:p>
+            <w:pPr>
+              <w:spacing w:after="0" w:line="280" w:lineRule="auto"/>
+              <w:rPr>
+                <w:rFonts w:hint="eastAsia" w:ascii="仿宋" w:hAnsi="仿宋" w:eastAsia="仿宋" w:cs="仿宋"/>
+                <w:sz w:val="20"/>
+                <w:szCs w:val="20"/>
+              </w:rPr>
+            </w:pPr>
+            <w:r>
+              <w:rPr>
+                <w:rFonts w:hint="eastAsia" w:ascii="仿宋" w:hAnsi="仿宋" w:eastAsia="仿宋" w:cs="仿宋"/>
+                <w:sz w:val="20"/>
+                <w:szCs w:val="20"/>
+                <w:lang w:val="en-US" w:eastAsia="zh-CN"/>
+              </w:rPr>
+              <w:t>4. 泰国公司DBD（出具日期6个月内）</w:t>
+            </w:r>
+          </w:p>
+          <w:p>
+            <w:pPr>
+              <w:spacing w:after="0" w:line="280" w:lineRule="auto"/>
+              <w:rPr>
+                <w:rFonts w:hint="eastAsia" w:ascii="仿宋" w:hAnsi="仿宋" w:eastAsia="仿宋" w:cs="仿宋"/>
+                <w:sz w:val="20"/>
+                <w:szCs w:val="20"/>
+              </w:rPr>
+            </w:pPr>
+            <w:r>
+              <w:rPr>
+                <w:rFonts w:hint="eastAsia" w:ascii="仿宋" w:hAnsi="仿宋" w:eastAsia="仿宋" w:cs="仿宋"/>
+                <w:sz w:val="20"/>
+                <w:szCs w:val="20"/>
+                <w:lang w:val="en-US" w:eastAsia="zh-CN"/>
+              </w:rPr>
+              <w:t>5. 中国公司营业执照、中国公司法人身份证复印件（如有）</w:t>
+            </w:r>
+          </w:p>
+          <w:p>
+            <w:pPr>
+              <w:spacing w:after="0" w:line="280" w:lineRule="auto"/>
+              <w:rPr>
+                <w:rFonts w:hint="eastAsia" w:ascii="仿宋" w:hAnsi="仿宋" w:eastAsia="仿宋" w:cs="仿宋"/>
+                <w:sz w:val="20"/>
+                <w:szCs w:val="20"/>
+              </w:rPr>
+            </w:pPr>
+            <w:r>
+              <w:rPr>
+                <w:rFonts w:hint="eastAsia" w:ascii="仿宋" w:hAnsi="仿宋" w:eastAsia="仿宋" w:cs="仿宋"/>
+                <w:sz w:val="20"/>
+                <w:szCs w:val="20"/>
+                <w:lang w:val="en-US" w:eastAsia="zh-CN"/>
+              </w:rPr>
+              <w:t>6. 泰国公司的股东表BOJ5（出具日期6个月内）</w:t>
+            </w:r>
+          </w:p>
+          <w:p>
+            <w:pPr>
+              <w:spacing w:after="0" w:line="280" w:lineRule="auto"/>
+              <w:rPr>
+                <w:rFonts w:hint="eastAsia" w:ascii="仿宋" w:hAnsi="仿宋" w:eastAsia="仿宋" w:cs="仿宋"/>
+                <w:sz w:val="20"/>
+                <w:szCs w:val="20"/>
+              </w:rPr>
+            </w:pPr>
+            <w:r>
+              <w:rPr>
+                <w:rFonts w:hint="eastAsia" w:ascii="仿宋" w:hAnsi="仿宋" w:eastAsia="仿宋" w:cs="仿宋"/>
+                <w:sz w:val="20"/>
+                <w:szCs w:val="20"/>
+                <w:lang w:val="en-US" w:eastAsia="zh-CN"/>
+              </w:rPr>
+              <w:t>7. 泰国公司邀请函（如需山海图提供）</w:t>
+            </w:r>
+          </w:p>
+          <w:p>
+            <w:pPr>
+              <w:spacing w:after="0" w:line="280" w:lineRule="auto"/>
+              <w:rPr>
+                <w:rFonts w:hint="eastAsia" w:ascii="仿宋" w:hAnsi="仿宋" w:eastAsia="仿宋" w:cs="仿宋"/>
+                <w:sz w:val="20"/>
+                <w:szCs w:val="20"/>
+              </w:rPr>
+            </w:pPr>
+            <w:r>
+              <w:rPr>
+                <w:rFonts w:hint="eastAsia" w:ascii="仿宋" w:hAnsi="仿宋" w:eastAsia="仿宋" w:cs="仿宋"/>
+                <w:sz w:val="20"/>
+                <w:szCs w:val="20"/>
+                <w:lang w:val="en-US" w:eastAsia="zh-CN"/>
+              </w:rPr>
+              <w:t>8. 泰国公司董事身份证（泰籍）/护照和工作许可证（外籍）</w:t>
+            </w:r>
+          </w:p>
+          <w:p>
+            <w:pPr>
+              <w:spacing w:after="0" w:line="280" w:lineRule="auto"/>
+              <w:rPr>
+                <w:rFonts w:hint="eastAsia" w:ascii="仿宋" w:hAnsi="仿宋" w:eastAsia="仿宋" w:cs="仿宋"/>
+                <w:sz w:val="20"/>
+                <w:szCs w:val="20"/>
+              </w:rPr>
+            </w:pPr>
+            <w:r>
+              <w:rPr>
+                <w:rFonts w:hint="eastAsia" w:ascii="仿宋" w:hAnsi="仿宋" w:eastAsia="仿宋" w:cs="仿宋"/>
+                <w:sz w:val="20"/>
+                <w:szCs w:val="20"/>
+                <w:lang w:val="en-US" w:eastAsia="zh-CN"/>
+              </w:rPr>
+              <w:t>9. 3个月银行流水（余额为单次3万泰铢，一年多次12万泰铢）</w:t>
+            </w:r>
+          </w:p>
+          <w:p>
+            <w:pPr>
+              <w:spacing w:after="0" w:line="280" w:lineRule="auto"/>
+              <w:rPr>
+                <w:rFonts w:hint="eastAsia" w:ascii="仿宋" w:hAnsi="仿宋" w:eastAsia="仿宋" w:cs="仿宋"/>
+                <w:sz w:val="20"/>
+                <w:szCs w:val="20"/>
+              </w:rPr>
+            </w:pPr>
+            <w:r>
+              <w:rPr>
+                <w:rFonts w:hint="eastAsia" w:ascii="仿宋" w:hAnsi="仿宋" w:eastAsia="仿宋" w:cs="仿宋"/>
+                <w:sz w:val="20"/>
+                <w:szCs w:val="20"/>
+                <w:lang w:val="en-US" w:eastAsia="zh-CN"/>
+              </w:rPr>
+              <w:t>10. 返程机票（山海图可提供）</w:t>
+            </w:r>
+          </w:p>
+          <w:p>
+            <w:pPr>
+              <w:spacing w:after="0" w:line="280" w:lineRule="auto"/>
+              <w:rPr>
+                <w:rFonts w:hint="eastAsia" w:ascii="仿宋" w:hAnsi="仿宋" w:eastAsia="仿宋" w:cs="仿宋"/>
+                <w:sz w:val="20"/>
+                <w:szCs w:val="20"/>
+              </w:rPr>
+            </w:pPr>
+            <w:r>
+              <w:rPr>
+                <w:rFonts w:hint="eastAsia" w:ascii="仿宋" w:hAnsi="仿宋" w:eastAsia="仿宋" w:cs="仿宋"/>
+                <w:sz w:val="20"/>
+                <w:szCs w:val="20"/>
+                <w:lang w:val="en-US" w:eastAsia="zh-CN"/>
+              </w:rPr>
+              <w:t>11. 中国公司解释函（山海图可提供，需要提供公司信头、申请人的职业、年收入、入境目的、国内电话号码、现住地址）</w:t>
             </w:r>
           </w:p>
         </w:tc>
@@ -3050,6 +3537,11 @@
             <w:pPr>
               <w:spacing w:after="0" w:line="280" w:lineRule="auto"/>
               <w:jc w:val="center"/>
+              <w:rPr>
+                <w:rFonts w:hint="eastAsia" w:ascii="仿宋" w:hAnsi="仿宋" w:eastAsia="仿宋" w:cs="仿宋"/>
+                <w:sz w:val="20"/>
+                <w:szCs w:val="20"/>
+              </w:rPr>
             </w:pPr>
             <w:r>
               <w:rPr>
@@ -3070,17 +3562,20 @@
           <w:p>
             <w:pPr>
               <w:spacing w:after="0" w:line="280" w:lineRule="auto"/>
-            </w:pPr>
-            <w:r>
-              <w:rPr>
-                <w:rFonts w:hint="eastAsia" w:ascii="仿宋" w:hAnsi="仿宋" w:eastAsia="仿宋" w:cs="仿宋"/>
-                <w:b/>
-                <w:bCs/>
-                <w:sz w:val="20"/>
-                <w:szCs w:val="20"/>
-                <w:lang w:val="en-US" w:eastAsia="zh-CN"/>
-              </w:rPr>
-              <w:t>个税所得税年度申报 (PND 91)</w:t>
+              <w:rPr>
+                <w:rFonts w:hint="eastAsia" w:ascii="仿宋" w:hAnsi="仿宋" w:eastAsia="仿宋" w:cs="仿宋"/>
+                <w:sz w:val="20"/>
+                <w:szCs w:val="20"/>
+              </w:rPr>
+            </w:pPr>
+            <w:r>
+              <w:rPr>
+                <w:rFonts w:hint="eastAsia" w:ascii="仿宋" w:hAnsi="仿宋" w:eastAsia="仿宋" w:cs="仿宋"/>
+                <w:sz w:val="20"/>
+                <w:szCs w:val="20"/>
+                <w:lang w:val="en-US" w:eastAsia="zh-CN"/>
+              </w:rPr>
+              <w:t>生产许可证</w:t>
             </w:r>
           </w:p>
         </w:tc>
@@ -3092,293 +3587,552 @@
           <w:p>
             <w:pPr>
               <w:spacing w:after="0" w:line="280" w:lineRule="auto"/>
-            </w:pPr>
-            <w:r>
-              <w:rPr>
-                <w:rFonts w:hint="eastAsia" w:ascii="仿宋" w:hAnsi="仿宋" w:eastAsia="仿宋" w:cs="仿宋"/>
-                <w:sz w:val="22"/>
-                <w:szCs w:val="22"/>
-                <w:lang w:val="en-US" w:eastAsia="zh-CN"/>
-              </w:rPr>
-              <w:t>1. 身份证/护照（扫描件）</w:t>
-            </w:r>
-          </w:p>
-          <w:p>
-            <w:pPr>
-              <w:spacing w:after="0" w:line="280" w:lineRule="auto"/>
-            </w:pPr>
-            <w:r>
-              <w:rPr>
-                <w:rFonts w:hint="eastAsia" w:ascii="仿宋" w:hAnsi="仿宋" w:eastAsia="仿宋" w:cs="仿宋"/>
-                <w:sz w:val="22"/>
-                <w:szCs w:val="22"/>
-                <w:lang w:val="en-US" w:eastAsia="zh-CN"/>
-              </w:rPr>
-              <w:t>2. 配偶身份证或护照（如有，扫描件）；如配偶没有收入，需要提供配偶的个人信息</w:t>
-            </w:r>
-          </w:p>
-          <w:p>
-            <w:pPr>
-              <w:spacing w:after="0" w:line="280" w:lineRule="auto"/>
-            </w:pPr>
-            <w:r>
-              <w:rPr>
-                <w:rFonts w:hint="eastAsia" w:ascii="仿宋" w:hAnsi="仿宋" w:eastAsia="仿宋" w:cs="仿宋"/>
-                <w:sz w:val="22"/>
-                <w:szCs w:val="22"/>
-                <w:lang w:val="en-US" w:eastAsia="zh-CN"/>
-              </w:rPr>
-              <w:t>3. 收入来源证明</w:t>
-            </w:r>
-          </w:p>
-          <w:p>
-            <w:pPr>
-              <w:spacing w:after="0" w:line="280" w:lineRule="auto"/>
-            </w:pPr>
-            <w:r>
-              <w:rPr>
-                <w:rFonts w:hint="eastAsia" w:ascii="仿宋" w:hAnsi="仿宋" w:eastAsia="仿宋" w:cs="仿宋"/>
-                <w:sz w:val="22"/>
-                <w:szCs w:val="22"/>
-                <w:lang w:val="en-US" w:eastAsia="zh-CN"/>
-              </w:rPr>
-              <w:t>4. 个人信息（配偶是否有收入、子女情况及其他减免项信息、邮箱、居住地址、银行信息、电话号码、父母信息）</w:t>
-            </w:r>
-          </w:p>
-          <w:p>
-            <w:pPr>
-              <w:spacing w:after="0" w:line="280" w:lineRule="auto"/>
-            </w:pPr>
-            <w:r>
-              <w:rPr>
-                <w:rFonts w:hint="eastAsia" w:ascii="仿宋" w:hAnsi="仿宋" w:eastAsia="仿宋" w:cs="仿宋"/>
-                <w:sz w:val="22"/>
-                <w:szCs w:val="22"/>
-                <w:lang w:val="en-US" w:eastAsia="zh-CN"/>
-              </w:rPr>
-              <w:t>5. 公司税务账户和密码（E-Filling）</w:t>
-            </w:r>
-          </w:p>
-        </w:tc>
-      </w:tr>
-      <w:tr>
-        <w:trPr>
-          <w:trHeight w:val="430" w:hRule="atLeast"/>
-        </w:trPr>
-        <w:tc>
-          <w:tcPr>
-            <w:tcW w:w="654" w:type="dxa"/>
-            <w:vAlign w:val="top"/>
-          </w:tcPr>
-          <w:p>
-            <w:pPr>
-              <w:spacing w:after="0" w:line="280" w:lineRule="auto"/>
-              <w:jc w:val="center"/>
-            </w:pPr>
-            <w:r>
-              <w:rPr>
-                <w:rFonts w:hint="eastAsia" w:ascii="仿宋" w:hAnsi="仿宋" w:eastAsia="仿宋" w:cs="仿宋"/>
-                <w:sz w:val="20"/>
-                <w:szCs w:val="20"/>
-                <w:lang w:val="en-US" w:eastAsia="zh-CN"/>
-              </w:rPr>
-              <w:t>4</w:t>
-            </w:r>
-          </w:p>
-        </w:tc>
-        <w:tc>
-          <w:tcPr>
-            <w:tcW w:w="2219" w:type="dxa"/>
-            <w:vAlign w:val="top"/>
-          </w:tcPr>
-          <w:p>
-            <w:pPr>
-              <w:spacing w:after="0" w:line="280" w:lineRule="auto"/>
-            </w:pPr>
-            <w:r>
-              <w:rPr>
-                <w:rFonts w:hint="eastAsia" w:ascii="仿宋" w:hAnsi="仿宋" w:eastAsia="仿宋" w:cs="仿宋"/>
-                <w:b/>
-                <w:bCs/>
-                <w:sz w:val="20"/>
-                <w:szCs w:val="20"/>
-                <w:lang w:val="en-US" w:eastAsia="zh-CN"/>
-              </w:rPr>
-              <w:t>商务签</w:t>
-            </w:r>
-          </w:p>
-        </w:tc>
-        <w:tc>
-          <w:tcPr>
-            <w:tcW w:w="7229" w:type="dxa"/>
-            <w:vAlign w:val="top"/>
-          </w:tcPr>
-          <w:p>
-            <w:pPr>
-              <w:spacing w:after="0" w:line="280" w:lineRule="auto"/>
-            </w:pPr>
-            <w:r>
-              <w:rPr>
-                <w:rFonts w:hint="eastAsia" w:ascii="仿宋" w:hAnsi="仿宋" w:eastAsia="仿宋" w:cs="仿宋"/>
-                <w:sz w:val="22"/>
-                <w:szCs w:val="22"/>
-                <w:lang w:val="en-US" w:eastAsia="zh-CN"/>
-              </w:rPr>
-              <w:t>1. 护照所有页（有效期6个月以上）</w:t>
-            </w:r>
-          </w:p>
-          <w:p>
-            <w:pPr>
-              <w:spacing w:after="0" w:line="280" w:lineRule="auto"/>
-            </w:pPr>
-            <w:r>
-              <w:rPr>
-                <w:rFonts w:hint="eastAsia" w:ascii="仿宋" w:hAnsi="仿宋" w:eastAsia="仿宋" w:cs="仿宋"/>
-                <w:sz w:val="22"/>
-                <w:szCs w:val="22"/>
-                <w:lang w:val="en-US" w:eastAsia="zh-CN"/>
-              </w:rPr>
-              <w:t>2. 近6个月的证件照电子版（3cm*4cm白底）</w:t>
-            </w:r>
-          </w:p>
-          <w:p>
-            <w:pPr>
-              <w:spacing w:after="0" w:line="280" w:lineRule="auto"/>
-            </w:pPr>
-            <w:r>
-              <w:rPr>
-                <w:rFonts w:hint="eastAsia" w:ascii="仿宋" w:hAnsi="仿宋" w:eastAsia="仿宋" w:cs="仿宋"/>
-                <w:sz w:val="22"/>
-                <w:szCs w:val="22"/>
-                <w:lang w:val="en-US" w:eastAsia="zh-CN"/>
-              </w:rPr>
-              <w:t>3. 入境记录（中国申请）、酒店订单（第三方国家）</w:t>
-            </w:r>
-          </w:p>
-          <w:p>
-            <w:pPr>
-              <w:spacing w:after="0" w:line="280" w:lineRule="auto"/>
-            </w:pPr>
-            <w:r>
-              <w:rPr>
-                <w:rFonts w:hint="eastAsia" w:ascii="仿宋" w:hAnsi="仿宋" w:eastAsia="仿宋" w:cs="仿宋"/>
-                <w:sz w:val="22"/>
-                <w:szCs w:val="22"/>
-                <w:lang w:val="en-US" w:eastAsia="zh-CN"/>
-              </w:rPr>
-              <w:t>4. 泰国公司DBD（出具日期6个月内）</w:t>
-            </w:r>
-          </w:p>
-          <w:p>
-            <w:pPr>
-              <w:spacing w:after="0" w:line="280" w:lineRule="auto"/>
-            </w:pPr>
-            <w:r>
-              <w:rPr>
-                <w:rFonts w:hint="eastAsia" w:ascii="仿宋" w:hAnsi="仿宋" w:eastAsia="仿宋" w:cs="仿宋"/>
-                <w:sz w:val="22"/>
-                <w:szCs w:val="22"/>
-                <w:lang w:val="en-US" w:eastAsia="zh-CN"/>
-              </w:rPr>
-              <w:t>5. 中国公司营业执照、中国公司法人身份证复印件（如有）</w:t>
-            </w:r>
-          </w:p>
-          <w:p>
-            <w:pPr>
-              <w:spacing w:after="0" w:line="280" w:lineRule="auto"/>
-            </w:pPr>
-            <w:r>
-              <w:rPr>
-                <w:rFonts w:hint="eastAsia" w:ascii="仿宋" w:hAnsi="仿宋" w:eastAsia="仿宋" w:cs="仿宋"/>
-                <w:sz w:val="22"/>
-                <w:szCs w:val="22"/>
-                <w:lang w:val="en-US" w:eastAsia="zh-CN"/>
-              </w:rPr>
-              <w:t>6. 泰国公司的股东表BOJ5（出具日期6个月内）</w:t>
-            </w:r>
-          </w:p>
-          <w:p>
-            <w:pPr>
-              <w:spacing w:after="0" w:line="280" w:lineRule="auto"/>
-            </w:pPr>
-            <w:r>
-              <w:rPr>
-                <w:rFonts w:hint="eastAsia" w:ascii="仿宋" w:hAnsi="仿宋" w:eastAsia="仿宋" w:cs="仿宋"/>
-                <w:sz w:val="22"/>
-                <w:szCs w:val="22"/>
-                <w:lang w:val="en-US" w:eastAsia="zh-CN"/>
-              </w:rPr>
-              <w:t>7. 泰国公司邀请函（如需山海图提供）</w:t>
-            </w:r>
-          </w:p>
-          <w:p>
-            <w:pPr>
-              <w:spacing w:after="0" w:line="280" w:lineRule="auto"/>
-            </w:pPr>
-            <w:r>
-              <w:rPr>
-                <w:rFonts w:hint="eastAsia" w:ascii="仿宋" w:hAnsi="仿宋" w:eastAsia="仿宋" w:cs="仿宋"/>
-                <w:sz w:val="22"/>
-                <w:szCs w:val="22"/>
-                <w:lang w:val="en-US" w:eastAsia="zh-CN"/>
-              </w:rPr>
-              <w:t>8. 泰国公司董事身份证（泰籍）/护照和工作许可证（外籍）</w:t>
-            </w:r>
-          </w:p>
-          <w:p>
-            <w:pPr>
-              <w:spacing w:after="0" w:line="280" w:lineRule="auto"/>
-            </w:pPr>
-            <w:r>
-              <w:rPr>
-                <w:rFonts w:hint="eastAsia" w:ascii="仿宋" w:hAnsi="仿宋" w:eastAsia="仿宋" w:cs="仿宋"/>
-                <w:sz w:val="22"/>
-                <w:szCs w:val="22"/>
-                <w:lang w:val="en-US" w:eastAsia="zh-CN"/>
-              </w:rPr>
-              <w:t>9. 3个月银行流水（余额为单次3万泰铢，一年多次12万泰铢）</w:t>
-            </w:r>
-          </w:p>
-          <w:p>
-            <w:pPr>
-              <w:spacing w:after="0" w:line="280" w:lineRule="auto"/>
-            </w:pPr>
-            <w:r>
-              <w:rPr>
-                <w:rFonts w:hint="eastAsia" w:ascii="仿宋" w:hAnsi="仿宋" w:eastAsia="仿宋" w:cs="仿宋"/>
-                <w:sz w:val="22"/>
-                <w:szCs w:val="22"/>
-                <w:lang w:val="en-US" w:eastAsia="zh-CN"/>
-              </w:rPr>
-              <w:t>10. 返程机票（山海图可提供）</w:t>
-            </w:r>
-          </w:p>
-          <w:p>
-            <w:pPr>
-              <w:spacing w:after="0" w:line="280" w:lineRule="auto"/>
-            </w:pPr>
-            <w:r>
-              <w:rPr>
-                <w:rFonts w:hint="eastAsia" w:ascii="仿宋" w:hAnsi="仿宋" w:eastAsia="仿宋" w:cs="仿宋"/>
-                <w:sz w:val="22"/>
-                <w:szCs w:val="22"/>
-                <w:lang w:val="en-US" w:eastAsia="zh-CN"/>
-              </w:rPr>
-              <w:t>11. 中国公司解释函（山海图可提供，需提供公司信头、申请人的职业、年收入、入境目的、国内电话号码、现住地址）</w:t>
-            </w:r>
-          </w:p>
-          <w:p>
-            <w:pPr>
-              <w:spacing w:after="0" w:line="280" w:lineRule="auto"/>
-            </w:pPr>
-            <w:r>
-              <w:rPr>
-                <w:rFonts w:hint="eastAsia" w:ascii="仿宋" w:hAnsi="仿宋" w:eastAsia="仿宋" w:cs="仿宋"/>
-                <w:sz w:val="22"/>
-                <w:szCs w:val="22"/>
-                <w:lang w:val="en-US" w:eastAsia="zh-CN"/>
-              </w:rPr>
-              <w:t>备注：公司文件需要董事蓝色笔签字并盖公章，个人文件只需要蓝色笔签字。</w:t>
+              <w:rPr>
+                <w:rFonts w:hint="eastAsia" w:ascii="仿宋" w:hAnsi="仿宋" w:eastAsia="仿宋" w:cs="仿宋"/>
+                <w:sz w:val="20"/>
+                <w:szCs w:val="20"/>
+              </w:rPr>
+            </w:pPr>
+            <w:r>
+              <w:rPr>
+                <w:rFonts w:hint="eastAsia" w:ascii="仿宋" w:hAnsi="仿宋" w:eastAsia="仿宋" w:cs="仿宋"/>
+                <w:sz w:val="20"/>
+                <w:szCs w:val="20"/>
+                <w:lang w:val="en-US" w:eastAsia="zh-CN"/>
+              </w:rPr>
+              <w:t>1. 工厂运营/扩建许可申请表（Ror Ngor. 3）（每页须加盖许可机构或申请人授权代表的签名，共需三份，禁止使用签名复印件）</w:t>
+            </w:r>
+          </w:p>
+          <w:p>
+            <w:pPr>
+              <w:spacing w:after="0" w:line="280" w:lineRule="auto"/>
+              <w:rPr>
+                <w:rFonts w:hint="eastAsia" w:ascii="仿宋" w:hAnsi="仿宋" w:eastAsia="仿宋" w:cs="仿宋"/>
+                <w:sz w:val="20"/>
+                <w:szCs w:val="20"/>
+              </w:rPr>
+            </w:pPr>
+            <w:r>
+              <w:rPr>
+                <w:rFonts w:hint="eastAsia" w:ascii="仿宋" w:hAnsi="仿宋" w:eastAsia="仿宋" w:cs="仿宋"/>
+                <w:sz w:val="20"/>
+                <w:szCs w:val="20"/>
+                <w:lang w:val="en-US" w:eastAsia="zh-CN"/>
+              </w:rPr>
+              <w:t>2. 户籍簿复印件及身份证或护照复印件（如申请人为个人，需提供三份经蓝印签名认证的副本）</w:t>
+            </w:r>
+          </w:p>
+          <w:p>
+            <w:pPr>
+              <w:spacing w:after="0" w:line="280" w:lineRule="auto"/>
+              <w:rPr>
+                <w:rFonts w:hint="eastAsia" w:ascii="仿宋" w:hAnsi="仿宋" w:eastAsia="仿宋" w:cs="仿宋"/>
+                <w:sz w:val="20"/>
+                <w:szCs w:val="20"/>
+              </w:rPr>
+            </w:pPr>
+            <w:r>
+              <w:rPr>
+                <w:rFonts w:hint="eastAsia" w:ascii="仿宋" w:hAnsi="仿宋" w:eastAsia="仿宋" w:cs="仿宋"/>
+                <w:sz w:val="20"/>
+                <w:szCs w:val="20"/>
+                <w:lang w:val="en-US" w:eastAsia="zh-CN"/>
+              </w:rPr>
+              <w:t>3. DBD副本，注明授权签署人姓名、办公地址（若申请人为法人实体），需加盖蓝印签名（BOJ.1-5）（文件须为最近3个月内出具）3套</w:t>
+            </w:r>
+          </w:p>
+          <w:p>
+            <w:pPr>
+              <w:spacing w:after="0" w:line="280" w:lineRule="auto"/>
+              <w:rPr>
+                <w:rFonts w:hint="eastAsia" w:ascii="仿宋" w:hAnsi="仿宋" w:eastAsia="仿宋" w:cs="仿宋"/>
+                <w:sz w:val="20"/>
+                <w:szCs w:val="20"/>
+              </w:rPr>
+            </w:pPr>
+            <w:r>
+              <w:rPr>
+                <w:rFonts w:hint="eastAsia" w:ascii="仿宋" w:hAnsi="仿宋" w:eastAsia="仿宋" w:cs="仿宋"/>
+                <w:sz w:val="20"/>
+                <w:szCs w:val="20"/>
+                <w:lang w:val="en-US" w:eastAsia="zh-CN"/>
+              </w:rPr>
+              <w:t>4. 工厂区域内建筑物的合理精确尺寸规划图3套</w:t>
+            </w:r>
+          </w:p>
+          <w:p>
+            <w:pPr>
+              <w:spacing w:after="0" w:line="280" w:lineRule="auto"/>
+              <w:rPr>
+                <w:rFonts w:hint="eastAsia" w:ascii="仿宋" w:hAnsi="仿宋" w:eastAsia="仿宋" w:cs="仿宋"/>
+                <w:sz w:val="20"/>
+                <w:szCs w:val="20"/>
+              </w:rPr>
+            </w:pPr>
+            <w:r>
+              <w:rPr>
+                <w:rFonts w:hint="eastAsia" w:ascii="仿宋" w:hAnsi="仿宋" w:eastAsia="仿宋" w:cs="仿宋"/>
+                <w:sz w:val="20"/>
+                <w:szCs w:val="20"/>
+                <w:lang w:val="en-US" w:eastAsia="zh-CN"/>
+              </w:rPr>
+              <w:t>5. 由持证专业工程师或工业部指定人员认证的、标明适当且精确尺寸的机械安装方案及详细资料3套</w:t>
+            </w:r>
+          </w:p>
+          <w:p>
+            <w:pPr>
+              <w:spacing w:after="0" w:line="280" w:lineRule="auto"/>
+              <w:rPr>
+                <w:rFonts w:hint="eastAsia" w:ascii="仿宋" w:hAnsi="仿宋" w:eastAsia="仿宋" w:cs="仿宋"/>
+                <w:sz w:val="20"/>
+                <w:szCs w:val="20"/>
+              </w:rPr>
+            </w:pPr>
+            <w:r>
+              <w:rPr>
+                <w:rFonts w:hint="eastAsia" w:ascii="仿宋" w:hAnsi="仿宋" w:eastAsia="仿宋" w:cs="仿宋"/>
+                <w:sz w:val="20"/>
+                <w:szCs w:val="20"/>
+                <w:lang w:val="en-US" w:eastAsia="zh-CN"/>
+              </w:rPr>
+              <w:t>6. 工厂平面图，尺寸准确合理，须由持证专业工程师或工业部指定人员出具认证，共需三套</w:t>
+            </w:r>
+          </w:p>
+          <w:p>
+            <w:pPr>
+              <w:spacing w:after="0" w:line="280" w:lineRule="auto"/>
+              <w:rPr>
+                <w:rFonts w:hint="eastAsia" w:ascii="仿宋" w:hAnsi="仿宋" w:eastAsia="仿宋" w:cs="仿宋"/>
+                <w:sz w:val="20"/>
+                <w:szCs w:val="20"/>
+              </w:rPr>
+            </w:pPr>
+            <w:r>
+              <w:rPr>
+                <w:rFonts w:hint="eastAsia" w:ascii="仿宋" w:hAnsi="仿宋" w:eastAsia="仿宋" w:cs="仿宋"/>
+                <w:sz w:val="20"/>
+                <w:szCs w:val="20"/>
+                <w:lang w:val="en-US" w:eastAsia="zh-CN"/>
+              </w:rPr>
+              <w:t>7. 由持证专业工程师或工业部指定人员出具的三套文件，包括计划、图表及详细说明，阐述工厂运营中如何预防滋扰、损害、危险，控制废物排放、污染或任何环境影响</w:t>
+            </w:r>
+          </w:p>
+          <w:p>
+            <w:pPr>
+              <w:spacing w:after="0" w:line="280" w:lineRule="auto"/>
+              <w:rPr>
+                <w:rFonts w:hint="eastAsia" w:ascii="仿宋" w:hAnsi="仿宋" w:eastAsia="仿宋" w:cs="仿宋"/>
+                <w:sz w:val="20"/>
+                <w:szCs w:val="20"/>
+              </w:rPr>
+            </w:pPr>
+            <w:r>
+              <w:rPr>
+                <w:rFonts w:hint="eastAsia" w:ascii="仿宋" w:hAnsi="仿宋" w:eastAsia="仿宋" w:cs="仿宋"/>
+                <w:sz w:val="20"/>
+                <w:szCs w:val="20"/>
+                <w:lang w:val="en-US" w:eastAsia="zh-CN"/>
+              </w:rPr>
+              <w:t>8. 证明土地所有权的文件（土地所有权证书，或Nor Sor 4，或Nor Sor 3，或Nor Sor 3 Kor）3套</w:t>
+            </w:r>
+          </w:p>
+          <w:p>
+            <w:pPr>
+              <w:spacing w:after="0" w:line="280" w:lineRule="auto"/>
+              <w:rPr>
+                <w:rFonts w:hint="eastAsia" w:ascii="仿宋" w:hAnsi="仿宋" w:eastAsia="仿宋" w:cs="仿宋"/>
+                <w:sz w:val="20"/>
+                <w:szCs w:val="20"/>
+              </w:rPr>
+            </w:pPr>
+            <w:r>
+              <w:rPr>
+                <w:rFonts w:hint="eastAsia" w:ascii="仿宋" w:hAnsi="仿宋" w:eastAsia="仿宋" w:cs="仿宋"/>
+                <w:sz w:val="20"/>
+                <w:szCs w:val="20"/>
+                <w:lang w:val="en-US" w:eastAsia="zh-CN"/>
+              </w:rPr>
+              <w:t>9. 若申请人并非土地所有者且该土地非国有，则需附上土地使用许可函及土地所有者身份证复印件，每页须由土地所有者签字并加盖公章（共1套原件）；若土地属国有土地，须依法向相关政府部门申请工厂用地许可（需提交1套原件）</w:t>
+            </w:r>
+          </w:p>
+          <w:p>
+            <w:pPr>
+              <w:spacing w:after="0" w:line="280" w:lineRule="auto"/>
+              <w:rPr>
+                <w:rFonts w:hint="eastAsia" w:ascii="仿宋" w:hAnsi="仿宋" w:eastAsia="仿宋" w:cs="仿宋"/>
+                <w:sz w:val="20"/>
+                <w:szCs w:val="20"/>
+              </w:rPr>
+            </w:pPr>
+            <w:r>
+              <w:rPr>
+                <w:rFonts w:hint="eastAsia" w:ascii="仿宋" w:hAnsi="仿宋" w:eastAsia="仿宋" w:cs="仿宋"/>
+                <w:sz w:val="20"/>
+                <w:szCs w:val="20"/>
+                <w:lang w:val="en-US" w:eastAsia="zh-CN"/>
+              </w:rPr>
+              <w:t>10. 公共关系与协商会议总结报告副本3套（如有）</w:t>
+            </w:r>
+          </w:p>
+          <w:p>
+            <w:pPr>
+              <w:spacing w:after="0" w:line="280" w:lineRule="auto"/>
+              <w:rPr>
+                <w:rFonts w:hint="eastAsia" w:ascii="仿宋" w:hAnsi="仿宋" w:eastAsia="仿宋" w:cs="仿宋"/>
+                <w:sz w:val="20"/>
+                <w:szCs w:val="20"/>
+              </w:rPr>
+            </w:pPr>
+            <w:r>
+              <w:rPr>
+                <w:rFonts w:hint="eastAsia" w:ascii="仿宋" w:hAnsi="仿宋" w:eastAsia="仿宋" w:cs="仿宋"/>
+                <w:sz w:val="20"/>
+                <w:szCs w:val="20"/>
+                <w:lang w:val="en-US" w:eastAsia="zh-CN"/>
+              </w:rPr>
+              <w:t>11. 土地所有权证副本（正反两面）3套</w:t>
+            </w:r>
+          </w:p>
+          <w:p>
+            <w:pPr>
+              <w:spacing w:after="0" w:line="280" w:lineRule="auto"/>
+              <w:rPr>
+                <w:rFonts w:hint="eastAsia" w:ascii="仿宋" w:hAnsi="仿宋" w:eastAsia="仿宋" w:cs="仿宋"/>
+                <w:sz w:val="20"/>
+                <w:szCs w:val="20"/>
+              </w:rPr>
+            </w:pPr>
+            <w:r>
+              <w:rPr>
+                <w:rFonts w:hint="eastAsia" w:ascii="仿宋" w:hAnsi="仿宋" w:eastAsia="仿宋" w:cs="仿宋"/>
+                <w:sz w:val="20"/>
+                <w:szCs w:val="20"/>
+                <w:lang w:val="en-US" w:eastAsia="zh-CN"/>
+              </w:rPr>
+              <w:t>12. 市政工程部门出具的土地使用检查报告复印件3份</w:t>
+            </w:r>
+          </w:p>
+          <w:p>
+            <w:pPr>
+              <w:spacing w:after="0" w:line="280" w:lineRule="auto"/>
+              <w:rPr>
+                <w:rFonts w:hint="eastAsia" w:ascii="仿宋" w:hAnsi="仿宋" w:eastAsia="仿宋" w:cs="仿宋"/>
+                <w:sz w:val="20"/>
+                <w:szCs w:val="20"/>
+              </w:rPr>
+            </w:pPr>
+            <w:r>
+              <w:rPr>
+                <w:rFonts w:hint="eastAsia" w:ascii="仿宋" w:hAnsi="仿宋" w:eastAsia="仿宋" w:cs="仿宋"/>
+                <w:sz w:val="20"/>
+                <w:szCs w:val="20"/>
+                <w:lang w:val="en-US" w:eastAsia="zh-CN"/>
+              </w:rPr>
+              <w:t>13. 详细生产工艺流程，该图表展示了生产过程的具体细节、数量以及环境问题发生的位置3套</w:t>
+            </w:r>
+          </w:p>
+          <w:p>
+            <w:pPr>
+              <w:spacing w:after="0" w:line="280" w:lineRule="auto"/>
+              <w:rPr>
+                <w:rFonts w:hint="eastAsia" w:ascii="仿宋" w:hAnsi="仿宋" w:eastAsia="仿宋" w:cs="仿宋"/>
+                <w:sz w:val="20"/>
+                <w:szCs w:val="20"/>
+              </w:rPr>
+            </w:pPr>
+            <w:r>
+              <w:rPr>
+                <w:rFonts w:hint="eastAsia" w:ascii="仿宋" w:hAnsi="仿宋" w:eastAsia="仿宋" w:cs="仿宋"/>
+                <w:sz w:val="20"/>
+                <w:szCs w:val="20"/>
+                <w:lang w:val="en-US" w:eastAsia="zh-CN"/>
+              </w:rPr>
+              <w:t>14. 工厂平面图，需标注工厂位置、周边建筑及厂区内部建筑（若100米范围内存在公共场所，请注明具体距离），共需3套</w:t>
+            </w:r>
+          </w:p>
+          <w:p>
+            <w:pPr>
+              <w:spacing w:after="0" w:line="280" w:lineRule="auto"/>
+              <w:rPr>
+                <w:rFonts w:hint="eastAsia" w:ascii="仿宋" w:hAnsi="仿宋" w:eastAsia="仿宋" w:cs="仿宋"/>
+                <w:sz w:val="20"/>
+                <w:szCs w:val="20"/>
+              </w:rPr>
+            </w:pPr>
+            <w:r>
+              <w:rPr>
+                <w:rFonts w:hint="eastAsia" w:ascii="仿宋" w:hAnsi="仿宋" w:eastAsia="仿宋" w:cs="仿宋"/>
+                <w:sz w:val="20"/>
+                <w:szCs w:val="20"/>
+                <w:lang w:val="en-US" w:eastAsia="zh-CN"/>
+              </w:rPr>
+              <w:t>15. 授权委托书，附授权人、受托人及见证人完整文件（如有授权人）</w:t>
+            </w:r>
+          </w:p>
+          <w:p>
+            <w:pPr>
+              <w:spacing w:after="0" w:line="280" w:lineRule="auto"/>
+              <w:rPr>
+                <w:rFonts w:hint="eastAsia" w:ascii="仿宋" w:hAnsi="仿宋" w:eastAsia="仿宋" w:cs="仿宋"/>
+                <w:sz w:val="20"/>
+                <w:szCs w:val="20"/>
+              </w:rPr>
+            </w:pPr>
+            <w:r>
+              <w:rPr>
+                <w:rFonts w:hint="eastAsia" w:ascii="仿宋" w:hAnsi="仿宋" w:eastAsia="仿宋" w:cs="仿宋"/>
+                <w:sz w:val="20"/>
+                <w:szCs w:val="20"/>
+                <w:lang w:val="en-US" w:eastAsia="zh-CN"/>
+              </w:rPr>
+              <w:t>16. 所有机械设备清单3套</w:t>
+            </w:r>
+          </w:p>
+          <w:p>
+            <w:pPr>
+              <w:spacing w:after="0" w:line="280" w:lineRule="auto"/>
+              <w:rPr>
+                <w:rFonts w:hint="eastAsia" w:ascii="仿宋" w:hAnsi="仿宋" w:eastAsia="仿宋" w:cs="仿宋"/>
+                <w:sz w:val="20"/>
+                <w:szCs w:val="20"/>
+              </w:rPr>
+            </w:pPr>
+            <w:r>
+              <w:rPr>
+                <w:rFonts w:hint="eastAsia" w:ascii="仿宋" w:hAnsi="仿宋" w:eastAsia="仿宋" w:cs="仿宋"/>
+                <w:sz w:val="20"/>
+                <w:szCs w:val="20"/>
+                <w:lang w:val="en-US" w:eastAsia="zh-CN"/>
+              </w:rPr>
+              <w:t>17. 机械安装图</w:t>
+            </w:r>
+          </w:p>
+          <w:p>
+            <w:pPr>
+              <w:spacing w:after="0" w:line="280" w:lineRule="auto"/>
+              <w:rPr>
+                <w:rFonts w:hint="eastAsia" w:ascii="仿宋" w:hAnsi="仿宋" w:eastAsia="仿宋" w:cs="仿宋"/>
+                <w:sz w:val="20"/>
+                <w:szCs w:val="20"/>
+              </w:rPr>
+            </w:pPr>
+            <w:r>
+              <w:rPr>
+                <w:rFonts w:hint="eastAsia" w:ascii="仿宋" w:hAnsi="仿宋" w:eastAsia="仿宋" w:cs="仿宋"/>
+                <w:sz w:val="20"/>
+                <w:szCs w:val="20"/>
+                <w:lang w:val="en-US" w:eastAsia="zh-CN"/>
+              </w:rPr>
+              <w:t>18. 租赁协议及场地使用许可函（如有）</w:t>
+            </w:r>
+          </w:p>
+          <w:p>
+            <w:pPr>
+              <w:spacing w:after="0" w:line="280" w:lineRule="auto"/>
+              <w:rPr>
+                <w:rFonts w:hint="eastAsia" w:ascii="仿宋" w:hAnsi="仿宋" w:eastAsia="仿宋" w:cs="仿宋"/>
+                <w:sz w:val="20"/>
+                <w:szCs w:val="20"/>
+              </w:rPr>
+            </w:pPr>
+            <w:r>
+              <w:rPr>
+                <w:rFonts w:hint="eastAsia" w:ascii="仿宋" w:hAnsi="仿宋" w:eastAsia="仿宋" w:cs="仿宋"/>
+                <w:sz w:val="20"/>
+                <w:szCs w:val="20"/>
+                <w:lang w:val="en-US" w:eastAsia="zh-CN"/>
+              </w:rPr>
+              <w:t>19. 工厂建筑认证文件</w:t>
+            </w:r>
+          </w:p>
+          <w:p>
+            <w:pPr>
+              <w:spacing w:after="0" w:line="280" w:lineRule="auto"/>
+              <w:rPr>
+                <w:rFonts w:hint="eastAsia" w:ascii="仿宋" w:hAnsi="仿宋" w:eastAsia="仿宋" w:cs="仿宋"/>
+                <w:sz w:val="20"/>
+                <w:szCs w:val="20"/>
+              </w:rPr>
+            </w:pPr>
+            <w:r>
+              <w:rPr>
+                <w:rFonts w:hint="eastAsia" w:ascii="仿宋" w:hAnsi="仿宋" w:eastAsia="仿宋" w:cs="仿宋"/>
+                <w:sz w:val="20"/>
+                <w:szCs w:val="20"/>
+                <w:lang w:val="en-US" w:eastAsia="zh-CN"/>
+              </w:rPr>
+              <w:t>其他如需：</w:t>
+            </w:r>
+          </w:p>
+          <w:p>
+            <w:pPr>
+              <w:spacing w:after="0" w:line="280" w:lineRule="auto"/>
+              <w:rPr>
+                <w:rFonts w:hint="eastAsia" w:ascii="仿宋" w:hAnsi="仿宋" w:eastAsia="仿宋" w:cs="仿宋"/>
+                <w:sz w:val="20"/>
+                <w:szCs w:val="20"/>
+              </w:rPr>
+            </w:pPr>
+            <w:r>
+              <w:rPr>
+                <w:rFonts w:hint="eastAsia" w:ascii="仿宋" w:hAnsi="仿宋" w:eastAsia="仿宋" w:cs="仿宋"/>
+                <w:sz w:val="20"/>
+                <w:szCs w:val="20"/>
+                <w:lang w:val="en-US" w:eastAsia="zh-CN"/>
+              </w:rPr>
+              <w:t>20. 通用申请（公开征求意见）3套（如有）</w:t>
+            </w:r>
+          </w:p>
+          <w:p>
+            <w:pPr>
+              <w:spacing w:after="0" w:line="280" w:lineRule="auto"/>
+              <w:rPr>
+                <w:rFonts w:hint="eastAsia" w:ascii="仿宋" w:hAnsi="仿宋" w:eastAsia="仿宋" w:cs="仿宋"/>
+                <w:sz w:val="20"/>
+                <w:szCs w:val="20"/>
+              </w:rPr>
+            </w:pPr>
+            <w:r>
+              <w:rPr>
+                <w:rFonts w:hint="eastAsia" w:ascii="仿宋" w:hAnsi="仿宋" w:eastAsia="仿宋" w:cs="仿宋"/>
+                <w:sz w:val="20"/>
+                <w:szCs w:val="20"/>
+                <w:lang w:val="en-US" w:eastAsia="zh-CN"/>
+              </w:rPr>
+              <w:t>21. 3套BOI投资促进证书复印件（如有）</w:t>
+            </w:r>
+          </w:p>
+          <w:p>
+            <w:pPr>
+              <w:spacing w:after="0" w:line="280" w:lineRule="auto"/>
+              <w:rPr>
+                <w:rFonts w:hint="eastAsia" w:ascii="仿宋" w:hAnsi="仿宋" w:eastAsia="仿宋" w:cs="仿宋"/>
+                <w:sz w:val="20"/>
+                <w:szCs w:val="20"/>
+              </w:rPr>
+            </w:pPr>
+            <w:r>
+              <w:rPr>
+                <w:rFonts w:hint="eastAsia" w:ascii="仿宋" w:hAnsi="仿宋" w:eastAsia="仿宋" w:cs="仿宋"/>
+                <w:sz w:val="20"/>
+                <w:szCs w:val="20"/>
+                <w:lang w:val="en-US" w:eastAsia="zh-CN"/>
+              </w:rPr>
+              <w:t>22. 3套BOI推广批准文件副本（如有）</w:t>
+            </w:r>
+          </w:p>
+          <w:p>
+            <w:pPr>
+              <w:spacing w:after="0" w:line="280" w:lineRule="auto"/>
+              <w:rPr>
+                <w:rFonts w:hint="eastAsia" w:ascii="仿宋" w:hAnsi="仿宋" w:eastAsia="仿宋" w:cs="仿宋"/>
+                <w:sz w:val="20"/>
+                <w:szCs w:val="20"/>
+              </w:rPr>
+            </w:pPr>
+            <w:r>
+              <w:rPr>
+                <w:rFonts w:hint="eastAsia" w:ascii="仿宋" w:hAnsi="仿宋" w:eastAsia="仿宋" w:cs="仿宋"/>
+                <w:sz w:val="20"/>
+                <w:szCs w:val="20"/>
+                <w:lang w:val="en-US" w:eastAsia="zh-CN"/>
+              </w:rPr>
+              <w:t>23. 设计计算表：设计中采用的污染特征；处理系统类型；防止滋扰、损害、危害及控制的方法；废物排放（废水、空气污染及其他污染物）3套</w:t>
+            </w:r>
+          </w:p>
+          <w:p>
+            <w:pPr>
+              <w:spacing w:after="0" w:line="280" w:lineRule="auto"/>
+              <w:rPr>
+                <w:rFonts w:hint="eastAsia" w:ascii="仿宋" w:hAnsi="仿宋" w:eastAsia="仿宋" w:cs="仿宋"/>
+                <w:sz w:val="20"/>
+                <w:szCs w:val="20"/>
+              </w:rPr>
+            </w:pPr>
+            <w:r>
+              <w:rPr>
+                <w:rFonts w:hint="eastAsia" w:ascii="仿宋" w:hAnsi="仿宋" w:eastAsia="仿宋" w:cs="仿宋"/>
+                <w:sz w:val="20"/>
+                <w:szCs w:val="20"/>
+                <w:lang w:val="en-US" w:eastAsia="zh-CN"/>
+              </w:rPr>
+              <w:t>24. 工厂火灾预防与扑救的详细规定</w:t>
+            </w:r>
+          </w:p>
+          <w:p>
+            <w:pPr>
+              <w:spacing w:after="0" w:line="280" w:lineRule="auto"/>
+              <w:rPr>
+                <w:rFonts w:hint="eastAsia" w:ascii="仿宋" w:hAnsi="仿宋" w:eastAsia="仿宋" w:cs="仿宋"/>
+                <w:sz w:val="20"/>
+                <w:szCs w:val="20"/>
+              </w:rPr>
+            </w:pPr>
+            <w:r>
+              <w:rPr>
+                <w:rFonts w:hint="eastAsia" w:ascii="仿宋" w:hAnsi="仿宋" w:eastAsia="仿宋" w:cs="仿宋"/>
+                <w:sz w:val="20"/>
+                <w:szCs w:val="20"/>
+                <w:lang w:val="en-US" w:eastAsia="zh-CN"/>
+              </w:rPr>
+              <w:t>25. 工厂运营相关危害的风险分析报告</w:t>
+            </w:r>
+          </w:p>
+          <w:p>
+            <w:pPr>
+              <w:spacing w:after="0" w:line="280" w:lineRule="auto"/>
+              <w:rPr>
+                <w:rFonts w:hint="eastAsia" w:ascii="仿宋" w:hAnsi="仿宋" w:eastAsia="仿宋" w:cs="仿宋"/>
+                <w:sz w:val="20"/>
+                <w:szCs w:val="20"/>
+              </w:rPr>
+            </w:pPr>
+            <w:r>
+              <w:rPr>
+                <w:rFonts w:hint="eastAsia" w:ascii="仿宋" w:hAnsi="仿宋" w:eastAsia="仿宋" w:cs="仿宋"/>
+                <w:sz w:val="20"/>
+                <w:szCs w:val="20"/>
+                <w:lang w:val="en-US" w:eastAsia="zh-CN"/>
+              </w:rPr>
+              <w:t>26. 环境影响评估（ESA）及缓解措施报告涉及环境质量与安全</w:t>
+            </w:r>
+          </w:p>
+          <w:p>
+            <w:pPr>
+              <w:spacing w:after="0" w:line="280" w:lineRule="auto"/>
+              <w:rPr>
+                <w:rFonts w:hint="eastAsia" w:ascii="仿宋" w:hAnsi="仿宋" w:eastAsia="仿宋" w:cs="仿宋"/>
+                <w:sz w:val="20"/>
+                <w:szCs w:val="20"/>
+              </w:rPr>
+            </w:pPr>
+            <w:r>
+              <w:rPr>
+                <w:rFonts w:hint="eastAsia" w:ascii="仿宋" w:hAnsi="仿宋" w:eastAsia="仿宋" w:cs="仿宋"/>
+                <w:sz w:val="20"/>
+                <w:szCs w:val="20"/>
+                <w:lang w:val="en-US" w:eastAsia="zh-CN"/>
+              </w:rPr>
+              <w:t>27. 环评文件（EIA/EHIA）</w:t>
+            </w:r>
+          </w:p>
+          <w:p>
+            <w:pPr>
+              <w:spacing w:after="0" w:line="280" w:lineRule="auto"/>
+              <w:rPr>
+                <w:rFonts w:hint="eastAsia" w:ascii="仿宋" w:hAnsi="仿宋" w:eastAsia="仿宋" w:cs="仿宋"/>
+                <w:sz w:val="20"/>
+                <w:szCs w:val="20"/>
+              </w:rPr>
+            </w:pPr>
+            <w:r>
+              <w:rPr>
+                <w:rFonts w:hint="eastAsia" w:ascii="仿宋" w:hAnsi="仿宋" w:eastAsia="仿宋" w:cs="仿宋"/>
+                <w:sz w:val="20"/>
+                <w:szCs w:val="20"/>
+                <w:lang w:val="en-US" w:eastAsia="zh-CN"/>
+              </w:rPr>
+              <w:t>28. 若任何个人在文件上签署作为见证人，须同时提供其身份证或护照的复印件。每份复印件均须使用蓝色墨水笔认证为真实副本</w:t>
             </w:r>
           </w:p>
         </w:tc>
@@ -3386,86 +4140,306 @@
     </w:tbl>
     <w:p>
       <w:pPr>
-        <w:spacing w:before="80" w:after="0" w:line="280" w:lineRule="auto"/>
-      </w:pPr>
-      <w:r>
-        <w:rPr>
-          <w:rFonts w:hint="eastAsia" w:ascii="仿宋" w:hAnsi="仿宋" w:eastAsia="仿宋" w:cs="仿宋"/>
-          <w:sz w:val="22"/>
-          <w:szCs w:val="22"/>
-          <w:lang w:val="en-US" w:eastAsia="zh-CN"/>
-        </w:rPr>
-        <w:t>备注：客户必须提供办理服务所需材料，如因材料不足或材料提供不及时耽误了办理进度，所产生的额外费用则由客户承担。</w:t>
-      </w:r>
-    </w:p>
-    <w:p>
-      <w:pPr>
-        <w:spacing w:after="0" w:line="280" w:lineRule="auto"/>
-      </w:pPr>
-      <w:r>
-        <w:rPr>
-          <w:rFonts w:hint="eastAsia" w:ascii="仿宋" w:hAnsi="仿宋" w:eastAsia="仿宋" w:cs="仿宋"/>
-          <w:sz w:val="22"/>
-          <w:szCs w:val="22"/>
-          <w:lang w:val="en-US" w:eastAsia="zh-CN"/>
-        </w:rPr>
-        <w:t>办理起止时间计算：上述服务的办理时间均以所需资料/文件收集齐全后开始算起，法定节假日及办证政府机构休息日不算入办理时间。</w:t>
-      </w:r>
-    </w:p>
-    <w:p>
-      <w:pPr>
-        <w:spacing w:before="120" w:after="0" w:line="280" w:lineRule="auto"/>
-      </w:pPr>
-    </w:p>
-    <w:p>
-      <w:pPr>
-        <w:spacing w:after="0" w:line="280" w:lineRule="auto"/>
-      </w:pPr>
-      <w:r>
         <w:rPr>
           <w:rFonts w:hint="eastAsia" w:ascii="仿宋" w:hAnsi="仿宋" w:eastAsia="仿宋" w:cs="仿宋"/>
           <w:b/>
-          <w:bCs/>
-          <w:sz w:val="22"/>
-          <w:szCs w:val="22"/>
+          <w:color w:val="000000"/>
+          <w:sz w:val="20"/>
+          <w:szCs w:val="20"/>
+          <w:lang w:val="en-US"/>
+        </w:rPr>
+      </w:pPr>
+    </w:p>
+    <w:p>
+      <w:pPr>
+        <w:rPr>
+          <w:rFonts w:hint="eastAsia" w:ascii="仿宋" w:hAnsi="仿宋" w:eastAsia="仿宋" w:cs="仿宋"/>
+          <w:b/>
+          <w:color w:val="000000"/>
+          <w:sz w:val="20"/>
+          <w:szCs w:val="20"/>
+          <w:lang w:val="en-US"/>
+        </w:rPr>
+      </w:pPr>
+      <w:r>
+        <w:rPr>
+          <w:rFonts w:hint="eastAsia" w:ascii="仿宋" w:hAnsi="仿宋" w:eastAsia="仿宋" w:cs="仿宋"/>
+          <w:b/>
+          <w:color w:val="000000"/>
+          <w:sz w:val="20"/>
+          <w:szCs w:val="20"/>
+          <w:lang w:val="en-US"/>
+        </w:rPr>
+        <w:t>备注：</w:t>
+      </w:r>
+    </w:p>
+    <w:p>
+      <w:pPr>
+        <w:numPr>
+          <w:ilvl w:val="0"/>
+          <w:numId w:val="1"/>
+        </w:numPr>
+        <w:spacing w:after="0" w:line="240" w:lineRule="auto"/>
+        <w:rPr>
+          <w:rFonts w:hint="eastAsia" w:ascii="仿宋" w:hAnsi="仿宋" w:eastAsia="仿宋" w:cs="仿宋"/>
+          <w:color w:val="000000"/>
+          <w:sz w:val="20"/>
+          <w:szCs w:val="20"/>
+          <w:lang w:val="en-US"/>
+        </w:rPr>
+      </w:pPr>
+      <w:r>
+        <w:rPr>
+          <w:rFonts w:hint="eastAsia" w:ascii="仿宋" w:hAnsi="仿宋" w:eastAsia="仿宋" w:cs="仿宋"/>
+          <w:color w:val="000000"/>
+          <w:sz w:val="20"/>
+          <w:szCs w:val="20"/>
+          <w:lang w:val="en-US"/>
+        </w:rPr>
+        <w:t>以上办理时间为收集齐所需资料及信息开始的官方办理时间，法定节假日及办证政府机构休息日不算入办理时间。</w:t>
+      </w:r>
+    </w:p>
+    <w:p>
+      <w:pPr>
+        <w:numPr>
+          <w:ilvl w:val="0"/>
+          <w:numId w:val="1"/>
+        </w:numPr>
+        <w:spacing w:after="0" w:line="240" w:lineRule="auto"/>
+        <w:rPr>
+          <w:rFonts w:hint="eastAsia" w:ascii="仿宋" w:hAnsi="仿宋" w:eastAsia="仿宋" w:cs="仿宋"/>
+          <w:color w:val="000000"/>
+          <w:sz w:val="20"/>
+          <w:szCs w:val="20"/>
+          <w:lang w:val="en-US"/>
+        </w:rPr>
+      </w:pPr>
+      <w:r>
+        <w:rPr>
+          <w:rFonts w:hint="eastAsia" w:ascii="仿宋" w:hAnsi="仿宋" w:eastAsia="仿宋" w:cs="仿宋"/>
+          <w:color w:val="000000"/>
+          <w:sz w:val="20"/>
+          <w:szCs w:val="20"/>
+          <w:lang w:val="en-US"/>
+        </w:rPr>
+        <w:t>甲方必须提供办理服务所需资料及信息，如因资料及信息不足或提供不及时耽误了办理进度，则所产生的额外费用由甲方承担。</w:t>
+      </w:r>
+    </w:p>
+    <w:p>
+      <w:pPr>
+        <w:numPr>
+          <w:ilvl w:val="0"/>
+          <w:numId w:val="1"/>
+        </w:numPr>
+        <w:spacing w:after="0" w:line="240" w:lineRule="auto"/>
+        <w:rPr>
+          <w:rFonts w:hint="eastAsia" w:ascii="仿宋" w:hAnsi="仿宋" w:eastAsia="仿宋" w:cs="仿宋"/>
+          <w:color w:val="000000"/>
+          <w:sz w:val="20"/>
+          <w:szCs w:val="20"/>
+          <w:lang w:val="en-US"/>
+        </w:rPr>
+      </w:pPr>
+      <w:r>
+        <w:rPr>
+          <w:rFonts w:hint="eastAsia" w:ascii="仿宋" w:hAnsi="仿宋" w:eastAsia="仿宋" w:cs="仿宋"/>
+          <w:color w:val="000000"/>
+          <w:sz w:val="20"/>
+          <w:szCs w:val="20"/>
+          <w:lang w:val="en-US"/>
+        </w:rPr>
+        <w:t>以上服务价格和办理时间按照甲方提供的信息及资料进行评估，如发生变化，则根据最新信息及资料进行价格和时间调整。</w:t>
+      </w:r>
+    </w:p>
+    <w:p>
+      <w:pPr>
+        <w:numPr>
+          <w:ilvl w:val="0"/>
+          <w:numId w:val="1"/>
+        </w:numPr>
+        <w:spacing w:after="0" w:line="240" w:lineRule="auto"/>
+        <w:rPr>
+          <w:rFonts w:hint="eastAsia" w:ascii="仿宋" w:hAnsi="仿宋" w:eastAsia="仿宋" w:cs="仿宋"/>
+          <w:b w:val="0"/>
+          <w:bCs w:val="0"/>
+          <w:color w:val="000000"/>
+          <w:sz w:val="20"/>
+          <w:szCs w:val="20"/>
+          <w:lang w:val="en-US"/>
+        </w:rPr>
+      </w:pPr>
+      <w:r>
+        <w:rPr>
+          <w:rFonts w:hint="eastAsia" w:ascii="仿宋" w:hAnsi="仿宋" w:eastAsia="仿宋" w:cs="仿宋"/>
+          <w:b w:val="0"/>
+          <w:bCs w:val="0"/>
+          <w:color w:val="000000"/>
+          <w:sz w:val="20"/>
+          <w:szCs w:val="20"/>
+          <w:lang w:val="en-US"/>
+        </w:rPr>
+        <w:t>未列入本报价单或不属于本报价单服务范围内的服务，将另行报价。</w:t>
+      </w:r>
+    </w:p>
+    <w:p>
+      <w:pPr>
+        <w:numPr>
+          <w:ilvl w:val="0"/>
+          <w:numId w:val="1"/>
+        </w:numPr>
+        <w:spacing w:after="0" w:line="240" w:lineRule="auto"/>
+        <w:rPr>
+          <w:rFonts w:hint="eastAsia" w:ascii="仿宋" w:hAnsi="仿宋" w:eastAsia="仿宋" w:cs="仿宋"/>
+          <w:b w:val="0"/>
+          <w:bCs w:val="0"/>
+          <w:color w:val="000000"/>
+          <w:sz w:val="20"/>
+          <w:szCs w:val="20"/>
+          <w:lang w:val="en-US"/>
+        </w:rPr>
+      </w:pPr>
+      <w:r>
+        <w:rPr>
+          <w:rFonts w:hint="eastAsia" w:ascii="仿宋" w:hAnsi="仿宋" w:eastAsia="仿宋" w:cs="仿宋"/>
+          <w:b w:val="0"/>
+          <w:bCs w:val="0"/>
+          <w:color w:val="000000"/>
+          <w:sz w:val="20"/>
+          <w:szCs w:val="20"/>
+          <w:lang w:val="en-US"/>
+        </w:rPr>
+        <w:t>本报价单中所列“（如需）”服务，须在办理过程中根据甲方实际需求及情况重新评估，最终服务价格、数量及办理时间以评估结果为准。</w:t>
+      </w:r>
+    </w:p>
+    <w:p>
+      <w:pPr>
+        <w:numPr>
+          <w:ilvl w:val="0"/>
+          <w:numId w:val="1"/>
+        </w:numPr>
+        <w:spacing w:after="0" w:line="240" w:lineRule="auto"/>
+        <w:rPr>
+          <w:rFonts w:hint="eastAsia" w:ascii="仿宋" w:hAnsi="仿宋" w:eastAsia="仿宋" w:cs="仿宋"/>
+          <w:b w:val="0"/>
+          <w:bCs w:val="0"/>
+          <w:color w:val="000000"/>
+          <w:sz w:val="20"/>
+          <w:szCs w:val="20"/>
+          <w:lang w:val="en-US"/>
+        </w:rPr>
+      </w:pPr>
+      <w:r>
+        <w:rPr>
+          <w:rFonts w:hint="eastAsia" w:ascii="仿宋" w:hAnsi="仿宋" w:eastAsia="仿宋" w:cs="仿宋"/>
+          <w:b w:val="0"/>
+          <w:bCs w:val="0"/>
+          <w:color w:val="000000"/>
+          <w:sz w:val="20"/>
+          <w:szCs w:val="20"/>
+          <w:lang w:val="en-US"/>
+        </w:rPr>
+        <w:t>如果</w:t>
+      </w:r>
+      <w:r>
+        <w:rPr>
+          <w:rFonts w:hint="eastAsia" w:ascii="仿宋" w:hAnsi="仿宋" w:eastAsia="仿宋" w:cs="仿宋"/>
+          <w:b w:val="0"/>
+          <w:bCs w:val="0"/>
+          <w:color w:val="000000"/>
+          <w:sz w:val="20"/>
+          <w:szCs w:val="20"/>
           <w:lang w:val="en-US" w:eastAsia="zh-CN"/>
         </w:rPr>
-        <w:t>所有款项汇到指定的银行账户，银行账户信息如下：</w:t>
-      </w:r>
-    </w:p>
-    <w:p>
-      <w:pPr>
-        <w:spacing w:after="0" w:line="280" w:lineRule="auto"/>
+        <w:t>当地</w:t>
+      </w:r>
+      <w:r>
         <w:rPr>
           <w:rFonts w:hint="eastAsia" w:ascii="仿宋" w:hAnsi="仿宋" w:eastAsia="仿宋" w:cs="仿宋"/>
-          <w:sz w:val="22"/>
-          <w:szCs w:val="22"/>
-        </w:rPr>
-      </w:pPr>
-      <w:r>
+          <w:b w:val="0"/>
+          <w:bCs w:val="0"/>
+          <w:color w:val="000000"/>
+          <w:sz w:val="20"/>
+          <w:szCs w:val="20"/>
+          <w:lang w:val="en-US"/>
+        </w:rPr>
+        <w:t>法规发生变化，乙方有权调整价格及办理时间。</w:t>
+      </w:r>
+    </w:p>
+    <w:p>
+      <w:pPr>
+        <w:numPr>
+          <w:ilvl w:val="0"/>
+          <w:numId w:val="1"/>
+        </w:numPr>
+        <w:spacing w:after="0" w:line="240" w:lineRule="auto"/>
         <w:rPr>
           <w:rFonts w:hint="eastAsia" w:ascii="仿宋" w:hAnsi="仿宋" w:eastAsia="仿宋" w:cs="仿宋"/>
-          <w:sz w:val="22"/>
-          <w:szCs w:val="22"/>
+          <w:b w:val="0"/>
+          <w:bCs w:val="0"/>
+          <w:color w:val="000000"/>
+          <w:sz w:val="20"/>
+          <w:szCs w:val="20"/>
+          <w:lang w:val="en-US"/>
+        </w:rPr>
+      </w:pPr>
+      <w:r>
+        <w:rPr>
+          <w:rFonts w:hint="eastAsia" w:ascii="仿宋" w:hAnsi="仿宋" w:eastAsia="仿宋" w:cs="仿宋"/>
+          <w:b w:val="0"/>
+          <w:bCs w:val="0"/>
+          <w:color w:val="000000"/>
+          <w:sz w:val="20"/>
+          <w:szCs w:val="20"/>
+          <w:lang w:val="en-US"/>
+        </w:rPr>
+        <w:t>所有款项汇到指定的银行账户，银行账户信息如下 :</w:t>
+      </w:r>
+    </w:p>
+    <w:p>
+      <w:pPr>
+        <w:spacing w:after="0" w:line="240" w:lineRule="auto"/>
+        <w:ind w:left="420"/>
+        <w:rPr>
+          <w:rFonts w:hint="eastAsia" w:ascii="仿宋" w:hAnsi="仿宋" w:eastAsia="仿宋" w:cs="仿宋"/>
+          <w:b/>
+          <w:color w:val="212121"/>
+          <w:sz w:val="20"/>
+          <w:szCs w:val="20"/>
           <w:lang w:val="en-US" w:eastAsia="zh-CN"/>
         </w:rPr>
+      </w:pPr>
+      <w:r>
+        <w:rPr>
+          <w:rFonts w:hint="eastAsia" w:ascii="仿宋" w:hAnsi="仿宋" w:eastAsia="仿宋" w:cs="仿宋"/>
+          <w:b/>
+          <w:color w:val="212121"/>
+          <w:sz w:val="20"/>
+          <w:szCs w:val="20"/>
+          <w:lang w:val="en-US" w:eastAsia="zh-CN"/>
+        </w:rPr>
         <w:t>Beneficiary Name: SHAN HAI MAP (THAILAND) CO., LTD.</w:t>
       </w:r>
     </w:p>
     <w:p>
       <w:pPr>
-        <w:spacing w:after="0" w:line="280" w:lineRule="auto"/>
+        <w:spacing w:after="0" w:line="240" w:lineRule="auto"/>
+        <w:ind w:left="420"/>
         <w:rPr>
           <w:rFonts w:hint="eastAsia" w:ascii="仿宋" w:hAnsi="仿宋" w:eastAsia="仿宋" w:cs="仿宋"/>
-          <w:sz w:val="22"/>
-          <w:szCs w:val="22"/>
+          <w:b/>
+          <w:color w:val="212121"/>
+          <w:sz w:val="20"/>
+          <w:szCs w:val="20"/>
+          <w:lang w:val="en-US" w:eastAsia="zh-CN"/>
         </w:rPr>
       </w:pPr>
       <w:r>
         <w:rPr>
           <w:rFonts w:hint="eastAsia" w:ascii="仿宋" w:hAnsi="仿宋" w:eastAsia="仿宋" w:cs="仿宋"/>
-          <w:sz w:val="22"/>
-          <w:szCs w:val="22"/>
+          <w:b/>
+          <w:color w:val="212121"/>
+          <w:sz w:val="20"/>
+          <w:szCs w:val="20"/>
           <w:lang w:val="en-US" w:eastAsia="zh-CN"/>
         </w:rPr>
         <w:t>Beneficiary Bank: Kasikorn PCL. Thailand, Central Rama 9 Branch (847)</w:t>
@@ -3473,18 +4447,24 @@
     </w:p>
     <w:p>
       <w:pPr>
-        <w:spacing w:after="0" w:line="280" w:lineRule="auto"/>
+        <w:spacing w:after="0" w:line="240" w:lineRule="auto"/>
+        <w:ind w:left="420"/>
         <w:rPr>
           <w:rFonts w:hint="eastAsia" w:ascii="仿宋" w:hAnsi="仿宋" w:eastAsia="仿宋" w:cs="仿宋"/>
-          <w:sz w:val="22"/>
-          <w:szCs w:val="22"/>
+          <w:b/>
+          <w:color w:val="212121"/>
+          <w:sz w:val="20"/>
+          <w:szCs w:val="20"/>
+          <w:lang w:val="en-US" w:eastAsia="zh-CN"/>
         </w:rPr>
       </w:pPr>
       <w:r>
         <w:rPr>
           <w:rFonts w:hint="eastAsia" w:ascii="仿宋" w:hAnsi="仿宋" w:eastAsia="仿宋" w:cs="仿宋"/>
-          <w:sz w:val="22"/>
-          <w:szCs w:val="22"/>
+          <w:b/>
+          <w:color w:val="212121"/>
+          <w:sz w:val="20"/>
+          <w:szCs w:val="20"/>
           <w:lang w:val="en-US" w:eastAsia="zh-CN"/>
         </w:rPr>
         <w:t>Beneficiary Bank Address: 9/9 Central Plaza Tower, 5 Floor, Room 512-513, Rama9 rd Huaykhwang, HuayKwang BKK 10310</w:t>
@@ -3492,18 +4472,24 @@
     </w:p>
     <w:p>
       <w:pPr>
-        <w:spacing w:after="0" w:line="280" w:lineRule="auto"/>
+        <w:spacing w:after="0" w:line="240" w:lineRule="auto"/>
+        <w:ind w:left="420"/>
         <w:rPr>
           <w:rFonts w:hint="eastAsia" w:ascii="仿宋" w:hAnsi="仿宋" w:eastAsia="仿宋" w:cs="仿宋"/>
-          <w:sz w:val="22"/>
-          <w:szCs w:val="22"/>
+          <w:b/>
+          <w:color w:val="212121"/>
+          <w:sz w:val="20"/>
+          <w:szCs w:val="20"/>
+          <w:lang w:val="en-US" w:eastAsia="zh-CN"/>
         </w:rPr>
       </w:pPr>
       <w:r>
         <w:rPr>
           <w:rFonts w:hint="eastAsia" w:ascii="仿宋" w:hAnsi="仿宋" w:eastAsia="仿宋" w:cs="仿宋"/>
-          <w:sz w:val="22"/>
-          <w:szCs w:val="22"/>
+          <w:b/>
+          <w:color w:val="212121"/>
+          <w:sz w:val="20"/>
+          <w:szCs w:val="20"/>
           <w:lang w:val="en-US" w:eastAsia="zh-CN"/>
         </w:rPr>
         <w:t>Beneficiary Bank Swift Code: KASITHBK</w:t>
@@ -3511,18 +4497,24 @@
     </w:p>
     <w:p>
       <w:pPr>
-        <w:spacing w:after="0" w:line="280" w:lineRule="auto"/>
+        <w:spacing w:after="0" w:line="240" w:lineRule="auto"/>
+        <w:ind w:left="420"/>
         <w:rPr>
           <w:rFonts w:hint="eastAsia" w:ascii="仿宋" w:hAnsi="仿宋" w:eastAsia="仿宋" w:cs="仿宋"/>
-          <w:sz w:val="22"/>
-          <w:szCs w:val="22"/>
+          <w:b/>
+          <w:color w:val="212121"/>
+          <w:sz w:val="20"/>
+          <w:szCs w:val="20"/>
+          <w:lang w:val="en-US" w:eastAsia="zh-CN"/>
         </w:rPr>
       </w:pPr>
       <w:r>
         <w:rPr>
           <w:rFonts w:hint="eastAsia" w:ascii="仿宋" w:hAnsi="仿宋" w:eastAsia="仿宋" w:cs="仿宋"/>
-          <w:sz w:val="22"/>
-          <w:szCs w:val="22"/>
+          <w:b/>
+          <w:color w:val="212121"/>
+          <w:sz w:val="20"/>
+          <w:szCs w:val="20"/>
           <w:lang w:val="en-US" w:eastAsia="zh-CN"/>
         </w:rPr>
         <w:t>Account Number: 1931179981</w:t>
@@ -3530,33 +4522,114 @@
     </w:p>
     <w:p>
       <w:pPr>
-        <w:spacing w:before="40" w:after="0" w:line="280" w:lineRule="auto"/>
-      </w:pPr>
-    </w:p>
-    <w:p>
-      <w:pPr>
-        <w:spacing w:after="0" w:line="280" w:lineRule="auto"/>
-      </w:pPr>
-      <w:r>
+        <w:spacing w:after="0" w:line="240" w:lineRule="auto"/>
+        <w:ind w:left="420"/>
         <w:rPr>
           <w:rFonts w:hint="eastAsia" w:ascii="仿宋" w:hAnsi="仿宋" w:eastAsia="仿宋" w:cs="仿宋"/>
-          <w:sz w:val="22"/>
-          <w:szCs w:val="22"/>
+          <w:b/>
+          <w:color w:val="212121"/>
+          <w:sz w:val="20"/>
+          <w:szCs w:val="20"/>
           <w:lang w:val="en-US" w:eastAsia="zh-CN"/>
         </w:rPr>
-        <w:t>对于客户提供的纸质或电子版的证件、资料，应负有妥善保管和保密义务，不得将上述秘密泄露给任何第三方或用于其他用途。</w:t>
-      </w:r>
-    </w:p>
-    <w:p>
-      <w:pPr>
-        <w:spacing w:after="0" w:line="280" w:lineRule="auto"/>
-      </w:pPr>
-      <w:r>
+      </w:pPr>
+    </w:p>
+    <w:p>
+      <w:pPr>
+        <w:pStyle w:val="25"/>
+        <w:numPr>
+          <w:ilvl w:val="0"/>
+          <w:numId w:val="1"/>
+        </w:numPr>
+        <w:spacing w:after="0" w:line="240" w:lineRule="auto"/>
         <w:rPr>
           <w:rFonts w:hint="eastAsia" w:ascii="仿宋" w:hAnsi="仿宋" w:eastAsia="仿宋" w:cs="仿宋"/>
-          <w:sz w:val="22"/>
-          <w:szCs w:val="22"/>
+          <w:b w:val="0"/>
+          <w:bCs w:val="0"/>
+          <w:color w:val="212121"/>
+          <w:sz w:val="20"/>
+          <w:szCs w:val="20"/>
           <w:lang w:val="en-US" w:eastAsia="zh-CN"/>
+        </w:rPr>
+      </w:pPr>
+      <w:r>
+        <w:rPr>
+          <w:rFonts w:hint="eastAsia" w:ascii="仿宋" w:hAnsi="仿宋" w:eastAsia="仿宋" w:cs="仿宋"/>
+          <w:b w:val="0"/>
+          <w:bCs w:val="0"/>
+          <w:color w:val="000000"/>
+          <w:sz w:val="20"/>
+          <w:szCs w:val="20"/>
+          <w:lang w:val="en-US" w:eastAsia="zh-CN"/>
+        </w:rPr>
+        <w:t>本公司</w:t>
+      </w:r>
+      <w:r>
+        <w:rPr>
+          <w:rFonts w:hint="eastAsia" w:ascii="仿宋" w:hAnsi="仿宋" w:eastAsia="仿宋" w:cs="仿宋"/>
+          <w:b w:val="0"/>
+          <w:bCs w:val="0"/>
+          <w:color w:val="000000"/>
+          <w:sz w:val="20"/>
+          <w:szCs w:val="20"/>
+          <w:lang w:val="en-US"/>
+        </w:rPr>
+        <w:t>对客户提供的</w:t>
+      </w:r>
+      <w:r>
+        <w:rPr>
+          <w:rFonts w:hint="eastAsia" w:ascii="仿宋" w:hAnsi="仿宋" w:eastAsia="仿宋" w:cs="仿宋"/>
+          <w:b w:val="0"/>
+          <w:bCs w:val="0"/>
+          <w:color w:val="000000"/>
+          <w:sz w:val="20"/>
+          <w:szCs w:val="20"/>
+          <w:lang w:val="en-US" w:eastAsia="zh-CN"/>
+        </w:rPr>
+        <w:t>纸质</w:t>
+      </w:r>
+      <w:bookmarkStart w:id="0" w:name="_GoBack"/>
+      <w:bookmarkEnd w:id="0"/>
+      <w:r>
+        <w:rPr>
+          <w:rFonts w:hint="eastAsia" w:ascii="仿宋" w:hAnsi="仿宋" w:eastAsia="仿宋" w:cs="仿宋"/>
+          <w:b w:val="0"/>
+          <w:bCs w:val="0"/>
+          <w:color w:val="000000"/>
+          <w:sz w:val="20"/>
+          <w:szCs w:val="20"/>
+          <w:lang w:val="en-US"/>
+        </w:rPr>
+        <w:t>或电子版的证件、资料负有妥善保管和保密义务，不得将上述秘密泄露给任何第三方或用于其他用途。</w:t>
+      </w:r>
+    </w:p>
+    <w:p>
+      <w:pPr>
+        <w:pStyle w:val="25"/>
+        <w:numPr>
+          <w:ilvl w:val="0"/>
+          <w:numId w:val="1"/>
+        </w:numPr>
+        <w:spacing w:after="0" w:line="240" w:lineRule="auto"/>
+        <w:rPr>
+          <w:rFonts w:hint="eastAsia" w:ascii="仿宋" w:hAnsi="仿宋" w:eastAsia="仿宋" w:cs="仿宋"/>
+          <w:b w:val="0"/>
+          <w:bCs w:val="0"/>
+          <w:color w:val="212121"/>
+          <w:sz w:val="20"/>
+          <w:szCs w:val="20"/>
+          <w:lang w:val="en-US" w:eastAsia="zh-CN"/>
+        </w:rPr>
+      </w:pPr>
+      <w:r>
+        <w:rPr>
+          <w:rFonts w:hint="eastAsia" w:ascii="仿宋" w:hAnsi="仿宋" w:eastAsia="仿宋" w:cs="仿宋"/>
+          <w:b w:val="0"/>
+          <w:bCs w:val="0"/>
+          <w:color w:val="000000"/>
+          <w:sz w:val="20"/>
+          <w:szCs w:val="20"/>
+          <w:lang w:val="en-US"/>
         </w:rPr>
         <w:t>此报价从报价日起生效30天。</w:t>
       </w:r>
@@ -3600,11 +4673,11 @@
             </w:pPr>
             <w:r>
               <w:rPr>
-                <w:rFonts w:hint="eastAsia" w:ascii="仿宋" w:hAnsi="仿宋" w:eastAsia="仿宋" w:cs="仿宋"/>
+                <w:rFonts w:hint="eastAsia" w:ascii="FangSong" w:hAnsi="FangSong" w:eastAsia="FangSong" w:cs="FangSong"/>
                 <w:b/>
                 <w:bCs/>
-                <w:sz w:val="20"/>
-                <w:szCs w:val="20"/>
+                <w:sz w:val="24"/>
+                <w:szCs w:val="24"/>
                 <w:lang w:val="en-US" w:eastAsia="zh-CN"/>
               </w:rPr>
               <w:t>报价人：</w:t>
@@ -3627,11 +4700,11 @@
             </w:pPr>
             <w:r>
               <w:rPr>
-                <w:rFonts w:hint="eastAsia" w:ascii="仿宋" w:hAnsi="仿宋" w:eastAsia="仿宋" w:cs="仿宋"/>
+                <w:rFonts w:hint="eastAsia" w:ascii="FangSong" w:hAnsi="FangSong" w:eastAsia="FangSong" w:cs="FangSong"/>
                 <w:b/>
                 <w:bCs/>
-                <w:sz w:val="20"/>
-                <w:szCs w:val="20"/>
+                <w:sz w:val="24"/>
+                <w:szCs w:val="24"/>
                 <w:lang w:val="en-US" w:eastAsia="zh-CN"/>
               </w:rPr>
               <w:t>同意报价人：</w:t>
@@ -3663,8 +4736,6 @@
               </w:rPr>
               <w:t>SHAN HAI MAP (THAILAND) CO., LTD.</w:t>
             </w:r>
-            <w:bookmarkStart w:id="0" w:name="_GoBack"/>
-            <w:bookmarkEnd w:id="0"/>
           </w:p>
         </w:tc>
         <w:tc>
@@ -3736,7 +4807,7 @@
       <mc:AlternateContent>
         <mc:Choice Requires="wps">
           <w:drawing>
-            <wp:anchor distT="0" distB="0" distL="114300" distR="114300" simplePos="0" relativeHeight="251659264" behindDoc="0" locked="0" layoutInCell="1" allowOverlap="1">
+            <wp:anchor distT="0" distB="0" distL="114300" distR="114300" simplePos="0" relativeHeight="251661312" behindDoc="0" locked="0" layoutInCell="1" allowOverlap="1">
               <wp:simplePos x="0" y="0"/>
               <wp:positionH relativeFrom="margin">
                 <wp:align>center</wp:align>
@@ -3833,7 +4904,7 @@
         </mc:Choice>
         <mc:Fallback>
           <w:pict>
-            <v:shape id="_x0000_s1026" o:spid="_x0000_s1026" o:spt="202" type="#_x0000_t202" style="position:absolute;left:0pt;margin-top:0pt;height:144pt;width:144pt;mso-position-horizontal:center;mso-position-horizontal-relative:margin;mso-wrap-style:none;z-index:251659264;mso-width-relative:page;mso-height-relative:page;" filled="f" stroked="f" coordsize="21600,21600" o:gfxdata="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">
+            <v:shape id="_x0000_s1026" o:spid="_x0000_s1026" o:spt="202" type="#_x0000_t202" style="position:absolute;left:0pt;margin-top:0pt;height:144pt;width:144pt;mso-position-horizontal:center;mso-position-horizontal-relative:margin;mso-wrap-style:none;z-index:251661312;mso-width-relative:page;mso-height-relative:page;" filled="f" stroked="f" coordsize="21600,21600" o:gfxdata="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">
               <v:fill on="f" focussize="0,0"/>
               <v:stroke on="f" weight="0.5pt"/>
               <v:imagedata o:title=""/>
@@ -3915,7 +4986,7 @@
 </file>
 
 <file path=word/header1.xml><?xml version="1.0" encoding="utf-8"?>
-<w:hdr xmlns:wpc="http://schemas.microsoft.com/office/word/2010/wordprocessingCanvas" xmlns:mc="http://schemas.openxmlformats.org/markup-compatibility/2006" xmlns:o="urn:schemas-microsoft-com:office:office" xmlns:r="http://schemas.openxmlformats.org/officeDocument/2006/relationships" xmlns:m="http://schemas.openxmlformats.org/officeDocument/2006/math" xmlns:v="urn:schemas-microsoft-com:vml" xmlns:wp14="http://schemas.microsoft.com/office/word/2010/wordprocessingDrawing" xmlns:wp="http://schemas.openxmlformats.org/drawingml/2006/wordprocessingDrawing" xmlns:w10="urn:schemas-microsoft-com:office:word" xmlns:w="http://schemas.openxmlformats.org/wordprocessingml/2006/main" xmlns:w14="http://schemas.microsoft.com/office/word/2010/wordml" xmlns:w15="http://schemas.microsoft.com/office/word/2012/wordml" xmlns:wpg="http://schemas.microsoft.com/office/word/2010/wordprocessingGroup" xmlns:wpi="http://schemas.microsoft.com/office/word/2010/wordprocessingInk" xmlns:wne="http://schemas.microsoft.com/office/word/2006/wordml" xmlns:wps="http://schemas.microsoft.com/office/word/2010/wordprocessingShape" xmlns:wpsCustomData="http://www.wps.cn/officeDocument/2013/wpsCustomData" mc:Ignorable="w14 w15 wp14">
+<w:hdr xmlns:a="http://schemas.openxmlformats.org/drawingml/2006/main" xmlns:mc="http://schemas.openxmlformats.org/markup-compatibility/2006" xmlns:ns5="http://schemas.openxmlformats.org/drawingml/2006/picture" xmlns:o="urn:schemas-microsoft-com:office:office" xmlns:r="http://schemas.openxmlformats.org/officeDocument/2006/relationships" xmlns:v="urn:schemas-microsoft-com:vml" xmlns:w="http://schemas.openxmlformats.org/wordprocessingml/2006/main" xmlns:w14="http://schemas.microsoft.com/office/word/2010/wordml" xmlns:wp="http://schemas.openxmlformats.org/drawingml/2006/wordprocessingDrawing" xmlns:wps="http://schemas.microsoft.com/office/word/2010/wordprocessingShape" mc:Ignorable="w14 w15 wp14">
   <w:p>
     <w:pPr>
       <w:pStyle w:val="5"/>
@@ -3934,19 +5005,21 @@
     </w:pPr>
     <w:r>
       <w:rPr>
+        <w:rFonts w:hint="default" w:ascii="Arial" w:hAnsi="Arial" w:cs="Arial"/>
+        <w:b w:val="0"/>
         <w:color w:val="0039C2"/>
-        <w:sz w:val="36"/>
-        <w:szCs w:val="36"/>
+        <w:sz w:val="44"/>
+        <w:szCs w:val="44"/>
         <w:lang w:eastAsia="zh-CN"/>
       </w:rPr>
       <w:drawing>
-        <wp:anchor distT="0" distB="0" distL="114300" distR="114300" simplePos="0" relativeHeight="251661312" behindDoc="1" locked="0" layoutInCell="1" allowOverlap="1">
+        <wp:anchor distT="0" distB="0" distL="114300" distR="114300" simplePos="0" relativeHeight="251659264" behindDoc="1" locked="0" layoutInCell="1" allowOverlap="1">
           <wp:simplePos x="0" y="0"/>
           <wp:positionH relativeFrom="column">
-            <wp:posOffset>9525</wp:posOffset>
+            <wp:posOffset>21590</wp:posOffset>
           </wp:positionH>
           <wp:positionV relativeFrom="paragraph">
-            <wp:posOffset>59055</wp:posOffset>
+            <wp:posOffset>-38735</wp:posOffset>
           </wp:positionV>
           <wp:extent cx="682625" cy="791845"/>
           <wp:effectExtent l="0" t="0" r="53975" b="46355"/>
@@ -3961,24 +5034,24 @@
           </wp:wrapThrough>
           <wp:docPr id="6" name="Picture 6" descr="Logo Baru SHM 2021"/>
           <wp:cNvGraphicFramePr>
-            <a:graphicFrameLocks xmlns:a="http://schemas.openxmlformats.org/drawingml/2006/main" noChangeAspect="1"/>
+            <a:graphicFrameLocks noChangeAspect="1"/>
           </wp:cNvGraphicFramePr>
-          <a:graphic xmlns:a="http://schemas.openxmlformats.org/drawingml/2006/main">
+          <a:graphic>
             <a:graphicData uri="http://schemas.openxmlformats.org/drawingml/2006/picture">
-              <pic:pic xmlns:pic="http://schemas.openxmlformats.org/drawingml/2006/picture">
-                <pic:nvPicPr>
-                  <pic:cNvPr id="6" name="Picture 6" descr="Logo Baru SHM 2021"/>
-                  <pic:cNvPicPr>
+              <ns5:pic>
+                <ns5:nvPicPr>
+                  <ns5:cNvPr id="6" name="Picture 6" descr="Logo Baru SHM 2021"/>
+                  <ns5:cNvPicPr>
                     <a:picLocks noChangeAspect="1"/>
-                  </pic:cNvPicPr>
-                </pic:nvPicPr>
-                <pic:blipFill>
+                  </ns5:cNvPicPr>
+                </ns5:nvPicPr>
+                <ns5:blipFill>
                   <a:blip r:embed="rId1"/>
                   <a:stretch>
                     <a:fillRect/>
                   </a:stretch>
-                </pic:blipFill>
-                <pic:spPr>
+                </ns5:blipFill>
+                <ns5:spPr>
                   <a:xfrm>
                     <a:off x="0" y="0"/>
                     <a:ext cx="682625" cy="791845"/>
@@ -3986,8 +5059,8 @@
                   <a:prstGeom prst="rect">
                     <a:avLst/>
                   </a:prstGeom>
-                </pic:spPr>
-              </pic:pic>
+                </ns5:spPr>
+              </ns5:pic>
             </a:graphicData>
           </a:graphic>
         </wp:anchor>
@@ -3995,12 +5068,12 @@
     </w:r>
     <w:r>
       <w:rPr>
-        <w:rFonts w:hint="default" w:ascii="微软雅黑" w:hAnsi="微软雅黑" w:eastAsia="微软雅黑" w:cs="Microsoft JhengHei"/>
-        <w:b/>
+        <w:rFonts w:hint="default" w:ascii="Arial" w:hAnsi="Arial" w:eastAsia="微软雅黑" w:cs="Arial"/>
+        <w:b w:val="0"/>
         <w:bCs/>
         <w:color w:val="0039C2"/>
-        <w:sz w:val="40"/>
-        <w:szCs w:val="40"/>
+        <w:sz w:val="44"/>
+        <w:szCs w:val="44"/>
         <w:shd w:val="clear" w:color="auto" w:fill="FFFFFF"/>
         <w:lang w:val="en-US" w:eastAsia="zh-CN"/>
       </w:rPr>
@@ -4012,7 +5085,7 @@
       <w:spacing w:after="0" w:line="240" w:lineRule="auto"/>
       <w:jc w:val="right"/>
       <w:rPr>
-        <w:rFonts w:hint="default" w:ascii="Arial" w:hAnsi="Arial" w:eastAsia="仿宋" w:cs="Arial"/>
+        <w:rFonts w:hint="default" w:ascii="Arial" w:hAnsi="Arial" w:eastAsia="微软雅黑" w:cs="Arial"/>
         <w:b w:val="0"/>
         <w:bCs w:val="0"/>
         <w:sz w:val="20"/>
@@ -4022,36 +5095,14 @@
     </w:pPr>
     <w:r>
       <w:rPr>
-        <w:rFonts w:hint="default" w:ascii="Arial" w:hAnsi="Arial" w:eastAsia="仿宋" w:cs="Arial"/>
+        <w:rFonts w:hint="default" w:ascii="Arial" w:hAnsi="Arial" w:eastAsia="微软雅黑" w:cs="Arial"/>
         <w:b w:val="0"/>
         <w:bCs w:val="0"/>
         <w:sz w:val="20"/>
         <w:szCs w:val="20"/>
         <w:lang w:val="de-DE" w:eastAsia="zh-CN"/>
       </w:rPr>
-      <w:t>Thanapoom Tower, 25th floor Unit A2, 1550</w:t>
-    </w:r>
-    <w:r>
-      <w:rPr>
-        <w:rFonts w:hint="default" w:ascii="Arial" w:hAnsi="Arial" w:eastAsia="仿宋" w:cs="Arial"/>
-        <w:b w:val="0"/>
-        <w:bCs w:val="0"/>
-        <w:sz w:val="20"/>
-        <w:szCs w:val="20"/>
-        <w:lang w:val="en-US" w:eastAsia="zh-CN"/>
-      </w:rPr>
-      <w:t xml:space="preserve"> </w:t>
-    </w:r>
-    <w:r>
-      <w:rPr>
-        <w:rFonts w:hint="default" w:ascii="Arial" w:hAnsi="Arial" w:eastAsia="仿宋" w:cs="Arial"/>
-        <w:b w:val="0"/>
-        <w:bCs w:val="0"/>
-        <w:sz w:val="20"/>
-        <w:szCs w:val="20"/>
-        <w:lang w:val="de-DE" w:eastAsia="zh-CN"/>
-      </w:rPr>
-      <w:t xml:space="preserve">New Petchaburi Rd, </w:t>
+      <w:t>Thanapoom Tower, 25th floor Unit A2, 1550 New Petchaburi Rd,</w:t>
     </w:r>
   </w:p>
   <w:p>
@@ -4059,7 +5110,7 @@
       <w:spacing w:after="0" w:line="240" w:lineRule="auto"/>
       <w:jc w:val="right"/>
       <w:rPr>
-        <w:rFonts w:hint="eastAsia" w:ascii="仿宋" w:hAnsi="仿宋" w:eastAsia="仿宋" w:cs="仿宋"/>
+        <w:rFonts w:hint="default" w:ascii="Arial" w:hAnsi="Arial" w:eastAsia="微软雅黑" w:cs="Arial"/>
         <w:b w:val="0"/>
         <w:bCs w:val="0"/>
         <w:sz w:val="20"/>
@@ -4069,36 +5120,14 @@
     </w:pPr>
     <w:r>
       <w:rPr>
-        <w:rFonts w:hint="default" w:ascii="Arial" w:hAnsi="Arial" w:eastAsia="仿宋" w:cs="Arial"/>
+        <w:rFonts w:hint="default" w:ascii="Arial" w:hAnsi="Arial" w:eastAsia="微软雅黑" w:cs="Arial"/>
         <w:b w:val="0"/>
         <w:bCs w:val="0"/>
         <w:sz w:val="20"/>
         <w:szCs w:val="20"/>
         <w:lang w:val="de-DE" w:eastAsia="zh-CN"/>
       </w:rPr>
-      <w:t>Khwaeng</w:t>
-    </w:r>
-    <w:r>
-      <w:rPr>
-        <w:rFonts w:hint="default" w:ascii="Arial" w:hAnsi="Arial" w:eastAsia="仿宋" w:cs="Arial"/>
-        <w:b w:val="0"/>
-        <w:bCs w:val="0"/>
-        <w:sz w:val="20"/>
-        <w:szCs w:val="20"/>
-        <w:lang w:val="en-US" w:eastAsia="zh-CN"/>
-      </w:rPr>
-      <w:t xml:space="preserve"> </w:t>
-    </w:r>
-    <w:r>
-      <w:rPr>
-        <w:rFonts w:hint="default" w:ascii="Arial" w:hAnsi="Arial" w:eastAsia="仿宋" w:cs="Arial"/>
-        <w:b w:val="0"/>
-        <w:bCs w:val="0"/>
-        <w:sz w:val="20"/>
-        <w:szCs w:val="20"/>
-        <w:lang w:val="de-DE" w:eastAsia="zh-CN"/>
-      </w:rPr>
-      <w:t>Makkasan, Khet Ratchathewi, Bangkok 10400</w:t>
+      <w:t>Khwaeng Makkasan, Khet Ratchathewi, Bangkok 10400</w:t>
     </w:r>
   </w:p>
   <w:p>
@@ -4109,78 +5138,18 @@
         <w:rFonts w:hint="default" w:ascii="Arial" w:hAnsi="Arial" w:eastAsia="微软雅黑" w:cs="Arial"/>
         <w:b w:val="0"/>
         <w:bCs w:val="0"/>
+        <w:sz w:val="20"/>
+        <w:szCs w:val="20"/>
         <w:lang w:val="de-DE" w:eastAsia="zh-CN"/>
       </w:rPr>
     </w:pPr>
     <w:r>
       <w:rPr>
-        <w:rFonts w:hint="default" w:ascii="Arial" w:hAnsi="Arial" w:cs="Arial" w:eastAsiaTheme="minorEastAsia"/>
-        <w:b w:val="0"/>
-        <w:bCs w:val="0"/>
-        <w:lang w:eastAsia="zh-CN"/>
-      </w:rPr>
-      <mc:AlternateContent>
-        <mc:Choice Requires="wps">
-          <w:drawing>
-            <wp:anchor distT="0" distB="0" distL="114300" distR="114300" simplePos="0" relativeHeight="251660288" behindDoc="0" locked="0" layoutInCell="1" allowOverlap="1">
-              <wp:simplePos x="0" y="0"/>
-              <wp:positionH relativeFrom="column">
-                <wp:posOffset>-259080</wp:posOffset>
-              </wp:positionH>
-              <wp:positionV relativeFrom="paragraph">
-                <wp:posOffset>254635</wp:posOffset>
-              </wp:positionV>
-              <wp:extent cx="6405245" cy="0"/>
-              <wp:effectExtent l="0" t="19050" r="0" b="19050"/>
-              <wp:wrapNone/>
-              <wp:docPr id="4" name="直接连接符 4"/>
-              <wp:cNvGraphicFramePr/>
-              <a:graphic xmlns:a="http://schemas.openxmlformats.org/drawingml/2006/main">
-                <a:graphicData uri="http://schemas.microsoft.com/office/word/2010/wordprocessingShape">
-                  <wps:wsp>
-                    <wps:cNvCnPr/>
-                    <wps:spPr>
-                      <a:xfrm>
-                        <a:off x="0" y="0"/>
-                        <a:ext cx="6404997" cy="0"/>
-                      </a:xfrm>
-                      <a:prstGeom prst="line">
-                        <a:avLst/>
-                      </a:prstGeom>
-                      <a:noFill/>
-                      <a:ln w="38100" cap="flat" cmpd="sng" algn="ctr">
-                        <a:solidFill>
-                          <a:srgbClr val="0039C2"/>
-                        </a:solidFill>
-                        <a:prstDash val="solid"/>
-                        <a:miter lim="800000"/>
-                      </a:ln>
-                      <a:effectLst/>
-                    </wps:spPr>
-                    <wps:bodyPr upright="0"/>
-                  </wps:wsp>
-                </a:graphicData>
-              </a:graphic>
-            </wp:anchor>
-          </w:drawing>
-        </mc:Choice>
-        <mc:Fallback>
-          <w:pict>
-            <v:line id="_x0000_s1026" o:spid="_x0000_s1026" o:spt="20" style="position:absolute;left:0pt;margin-left:-20.4pt;margin-top:20.05pt;height:0pt;width:504.35pt;z-index:251660288;mso-width-relative:page;mso-height-relative:page;" filled="f" stroked="t" coordsize="21600,21600" o:gfxdata="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">
-              <v:fill on="f" focussize="0,0"/>
-              <v:stroke weight="3pt" color="#0039C2" miterlimit="8" joinstyle="miter"/>
-              <v:imagedata o:title=""/>
-              <o:lock v:ext="edit" aspectratio="f"/>
-            </v:line>
-          </w:pict>
-        </mc:Fallback>
-      </mc:AlternateContent>
-    </w:r>
-    <w:r>
-      <w:rPr>
         <w:rFonts w:hint="default" w:ascii="Arial" w:hAnsi="Arial" w:cs="Arial"/>
         <w:b w:val="0"/>
         <w:bCs w:val="0"/>
+        <w:sz w:val="20"/>
+        <w:szCs w:val="20"/>
       </w:rPr>
       <w:fldChar w:fldCharType="begin"/>
     </w:r>
@@ -4189,6 +5158,8 @@
         <w:rFonts w:hint="default" w:ascii="Arial" w:hAnsi="Arial" w:cs="Arial"/>
         <w:b w:val="0"/>
         <w:bCs w:val="0"/>
+        <w:sz w:val="20"/>
+        <w:szCs w:val="20"/>
       </w:rPr>
       <w:instrText xml:space="preserve"> HYPERLINK "http://www.shanhaimap.com" </w:instrText>
     </w:r>
@@ -4197,6 +5168,8 @@
         <w:rFonts w:hint="default" w:ascii="Arial" w:hAnsi="Arial" w:cs="Arial"/>
         <w:b w:val="0"/>
         <w:bCs w:val="0"/>
+        <w:sz w:val="20"/>
+        <w:szCs w:val="20"/>
       </w:rPr>
       <w:fldChar w:fldCharType="separate"/>
     </w:r>
@@ -4205,6 +5178,8 @@
         <w:rFonts w:hint="default" w:ascii="Arial" w:hAnsi="Arial" w:eastAsia="微软雅黑" w:cs="Arial"/>
         <w:b w:val="0"/>
         <w:bCs w:val="0"/>
+        <w:sz w:val="20"/>
+        <w:szCs w:val="20"/>
         <w:lang w:val="de-DE" w:eastAsia="zh-CN"/>
       </w:rPr>
       <w:fldChar w:fldCharType="end"/>
@@ -4214,6 +5189,8 @@
         <w:rFonts w:hint="default" w:ascii="Arial" w:hAnsi="Arial" w:eastAsia="微软雅黑" w:cs="Arial"/>
         <w:b w:val="0"/>
         <w:bCs w:val="0"/>
+        <w:sz w:val="20"/>
+        <w:szCs w:val="20"/>
         <w:lang w:val="de-DE" w:eastAsia="zh-CN"/>
       </w:rPr>
       <w:t>Web: www.shanhaimap.com</w:t>
@@ -4235,25 +5212,173 @@
         <w:lang w:val="de-DE" w:eastAsia="zh-CN"/>
       </w:rPr>
     </w:pPr>
-  </w:p>
-  <w:p>
-    <w:pPr>
-      <w:pStyle w:val="5"/>
-      <w:tabs>
-        <w:tab w:val="right" w:pos="10260"/>
-      </w:tabs>
-      <w:spacing w:line="276" w:lineRule="auto"/>
-      <w:ind w:left="1276" w:right="-279"/>
-      <w:jc w:val="center"/>
+    <w:r>
       <w:rPr>
-        <w:rFonts w:ascii="Arial" w:hAnsi="Arial" w:cs="Arial" w:eastAsiaTheme="minorEastAsia"/>
+        <w:rFonts w:hint="eastAsia" w:ascii="Arial" w:hAnsi="Arial" w:cs="Arial" w:eastAsiaTheme="minorEastAsia"/>
         <w:b/>
         <w:bCs/>
-        <w:lang w:val="de-DE" w:eastAsia="zh-CN"/>
+        <w:lang w:eastAsia="zh-CN"/>
       </w:rPr>
-    </w:pPr>
+      <w:pict>
+        <v:line id="直接连接符 1" o:spid="_x0000_s4097" o:spt="20" style="position:absolute;left:0pt;margin-left:-20.9pt;margin-top:4.1pt;height:0pt;width:504.35pt;z-index:251660288;mso-width-relative:page;mso-height-relative:page;" filled="f" stroked="t" coordsize="21600,21600" o:gfxdata="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">
+          <v:path arrowok="t"/>
+          <v:fill on="f" focussize="0,0"/>
+          <v:stroke weight="3pt" color="#0039C2" miterlimit="8" joinstyle="miter"/>
+          <v:imagedata o:title=""/>
+          <o:lock v:ext="edit" aspectratio="f"/>
+        </v:line>
+      </w:pict>
+    </w:r>
+    <w:r>
+      <w:drawing>
+        <wp:anchor distT="0" distB="0" distL="114300" distR="114300" simplePos="0" relativeHeight="251660288" behindDoc="0" locked="0" layoutInCell="1" allowOverlap="1">
+          <wp:simplePos x="0" y="0"/>
+          <wp:positionH relativeFrom="column">
+            <wp:posOffset>-258445</wp:posOffset>
+          </wp:positionH>
+          <wp:positionV relativeFrom="paragraph">
+            <wp:posOffset>38735</wp:posOffset>
+          </wp:positionV>
+          <wp:extent cx="6405245" cy="0"/>
+          <wp:effectExtent l="0" t="19050" r="15240" b="19050"/>
+          <wp:wrapNone/>
+          <wp:docPr id="593019843" name="直接连接符 1"/>
+          <wp:cNvGraphicFramePr/>
+          <a:graphic>
+            <a:graphicData uri="http://schemas.microsoft.com/office/word/2010/wordprocessingShape">
+              <wps:wsp>
+                <wps:cNvCnPr/>
+                <wps:spPr>
+                  <a:xfrm>
+                    <a:off x="0" y="0"/>
+                    <a:ext cx="6404997" cy="0"/>
+                  </a:xfrm>
+                  <a:prstGeom prst="line">
+                    <a:avLst/>
+                  </a:prstGeom>
+                  <a:ln w="38100">
+                    <a:solidFill>
+                      <a:srgbClr val="0039C2"/>
+                    </a:solidFill>
+                  </a:ln>
+                </wps:spPr>
+                <wps:style>
+                  <a:lnRef idx="1">
+                    <a:schemeClr val="accent1"/>
+                  </a:lnRef>
+                  <a:fillRef idx="0">
+                    <a:schemeClr val="accent1"/>
+                  </a:fillRef>
+                  <a:effectRef idx="0">
+                    <a:schemeClr val="accent1"/>
+                  </a:effectRef>
+                  <a:fontRef idx="minor">
+                    <a:schemeClr val="tx1"/>
+                  </a:fontRef>
+                </wps:style>
+                <wps:bodyPr/>
+              </wps:wsp>
+            </a:graphicData>
+          </a:graphic>
+        </wp:anchor>
+      </w:drawing>
+    </w:r>
   </w:p>
 </w:hdr>
+</file>
+
+<file path=word/numbering.xml><?xml version="1.0" encoding="utf-8"?>
+<w:numbering xmlns:wpc="http://schemas.microsoft.com/office/word/2010/wordprocessingCanvas" xmlns:mc="http://schemas.openxmlformats.org/markup-compatibility/2006" xmlns:o="urn:schemas-microsoft-com:office:office" xmlns:r="http://schemas.openxmlformats.org/officeDocument/2006/relationships" xmlns:m="http://schemas.openxmlformats.org/officeDocument/2006/math" xmlns:v="urn:schemas-microsoft-com:vml" xmlns:wp14="http://schemas.microsoft.com/office/word/2010/wordprocessingDrawing" xmlns:wp="http://schemas.openxmlformats.org/drawingml/2006/wordprocessingDrawing" xmlns:w10="urn:schemas-microsoft-com:office:word" xmlns:w="http://schemas.openxmlformats.org/wordprocessingml/2006/main" xmlns:w14="http://schemas.microsoft.com/office/word/2010/wordml" xmlns:wpg="http://schemas.microsoft.com/office/word/2010/wordprocessingGroup" xmlns:wpi="http://schemas.microsoft.com/office/word/2010/wordprocessingInk" xmlns:wne="http://schemas.microsoft.com/office/word/2006/wordml" xmlns:wps="http://schemas.microsoft.com/office/word/2010/wordprocessingShape" xmlns:wpsCustomData="http://www.wps.cn/officeDocument/2013/wpsCustomData" mc:Ignorable="w14 wp14">
+  <w:abstractNum w:abstractNumId="0">
+    <w:nsid w:val="2B4F366B"/>
+    <w:multiLevelType w:val="multilevel"/>
+    <w:tmpl w:val="2B4F366B"/>
+    <w:lvl w:ilvl="0" w:tentative="0">
+      <w:start w:val="1"/>
+      <w:numFmt w:val="decimal"/>
+      <w:lvlText w:val="%1."/>
+      <w:lvlJc w:val="left"/>
+      <w:pPr>
+        <w:ind w:left="420" w:hanging="420"/>
+      </w:pPr>
+    </w:lvl>
+    <w:lvl w:ilvl="1" w:tentative="0">
+      <w:start w:val="1"/>
+      <w:numFmt w:val="lowerLetter"/>
+      <w:lvlText w:val="%2)"/>
+      <w:lvlJc w:val="left"/>
+      <w:pPr>
+        <w:ind w:left="840" w:hanging="420"/>
+      </w:pPr>
+    </w:lvl>
+    <w:lvl w:ilvl="2" w:tentative="0">
+      <w:start w:val="1"/>
+      <w:numFmt w:val="lowerRoman"/>
+      <w:lvlText w:val="%3."/>
+      <w:lvlJc w:val="right"/>
+      <w:pPr>
+        <w:ind w:left="1260" w:hanging="420"/>
+      </w:pPr>
+    </w:lvl>
+    <w:lvl w:ilvl="3" w:tentative="0">
+      <w:start w:val="1"/>
+      <w:numFmt w:val="decimal"/>
+      <w:lvlText w:val="%4."/>
+      <w:lvlJc w:val="left"/>
+      <w:pPr>
+        <w:ind w:left="1680" w:hanging="420"/>
+      </w:pPr>
+    </w:lvl>
+    <w:lvl w:ilvl="4" w:tentative="0">
+      <w:start w:val="1"/>
+      <w:numFmt w:val="lowerLetter"/>
+      <w:lvlText w:val="%5)"/>
+      <w:lvlJc w:val="left"/>
+      <w:pPr>
+        <w:ind w:left="2100" w:hanging="420"/>
+      </w:pPr>
+    </w:lvl>
+    <w:lvl w:ilvl="5" w:tentative="0">
+      <w:start w:val="1"/>
+      <w:numFmt w:val="lowerRoman"/>
+      <w:lvlText w:val="%6."/>
+      <w:lvlJc w:val="right"/>
+      <w:pPr>
+        <w:ind w:left="2520" w:hanging="420"/>
+      </w:pPr>
+    </w:lvl>
+    <w:lvl w:ilvl="6" w:tentative="0">
+      <w:start w:val="1"/>
+      <w:numFmt w:val="decimal"/>
+      <w:lvlText w:val="%7."/>
+      <w:lvlJc w:val="left"/>
+      <w:pPr>
+        <w:ind w:left="2940" w:hanging="420"/>
+      </w:pPr>
+    </w:lvl>
+    <w:lvl w:ilvl="7" w:tentative="0">
+      <w:start w:val="1"/>
+      <w:numFmt w:val="lowerLetter"/>
+      <w:lvlText w:val="%8)"/>
+      <w:lvlJc w:val="left"/>
+      <w:pPr>
+        <w:ind w:left="3360" w:hanging="420"/>
+      </w:pPr>
+    </w:lvl>
+    <w:lvl w:ilvl="8" w:tentative="0">
+      <w:start w:val="1"/>
+      <w:numFmt w:val="lowerRoman"/>
+      <w:lvlText w:val="%9."/>
+      <w:lvlJc w:val="right"/>
+      <w:pPr>
+        <w:ind w:left="3780" w:hanging="420"/>
+      </w:pPr>
+    </w:lvl>
+  </w:abstractNum>
+  <w:num w:numId="1">
+    <w:abstractNumId w:val="0"/>
+  </w:num>
+</w:numbering>
 </file>
 
 <file path=word/styles.xml><?xml version="1.0" encoding="utf-8"?>
@@ -5486,6 +6611,7 @@
 <s:customData xmlns="http://www.wps.cn/officeDocument/2013/wpsCustomData" xmlns:s="http://www.wps.cn/officeDocument/2013/wpsCustomData">
   <customSectProps/>
   <customShpExts>
+    <customShpInfo spid="_x0000_s4097" textRotate="1"/>
     <customShpInfo spid="_x0000_s1026" textRotate="1"/>
   </customShpExts>
 </s:customData>

--- a/quotation-generator/assets/报价单模板-泰国公司.docx
+++ b/quotation-generator/assets/报价单模板-泰国公司.docx
@@ -5005,69 +5005,6 @@
     </w:pPr>
     <w:r>
       <w:rPr>
-        <w:rFonts w:hint="default" w:ascii="Arial" w:hAnsi="Arial" w:cs="Arial"/>
-        <w:b w:val="0"/>
-        <w:color w:val="0039C2"/>
-        <w:sz w:val="44"/>
-        <w:szCs w:val="44"/>
-        <w:lang w:eastAsia="zh-CN"/>
-      </w:rPr>
-      <w:drawing>
-        <wp:anchor distT="0" distB="0" distL="114300" distR="114300" simplePos="0" relativeHeight="251659264" behindDoc="1" locked="0" layoutInCell="1" allowOverlap="1">
-          <wp:simplePos x="0" y="0"/>
-          <wp:positionH relativeFrom="column">
-            <wp:posOffset>21590</wp:posOffset>
-          </wp:positionH>
-          <wp:positionV relativeFrom="paragraph">
-            <wp:posOffset>-38735</wp:posOffset>
-          </wp:positionV>
-          <wp:extent cx="682625" cy="791845"/>
-          <wp:effectExtent l="0" t="0" r="53975" b="46355"/>
-          <wp:wrapThrough wrapText="bothSides">
-            <wp:wrapPolygon>
-              <wp:start x="0" y="0"/>
-              <wp:lineTo x="0" y="20786"/>
-              <wp:lineTo x="20897" y="20786"/>
-              <wp:lineTo x="20897" y="0"/>
-              <wp:lineTo x="0" y="0"/>
-            </wp:wrapPolygon>
-          </wp:wrapThrough>
-          <wp:docPr id="6" name="Picture 6" descr="Logo Baru SHM 2021"/>
-          <wp:cNvGraphicFramePr>
-            <a:graphicFrameLocks noChangeAspect="1"/>
-          </wp:cNvGraphicFramePr>
-          <a:graphic>
-            <a:graphicData uri="http://schemas.openxmlformats.org/drawingml/2006/picture">
-              <ns5:pic>
-                <ns5:nvPicPr>
-                  <ns5:cNvPr id="6" name="Picture 6" descr="Logo Baru SHM 2021"/>
-                  <ns5:cNvPicPr>
-                    <a:picLocks noChangeAspect="1"/>
-                  </ns5:cNvPicPr>
-                </ns5:nvPicPr>
-                <ns5:blipFill>
-                  <a:blip r:embed="rId1"/>
-                  <a:stretch>
-                    <a:fillRect/>
-                  </a:stretch>
-                </ns5:blipFill>
-                <ns5:spPr>
-                  <a:xfrm>
-                    <a:off x="0" y="0"/>
-                    <a:ext cx="682625" cy="791845"/>
-                  </a:xfrm>
-                  <a:prstGeom prst="rect">
-                    <a:avLst/>
-                  </a:prstGeom>
-                </ns5:spPr>
-              </ns5:pic>
-            </a:graphicData>
-          </a:graphic>
-        </wp:anchor>
-      </w:drawing>
-    </w:r>
-    <w:r>
-      <w:rPr>
         <w:rFonts w:hint="default" w:ascii="Arial" w:hAnsi="Arial" w:eastAsia="微软雅黑" w:cs="Arial"/>
         <w:b w:val="0"/>
         <w:bCs/>
@@ -5212,6 +5149,61 @@
         <w:lang w:val="de-DE" w:eastAsia="zh-CN"/>
       </w:rPr>
     </w:pPr>
+    <w:r>
+      <w:drawing>
+        <wp:anchor distT="0" distB="0" distL="114300" distR="114300" simplePos="0" relativeHeight="251659264" behindDoc="1" locked="0" layoutInCell="1" allowOverlap="1">
+          <wp:simplePos x="0" y="0"/>
+          <wp:positionH relativeFrom="column">
+            <wp:posOffset>21590</wp:posOffset>
+          </wp:positionH>
+          <wp:positionV relativeFrom="paragraph">
+            <wp:posOffset>-880110</wp:posOffset>
+          </wp:positionV>
+          <wp:extent cx="682625" cy="791845"/>
+          <wp:effectExtent l="0" t="0" r="53975" b="46355"/>
+          <wp:wrapThrough wrapText="bothSides">
+            <wp:wrapPolygon>
+              <wp:start x="0" y="0"/>
+              <wp:lineTo x="0" y="20786"/>
+              <wp:lineTo x="20897" y="20786"/>
+              <wp:lineTo x="20897" y="0"/>
+              <wp:lineTo x="0" y="0"/>
+            </wp:wrapPolygon>
+          </wp:wrapThrough>
+          <wp:docPr id="6" name="Picture 6" descr="Logo Baru SHM 2021"/>
+          <wp:cNvGraphicFramePr>
+            <a:graphicFrameLocks noChangeAspect="1"/>
+          </wp:cNvGraphicFramePr>
+          <a:graphic>
+            <a:graphicData uri="http://schemas.openxmlformats.org/drawingml/2006/picture">
+              <ns5:pic>
+                <ns5:nvPicPr>
+                  <ns5:cNvPr id="6" name="Picture 6" descr="Logo Baru SHM 2021"/>
+                  <ns5:cNvPicPr>
+                    <a:picLocks noChangeAspect="1"/>
+                  </ns5:cNvPicPr>
+                </ns5:nvPicPr>
+                <ns5:blipFill>
+                  <a:blip r:embed="rId1"/>
+                  <a:stretch>
+                    <a:fillRect/>
+                  </a:stretch>
+                </ns5:blipFill>
+                <ns5:spPr>
+                  <a:xfrm>
+                    <a:off x="0" y="0"/>
+                    <a:ext cx="682625" cy="791845"/>
+                  </a:xfrm>
+                  <a:prstGeom prst="rect">
+                    <a:avLst/>
+                  </a:prstGeom>
+                </ns5:spPr>
+              </ns5:pic>
+            </a:graphicData>
+          </a:graphic>
+        </wp:anchor>
+      </w:drawing>
+    </w:r>
     <w:r>
       <w:rPr>
         <w:rFonts w:hint="eastAsia" w:ascii="Arial" w:hAnsi="Arial" w:cs="Arial" w:eastAsiaTheme="minorEastAsia"/>

--- a/quotation-generator/assets/报价单模板-泰国公司.docx
+++ b/quotation-generator/assets/报价单模板-泰国公司.docx
@@ -4799,162 +4799,41 @@
   <w:p>
     <w:pPr>
       <w:pStyle w:val="4"/>
+      <w:spacing w:after="180"/>
+      <w:ind w:left="3228"/>
     </w:pPr>
     <w:r>
-      <w:rPr>
-        <w:sz w:val="22"/>
-      </w:rPr>
-      <mc:AlternateContent>
-        <mc:Choice Requires="wps">
-          <w:drawing>
-            <wp:anchor distT="0" distB="0" distL="114300" distR="114300" simplePos="0" relativeHeight="251661312" behindDoc="0" locked="0" layoutInCell="1" allowOverlap="1">
-              <wp:simplePos x="0" y="0"/>
-              <wp:positionH relativeFrom="margin">
-                <wp:align>center</wp:align>
-              </wp:positionH>
-              <wp:positionV relativeFrom="paragraph">
-                <wp:posOffset>0</wp:posOffset>
-              </wp:positionV>
-              <wp:extent cx="1828800" cy="1828800"/>
-              <wp:effectExtent l="0" t="0" r="0" b="0"/>
-              <wp:wrapNone/>
-              <wp:docPr id="1" name="文本框 1"/>
-              <wp:cNvGraphicFramePr/>
-              <a:graphic xmlns:a="http://schemas.openxmlformats.org/drawingml/2006/main">
-                <a:graphicData uri="http://schemas.microsoft.com/office/word/2010/wordprocessingShape">
-                  <wps:wsp>
-                    <wps:cNvSpPr txBox="1"/>
-                    <wps:spPr>
-                      <a:xfrm>
-                        <a:off x="0" y="0"/>
-                        <a:ext cx="1828800" cy="1828800"/>
-                      </a:xfrm>
-                      <a:prstGeom prst="rect">
-                        <a:avLst/>
-                      </a:prstGeom>
-                      <a:noFill/>
-                      <a:ln w="6350">
-                        <a:noFill/>
-                      </a:ln>
-                    </wps:spPr>
-                    <wps:style>
-                      <a:lnRef idx="0">
-                        <a:schemeClr val="accent1"/>
-                      </a:lnRef>
-                      <a:fillRef idx="0">
-                        <a:schemeClr val="accent1"/>
-                      </a:fillRef>
-                      <a:effectRef idx="0">
-                        <a:schemeClr val="accent1"/>
-                      </a:effectRef>
-                      <a:fontRef idx="minor">
-                        <a:schemeClr val="dk1"/>
-                      </a:fontRef>
-                    </wps:style>
-                    <wps:txbx>
-                      <w:txbxContent>
-                        <w:p>
-                          <w:pPr>
-                            <w:pStyle w:val="4"/>
-                          </w:pPr>
-                          <w:r>
-                            <w:fldChar w:fldCharType="begin"/>
-                          </w:r>
-                          <w:r>
-                            <w:instrText xml:space="preserve"> PAGE  \* MERGEFORMAT </w:instrText>
-                          </w:r>
-                          <w:r>
-                            <w:fldChar w:fldCharType="separate"/>
-                          </w:r>
-                          <w:r>
-                            <w:t>1</w:t>
-                          </w:r>
-                          <w:r>
-                            <w:fldChar w:fldCharType="end"/>
-                          </w:r>
-                          <w:r>
-                            <w:t xml:space="preserve"> / </w:t>
-                          </w:r>
-                          <w:r>
-                            <w:fldChar w:fldCharType="begin"/>
-                          </w:r>
-                          <w:r>
-                            <w:instrText xml:space="preserve"> NUMPAGES  \* MERGEFORMAT </w:instrText>
-                          </w:r>
-                          <w:r>
-                            <w:fldChar w:fldCharType="separate"/>
-                          </w:r>
-                          <w:r>
-                            <w:t>18</w:t>
-                          </w:r>
-                          <w:r>
-                            <w:fldChar w:fldCharType="end"/>
-                          </w:r>
-                        </w:p>
-                      </w:txbxContent>
-                    </wps:txbx>
-                    <wps:bodyPr rot="0" spcFirstLastPara="0" vertOverflow="overflow" horzOverflow="overflow" vert="horz" wrap="none" lIns="0" tIns="0" rIns="0" bIns="0" numCol="1" spcCol="0" rtlCol="0" fromWordArt="0" anchor="t" anchorCtr="0" forceAA="0" upright="0" compatLnSpc="1">
-                      <a:spAutoFit/>
-                    </wps:bodyPr>
-                  </wps:wsp>
-                </a:graphicData>
-              </a:graphic>
-            </wp:anchor>
-          </w:drawing>
-        </mc:Choice>
-        <mc:Fallback>
-          <w:pict>
-            <v:shape id="_x0000_s1026" o:spid="_x0000_s1026" o:spt="202" type="#_x0000_t202" style="position:absolute;left:0pt;margin-top:0pt;height:144pt;width:144pt;mso-position-horizontal:center;mso-position-horizontal-relative:margin;mso-wrap-style:none;z-index:251661312;mso-width-relative:page;mso-height-relative:page;" filled="f" stroked="f" coordsize="21600,21600" o:gfxdata="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">
-              <v:fill on="f" focussize="0,0"/>
-              <v:stroke on="f" weight="0.5pt"/>
-              <v:imagedata o:title=""/>
-              <o:lock v:ext="edit" aspectratio="f"/>
-              <v:textbox inset="0mm,0mm,0mm,0mm" style="mso-fit-shape-to-text:t;">
-                <w:txbxContent>
-                  <w:p>
-                    <w:pPr>
-                      <w:pStyle w:val="4"/>
-                    </w:pPr>
-                    <w:r>
-                      <w:fldChar w:fldCharType="begin"/>
-                    </w:r>
-                    <w:r>
-                      <w:instrText xml:space="preserve"> PAGE  \* MERGEFORMAT </w:instrText>
-                    </w:r>
-                    <w:r>
-                      <w:fldChar w:fldCharType="separate"/>
-                    </w:r>
-                    <w:r>
-                      <w:t>1</w:t>
-                    </w:r>
-                    <w:r>
-                      <w:fldChar w:fldCharType="end"/>
-                    </w:r>
-                    <w:r>
-                      <w:t xml:space="preserve"> / </w:t>
-                    </w:r>
-                    <w:r>
-                      <w:fldChar w:fldCharType="begin"/>
-                    </w:r>
-                    <w:r>
-                      <w:instrText xml:space="preserve"> NUMPAGES  \* MERGEFORMAT </w:instrText>
-                    </w:r>
-                    <w:r>
-                      <w:fldChar w:fldCharType="separate"/>
-                    </w:r>
-                    <w:r>
-                      <w:t>18</w:t>
-                    </w:r>
-                    <w:r>
-                      <w:fldChar w:fldCharType="end"/>
-                    </w:r>
-                  </w:p>
-                </w:txbxContent>
-              </v:textbox>
-            </v:shape>
-          </w:pict>
-        </mc:Fallback>
-      </mc:AlternateContent>
+      <w:fldChar w:fldCharType="begin" w:dirty="true"/>
+    </w:r>
+    <w:r>
+      <w:instrText xml:space="preserve"> PAGE  \* MERGEFORMAT </w:instrText>
+    </w:r>
+    <w:r>
+      <w:fldChar w:fldCharType="separate"/>
+    </w:r>
+    <w:r>
+      <w:t>1</w:t>
+    </w:r>
+    <w:r>
+      <w:fldChar w:fldCharType="end"/>
+    </w:r>
+    <w:r>
+      <w:t xml:space="preserve"> / </w:t>
+    </w:r>
+    <w:r>
+      <w:fldChar w:fldCharType="begin" w:dirty="true"/>
+    </w:r>
+    <w:r>
+      <w:instrText xml:space="preserve"> NUMPAGES  \* MERGEFORMAT </w:instrText>
+    </w:r>
+    <w:r>
+      <w:fldChar w:fldCharType="separate"/>
+    </w:r>
+    <w:r>
+      <w:t>18</w:t>
+    </w:r>
+    <w:r>
+      <w:fldChar w:fldCharType="end"/>
     </w:r>
   </w:p>
 </w:ftr>

--- a/quotation-generator/assets/报价单模板-泰国公司.docx
+++ b/quotation-generator/assets/报价单模板-泰国公司.docx
@@ -4795,44 +4795,86 @@
 </file>
 
 <file path=word/footer1.xml><?xml version="1.0" encoding="utf-8"?>
-<w:ftr xmlns:wpc="http://schemas.microsoft.com/office/word/2010/wordprocessingCanvas" xmlns:mc="http://schemas.openxmlformats.org/markup-compatibility/2006" xmlns:o="urn:schemas-microsoft-com:office:office" xmlns:r="http://schemas.openxmlformats.org/officeDocument/2006/relationships" xmlns:m="http://schemas.openxmlformats.org/officeDocument/2006/math" xmlns:v="urn:schemas-microsoft-com:vml" xmlns:wp14="http://schemas.microsoft.com/office/word/2010/wordprocessingDrawing" xmlns:wp="http://schemas.openxmlformats.org/drawingml/2006/wordprocessingDrawing" xmlns:w10="urn:schemas-microsoft-com:office:word" xmlns:w="http://schemas.openxmlformats.org/wordprocessingml/2006/main" xmlns:w14="http://schemas.microsoft.com/office/word/2010/wordml" xmlns:w15="http://schemas.microsoft.com/office/word/2012/wordml" xmlns:wpg="http://schemas.microsoft.com/office/word/2010/wordprocessingGroup" xmlns:wpi="http://schemas.microsoft.com/office/word/2010/wordprocessingInk" xmlns:wne="http://schemas.microsoft.com/office/word/2006/wordml" xmlns:wps="http://schemas.microsoft.com/office/word/2010/wordprocessingShape" xmlns:wpsCustomData="http://www.wps.cn/officeDocument/2013/wpsCustomData" mc:Ignorable="w14 w15 wp14">
+<w:ftr xmlns:w="http://schemas.openxmlformats.org/wordprocessingml/2006/main">
   <w:p>
     <w:pPr>
-      <w:pStyle w:val="4"/>
-      <w:spacing w:after="180"/>
-      <w:ind w:left="3228"/>
+      <w:jc w:val="center"/>
     </w:pPr>
     <w:r>
-      <w:fldChar w:fldCharType="begin" w:dirty="true"/>
+      <w:rPr>
+        <w:rFonts w:ascii="FangSong" w:eastAsia="仿宋" w:hAnsi="FangSong"/>
+        <w:sz w:val="18"/>
+      </w:rPr>
+      <w:fldChar w:fldCharType="begin"/>
     </w:r>
     <w:r>
-      <w:instrText xml:space="preserve"> PAGE  \* MERGEFORMAT </w:instrText>
+      <w:rPr>
+        <w:rFonts w:ascii="FangSong" w:eastAsia="仿宋" w:hAnsi="FangSong"/>
+        <w:sz w:val="18"/>
+      </w:rPr>
+      <w:instrText xml:space="preserve"> PAGE </w:instrText>
     </w:r>
     <w:r>
+      <w:rPr>
+        <w:rFonts w:ascii="FangSong" w:eastAsia="仿宋" w:hAnsi="FangSong"/>
+        <w:sz w:val="18"/>
+      </w:rPr>
       <w:fldChar w:fldCharType="separate"/>
     </w:r>
     <w:r>
+      <w:rPr>
+        <w:rFonts w:ascii="FangSong" w:eastAsia="仿宋" w:hAnsi="FangSong"/>
+        <w:sz w:val="18"/>
+      </w:rPr>
       <w:t>1</w:t>
     </w:r>
     <w:r>
+      <w:rPr>
+        <w:rFonts w:ascii="FangSong" w:eastAsia="仿宋" w:hAnsi="FangSong"/>
+        <w:sz w:val="18"/>
+      </w:rPr>
       <w:fldChar w:fldCharType="end"/>
     </w:r>
     <w:r>
+      <w:rPr>
+        <w:rFonts w:ascii="FangSong" w:eastAsia="仿宋" w:hAnsi="FangSong"/>
+        <w:sz w:val="18"/>
+      </w:rPr>
       <w:t xml:space="preserve"> / </w:t>
     </w:r>
     <w:r>
-      <w:fldChar w:fldCharType="begin" w:dirty="true"/>
+      <w:rPr>
+        <w:rFonts w:ascii="FangSong" w:eastAsia="仿宋" w:hAnsi="FangSong"/>
+        <w:sz w:val="18"/>
+      </w:rPr>
+      <w:fldChar w:fldCharType="begin"/>
     </w:r>
     <w:r>
-      <w:instrText xml:space="preserve"> NUMPAGES  \* MERGEFORMAT </w:instrText>
+      <w:rPr>
+        <w:rFonts w:ascii="FangSong" w:eastAsia="仿宋" w:hAnsi="FangSong"/>
+        <w:sz w:val="18"/>
+      </w:rPr>
+      <w:instrText xml:space="preserve"> NUMPAGES </w:instrText>
     </w:r>
     <w:r>
+      <w:rPr>
+        <w:rFonts w:ascii="FangSong" w:eastAsia="仿宋" w:hAnsi="FangSong"/>
+        <w:sz w:val="18"/>
+      </w:rPr>
       <w:fldChar w:fldCharType="separate"/>
     </w:r>
     <w:r>
-      <w:t>18</w:t>
+      <w:rPr>
+        <w:rFonts w:ascii="FangSong" w:eastAsia="仿宋" w:hAnsi="FangSong"/>
+        <w:sz w:val="18"/>
+      </w:rPr>
+      <w:t>1</w:t>
     </w:r>
     <w:r>
+      <w:rPr>
+        <w:rFonts w:ascii="FangSong" w:eastAsia="仿宋" w:hAnsi="FangSong"/>
+        <w:sz w:val="18"/>
+      </w:rPr>
       <w:fldChar w:fldCharType="end"/>
     </w:r>
   </w:p>
@@ -4865,297 +4907,243 @@
 </file>
 
 <file path=word/header1.xml><?xml version="1.0" encoding="utf-8"?>
-<w:hdr xmlns:a="http://schemas.openxmlformats.org/drawingml/2006/main" xmlns:mc="http://schemas.openxmlformats.org/markup-compatibility/2006" xmlns:ns5="http://schemas.openxmlformats.org/drawingml/2006/picture" xmlns:o="urn:schemas-microsoft-com:office:office" xmlns:r="http://schemas.openxmlformats.org/officeDocument/2006/relationships" xmlns:v="urn:schemas-microsoft-com:vml" xmlns:w="http://schemas.openxmlformats.org/wordprocessingml/2006/main" xmlns:w14="http://schemas.microsoft.com/office/word/2010/wordml" xmlns:wp="http://schemas.openxmlformats.org/drawingml/2006/wordprocessingDrawing" xmlns:wps="http://schemas.microsoft.com/office/word/2010/wordprocessingShape" mc:Ignorable="w14 w15 wp14">
-  <w:p>
-    <w:pPr>
-      <w:pStyle w:val="5"/>
-      <w:spacing w:line="240" w:lineRule="auto"/>
-      <w:jc w:val="right"/>
-      <w:rPr>
-        <w:rFonts w:hint="default" w:ascii="微软雅黑" w:hAnsi="微软雅黑" w:eastAsia="微软雅黑" w:cs="Microsoft JhengHei"/>
-        <w:b/>
-        <w:bCs/>
-        <w:color w:val="0039C2"/>
-        <w:sz w:val="24"/>
-        <w:szCs w:val="24"/>
-        <w:shd w:val="clear" w:color="auto" w:fill="FFFFFF"/>
-        <w:lang w:val="en-US" w:eastAsia="zh-CN"/>
-      </w:rPr>
-    </w:pPr>
-    <w:r>
-      <w:rPr>
-        <w:rFonts w:hint="default" w:ascii="Arial" w:hAnsi="Arial" w:eastAsia="微软雅黑" w:cs="Arial"/>
-        <w:b w:val="0"/>
-        <w:bCs/>
-        <w:color w:val="0039C2"/>
-        <w:sz w:val="44"/>
-        <w:szCs w:val="44"/>
-        <w:shd w:val="clear" w:color="auto" w:fill="FFFFFF"/>
-        <w:lang w:val="en-US" w:eastAsia="zh-CN"/>
-      </w:rPr>
-      <w:t>SHAN HAI MAP (THAILAND) CO., LTD.</w:t>
-    </w:r>
-  </w:p>
-  <w:p>
-    <w:pPr>
-      <w:spacing w:after="0" w:line="240" w:lineRule="auto"/>
-      <w:jc w:val="right"/>
-      <w:rPr>
-        <w:rFonts w:hint="default" w:ascii="Arial" w:hAnsi="Arial" w:eastAsia="微软雅黑" w:cs="Arial"/>
-        <w:b w:val="0"/>
-        <w:bCs w:val="0"/>
-        <w:sz w:val="20"/>
-        <w:szCs w:val="20"/>
-        <w:lang w:val="de-DE" w:eastAsia="zh-CN"/>
-      </w:rPr>
-    </w:pPr>
-    <w:r>
-      <w:rPr>
-        <w:rFonts w:hint="default" w:ascii="Arial" w:hAnsi="Arial" w:eastAsia="微软雅黑" w:cs="Arial"/>
-        <w:b w:val="0"/>
-        <w:bCs w:val="0"/>
-        <w:sz w:val="20"/>
-        <w:szCs w:val="20"/>
-        <w:lang w:val="de-DE" w:eastAsia="zh-CN"/>
-      </w:rPr>
-      <w:t>Thanapoom Tower, 25th floor Unit A2, 1550 New Petchaburi Rd,</w:t>
-    </w:r>
-  </w:p>
-  <w:p>
-    <w:pPr>
-      <w:spacing w:after="0" w:line="240" w:lineRule="auto"/>
-      <w:jc w:val="right"/>
-      <w:rPr>
-        <w:rFonts w:hint="default" w:ascii="Arial" w:hAnsi="Arial" w:eastAsia="微软雅黑" w:cs="Arial"/>
-        <w:b w:val="0"/>
-        <w:bCs w:val="0"/>
-        <w:sz w:val="20"/>
-        <w:szCs w:val="20"/>
-        <w:lang w:val="de-DE" w:eastAsia="zh-CN"/>
-      </w:rPr>
-    </w:pPr>
-    <w:r>
-      <w:rPr>
-        <w:rFonts w:hint="default" w:ascii="Arial" w:hAnsi="Arial" w:eastAsia="微软雅黑" w:cs="Arial"/>
-        <w:b w:val="0"/>
-        <w:bCs w:val="0"/>
-        <w:sz w:val="20"/>
-        <w:szCs w:val="20"/>
-        <w:lang w:val="de-DE" w:eastAsia="zh-CN"/>
-      </w:rPr>
-      <w:t>Khwaeng Makkasan, Khet Ratchathewi, Bangkok 10400</w:t>
-    </w:r>
-  </w:p>
-  <w:p>
-    <w:pPr>
-      <w:spacing w:after="0" w:line="240" w:lineRule="auto"/>
-      <w:jc w:val="center"/>
-      <w:rPr>
-        <w:rFonts w:hint="default" w:ascii="Arial" w:hAnsi="Arial" w:eastAsia="微软雅黑" w:cs="Arial"/>
-        <w:b w:val="0"/>
-        <w:bCs w:val="0"/>
-        <w:sz w:val="20"/>
-        <w:szCs w:val="20"/>
-        <w:lang w:val="de-DE" w:eastAsia="zh-CN"/>
-      </w:rPr>
-    </w:pPr>
-    <w:r>
-      <w:rPr>
-        <w:rFonts w:hint="default" w:ascii="Arial" w:hAnsi="Arial" w:cs="Arial"/>
-        <w:b w:val="0"/>
-        <w:bCs w:val="0"/>
-        <w:sz w:val="20"/>
-        <w:szCs w:val="20"/>
-      </w:rPr>
-      <w:fldChar w:fldCharType="begin"/>
-    </w:r>
-    <w:r>
-      <w:rPr>
-        <w:rFonts w:hint="default" w:ascii="Arial" w:hAnsi="Arial" w:cs="Arial"/>
-        <w:b w:val="0"/>
-        <w:bCs w:val="0"/>
-        <w:sz w:val="20"/>
-        <w:szCs w:val="20"/>
-      </w:rPr>
-      <w:instrText xml:space="preserve"> HYPERLINK "http://www.shanhaimap.com" </w:instrText>
-    </w:r>
-    <w:r>
-      <w:rPr>
-        <w:rFonts w:hint="default" w:ascii="Arial" w:hAnsi="Arial" w:cs="Arial"/>
-        <w:b w:val="0"/>
-        <w:bCs w:val="0"/>
-        <w:sz w:val="20"/>
-        <w:szCs w:val="20"/>
-      </w:rPr>
-      <w:fldChar w:fldCharType="separate"/>
-    </w:r>
-    <w:r>
-      <w:rPr>
-        <w:rFonts w:hint="default" w:ascii="Arial" w:hAnsi="Arial" w:eastAsia="微软雅黑" w:cs="Arial"/>
-        <w:b w:val="0"/>
-        <w:bCs w:val="0"/>
-        <w:sz w:val="20"/>
-        <w:szCs w:val="20"/>
-        <w:lang w:val="de-DE" w:eastAsia="zh-CN"/>
-      </w:rPr>
-      <w:fldChar w:fldCharType="end"/>
-    </w:r>
-    <w:r>
-      <w:rPr>
-        <w:rFonts w:hint="default" w:ascii="Arial" w:hAnsi="Arial" w:eastAsia="微软雅黑" w:cs="Arial"/>
-        <w:b w:val="0"/>
-        <w:bCs w:val="0"/>
-        <w:sz w:val="20"/>
-        <w:szCs w:val="20"/>
-        <w:lang w:val="de-DE" w:eastAsia="zh-CN"/>
-      </w:rPr>
-      <w:t>Web: www.shanhaimap.com</w:t>
-    </w:r>
-  </w:p>
-  <w:p>
-    <w:pPr>
-      <w:pStyle w:val="5"/>
-      <w:tabs>
-        <w:tab w:val="right" w:pos="10260"/>
-      </w:tabs>
-      <w:spacing w:line="276" w:lineRule="auto"/>
-      <w:ind w:left="1276" w:right="-279"/>
-      <w:jc w:val="center"/>
-      <w:rPr>
-        <w:rFonts w:ascii="Arial" w:hAnsi="Arial" w:cs="Arial" w:eastAsiaTheme="minorEastAsia"/>
-        <w:b/>
-        <w:bCs/>
-        <w:lang w:val="de-DE" w:eastAsia="zh-CN"/>
-      </w:rPr>
-    </w:pPr>
-    <w:r>
-      <w:drawing>
-        <wp:anchor distT="0" distB="0" distL="114300" distR="114300" simplePos="0" relativeHeight="251659264" behindDoc="1" locked="0" layoutInCell="1" allowOverlap="1">
-          <wp:simplePos x="0" y="0"/>
-          <wp:positionH relativeFrom="column">
-            <wp:posOffset>21590</wp:posOffset>
-          </wp:positionH>
-          <wp:positionV relativeFrom="paragraph">
-            <wp:posOffset>-880110</wp:posOffset>
-          </wp:positionV>
-          <wp:extent cx="682625" cy="791845"/>
-          <wp:effectExtent l="0" t="0" r="53975" b="46355"/>
-          <wp:wrapThrough wrapText="bothSides">
-            <wp:wrapPolygon>
-              <wp:start x="0" y="0"/>
-              <wp:lineTo x="0" y="20786"/>
-              <wp:lineTo x="20897" y="20786"/>
-              <wp:lineTo x="20897" y="0"/>
-              <wp:lineTo x="0" y="0"/>
-            </wp:wrapPolygon>
-          </wp:wrapThrough>
-          <wp:docPr id="6" name="Picture 6" descr="Logo Baru SHM 2021"/>
-          <wp:cNvGraphicFramePr>
-            <a:graphicFrameLocks noChangeAspect="1"/>
-          </wp:cNvGraphicFramePr>
-          <a:graphic>
-            <a:graphicData uri="http://schemas.openxmlformats.org/drawingml/2006/picture">
-              <ns5:pic>
-                <ns5:nvPicPr>
-                  <ns5:cNvPr id="6" name="Picture 6" descr="Logo Baru SHM 2021"/>
-                  <ns5:cNvPicPr>
-                    <a:picLocks noChangeAspect="1"/>
-                  </ns5:cNvPicPr>
-                </ns5:nvPicPr>
-                <ns5:blipFill>
-                  <a:blip r:embed="rId1"/>
-                  <a:stretch>
-                    <a:fillRect/>
-                  </a:stretch>
-                </ns5:blipFill>
-                <ns5:spPr>
-                  <a:xfrm>
-                    <a:off x="0" y="0"/>
-                    <a:ext cx="682625" cy="791845"/>
-                  </a:xfrm>
-                  <a:prstGeom prst="rect">
-                    <a:avLst/>
-                  </a:prstGeom>
-                </ns5:spPr>
-              </ns5:pic>
-            </a:graphicData>
-          </a:graphic>
-        </wp:anchor>
-      </w:drawing>
-    </w:r>
-    <w:r>
-      <w:rPr>
-        <w:rFonts w:hint="eastAsia" w:ascii="Arial" w:hAnsi="Arial" w:cs="Arial" w:eastAsiaTheme="minorEastAsia"/>
-        <w:b/>
-        <w:bCs/>
-        <w:lang w:eastAsia="zh-CN"/>
-      </w:rPr>
-      <w:pict>
-        <v:line id="直接连接符 1" o:spid="_x0000_s4097" o:spt="20" style="position:absolute;left:0pt;margin-left:-20.9pt;margin-top:4.1pt;height:0pt;width:504.35pt;z-index:251660288;mso-width-relative:page;mso-height-relative:page;" filled="f" stroked="t" coordsize="21600,21600" o:gfxdata="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">
-          <v:path arrowok="t"/>
-          <v:fill on="f" focussize="0,0"/>
-          <v:stroke weight="3pt" color="#0039C2" miterlimit="8" joinstyle="miter"/>
-          <v:imagedata o:title=""/>
-          <o:lock v:ext="edit" aspectratio="f"/>
-        </v:line>
-      </w:pict>
-    </w:r>
-    <w:r>
-      <w:drawing>
-        <wp:anchor distT="0" distB="0" distL="114300" distR="114300" simplePos="0" relativeHeight="251660288" behindDoc="0" locked="0" layoutInCell="1" allowOverlap="1">
-          <wp:simplePos x="0" y="0"/>
-          <wp:positionH relativeFrom="column">
-            <wp:posOffset>-258445</wp:posOffset>
-          </wp:positionH>
-          <wp:positionV relativeFrom="paragraph">
-            <wp:posOffset>38735</wp:posOffset>
-          </wp:positionV>
-          <wp:extent cx="6405245" cy="0"/>
-          <wp:effectExtent l="0" t="19050" r="15240" b="19050"/>
-          <wp:wrapNone/>
-          <wp:docPr id="593019843" name="直接连接符 1"/>
-          <wp:cNvGraphicFramePr/>
-          <a:graphic>
-            <a:graphicData uri="http://schemas.microsoft.com/office/word/2010/wordprocessingShape">
-              <wps:wsp>
-                <wps:cNvCnPr/>
-                <wps:spPr>
-                  <a:xfrm>
-                    <a:off x="0" y="0"/>
-                    <a:ext cx="6404997" cy="0"/>
-                  </a:xfrm>
-                  <a:prstGeom prst="line">
-                    <a:avLst/>
-                  </a:prstGeom>
-                  <a:ln w="38100">
-                    <a:solidFill>
-                      <a:srgbClr val="0039C2"/>
-                    </a:solidFill>
-                  </a:ln>
-                </wps:spPr>
-                <wps:style>
-                  <a:lnRef idx="1">
-                    <a:schemeClr val="accent1"/>
-                  </a:lnRef>
-                  <a:fillRef idx="0">
-                    <a:schemeClr val="accent1"/>
-                  </a:fillRef>
-                  <a:effectRef idx="0">
-                    <a:schemeClr val="accent1"/>
-                  </a:effectRef>
-                  <a:fontRef idx="minor">
-                    <a:schemeClr val="tx1"/>
-                  </a:fontRef>
-                </wps:style>
-                <wps:bodyPr/>
-              </wps:wsp>
-            </a:graphicData>
-          </a:graphic>
-        </wp:anchor>
-      </w:drawing>
-    </w:r>
-  </w:p>
-</w:hdr>
+<ns0:hdr xmlns:ns0="http://schemas.openxmlformats.org/wordprocessingml/2006/main" xmlns:ns1="http://schemas.openxmlformats.org/markup-compatibility/2006" xmlns:ns2="http://schemas.microsoft.com/office/word/2010/wordml" xmlns:ns3="urn:schemas-microsoft-com:vml" xmlns:ns4="urn:schemas-microsoft-com:office:office" xmlns:ns5="http://schemas.openxmlformats.org/drawingml/2006/wordprocessingDrawing" xmlns:ns6="http://schemas.openxmlformats.org/drawingml/2006/main" xmlns:ns7="http://schemas.microsoft.com/office/word/2010/wordprocessingShape" ns1:Ignorable="w14 w15 wp14">
+  <ns0:p ns2:paraId="2F36E235">
+    <ns0:pPr>
+      <ns0:pStyle ns0:val="5"/>
+      <ns0:spacing ns0:line="240" ns0:lineRule="auto"/>
+      <ns0:jc ns0:val="right"/>
+      <ns0:rPr>
+        <ns0:rFonts ns0:hint="default" ns0:ascii="微软雅黑" ns0:hAnsi="微软雅黑" ns0:eastAsia="微软雅黑" ns0:cs="Microsoft JhengHei"/>
+        <ns0:b/>
+        <ns0:bCs/>
+        <ns0:color ns0:val="0039C2"/>
+        <ns0:sz ns0:val="24"/>
+        <ns0:szCs ns0:val="24"/>
+        <ns0:shd ns0:val="clear" ns0:color="auto" ns0:fill="FFFFFF"/>
+        <ns0:lang ns0:val="en-US" ns0:eastAsia="zh-CN"/>
+      </ns0:rPr>
+    </ns0:pPr>
+    <ns0:r>
+      <ns0:rPr>
+        <ns0:rFonts ns0:hint="default" ns0:ascii="Arial" ns0:hAnsi="Arial" ns0:eastAsia="微软雅黑" ns0:cs="Arial"/>
+        <ns0:b ns0:val="0"/>
+        <ns0:bCs/>
+        <ns0:color ns0:val="0039C2"/>
+        <ns0:sz ns0:val="44"/>
+        <ns0:szCs ns0:val="44"/>
+        <ns0:shd ns0:val="clear" ns0:color="auto" ns0:fill="FFFFFF"/>
+        <ns0:lang ns0:val="en-US" ns0:eastAsia="zh-CN"/>
+      </ns0:rPr>
+      <ns0:t/>
+    </ns0:r>
+  </ns0:p>
+  <ns0:p ns2:paraId="6ED15C2E">
+    <ns0:pPr>
+      <ns0:spacing ns0:after="0" ns0:line="240" ns0:lineRule="auto"/>
+      <ns0:jc ns0:val="right"/>
+      <ns0:rPr>
+        <ns0:rFonts ns0:hint="default" ns0:ascii="Arial" ns0:hAnsi="Arial" ns0:eastAsia="微软雅黑" ns0:cs="Arial"/>
+        <ns0:b ns0:val="0"/>
+        <ns0:bCs ns0:val="0"/>
+        <ns0:sz ns0:val="20"/>
+        <ns0:szCs ns0:val="20"/>
+        <ns0:lang ns0:val="de-DE" ns0:eastAsia="zh-CN"/>
+      </ns0:rPr>
+    </ns0:pPr>
+    <ns0:r>
+      <ns0:rPr>
+        <ns0:rFonts ns0:hint="default" ns0:ascii="Arial" ns0:hAnsi="Arial" ns0:eastAsia="微软雅黑" ns0:cs="Arial"/>
+        <ns0:b ns0:val="0"/>
+        <ns0:bCs ns0:val="0"/>
+        <ns0:sz ns0:val="20"/>
+        <ns0:szCs ns0:val="20"/>
+        <ns0:lang ns0:val="de-DE" ns0:eastAsia="zh-CN"/>
+      </ns0:rPr>
+      <ns0:t/>
+    </ns0:r>
+  </ns0:p>
+  <ns0:p ns2:paraId="4C672FD3">
+    <ns0:pPr>
+      <ns0:spacing ns0:after="0" ns0:line="240" ns0:lineRule="auto"/>
+      <ns0:jc ns0:val="right"/>
+      <ns0:rPr>
+        <ns0:rFonts ns0:hint="default" ns0:ascii="Arial" ns0:hAnsi="Arial" ns0:eastAsia="微软雅黑" ns0:cs="Arial"/>
+        <ns0:b ns0:val="0"/>
+        <ns0:bCs ns0:val="0"/>
+        <ns0:sz ns0:val="20"/>
+        <ns0:szCs ns0:val="20"/>
+        <ns0:lang ns0:val="de-DE" ns0:eastAsia="zh-CN"/>
+      </ns0:rPr>
+    </ns0:pPr>
+    <ns0:r>
+      <ns0:rPr>
+        <ns0:rFonts ns0:hint="default" ns0:ascii="Arial" ns0:hAnsi="Arial" ns0:eastAsia="微软雅黑" ns0:cs="Arial"/>
+        <ns0:b ns0:val="0"/>
+        <ns0:bCs ns0:val="0"/>
+        <ns0:sz ns0:val="20"/>
+        <ns0:szCs ns0:val="20"/>
+        <ns0:lang ns0:val="de-DE" ns0:eastAsia="zh-CN"/>
+      </ns0:rPr>
+      <ns0:t/>
+    </ns0:r>
+  </ns0:p>
+  <ns0:p ns2:paraId="1AFA1FE2">
+    <ns0:pPr>
+      <ns0:spacing ns0:after="0" ns0:line="240" ns0:lineRule="auto"/>
+      <ns0:jc ns0:val="center"/>
+      <ns0:rPr>
+        <ns0:rFonts ns0:hint="default" ns0:ascii="Arial" ns0:hAnsi="Arial" ns0:eastAsia="微软雅黑" ns0:cs="Arial"/>
+        <ns0:b ns0:val="0"/>
+        <ns0:bCs ns0:val="0"/>
+        <ns0:sz ns0:val="20"/>
+        <ns0:szCs ns0:val="20"/>
+        <ns0:lang ns0:val="de-DE" ns0:eastAsia="zh-CN"/>
+      </ns0:rPr>
+    </ns0:pPr>
+    <ns0:r>
+      <ns0:rPr>
+        <ns0:rFonts ns0:hint="default" ns0:ascii="Arial" ns0:hAnsi="Arial" ns0:cs="Arial"/>
+        <ns0:b ns0:val="0"/>
+        <ns0:bCs ns0:val="0"/>
+        <ns0:sz ns0:val="20"/>
+        <ns0:szCs ns0:val="20"/>
+      </ns0:rPr>
+      <ns0:fldChar ns0:fldCharType="begin"/>
+    </ns0:r>
+    <ns0:r>
+      <ns0:rPr>
+        <ns0:rFonts ns0:hint="default" ns0:ascii="Arial" ns0:hAnsi="Arial" ns0:cs="Arial"/>
+        <ns0:b ns0:val="0"/>
+        <ns0:bCs ns0:val="0"/>
+        <ns0:sz ns0:val="20"/>
+        <ns0:szCs ns0:val="20"/>
+      </ns0:rPr>
+      <ns0:instrText xml:space="preserve"> HYPERLINK "http://www.shanhaimap.com" </ns0:instrText>
+    </ns0:r>
+    <ns0:r>
+      <ns0:rPr>
+        <ns0:rFonts ns0:hint="default" ns0:ascii="Arial" ns0:hAnsi="Arial" ns0:cs="Arial"/>
+        <ns0:b ns0:val="0"/>
+        <ns0:bCs ns0:val="0"/>
+        <ns0:sz ns0:val="20"/>
+        <ns0:szCs ns0:val="20"/>
+      </ns0:rPr>
+      <ns0:fldChar ns0:fldCharType="separate"/>
+    </ns0:r>
+    <ns0:r>
+      <ns0:rPr>
+        <ns0:rFonts ns0:hint="default" ns0:ascii="Arial" ns0:hAnsi="Arial" ns0:eastAsia="微软雅黑" ns0:cs="Arial"/>
+        <ns0:b ns0:val="0"/>
+        <ns0:bCs ns0:val="0"/>
+        <ns0:sz ns0:val="20"/>
+        <ns0:szCs ns0:val="20"/>
+        <ns0:lang ns0:val="de-DE" ns0:eastAsia="zh-CN"/>
+      </ns0:rPr>
+      <ns0:fldChar ns0:fldCharType="end"/>
+    </ns0:r>
+    <ns0:r>
+      <ns0:rPr>
+        <ns0:rFonts ns0:hint="default" ns0:ascii="Arial" ns0:hAnsi="Arial" ns0:eastAsia="微软雅黑" ns0:cs="Arial"/>
+        <ns0:b ns0:val="0"/>
+        <ns0:bCs ns0:val="0"/>
+        <ns0:sz ns0:val="20"/>
+        <ns0:szCs ns0:val="20"/>
+        <ns0:lang ns0:val="de-DE" ns0:eastAsia="zh-CN"/>
+      </ns0:rPr>
+      <ns0:t/>
+    </ns0:r>
+  </ns0:p>
+  <ns0:p ns2:paraId="0C937CF4">
+    <ns0:pPr>
+      <ns0:pStyle ns0:val="5"/>
+      <ns0:tabs>
+        <ns0:tab ns0:val="right" ns0:pos="10260"/>
+      </ns0:tabs>
+      <ns0:spacing ns0:line="276" ns0:lineRule="auto"/>
+      <ns0:ind ns0:left="1276" ns0:right="-279"/>
+      <ns0:jc ns0:val="center"/>
+      <ns0:rPr>
+        <ns0:rFonts ns0:ascii="Arial" ns0:hAnsi="Arial" ns0:cs="Arial" ns0:eastAsiaTheme="minorEastAsia"/>
+        <ns0:b/>
+        <ns0:bCs/>
+        <ns0:lang ns0:val="de-DE" ns0:eastAsia="zh-CN"/>
+      </ns0:rPr>
+    </ns0:pPr>
+    <ns0:r/>
+    <ns0:r>
+      <ns0:rPr>
+        <ns0:rFonts ns0:hint="eastAsia" ns0:ascii="Arial" ns0:hAnsi="Arial" ns0:cs="Arial" ns0:eastAsiaTheme="minorEastAsia"/>
+        <ns0:b/>
+        <ns0:bCs/>
+        <ns0:lang ns0:eastAsia="zh-CN"/>
+      </ns0:rPr>
+      <ns0:pict>
+        <ns3:line id="直接连接符 1" ns4:spid="_x0000_s4097" ns4:spt="20" style="position:absolute;left:0pt;margin-left:-20.9pt;margin-top:4.1pt;height:0pt;width:504.35pt;z-index:251660288;mso-width-relative:page;mso-height-relative:page;" filled="f" stroked="t" coordsize="21600,21600" ns4:gfxdata="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">
+          <ns3:path arrowok="t"/>
+          <ns3:fill on="f" focussize="0,0"/>
+          <ns3:stroke weight="3pt" color="#0039C2" miterlimit="8" joinstyle="miter"/>
+          <ns3:imagedata ns4:title=""/>
+          <ns4:lock ns3:ext="edit" aspectratio="f"/>
+        </ns3:line>
+      </ns0:pict>
+    </ns0:r>
+    <ns0:r>
+      <ns0:drawing>
+        <ns5:anchor distT="0" distB="0" distL="114300" distR="114300" simplePos="0" relativeHeight="251660288" behindDoc="0" locked="0" layoutInCell="1" allowOverlap="1">
+          <ns5:simplePos x="0" y="0"/>
+          <ns5:positionH relativeFrom="column">
+            <ns5:posOffset>-258445</ns5:posOffset>
+          </ns5:positionH>
+          <ns5:positionV relativeFrom="paragraph">
+            <ns5:posOffset>38735</ns5:posOffset>
+          </ns5:positionV>
+          <ns5:extent cx="6405245" cy="0"/>
+          <ns5:effectExtent l="0" t="19050" r="15240" b="19050"/>
+          <ns5:wrapNone/>
+          <ns5:docPr id="593019843" name="直接连接符 1"/>
+          <ns5:cNvGraphicFramePr/>
+          <ns6:graphic>
+            <ns6:graphicData uri="http://schemas.microsoft.com/office/word/2010/wordprocessingShape">
+              <ns7:wsp>
+                <ns7:cNvCnPr/>
+                <ns7:spPr>
+                  <ns6:xfrm>
+                    <ns6:off x="0" y="0"/>
+                    <ns6:ext cx="6404997" cy="0"/>
+                  </ns6:xfrm>
+                  <ns6:prstGeom prst="line">
+                    <ns6:avLst/>
+                  </ns6:prstGeom>
+                  <ns6:ln w="38100">
+                    <ns6:solidFill>
+                      <ns6:srgbClr val="0039C2"/>
+                    </ns6:solidFill>
+                  </ns6:ln>
+                </ns7:spPr>
+                <ns7:style>
+                  <ns6:lnRef idx="1">
+                    <ns6:schemeClr val="accent1"/>
+                  </ns6:lnRef>
+                  <ns6:fillRef idx="0">
+                    <ns6:schemeClr val="accent1"/>
+                  </ns6:fillRef>
+                  <ns6:effectRef idx="0">
+                    <ns6:schemeClr val="accent1"/>
+                  </ns6:effectRef>
+                  <ns6:fontRef idx="minor">
+                    <ns6:schemeClr val="tx1"/>
+                  </ns6:fontRef>
+                </ns7:style>
+                <ns7:bodyPr/>
+              </ns7:wsp>
+            </ns6:graphicData>
+          </ns6:graphic>
+        </ns5:anchor>
+      </ns0:drawing>
+    </ns0:r>
+  </ns0:p>
+</ns0:hdr>
 </file>
 
 <file path=word/numbering.xml><?xml version="1.0" encoding="utf-8"?>

--- a/quotation-generator/assets/报价单模板-泰国公司.docx
+++ b/quotation-generator/assets/报价单模板-泰国公司.docx
@@ -4805,7 +4805,7 @@
         <w:rFonts w:ascii="FangSong" w:eastAsia="仿宋" w:hAnsi="FangSong"/>
         <w:sz w:val="18"/>
       </w:rPr>
-      <w:fldChar w:fldCharType="begin"/>
+      <w:fldChar w:fldCharType="begin" w:dirty="true"/>
     </w:r>
     <w:r>
       <w:rPr>
@@ -4847,7 +4847,7 @@
         <w:rFonts w:ascii="FangSong" w:eastAsia="仿宋" w:hAnsi="FangSong"/>
         <w:sz w:val="18"/>
       </w:rPr>
-      <w:fldChar w:fldCharType="begin"/>
+      <w:fldChar w:fldCharType="begin" w:dirty="true"/>
     </w:r>
     <w:r>
       <w:rPr>
